--- a/site/downloads/handbook-A1.docx
+++ b/site/downloads/handbook-A1.docx
@@ -2315,7 +2315,7 @@
           <w:b w:val="0"/>
           <w:i w:val="0"/>
         </w:rPr>
-        <w:t>Starter code:</w:t>
+        <w:t>Shape of the answer. The reference solution defines these names. Write the bodies yourself.</w:t>
       </w:r>
     </w:p>
     <w:tbl>
@@ -2353,7 +2353,7 @@
                 <w:b w:val="0"/>
                 <w:sz w:val="16"/>
               </w:rPr>
-              <w:t>def process(t, w):</w:t>
+              <w:t># Keep respondents flagged as in scope.</w:t>
             </w:r>
           </w:p>
           <w:p>
@@ -2376,7 +2376,7 @@
                 <w:b w:val="0"/>
                 <w:sz w:val="16"/>
               </w:rPr>
-              <w:t xml:space="preserve">    df = spark.table(t).filter(F.col("wave_id") == w)</w:t>
+              <w:t>def filter_in_scope(df: DataFrame) -&gt; DataFrame: ...</w:t>
             </w:r>
           </w:p>
           <w:p>
@@ -2399,7 +2399,7 @@
                 <w:b w:val="0"/>
                 <w:sz w:val="16"/>
               </w:rPr>
-              <w:t xml:space="preserve">    df = df.filter(F.col("in_scope") == True)</w:t>
+              <w:t xml:space="preserve"> </w:t>
             </w:r>
           </w:p>
           <w:p>
@@ -2422,7 +2422,7 @@
                 <w:b w:val="0"/>
                 <w:sz w:val="16"/>
               </w:rPr>
-              <w:t xml:space="preserve">    df = df.groupBy("wave_id", "region").agg(F.sum("final_weight").alias("weighted_base"))</w:t>
+              <w:t># Weighted base at wave x region grain.</w:t>
             </w:r>
           </w:p>
           <w:p>
@@ -2445,7 +2445,7 @@
                 <w:b w:val="0"/>
                 <w:sz w:val="16"/>
               </w:rPr>
-              <w:t xml:space="preserve">    df.write.mode("overwrite").saveAsTable("research_gold.nat_metrics")</w:t>
+              <w:t>def aggregate_base(df: DataFrame) -&gt; DataFrame: ...</w:t>
             </w:r>
           </w:p>
         </w:tc>
@@ -2453,435 +2453,12 @@
     </w:tbl>
     <w:p/>
     <w:p>
-      <w:pPr>
-        <w:pStyle w:val="Heading5"/>
-      </w:pPr>
-      <w:r>
-        <w:t>Exercise 5. Architecture design (level 5)</w:t>
-      </w:r>
-    </w:p>
-    <w:p>
-      <w:r>
-        <w:rPr>
-          <w:b w:val="0"/>
-          <w:i w:val="0"/>
-        </w:rPr>
-        <w:t>You split a gold notebook into functions. Where does each piece of work belong?</w:t>
-      </w:r>
-    </w:p>
-    <w:p>
-      <w:r>
-        <w:rPr>
-          <w:b w:val="0"/>
-          <w:i w:val="0"/>
-        </w:rPr>
-        <w:t>Options: Config file, Read function, Transform function, Orchestrator.</w:t>
-      </w:r>
-    </w:p>
-    <w:p>
-      <w:pPr>
-        <w:pStyle w:val="ListNumber"/>
-      </w:pPr>
-      <w:r>
-        <w:rPr>
-          <w:b w:val="0"/>
-          <w:i w:val="0"/>
-        </w:rPr>
-        <w:t>The name of the gold table for tracker nat</w:t>
-      </w:r>
-    </w:p>
-    <w:p>
-      <w:pPr>
-        <w:pStyle w:val="ListNumber"/>
-      </w:pPr>
-      <w:r>
-        <w:rPr>
-          <w:rFonts w:ascii="Consolas" w:hAnsi="Consolas" w:eastAsia="Consolas"/>
-          <w:b w:val="0"/>
-          <w:sz w:val="19"/>
-        </w:rPr>
-        <w:t>spark.table(silver).filter(wave_id == ...)</w:t>
-      </w:r>
-    </w:p>
-    <w:p>
-      <w:pPr>
-        <w:pStyle w:val="ListNumber"/>
-      </w:pPr>
-      <w:r>
-        <w:rPr>
-          <w:b w:val="0"/>
-          <w:i w:val="0"/>
-        </w:rPr>
-        <w:t>Summing weights by wave and region</w:t>
-      </w:r>
-    </w:p>
-    <w:p>
-      <w:pPr>
-        <w:pStyle w:val="ListNumber"/>
-      </w:pPr>
-      <w:r>
-        <w:rPr>
-          <w:b w:val="0"/>
-          <w:i w:val="0"/>
-        </w:rPr>
-        <w:t>Calling read, filter, aggregate and write in turn, then logging the run</w:t>
-      </w:r>
-    </w:p>
-    <w:p>
-      <w:pPr>
-        <w:pStyle w:val="Heading4"/>
-      </w:pPr>
-      <w:r>
-        <w:t>Sources</w:t>
-      </w:r>
-    </w:p>
-    <w:p>
-      <w:pPr>
-        <w:pStyle w:val="ListBullet"/>
-      </w:pPr>
-      <w:r>
-        <w:rPr>
-          <w:b w:val="0"/>
-          <w:i w:val="0"/>
-        </w:rPr>
-        <w:t xml:space="preserve">ruff rule E712 flags comparisons to True or False. (verified: Reference README lists it; ruff 0.16.9 flags </w:t>
-      </w:r>
-      <w:r>
-        <w:rPr>
-          <w:rFonts w:ascii="Consolas" w:hAnsi="Consolas" w:eastAsia="Consolas"/>
-          <w:b w:val="0"/>
-          <w:sz w:val="19"/>
-        </w:rPr>
-        <w:t>x == True</w:t>
-      </w:r>
-      <w:r>
-        <w:rPr>
-          <w:b w:val="0"/>
-          <w:i w:val="0"/>
-        </w:rPr>
-        <w:t xml:space="preserve"> under E712 in this repository.)</w:t>
-      </w:r>
-    </w:p>
-    <w:p>
-      <w:pPr>
-        <w:pStyle w:val="ListBullet"/>
-      </w:pPr>
-      <w:r>
-        <w:rPr>
-          <w:b w:val="0"/>
-          <w:i w:val="0"/>
-        </w:rPr>
-        <w:t>replaceWhere overwrites only matching rows in a Delta table. (verified: Run locally on delta-spark 4.0.1 (VERSIONS.md, Track A facts).)</w:t>
-      </w:r>
-    </w:p>
-    <w:p>
-      <w:pPr>
-        <w:pStyle w:val="Heading3"/>
-      </w:pPr>
-      <w:r>
-        <w:t>A1-L2 Type hints and docstrings a reviewer can trust</w:t>
-      </w:r>
-    </w:p>
-    <w:p>
-      <w:pPr>
-        <w:pStyle w:val="Heading4"/>
-      </w:pPr>
-      <w:r>
-        <w:t>Concept</w:t>
-      </w:r>
-    </w:p>
-    <w:p>
-      <w:r>
-        <w:rPr>
-          <w:b w:val="0"/>
-          <w:i w:val="0"/>
-        </w:rPr>
-        <w:t xml:space="preserve">A type hint states a contract. </w:t>
-      </w:r>
-      <w:r>
-        <w:rPr>
-          <w:rFonts w:ascii="Consolas" w:hAnsi="Consolas" w:eastAsia="Consolas"/>
-          <w:b w:val="0"/>
-          <w:sz w:val="19"/>
-        </w:rPr>
-        <w:t>keys: list[str]</w:t>
-      </w:r>
-      <w:r>
-        <w:rPr>
-          <w:b w:val="0"/>
-          <w:i w:val="0"/>
-        </w:rPr>
-        <w:t xml:space="preserve"> tells the caller, the reviewer and mypy that </w:t>
-      </w:r>
-      <w:r>
-        <w:rPr>
-          <w:rFonts w:ascii="Consolas" w:hAnsi="Consolas" w:eastAsia="Consolas"/>
-          <w:b w:val="0"/>
-          <w:sz w:val="19"/>
-        </w:rPr>
-        <w:t>keys</w:t>
-      </w:r>
-      <w:r>
-        <w:rPr>
-          <w:b w:val="0"/>
-          <w:i w:val="0"/>
-        </w:rPr>
-        <w:t xml:space="preserve"> is a list of column names. A bare </w:t>
-      </w:r>
-      <w:r>
-        <w:rPr>
-          <w:rFonts w:ascii="Consolas" w:hAnsi="Consolas" w:eastAsia="Consolas"/>
-          <w:b w:val="0"/>
-          <w:sz w:val="19"/>
-        </w:rPr>
-        <w:t>list</w:t>
-      </w:r>
-      <w:r>
-        <w:rPr>
-          <w:b w:val="0"/>
-          <w:i w:val="0"/>
-        </w:rPr>
-        <w:t xml:space="preserve"> says "some list". No hint says nothing.</w:t>
-      </w:r>
-    </w:p>
-    <w:p>
-      <w:r>
-        <w:rPr>
-          <w:b w:val="0"/>
-          <w:i w:val="0"/>
-        </w:rPr>
-        <w:t>Use the modern forms, valid from Python 3.10:</w:t>
-      </w:r>
-    </w:p>
-    <w:p>
-      <w:pPr>
-        <w:pStyle w:val="ListBullet"/>
-      </w:pPr>
-      <w:r>
-        <w:rPr>
-          <w:b w:val="0"/>
-          <w:i w:val="0"/>
-        </w:rPr>
-        <w:t xml:space="preserve">Built-in generics: </w:t>
-      </w:r>
-      <w:r>
-        <w:rPr>
-          <w:rFonts w:ascii="Consolas" w:hAnsi="Consolas" w:eastAsia="Consolas"/>
-          <w:b w:val="0"/>
-          <w:sz w:val="19"/>
-        </w:rPr>
-        <w:t>list[str]</w:t>
-      </w:r>
-      <w:r>
-        <w:rPr>
-          <w:b w:val="0"/>
-          <w:i w:val="0"/>
-        </w:rPr>
-        <w:t xml:space="preserve">, </w:t>
-      </w:r>
-      <w:r>
-        <w:rPr>
-          <w:rFonts w:ascii="Consolas" w:hAnsi="Consolas" w:eastAsia="Consolas"/>
-          <w:b w:val="0"/>
-          <w:sz w:val="19"/>
-        </w:rPr>
-        <w:t>dict[str, int]</w:t>
-      </w:r>
-      <w:r>
-        <w:rPr>
-          <w:b w:val="0"/>
-          <w:i w:val="0"/>
-        </w:rPr>
-        <w:t xml:space="preserve">, </w:t>
-      </w:r>
-      <w:r>
-        <w:rPr>
-          <w:rFonts w:ascii="Consolas" w:hAnsi="Consolas" w:eastAsia="Consolas"/>
-          <w:b w:val="0"/>
-          <w:sz w:val="19"/>
-        </w:rPr>
-        <w:t>tuple[str, ...]</w:t>
-      </w:r>
-      <w:r>
-        <w:rPr>
-          <w:b w:val="0"/>
-          <w:i w:val="0"/>
-        </w:rPr>
-        <w:t>.</w:t>
-      </w:r>
-    </w:p>
-    <w:p>
-      <w:pPr>
-        <w:pStyle w:val="ListBullet"/>
-      </w:pPr>
-      <w:r>
-        <w:rPr>
-          <w:b w:val="0"/>
-          <w:i w:val="0"/>
-        </w:rPr>
-        <w:t xml:space="preserve">Optional values: </w:t>
-      </w:r>
-      <w:r>
-        <w:rPr>
-          <w:rFonts w:ascii="Consolas" w:hAnsi="Consolas" w:eastAsia="Consolas"/>
-          <w:b w:val="0"/>
-          <w:sz w:val="19"/>
-        </w:rPr>
-        <w:t>str | None = None</w:t>
-      </w:r>
-      <w:r>
-        <w:rPr>
-          <w:b w:val="0"/>
-          <w:i w:val="0"/>
-        </w:rPr>
-        <w:t xml:space="preserve">. Never </w:t>
-      </w:r>
-      <w:r>
-        <w:rPr>
-          <w:rFonts w:ascii="Consolas" w:hAnsi="Consolas" w:eastAsia="Consolas"/>
-          <w:b w:val="0"/>
-          <w:sz w:val="19"/>
-        </w:rPr>
-        <w:t>str = None</w:t>
-      </w:r>
-      <w:r>
-        <w:rPr>
-          <w:b w:val="0"/>
-          <w:i w:val="0"/>
-        </w:rPr>
-        <w:t>, which claims the value is always a string.</w:t>
-      </w:r>
-    </w:p>
-    <w:p>
-      <w:pPr>
-        <w:pStyle w:val="ListBullet"/>
-      </w:pPr>
-      <w:r>
-        <w:rPr>
-          <w:b w:val="0"/>
-          <w:i w:val="0"/>
-        </w:rPr>
-        <w:t xml:space="preserve">Fixed sets of strings: </w:t>
-      </w:r>
-      <w:r>
-        <w:rPr>
-          <w:rFonts w:ascii="Consolas" w:hAnsi="Consolas" w:eastAsia="Consolas"/>
-          <w:b w:val="0"/>
-          <w:sz w:val="19"/>
-        </w:rPr>
-        <w:t>Literal["PASS", "WARN", "FAIL"]</w:t>
-      </w:r>
-      <w:r>
-        <w:rPr>
-          <w:b w:val="0"/>
-          <w:i w:val="0"/>
-        </w:rPr>
-        <w:t xml:space="preserve"> from </w:t>
-      </w:r>
-      <w:r>
-        <w:rPr>
-          <w:rFonts w:ascii="Consolas" w:hAnsi="Consolas" w:eastAsia="Consolas"/>
-          <w:b w:val="0"/>
-          <w:sz w:val="19"/>
-        </w:rPr>
-        <w:t>typing</w:t>
-      </w:r>
-      <w:r>
-        <w:rPr>
-          <w:b w:val="0"/>
-          <w:i w:val="0"/>
-        </w:rPr>
-        <w:t xml:space="preserve">. mypy then rejects </w:t>
-      </w:r>
-      <w:r>
-        <w:rPr>
-          <w:rFonts w:ascii="Consolas" w:hAnsi="Consolas" w:eastAsia="Consolas"/>
-          <w:b w:val="0"/>
-          <w:sz w:val="19"/>
-        </w:rPr>
-        <w:t>"pass"</w:t>
-      </w:r>
-      <w:r>
-        <w:rPr>
-          <w:b w:val="0"/>
-          <w:i w:val="0"/>
-        </w:rPr>
-        <w:t xml:space="preserve"> or </w:t>
-      </w:r>
-      <w:r>
-        <w:rPr>
-          <w:rFonts w:ascii="Consolas" w:hAnsi="Consolas" w:eastAsia="Consolas"/>
-          <w:b w:val="0"/>
-          <w:sz w:val="19"/>
-        </w:rPr>
-        <w:t>"FAILED"</w:t>
-      </w:r>
-      <w:r>
-        <w:rPr>
-          <w:b w:val="0"/>
-          <w:i w:val="0"/>
-        </w:rPr>
-        <w:t>.</w:t>
-      </w:r>
-    </w:p>
-    <w:p>
-      <w:pPr>
-        <w:pStyle w:val="ListBullet"/>
-      </w:pPr>
-      <w:r>
-        <w:rPr>
-          <w:b w:val="0"/>
-          <w:i w:val="0"/>
-        </w:rPr>
-        <w:t xml:space="preserve">A return type on every function, including </w:t>
-      </w:r>
-      <w:r>
-        <w:rPr>
-          <w:rFonts w:ascii="Consolas" w:hAnsi="Consolas" w:eastAsia="Consolas"/>
-          <w:b w:val="0"/>
-          <w:sz w:val="19"/>
-        </w:rPr>
-        <w:t>-&gt; None</w:t>
-      </w:r>
-      <w:r>
-        <w:rPr>
-          <w:b w:val="0"/>
-          <w:i w:val="0"/>
-        </w:rPr>
-        <w:t>.</w:t>
-      </w:r>
-    </w:p>
-    <w:p>
-      <w:r>
-        <w:rPr>
-          <w:b w:val="0"/>
-          <w:i w:val="0"/>
-        </w:rPr>
-        <w:t xml:space="preserve">Run </w:t>
-      </w:r>
-      <w:r>
-        <w:rPr>
-          <w:rFonts w:ascii="Consolas" w:hAnsi="Consolas" w:eastAsia="Consolas"/>
-          <w:b w:val="0"/>
-          <w:sz w:val="19"/>
-        </w:rPr>
-        <w:t>mypy --strict</w:t>
-      </w:r>
-      <w:r>
-        <w:rPr>
-          <w:b w:val="0"/>
-          <w:i w:val="0"/>
-        </w:rPr>
-        <w:t xml:space="preserve"> in CI. Strict mode refuses functions without hints, so gaps cannot creep back.</w:t>
-      </w:r>
-    </w:p>
-    <w:p>
-      <w:r>
-        <w:rPr>
-          <w:b w:val="0"/>
-          <w:i w:val="0"/>
-        </w:rPr>
-        <w:t>A docstring explains what hints cannot: meaning, units, grain and failure modes. Use the Google style:</w:t>
+      <w:r>
+        <w:rPr>
+          <w:b w:val="0"/>
+          <w:i w:val="0"/>
+        </w:rPr>
+        <w:t>Starter code:</w:t>
       </w:r>
     </w:p>
     <w:tbl>
@@ -2919,7 +2496,7 @@
                 <w:b w:val="0"/>
                 <w:sz w:val="16"/>
               </w:rPr>
-              <w:t>def weighted_share(df: DataFrame, flag_col: str) -&gt; float | None:</w:t>
+              <w:t>def process(t, w):</w:t>
             </w:r>
           </w:p>
           <w:p>
@@ -2942,7 +2519,7 @@
                 <w:b w:val="0"/>
                 <w:sz w:val="16"/>
               </w:rPr>
-              <w:t xml:space="preserve">    """Weighted share of rows where flag_col is 1.</w:t>
+              <w:t xml:space="preserve">    df = spark.table(t).filter(F.col("wave_id") == w)</w:t>
             </w:r>
           </w:p>
           <w:p>
@@ -2965,7 +2542,7 @@
                 <w:b w:val="0"/>
                 <w:sz w:val="16"/>
               </w:rPr>
-              <w:t xml:space="preserve"> </w:t>
+              <w:t xml:space="preserve">    df = df.filter(F.col("in_scope") == True)</w:t>
             </w:r>
           </w:p>
           <w:p>
@@ -2988,7 +2565,7 @@
                 <w:b w:val="0"/>
                 <w:sz w:val="16"/>
               </w:rPr>
-              <w:t xml:space="preserve">    Args:</w:t>
+              <w:t xml:space="preserve">    df = df.groupBy("wave_id", "region").agg(F.sum("final_weight").alias("weighted_base"))</w:t>
             </w:r>
           </w:p>
           <w:p>
@@ -3011,191 +2588,7 @@
                 <w:b w:val="0"/>
                 <w:sz w:val="16"/>
               </w:rPr>
-              <w:t xml:space="preserve">        df: Respondents with final_weight.</w:t>
-            </w:r>
-          </w:p>
-          <w:p>
-            <w:pPr>
-              <w:spacing w:before="0" w:after="0" w:line="240" w:lineRule="auto"/>
-              <w:ind w:left="567" w:hanging="567"/>
-            </w:pPr>
-            <w:r>
-              <w:rPr>
-                <w:rFonts w:ascii="Consolas" w:hAnsi="Consolas" w:eastAsia="Consolas"/>
-                <w:b w:val="0"/>
-                <w:color w:val="5B6875"/>
-                <w:sz w:val="16"/>
-              </w:rPr>
-              <w:t xml:space="preserve">   6  </w:t>
-            </w:r>
-            <w:r>
-              <w:rPr>
-                <w:rFonts w:ascii="Consolas" w:hAnsi="Consolas" w:eastAsia="Consolas"/>
-                <w:b w:val="0"/>
-                <w:sz w:val="16"/>
-              </w:rPr>
-              <w:t xml:space="preserve">        flag_col: 0/1 column to share.</w:t>
-            </w:r>
-          </w:p>
-          <w:p>
-            <w:pPr>
-              <w:spacing w:before="0" w:after="0" w:line="240" w:lineRule="auto"/>
-              <w:ind w:left="567" w:hanging="567"/>
-            </w:pPr>
-            <w:r>
-              <w:rPr>
-                <w:rFonts w:ascii="Consolas" w:hAnsi="Consolas" w:eastAsia="Consolas"/>
-                <w:b w:val="0"/>
-                <w:color w:val="5B6875"/>
-                <w:sz w:val="16"/>
-              </w:rPr>
-              <w:t xml:space="preserve">   7  </w:t>
-            </w:r>
-            <w:r>
-              <w:rPr>
-                <w:rFonts w:ascii="Consolas" w:hAnsi="Consolas" w:eastAsia="Consolas"/>
-                <w:b w:val="0"/>
-                <w:sz w:val="16"/>
-              </w:rPr>
-              <w:t xml:space="preserve"> </w:t>
-            </w:r>
-          </w:p>
-          <w:p>
-            <w:pPr>
-              <w:spacing w:before="0" w:after="0" w:line="240" w:lineRule="auto"/>
-              <w:ind w:left="567" w:hanging="567"/>
-            </w:pPr>
-            <w:r>
-              <w:rPr>
-                <w:rFonts w:ascii="Consolas" w:hAnsi="Consolas" w:eastAsia="Consolas"/>
-                <w:b w:val="0"/>
-                <w:color w:val="5B6875"/>
-                <w:sz w:val="16"/>
-              </w:rPr>
-              <w:t xml:space="preserve">   8  </w:t>
-            </w:r>
-            <w:r>
-              <w:rPr>
-                <w:rFonts w:ascii="Consolas" w:hAnsi="Consolas" w:eastAsia="Consolas"/>
-                <w:b w:val="0"/>
-                <w:sz w:val="16"/>
-              </w:rPr>
-              <w:t xml:space="preserve">    Returns:</w:t>
-            </w:r>
-          </w:p>
-          <w:p>
-            <w:pPr>
-              <w:spacing w:before="0" w:after="0" w:line="240" w:lineRule="auto"/>
-              <w:ind w:left="567" w:hanging="567"/>
-            </w:pPr>
-            <w:r>
-              <w:rPr>
-                <w:rFonts w:ascii="Consolas" w:hAnsi="Consolas" w:eastAsia="Consolas"/>
-                <w:b w:val="0"/>
-                <w:color w:val="5B6875"/>
-                <w:sz w:val="16"/>
-              </w:rPr>
-              <w:t xml:space="preserve">   9  </w:t>
-            </w:r>
-            <w:r>
-              <w:rPr>
-                <w:rFonts w:ascii="Consolas" w:hAnsi="Consolas" w:eastAsia="Consolas"/>
-                <w:b w:val="0"/>
-                <w:sz w:val="16"/>
-              </w:rPr>
-              <w:t xml:space="preserve">        Share between 0 and 1, or None when the total weight is 0.</w:t>
-            </w:r>
-          </w:p>
-          <w:p>
-            <w:pPr>
-              <w:spacing w:before="0" w:after="0" w:line="240" w:lineRule="auto"/>
-              <w:ind w:left="567" w:hanging="567"/>
-            </w:pPr>
-            <w:r>
-              <w:rPr>
-                <w:rFonts w:ascii="Consolas" w:hAnsi="Consolas" w:eastAsia="Consolas"/>
-                <w:b w:val="0"/>
-                <w:color w:val="5B6875"/>
-                <w:sz w:val="16"/>
-              </w:rPr>
-              <w:t xml:space="preserve">  10  </w:t>
-            </w:r>
-            <w:r>
-              <w:rPr>
-                <w:rFonts w:ascii="Consolas" w:hAnsi="Consolas" w:eastAsia="Consolas"/>
-                <w:b w:val="0"/>
-                <w:sz w:val="16"/>
-              </w:rPr>
-              <w:t xml:space="preserve"> </w:t>
-            </w:r>
-          </w:p>
-          <w:p>
-            <w:pPr>
-              <w:spacing w:before="0" w:after="0" w:line="240" w:lineRule="auto"/>
-              <w:ind w:left="567" w:hanging="567"/>
-            </w:pPr>
-            <w:r>
-              <w:rPr>
-                <w:rFonts w:ascii="Consolas" w:hAnsi="Consolas" w:eastAsia="Consolas"/>
-                <w:b w:val="0"/>
-                <w:color w:val="5B6875"/>
-                <w:sz w:val="16"/>
-              </w:rPr>
-              <w:t xml:space="preserve">  11  </w:t>
-            </w:r>
-            <w:r>
-              <w:rPr>
-                <w:rFonts w:ascii="Consolas" w:hAnsi="Consolas" w:eastAsia="Consolas"/>
-                <w:b w:val="0"/>
-                <w:sz w:val="16"/>
-              </w:rPr>
-              <w:t xml:space="preserve">    Raises:</w:t>
-            </w:r>
-          </w:p>
-          <w:p>
-            <w:pPr>
-              <w:spacing w:before="0" w:after="0" w:line="240" w:lineRule="auto"/>
-              <w:ind w:left="567" w:hanging="567"/>
-            </w:pPr>
-            <w:r>
-              <w:rPr>
-                <w:rFonts w:ascii="Consolas" w:hAnsi="Consolas" w:eastAsia="Consolas"/>
-                <w:b w:val="0"/>
-                <w:color w:val="5B6875"/>
-                <w:sz w:val="16"/>
-              </w:rPr>
-              <w:t xml:space="preserve">  12  </w:t>
-            </w:r>
-            <w:r>
-              <w:rPr>
-                <w:rFonts w:ascii="Consolas" w:hAnsi="Consolas" w:eastAsia="Consolas"/>
-                <w:b w:val="0"/>
-                <w:sz w:val="16"/>
-              </w:rPr>
-              <w:t xml:space="preserve">        ValueError: If flag_col is missing from df.</w:t>
-            </w:r>
-          </w:p>
-          <w:p>
-            <w:pPr>
-              <w:spacing w:before="0" w:after="0" w:line="240" w:lineRule="auto"/>
-              <w:ind w:left="567" w:hanging="567"/>
-            </w:pPr>
-            <w:r>
-              <w:rPr>
-                <w:rFonts w:ascii="Consolas" w:hAnsi="Consolas" w:eastAsia="Consolas"/>
-                <w:b w:val="0"/>
-                <w:color w:val="5B6875"/>
-                <w:sz w:val="16"/>
-              </w:rPr>
-              <w:t xml:space="preserve">  13  </w:t>
-            </w:r>
-            <w:r>
-              <w:rPr>
-                <w:rFonts w:ascii="Consolas" w:hAnsi="Consolas" w:eastAsia="Consolas"/>
-                <w:b w:val="0"/>
-                <w:sz w:val="16"/>
-              </w:rPr>
-              <w:t xml:space="preserve">    """</w:t>
+              <w:t xml:space="preserve">    df.write.mode("overwrite").saveAsTable("research_gold.nat_metrics")</w:t>
             </w:r>
           </w:p>
         </w:tc>
@@ -3203,12 +2596,11 @@
     </w:tbl>
     <w:p/>
     <w:p>
-      <w:r>
-        <w:rPr>
-          <w:b w:val="0"/>
-          <w:i w:val="0"/>
-        </w:rPr>
-        <w:t>The first line fits on one line and says what the function returns or does. Args, Returns and Raises follow. A reviewer reads the docstring, then checks the body against it. A mismatch between the two is a bug in one of them.</w:t>
+      <w:pPr>
+        <w:pStyle w:val="Heading5"/>
+      </w:pPr>
+      <w:r>
+        <w:t>Exercise 5. Architecture design (level 5)</w:t>
       </w:r>
     </w:p>
     <w:p>
@@ -3217,7 +2609,65 @@
           <w:b w:val="0"/>
           <w:i w:val="0"/>
         </w:rPr>
-        <w:t>PySpark is not fully typed, and mypy cannot see column names. Hints still catch the most common mistake: passing the wrong kind of object.</w:t>
+        <w:t>You split a gold notebook into functions. Where does each piece of work belong?</w:t>
+      </w:r>
+    </w:p>
+    <w:p>
+      <w:r>
+        <w:rPr>
+          <w:b w:val="0"/>
+          <w:i w:val="0"/>
+        </w:rPr>
+        <w:t>Options: Config file, Read function, Transform function, Orchestrator.</w:t>
+      </w:r>
+    </w:p>
+    <w:p>
+      <w:pPr>
+        <w:pStyle w:val="ListNumber"/>
+      </w:pPr>
+      <w:r>
+        <w:rPr>
+          <w:b w:val="0"/>
+          <w:i w:val="0"/>
+        </w:rPr>
+        <w:t>The name of the gold table for tracker nat</w:t>
+      </w:r>
+    </w:p>
+    <w:p>
+      <w:pPr>
+        <w:pStyle w:val="ListNumber"/>
+      </w:pPr>
+      <w:r>
+        <w:rPr>
+          <w:rFonts w:ascii="Consolas" w:hAnsi="Consolas" w:eastAsia="Consolas"/>
+          <w:b w:val="0"/>
+          <w:sz w:val="19"/>
+        </w:rPr>
+        <w:t>spark.table(silver).filter(wave_id == ...)</w:t>
+      </w:r>
+    </w:p>
+    <w:p>
+      <w:pPr>
+        <w:pStyle w:val="ListNumber"/>
+      </w:pPr>
+      <w:r>
+        <w:rPr>
+          <w:b w:val="0"/>
+          <w:i w:val="0"/>
+        </w:rPr>
+        <w:t>Summing weights by wave and region</w:t>
+      </w:r>
+    </w:p>
+    <w:p>
+      <w:pPr>
+        <w:pStyle w:val="ListNumber"/>
+      </w:pPr>
+      <w:r>
+        <w:rPr>
+          <w:b w:val="0"/>
+          <w:i w:val="0"/>
+        </w:rPr>
+        <w:t>Calling read, filter, aggregate and write in turn, then logging the run</w:t>
       </w:r>
     </w:p>
     <w:p>
@@ -3225,16 +2675,19 @@
         <w:pStyle w:val="Heading4"/>
       </w:pPr>
       <w:r>
-        <w:t>Why it matters</w:t>
+        <w:t>Sources</w:t>
       </w:r>
     </w:p>
     <w:p>
-      <w:r>
-        <w:rPr>
-          <w:b w:val="0"/>
-          <w:i w:val="0"/>
-        </w:rPr>
-        <w:t xml:space="preserve">The reference </w:t>
+      <w:pPr>
+        <w:pStyle w:val="ListBullet"/>
+      </w:pPr>
+      <w:r>
+        <w:rPr>
+          <w:b w:val="0"/>
+          <w:i w:val="0"/>
+        </w:rPr>
+        <w:t xml:space="preserve">ruff rule E712 flags comparisons to True or False. (verified: Reference README lists it; ruff 0.16.9 flags </w:t>
       </w:r>
       <w:r>
         <w:rPr>
@@ -3242,128 +2695,34 @@
           <w:b w:val="0"/>
           <w:sz w:val="19"/>
         </w:rPr>
-        <w:t>upsert_silver</w:t>
-      </w:r>
-      <w:r>
-        <w:rPr>
-          <w:b w:val="0"/>
-          <w:i w:val="0"/>
-        </w:rPr>
-        <w:t xml:space="preserve"> takes </w:t>
-      </w:r>
-      <w:r>
-        <w:rPr>
-          <w:rFonts w:ascii="Consolas" w:hAnsi="Consolas" w:eastAsia="Consolas"/>
-          <w:b w:val="0"/>
-          <w:sz w:val="19"/>
-        </w:rPr>
-        <w:t>merge_keys: list</w:t>
-      </w:r>
-      <w:r>
-        <w:rPr>
-          <w:b w:val="0"/>
-          <w:i w:val="0"/>
-        </w:rPr>
-        <w:t xml:space="preserve">. A caller passes the string </w:t>
-      </w:r>
-      <w:r>
-        <w:rPr>
-          <w:rFonts w:ascii="Consolas" w:hAnsi="Consolas" w:eastAsia="Consolas"/>
-          <w:b w:val="0"/>
-          <w:sz w:val="19"/>
-        </w:rPr>
-        <w:t>"respondent_id"</w:t>
-      </w:r>
-      <w:r>
-        <w:rPr>
-          <w:b w:val="0"/>
-          <w:i w:val="0"/>
-        </w:rPr>
-        <w:t xml:space="preserve"> instead of </w:t>
-      </w:r>
-      <w:r>
-        <w:rPr>
-          <w:rFonts w:ascii="Consolas" w:hAnsi="Consolas" w:eastAsia="Consolas"/>
-          <w:b w:val="0"/>
-          <w:sz w:val="19"/>
-        </w:rPr>
-        <w:t>["respondent_id"]</w:t>
-      </w:r>
-      <w:r>
-        <w:rPr>
-          <w:b w:val="0"/>
-          <w:i w:val="0"/>
-        </w:rPr>
-        <w:t xml:space="preserve">. Python iterates a string character by character, so the join builds </w:t>
-      </w:r>
-      <w:r>
-        <w:rPr>
-          <w:rFonts w:ascii="Consolas" w:hAnsi="Consolas" w:eastAsia="Consolas"/>
-          <w:b w:val="0"/>
-          <w:sz w:val="19"/>
-        </w:rPr>
-        <w:t>t.r = s.r AND t.e = s.e AND ...</w:t>
-      </w:r>
-      <w:r>
-        <w:rPr>
-          <w:b w:val="0"/>
-          <w:i w:val="0"/>
-        </w:rPr>
-        <w:t>. The MERGE fails with a column-not-found error at 02:00, and the on-call engineer spends an hour reading the wrong part of the stack trace.</w:t>
+        <w:t>x == True</w:t>
+      </w:r>
+      <w:r>
+        <w:rPr>
+          <w:b w:val="0"/>
+          <w:i w:val="0"/>
+        </w:rPr>
+        <w:t xml:space="preserve"> under E712 in this repository.)</w:t>
       </w:r>
     </w:p>
     <w:p>
-      <w:r>
-        <w:rPr>
-          <w:b w:val="0"/>
-          <w:i w:val="0"/>
-        </w:rPr>
-        <w:t xml:space="preserve">With </w:t>
-      </w:r>
-      <w:r>
-        <w:rPr>
-          <w:rFonts w:ascii="Consolas" w:hAnsi="Consolas" w:eastAsia="Consolas"/>
-          <w:b w:val="0"/>
-          <w:sz w:val="19"/>
-        </w:rPr>
-        <w:t>merge_keys: list[str]</w:t>
-      </w:r>
-      <w:r>
-        <w:rPr>
-          <w:b w:val="0"/>
-          <w:i w:val="0"/>
-        </w:rPr>
-        <w:t xml:space="preserve">, mypy flags the call in CI: a </w:t>
-      </w:r>
-      <w:r>
-        <w:rPr>
-          <w:rFonts w:ascii="Consolas" w:hAnsi="Consolas" w:eastAsia="Consolas"/>
-          <w:b w:val="0"/>
-          <w:sz w:val="19"/>
-        </w:rPr>
-        <w:t>str</w:t>
-      </w:r>
-      <w:r>
-        <w:rPr>
-          <w:b w:val="0"/>
-          <w:i w:val="0"/>
-        </w:rPr>
-        <w:t xml:space="preserve"> is not a </w:t>
-      </w:r>
-      <w:r>
-        <w:rPr>
-          <w:rFonts w:ascii="Consolas" w:hAnsi="Consolas" w:eastAsia="Consolas"/>
-          <w:b w:val="0"/>
-          <w:sz w:val="19"/>
-        </w:rPr>
-        <w:t>list[str]</w:t>
-      </w:r>
-      <w:r>
-        <w:rPr>
-          <w:b w:val="0"/>
-          <w:i w:val="0"/>
-        </w:rPr>
-        <w:t>. The bug never reaches the scheduler.</w:t>
+      <w:pPr>
+        <w:pStyle w:val="ListBullet"/>
+      </w:pPr>
+      <w:r>
+        <w:rPr>
+          <w:b w:val="0"/>
+          <w:i w:val="0"/>
+        </w:rPr>
+        <w:t>replaceWhere overwrites only matching rows in a Delta table. (verified: Run locally on delta-spark 4.0.1 (VERSIONS.md, Track A facts).)</w:t>
+      </w:r>
+    </w:p>
+    <w:p>
+      <w:pPr>
+        <w:pStyle w:val="Heading3"/>
+      </w:pPr>
+      <w:r>
+        <w:t>A1-L2 Type hints and docstrings a reviewer can trust</w:t>
       </w:r>
     </w:p>
     <w:p>
@@ -3371,7 +2730,301 @@
         <w:pStyle w:val="Heading4"/>
       </w:pPr>
       <w:r>
-        <w:t>Worked example: weak code</w:t>
+        <w:t>Concept</w:t>
+      </w:r>
+    </w:p>
+    <w:p>
+      <w:r>
+        <w:rPr>
+          <w:b w:val="0"/>
+          <w:i w:val="0"/>
+        </w:rPr>
+        <w:t xml:space="preserve">A type hint states a contract. </w:t>
+      </w:r>
+      <w:r>
+        <w:rPr>
+          <w:rFonts w:ascii="Consolas" w:hAnsi="Consolas" w:eastAsia="Consolas"/>
+          <w:b w:val="0"/>
+          <w:sz w:val="19"/>
+        </w:rPr>
+        <w:t>keys: list[str]</w:t>
+      </w:r>
+      <w:r>
+        <w:rPr>
+          <w:b w:val="0"/>
+          <w:i w:val="0"/>
+        </w:rPr>
+        <w:t xml:space="preserve"> tells the caller, the reviewer and mypy that </w:t>
+      </w:r>
+      <w:r>
+        <w:rPr>
+          <w:rFonts w:ascii="Consolas" w:hAnsi="Consolas" w:eastAsia="Consolas"/>
+          <w:b w:val="0"/>
+          <w:sz w:val="19"/>
+        </w:rPr>
+        <w:t>keys</w:t>
+      </w:r>
+      <w:r>
+        <w:rPr>
+          <w:b w:val="0"/>
+          <w:i w:val="0"/>
+        </w:rPr>
+        <w:t xml:space="preserve"> is a list of column names. A bare </w:t>
+      </w:r>
+      <w:r>
+        <w:rPr>
+          <w:rFonts w:ascii="Consolas" w:hAnsi="Consolas" w:eastAsia="Consolas"/>
+          <w:b w:val="0"/>
+          <w:sz w:val="19"/>
+        </w:rPr>
+        <w:t>list</w:t>
+      </w:r>
+      <w:r>
+        <w:rPr>
+          <w:b w:val="0"/>
+          <w:i w:val="0"/>
+        </w:rPr>
+        <w:t xml:space="preserve"> says "some list". No hint says nothing.</w:t>
+      </w:r>
+    </w:p>
+    <w:p>
+      <w:r>
+        <w:rPr>
+          <w:b w:val="0"/>
+          <w:i w:val="0"/>
+        </w:rPr>
+        <w:t>Use the modern forms, valid from Python 3.10:</w:t>
+      </w:r>
+    </w:p>
+    <w:p>
+      <w:pPr>
+        <w:pStyle w:val="ListBullet"/>
+      </w:pPr>
+      <w:r>
+        <w:rPr>
+          <w:b w:val="0"/>
+          <w:i w:val="0"/>
+        </w:rPr>
+        <w:t xml:space="preserve">Built-in generics: </w:t>
+      </w:r>
+      <w:r>
+        <w:rPr>
+          <w:rFonts w:ascii="Consolas" w:hAnsi="Consolas" w:eastAsia="Consolas"/>
+          <w:b w:val="0"/>
+          <w:sz w:val="19"/>
+        </w:rPr>
+        <w:t>list[str]</w:t>
+      </w:r>
+      <w:r>
+        <w:rPr>
+          <w:b w:val="0"/>
+          <w:i w:val="0"/>
+        </w:rPr>
+        <w:t xml:space="preserve">, </w:t>
+      </w:r>
+      <w:r>
+        <w:rPr>
+          <w:rFonts w:ascii="Consolas" w:hAnsi="Consolas" w:eastAsia="Consolas"/>
+          <w:b w:val="0"/>
+          <w:sz w:val="19"/>
+        </w:rPr>
+        <w:t>dict[str, int]</w:t>
+      </w:r>
+      <w:r>
+        <w:rPr>
+          <w:b w:val="0"/>
+          <w:i w:val="0"/>
+        </w:rPr>
+        <w:t xml:space="preserve">, </w:t>
+      </w:r>
+      <w:r>
+        <w:rPr>
+          <w:rFonts w:ascii="Consolas" w:hAnsi="Consolas" w:eastAsia="Consolas"/>
+          <w:b w:val="0"/>
+          <w:sz w:val="19"/>
+        </w:rPr>
+        <w:t>tuple[str, ...]</w:t>
+      </w:r>
+      <w:r>
+        <w:rPr>
+          <w:b w:val="0"/>
+          <w:i w:val="0"/>
+        </w:rPr>
+        <w:t>.</w:t>
+      </w:r>
+    </w:p>
+    <w:p>
+      <w:pPr>
+        <w:pStyle w:val="ListBullet"/>
+      </w:pPr>
+      <w:r>
+        <w:rPr>
+          <w:b w:val="0"/>
+          <w:i w:val="0"/>
+        </w:rPr>
+        <w:t xml:space="preserve">Optional values: </w:t>
+      </w:r>
+      <w:r>
+        <w:rPr>
+          <w:rFonts w:ascii="Consolas" w:hAnsi="Consolas" w:eastAsia="Consolas"/>
+          <w:b w:val="0"/>
+          <w:sz w:val="19"/>
+        </w:rPr>
+        <w:t>str | None = None</w:t>
+      </w:r>
+      <w:r>
+        <w:rPr>
+          <w:b w:val="0"/>
+          <w:i w:val="0"/>
+        </w:rPr>
+        <w:t xml:space="preserve">. Never </w:t>
+      </w:r>
+      <w:r>
+        <w:rPr>
+          <w:rFonts w:ascii="Consolas" w:hAnsi="Consolas" w:eastAsia="Consolas"/>
+          <w:b w:val="0"/>
+          <w:sz w:val="19"/>
+        </w:rPr>
+        <w:t>str = None</w:t>
+      </w:r>
+      <w:r>
+        <w:rPr>
+          <w:b w:val="0"/>
+          <w:i w:val="0"/>
+        </w:rPr>
+        <w:t>, which claims the value is always a string.</w:t>
+      </w:r>
+    </w:p>
+    <w:p>
+      <w:pPr>
+        <w:pStyle w:val="ListBullet"/>
+      </w:pPr>
+      <w:r>
+        <w:rPr>
+          <w:b w:val="0"/>
+          <w:i w:val="0"/>
+        </w:rPr>
+        <w:t xml:space="preserve">Fixed sets of strings: </w:t>
+      </w:r>
+      <w:r>
+        <w:rPr>
+          <w:rFonts w:ascii="Consolas" w:hAnsi="Consolas" w:eastAsia="Consolas"/>
+          <w:b w:val="0"/>
+          <w:sz w:val="19"/>
+        </w:rPr>
+        <w:t>Literal["PASS", "WARN", "FAIL"]</w:t>
+      </w:r>
+      <w:r>
+        <w:rPr>
+          <w:b w:val="0"/>
+          <w:i w:val="0"/>
+        </w:rPr>
+        <w:t xml:space="preserve"> from </w:t>
+      </w:r>
+      <w:r>
+        <w:rPr>
+          <w:rFonts w:ascii="Consolas" w:hAnsi="Consolas" w:eastAsia="Consolas"/>
+          <w:b w:val="0"/>
+          <w:sz w:val="19"/>
+        </w:rPr>
+        <w:t>typing</w:t>
+      </w:r>
+      <w:r>
+        <w:rPr>
+          <w:b w:val="0"/>
+          <w:i w:val="0"/>
+        </w:rPr>
+        <w:t xml:space="preserve">. mypy then rejects </w:t>
+      </w:r>
+      <w:r>
+        <w:rPr>
+          <w:rFonts w:ascii="Consolas" w:hAnsi="Consolas" w:eastAsia="Consolas"/>
+          <w:b w:val="0"/>
+          <w:sz w:val="19"/>
+        </w:rPr>
+        <w:t>"pass"</w:t>
+      </w:r>
+      <w:r>
+        <w:rPr>
+          <w:b w:val="0"/>
+          <w:i w:val="0"/>
+        </w:rPr>
+        <w:t xml:space="preserve"> or </w:t>
+      </w:r>
+      <w:r>
+        <w:rPr>
+          <w:rFonts w:ascii="Consolas" w:hAnsi="Consolas" w:eastAsia="Consolas"/>
+          <w:b w:val="0"/>
+          <w:sz w:val="19"/>
+        </w:rPr>
+        <w:t>"FAILED"</w:t>
+      </w:r>
+      <w:r>
+        <w:rPr>
+          <w:b w:val="0"/>
+          <w:i w:val="0"/>
+        </w:rPr>
+        <w:t>.</w:t>
+      </w:r>
+    </w:p>
+    <w:p>
+      <w:pPr>
+        <w:pStyle w:val="ListBullet"/>
+      </w:pPr>
+      <w:r>
+        <w:rPr>
+          <w:b w:val="0"/>
+          <w:i w:val="0"/>
+        </w:rPr>
+        <w:t xml:space="preserve">A return type on every function, including </w:t>
+      </w:r>
+      <w:r>
+        <w:rPr>
+          <w:rFonts w:ascii="Consolas" w:hAnsi="Consolas" w:eastAsia="Consolas"/>
+          <w:b w:val="0"/>
+          <w:sz w:val="19"/>
+        </w:rPr>
+        <w:t>-&gt; None</w:t>
+      </w:r>
+      <w:r>
+        <w:rPr>
+          <w:b w:val="0"/>
+          <w:i w:val="0"/>
+        </w:rPr>
+        <w:t>.</w:t>
+      </w:r>
+    </w:p>
+    <w:p>
+      <w:r>
+        <w:rPr>
+          <w:b w:val="0"/>
+          <w:i w:val="0"/>
+        </w:rPr>
+        <w:t xml:space="preserve">Run </w:t>
+      </w:r>
+      <w:r>
+        <w:rPr>
+          <w:rFonts w:ascii="Consolas" w:hAnsi="Consolas" w:eastAsia="Consolas"/>
+          <w:b w:val="0"/>
+          <w:sz w:val="19"/>
+        </w:rPr>
+        <w:t>mypy --strict</w:t>
+      </w:r>
+      <w:r>
+        <w:rPr>
+          <w:b w:val="0"/>
+          <w:i w:val="0"/>
+        </w:rPr>
+        <w:t xml:space="preserve"> in CI. Strict mode refuses functions without hints, so gaps cannot creep back.</w:t>
+      </w:r>
+    </w:p>
+    <w:p>
+      <w:r>
+        <w:rPr>
+          <w:b w:val="0"/>
+          <w:i w:val="0"/>
+        </w:rPr>
+        <w:t>A docstring explains what hints cannot: meaning, units, grain and failure modes. Use the Google style:</w:t>
       </w:r>
     </w:p>
     <w:tbl>
@@ -3397,19 +3050,19 @@
             <w:r>
               <w:rPr>
                 <w:rFonts w:ascii="Consolas" w:hAnsi="Consolas" w:eastAsia="Consolas"/>
-                <w:b/>
+                <w:b w:val="0"/>
                 <w:color w:val="5B6875"/>
                 <w:sz w:val="16"/>
               </w:rPr>
-              <w:t xml:space="preserve"> [2]  </w:t>
-            </w:r>
-            <w:r>
-              <w:rPr>
-                <w:rFonts w:ascii="Consolas" w:hAnsi="Consolas" w:eastAsia="Consolas"/>
-                <w:b w:val="0"/>
-                <w:sz w:val="16"/>
-              </w:rPr>
-              <w:t>def log_pipeline_run(pipeline_name, layer, rows_processed, status, error_message: str = None):</w:t>
+              <w:t xml:space="preserve">   1  </w:t>
+            </w:r>
+            <w:r>
+              <w:rPr>
+                <w:rFonts w:ascii="Consolas" w:hAnsi="Consolas" w:eastAsia="Consolas"/>
+                <w:b w:val="0"/>
+                <w:sz w:val="16"/>
+              </w:rPr>
+              <w:t>def weighted_share(df: DataFrame, flag_col: str) -&gt; float | None:</w:t>
             </w:r>
           </w:p>
           <w:p>
@@ -3420,19 +3073,19 @@
             <w:r>
               <w:rPr>
                 <w:rFonts w:ascii="Consolas" w:hAnsi="Consolas" w:eastAsia="Consolas"/>
-                <w:b/>
+                <w:b w:val="0"/>
                 <w:color w:val="5B6875"/>
                 <w:sz w:val="16"/>
               </w:rPr>
-              <w:t xml:space="preserve"> [3]  </w:t>
-            </w:r>
-            <w:r>
-              <w:rPr>
-                <w:rFonts w:ascii="Consolas" w:hAnsi="Consolas" w:eastAsia="Consolas"/>
-                <w:b w:val="0"/>
-                <w:sz w:val="16"/>
-              </w:rPr>
-              <w:t xml:space="preserve">    """Append one record per pipeline run to the governance run log."""</w:t>
+              <w:t xml:space="preserve">   2  </w:t>
+            </w:r>
+            <w:r>
+              <w:rPr>
+                <w:rFonts w:ascii="Consolas" w:hAnsi="Consolas" w:eastAsia="Consolas"/>
+                <w:b w:val="0"/>
+                <w:sz w:val="16"/>
+              </w:rPr>
+              <w:t xml:space="preserve">    """Weighted share of rows where flag_col is 1.</w:t>
             </w:r>
           </w:p>
           <w:p>
@@ -3455,7 +3108,7 @@
                 <w:b w:val="0"/>
                 <w:sz w:val="16"/>
               </w:rPr>
-              <w:t xml:space="preserve">    record = {</w:t>
+              <w:t xml:space="preserve"> </w:t>
             </w:r>
           </w:p>
           <w:p>
@@ -3478,7 +3131,7 @@
                 <w:b w:val="0"/>
                 <w:sz w:val="16"/>
               </w:rPr>
-              <w:t xml:space="preserve">        "pipeline_name": pipeline_name,</w:t>
+              <w:t xml:space="preserve">    Args:</w:t>
             </w:r>
           </w:p>
           <w:p>
@@ -3501,7 +3154,7 @@
                 <w:b w:val="0"/>
                 <w:sz w:val="16"/>
               </w:rPr>
-              <w:t xml:space="preserve">        "layer": layer,</w:t>
+              <w:t xml:space="preserve">        df: Respondents with final_weight.</w:t>
             </w:r>
           </w:p>
           <w:p>
@@ -3524,7 +3177,7 @@
                 <w:b w:val="0"/>
                 <w:sz w:val="16"/>
               </w:rPr>
-              <w:t xml:space="preserve">        "rows_processed": rows_processed,</w:t>
+              <w:t xml:space="preserve">        flag_col: 0/1 column to share.</w:t>
             </w:r>
           </w:p>
           <w:p>
@@ -3535,19 +3188,19 @@
             <w:r>
               <w:rPr>
                 <w:rFonts w:ascii="Consolas" w:hAnsi="Consolas" w:eastAsia="Consolas"/>
-                <w:b/>
+                <w:b w:val="0"/>
                 <w:color w:val="5B6875"/>
                 <w:sz w:val="16"/>
               </w:rPr>
-              <w:t xml:space="preserve"> [4]  </w:t>
-            </w:r>
-            <w:r>
-              <w:rPr>
-                <w:rFonts w:ascii="Consolas" w:hAnsi="Consolas" w:eastAsia="Consolas"/>
-                <w:b w:val="0"/>
-                <w:sz w:val="16"/>
-              </w:rPr>
-              <w:t xml:space="preserve">        "status": status,</w:t>
+              <w:t xml:space="preserve">   7  </w:t>
+            </w:r>
+            <w:r>
+              <w:rPr>
+                <w:rFonts w:ascii="Consolas" w:hAnsi="Consolas" w:eastAsia="Consolas"/>
+                <w:b w:val="0"/>
+                <w:sz w:val="16"/>
+              </w:rPr>
+              <w:t xml:space="preserve"> </w:t>
             </w:r>
           </w:p>
           <w:p>
@@ -3570,7 +3223,7 @@
                 <w:b w:val="0"/>
                 <w:sz w:val="16"/>
               </w:rPr>
-              <w:t xml:space="preserve">        "error_message": error_message,</w:t>
+              <w:t xml:space="preserve">    Returns:</w:t>
             </w:r>
           </w:p>
           <w:p>
@@ -3593,7 +3246,7 @@
                 <w:b w:val="0"/>
                 <w:sz w:val="16"/>
               </w:rPr>
-              <w:t xml:space="preserve">    }</w:t>
+              <w:t xml:space="preserve">        Share between 0 and 1, or None when the total weight is 0.</w:t>
             </w:r>
           </w:p>
           <w:p>
@@ -3616,105 +3269,98 @@
                 <w:b w:val="0"/>
                 <w:sz w:val="16"/>
               </w:rPr>
-              <w:t xml:space="preserve">    return record</w:t>
+              <w:t xml:space="preserve"> </w:t>
+            </w:r>
+          </w:p>
+          <w:p>
+            <w:pPr>
+              <w:spacing w:before="0" w:after="0" w:line="240" w:lineRule="auto"/>
+              <w:ind w:left="567" w:hanging="567"/>
+            </w:pPr>
+            <w:r>
+              <w:rPr>
+                <w:rFonts w:ascii="Consolas" w:hAnsi="Consolas" w:eastAsia="Consolas"/>
+                <w:b w:val="0"/>
+                <w:color w:val="5B6875"/>
+                <w:sz w:val="16"/>
+              </w:rPr>
+              <w:t xml:space="preserve">  11  </w:t>
+            </w:r>
+            <w:r>
+              <w:rPr>
+                <w:rFonts w:ascii="Consolas" w:hAnsi="Consolas" w:eastAsia="Consolas"/>
+                <w:b w:val="0"/>
+                <w:sz w:val="16"/>
+              </w:rPr>
+              <w:t xml:space="preserve">    Raises:</w:t>
+            </w:r>
+          </w:p>
+          <w:p>
+            <w:pPr>
+              <w:spacing w:before="0" w:after="0" w:line="240" w:lineRule="auto"/>
+              <w:ind w:left="567" w:hanging="567"/>
+            </w:pPr>
+            <w:r>
+              <w:rPr>
+                <w:rFonts w:ascii="Consolas" w:hAnsi="Consolas" w:eastAsia="Consolas"/>
+                <w:b w:val="0"/>
+                <w:color w:val="5B6875"/>
+                <w:sz w:val="16"/>
+              </w:rPr>
+              <w:t xml:space="preserve">  12  </w:t>
+            </w:r>
+            <w:r>
+              <w:rPr>
+                <w:rFonts w:ascii="Consolas" w:hAnsi="Consolas" w:eastAsia="Consolas"/>
+                <w:b w:val="0"/>
+                <w:sz w:val="16"/>
+              </w:rPr>
+              <w:t xml:space="preserve">        ValueError: If flag_col is missing from df.</w:t>
+            </w:r>
+          </w:p>
+          <w:p>
+            <w:pPr>
+              <w:spacing w:before="0" w:after="0" w:line="240" w:lineRule="auto"/>
+              <w:ind w:left="567" w:hanging="567"/>
+            </w:pPr>
+            <w:r>
+              <w:rPr>
+                <w:rFonts w:ascii="Consolas" w:hAnsi="Consolas" w:eastAsia="Consolas"/>
+                <w:b w:val="0"/>
+                <w:color w:val="5B6875"/>
+                <w:sz w:val="16"/>
+              </w:rPr>
+              <w:t xml:space="preserve">  13  </w:t>
+            </w:r>
+            <w:r>
+              <w:rPr>
+                <w:rFonts w:ascii="Consolas" w:hAnsi="Consolas" w:eastAsia="Consolas"/>
+                <w:b w:val="0"/>
+                <w:sz w:val="16"/>
+              </w:rPr>
+              <w:t xml:space="preserve">    """</w:t>
             </w:r>
           </w:p>
         </w:tc>
       </w:tr>
     </w:tbl>
+    <w:p/>
     <w:p>
-      <w:pPr>
-        <w:pStyle w:val="ListNumber"/>
-      </w:pPr>
-      <w:r>
-        <w:rPr>
-          <w:b/>
-        </w:rPr>
-        <w:t xml:space="preserve">Line 1. </w:t>
-      </w:r>
-      <w:r>
-        <w:rPr>
-          <w:b w:val="0"/>
-          <w:i w:val="0"/>
-        </w:rPr>
-        <w:t>Claims a string, defaults to None. Reference defect 7.</w:t>
+      <w:r>
+        <w:rPr>
+          <w:b w:val="0"/>
+          <w:i w:val="0"/>
+        </w:rPr>
+        <w:t>The first line fits on one line and says what the function returns or does. Args, Returns and Raises follow. A reviewer reads the docstring, then checks the body against it. A mismatch between the two is a bug in one of them.</w:t>
       </w:r>
     </w:p>
     <w:p>
-      <w:pPr>
-        <w:pStyle w:val="ListNumber"/>
-      </w:pPr>
-      <w:r>
-        <w:rPr>
-          <w:b/>
-        </w:rPr>
-        <w:t xml:space="preserve">Line 1. </w:t>
-      </w:r>
-      <w:r>
-        <w:rPr>
-          <w:b w:val="0"/>
-          <w:i w:val="0"/>
-        </w:rPr>
-        <w:t>No hints on four parameters and no return type. mypy --strict rejects the function.</w:t>
-      </w:r>
-    </w:p>
-    <w:p>
-      <w:pPr>
-        <w:pStyle w:val="ListNumber"/>
-      </w:pPr>
-      <w:r>
-        <w:rPr>
-          <w:b/>
-        </w:rPr>
-        <w:t xml:space="preserve">Line 2. </w:t>
-      </w:r>
-      <w:r>
-        <w:rPr>
-          <w:b w:val="0"/>
-          <w:i w:val="0"/>
-        </w:rPr>
-        <w:t>The docstring says it appends, but the function returns a dict. One of them is wrong.</w:t>
-      </w:r>
-    </w:p>
-    <w:p>
-      <w:pPr>
-        <w:pStyle w:val="ListNumber"/>
-      </w:pPr>
-      <w:r>
-        <w:rPr>
-          <w:b/>
-        </w:rPr>
-        <w:t xml:space="preserve">Line 7. </w:t>
-      </w:r>
-      <w:r>
-        <w:rPr>
-          <w:rFonts w:ascii="Consolas" w:hAnsi="Consolas" w:eastAsia="Consolas"/>
-          <w:b w:val="0"/>
-          <w:sz w:val="19"/>
-        </w:rPr>
-        <w:t>status</w:t>
-      </w:r>
-      <w:r>
-        <w:rPr>
-          <w:b w:val="0"/>
-          <w:i w:val="0"/>
-        </w:rPr>
-        <w:t xml:space="preserve"> accepts any string, so </w:t>
-      </w:r>
-      <w:r>
-        <w:rPr>
-          <w:rFonts w:ascii="Consolas" w:hAnsi="Consolas" w:eastAsia="Consolas"/>
-          <w:b w:val="0"/>
-          <w:sz w:val="19"/>
-        </w:rPr>
-        <w:t>"sucess"</w:t>
-      </w:r>
-      <w:r>
-        <w:rPr>
-          <w:b w:val="0"/>
-          <w:i w:val="0"/>
-        </w:rPr>
-        <w:t xml:space="preserve"> slips into the run log.</w:t>
+      <w:r>
+        <w:rPr>
+          <w:b w:val="0"/>
+          <w:i w:val="0"/>
+        </w:rPr>
+        <w:t>PySpark is not fully typed, and mypy cannot see column names. Hints still catch the most common mistake: passing the wrong kind of object.</w:t>
       </w:r>
     </w:p>
     <w:p>
@@ -3722,7 +3368,153 @@
         <w:pStyle w:val="Heading4"/>
       </w:pPr>
       <w:r>
-        <w:t>Worked example: strong code</w:t>
+        <w:t>Why it matters</w:t>
+      </w:r>
+    </w:p>
+    <w:p>
+      <w:r>
+        <w:rPr>
+          <w:b w:val="0"/>
+          <w:i w:val="0"/>
+        </w:rPr>
+        <w:t xml:space="preserve">The reference </w:t>
+      </w:r>
+      <w:r>
+        <w:rPr>
+          <w:rFonts w:ascii="Consolas" w:hAnsi="Consolas" w:eastAsia="Consolas"/>
+          <w:b w:val="0"/>
+          <w:sz w:val="19"/>
+        </w:rPr>
+        <w:t>upsert_silver</w:t>
+      </w:r>
+      <w:r>
+        <w:rPr>
+          <w:b w:val="0"/>
+          <w:i w:val="0"/>
+        </w:rPr>
+        <w:t xml:space="preserve"> takes </w:t>
+      </w:r>
+      <w:r>
+        <w:rPr>
+          <w:rFonts w:ascii="Consolas" w:hAnsi="Consolas" w:eastAsia="Consolas"/>
+          <w:b w:val="0"/>
+          <w:sz w:val="19"/>
+        </w:rPr>
+        <w:t>merge_keys: list</w:t>
+      </w:r>
+      <w:r>
+        <w:rPr>
+          <w:b w:val="0"/>
+          <w:i w:val="0"/>
+        </w:rPr>
+        <w:t xml:space="preserve">. A caller passes the string </w:t>
+      </w:r>
+      <w:r>
+        <w:rPr>
+          <w:rFonts w:ascii="Consolas" w:hAnsi="Consolas" w:eastAsia="Consolas"/>
+          <w:b w:val="0"/>
+          <w:sz w:val="19"/>
+        </w:rPr>
+        <w:t>"respondent_id"</w:t>
+      </w:r>
+      <w:r>
+        <w:rPr>
+          <w:b w:val="0"/>
+          <w:i w:val="0"/>
+        </w:rPr>
+        <w:t xml:space="preserve"> instead of </w:t>
+      </w:r>
+      <w:r>
+        <w:rPr>
+          <w:rFonts w:ascii="Consolas" w:hAnsi="Consolas" w:eastAsia="Consolas"/>
+          <w:b w:val="0"/>
+          <w:sz w:val="19"/>
+        </w:rPr>
+        <w:t>["respondent_id"]</w:t>
+      </w:r>
+      <w:r>
+        <w:rPr>
+          <w:b w:val="0"/>
+          <w:i w:val="0"/>
+        </w:rPr>
+        <w:t xml:space="preserve">. Python iterates a string character by character, so the join builds </w:t>
+      </w:r>
+      <w:r>
+        <w:rPr>
+          <w:rFonts w:ascii="Consolas" w:hAnsi="Consolas" w:eastAsia="Consolas"/>
+          <w:b w:val="0"/>
+          <w:sz w:val="19"/>
+        </w:rPr>
+        <w:t>t.r = s.r AND t.e = s.e AND ...</w:t>
+      </w:r>
+      <w:r>
+        <w:rPr>
+          <w:b w:val="0"/>
+          <w:i w:val="0"/>
+        </w:rPr>
+        <w:t>. The MERGE fails with a column-not-found error at 02:00, and the on-call engineer spends an hour reading the wrong part of the stack trace.</w:t>
+      </w:r>
+    </w:p>
+    <w:p>
+      <w:r>
+        <w:rPr>
+          <w:b w:val="0"/>
+          <w:i w:val="0"/>
+        </w:rPr>
+        <w:t xml:space="preserve">With </w:t>
+      </w:r>
+      <w:r>
+        <w:rPr>
+          <w:rFonts w:ascii="Consolas" w:hAnsi="Consolas" w:eastAsia="Consolas"/>
+          <w:b w:val="0"/>
+          <w:sz w:val="19"/>
+        </w:rPr>
+        <w:t>merge_keys: list[str]</w:t>
+      </w:r>
+      <w:r>
+        <w:rPr>
+          <w:b w:val="0"/>
+          <w:i w:val="0"/>
+        </w:rPr>
+        <w:t xml:space="preserve">, mypy flags the call in CI: a </w:t>
+      </w:r>
+      <w:r>
+        <w:rPr>
+          <w:rFonts w:ascii="Consolas" w:hAnsi="Consolas" w:eastAsia="Consolas"/>
+          <w:b w:val="0"/>
+          <w:sz w:val="19"/>
+        </w:rPr>
+        <w:t>str</w:t>
+      </w:r>
+      <w:r>
+        <w:rPr>
+          <w:b w:val="0"/>
+          <w:i w:val="0"/>
+        </w:rPr>
+        <w:t xml:space="preserve"> is not a </w:t>
+      </w:r>
+      <w:r>
+        <w:rPr>
+          <w:rFonts w:ascii="Consolas" w:hAnsi="Consolas" w:eastAsia="Consolas"/>
+          <w:b w:val="0"/>
+          <w:sz w:val="19"/>
+        </w:rPr>
+        <w:t>list[str]</w:t>
+      </w:r>
+      <w:r>
+        <w:rPr>
+          <w:b w:val="0"/>
+          <w:i w:val="0"/>
+        </w:rPr>
+        <w:t>. The bug never reaches the scheduler.</w:t>
+      </w:r>
+    </w:p>
+    <w:p>
+      <w:pPr>
+        <w:pStyle w:val="Heading4"/>
+      </w:pPr>
+      <w:r>
+        <w:t>Worked example: weak code</w:t>
       </w:r>
     </w:p>
     <w:tbl>
@@ -3748,19 +3540,19 @@
             <w:r>
               <w:rPr>
                 <w:rFonts w:ascii="Consolas" w:hAnsi="Consolas" w:eastAsia="Consolas"/>
-                <w:b w:val="0"/>
+                <w:b/>
                 <w:color w:val="5B6875"/>
                 <w:sz w:val="16"/>
               </w:rPr>
-              <w:t xml:space="preserve">   1  </w:t>
-            </w:r>
-            <w:r>
-              <w:rPr>
-                <w:rFonts w:ascii="Consolas" w:hAnsi="Consolas" w:eastAsia="Consolas"/>
-                <w:b w:val="0"/>
-                <w:sz w:val="16"/>
-              </w:rPr>
-              <w:t>from typing import Literal</w:t>
+              <w:t xml:space="preserve"> [2]  </w:t>
+            </w:r>
+            <w:r>
+              <w:rPr>
+                <w:rFonts w:ascii="Consolas" w:hAnsi="Consolas" w:eastAsia="Consolas"/>
+                <w:b w:val="0"/>
+                <w:sz w:val="16"/>
+              </w:rPr>
+              <w:t>def log_pipeline_run(pipeline_name, layer, rows_processed, status, error_message: str = None):</w:t>
             </w:r>
           </w:p>
           <w:p>
@@ -3771,19 +3563,19 @@
             <w:r>
               <w:rPr>
                 <w:rFonts w:ascii="Consolas" w:hAnsi="Consolas" w:eastAsia="Consolas"/>
-                <w:b w:val="0"/>
+                <w:b/>
                 <w:color w:val="5B6875"/>
                 <w:sz w:val="16"/>
               </w:rPr>
-              <w:t xml:space="preserve">   2  </w:t>
-            </w:r>
-            <w:r>
-              <w:rPr>
-                <w:rFonts w:ascii="Consolas" w:hAnsi="Consolas" w:eastAsia="Consolas"/>
-                <w:b w:val="0"/>
-                <w:sz w:val="16"/>
-              </w:rPr>
-              <w:t xml:space="preserve"> </w:t>
+              <w:t xml:space="preserve"> [3]  </w:t>
+            </w:r>
+            <w:r>
+              <w:rPr>
+                <w:rFonts w:ascii="Consolas" w:hAnsi="Consolas" w:eastAsia="Consolas"/>
+                <w:b w:val="0"/>
+                <w:sz w:val="16"/>
+              </w:rPr>
+              <w:t xml:space="preserve">    """Append one record per pipeline run to the governance run log."""</w:t>
             </w:r>
           </w:p>
           <w:p>
@@ -3794,19 +3586,19 @@
             <w:r>
               <w:rPr>
                 <w:rFonts w:ascii="Consolas" w:hAnsi="Consolas" w:eastAsia="Consolas"/>
-                <w:b/>
+                <w:b w:val="0"/>
                 <w:color w:val="5B6875"/>
                 <w:sz w:val="16"/>
               </w:rPr>
-              <w:t xml:space="preserve"> [1]  </w:t>
-            </w:r>
-            <w:r>
-              <w:rPr>
-                <w:rFonts w:ascii="Consolas" w:hAnsi="Consolas" w:eastAsia="Consolas"/>
-                <w:b w:val="0"/>
-                <w:sz w:val="16"/>
-              </w:rPr>
-              <w:t>RunStatus = Literal["SUCCESS", "FAILED"]</w:t>
+              <w:t xml:space="preserve">   3  </w:t>
+            </w:r>
+            <w:r>
+              <w:rPr>
+                <w:rFonts w:ascii="Consolas" w:hAnsi="Consolas" w:eastAsia="Consolas"/>
+                <w:b w:val="0"/>
+                <w:sz w:val="16"/>
+              </w:rPr>
+              <w:t xml:space="preserve">    record = {</w:t>
             </w:r>
           </w:p>
           <w:p>
@@ -3829,7 +3621,7 @@
                 <w:b w:val="0"/>
                 <w:sz w:val="16"/>
               </w:rPr>
-              <w:t>Layer = Literal["bronze", "silver", "gold"]</w:t>
+              <w:t xml:space="preserve">        "pipeline_name": pipeline_name,</w:t>
             </w:r>
           </w:p>
           <w:p>
@@ -3852,7 +3644,7 @@
                 <w:b w:val="0"/>
                 <w:sz w:val="16"/>
               </w:rPr>
-              <w:t xml:space="preserve"> </w:t>
+              <w:t xml:space="preserve">        "layer": layer,</w:t>
             </w:r>
           </w:p>
           <w:p>
@@ -3875,7 +3667,7 @@
                 <w:b w:val="0"/>
                 <w:sz w:val="16"/>
               </w:rPr>
-              <w:t xml:space="preserve"> </w:t>
+              <w:t xml:space="preserve">        "rows_processed": rows_processed,</w:t>
             </w:r>
           </w:p>
           <w:p>
@@ -3890,15 +3682,15 @@
                 <w:color w:val="5B6875"/>
                 <w:sz w:val="16"/>
               </w:rPr>
-              <w:t xml:space="preserve"> [2]  </w:t>
-            </w:r>
-            <w:r>
-              <w:rPr>
-                <w:rFonts w:ascii="Consolas" w:hAnsi="Consolas" w:eastAsia="Consolas"/>
-                <w:b w:val="0"/>
-                <w:sz w:val="16"/>
-              </w:rPr>
-              <w:t>def build_run_record(</w:t>
+              <w:t xml:space="preserve"> [4]  </w:t>
+            </w:r>
+            <w:r>
+              <w:rPr>
+                <w:rFonts w:ascii="Consolas" w:hAnsi="Consolas" w:eastAsia="Consolas"/>
+                <w:b w:val="0"/>
+                <w:sz w:val="16"/>
+              </w:rPr>
+              <w:t xml:space="preserve">        "status": status,</w:t>
             </w:r>
           </w:p>
           <w:p>
@@ -3921,7 +3713,7 @@
                 <w:b w:val="0"/>
                 <w:sz w:val="16"/>
               </w:rPr>
-              <w:t xml:space="preserve">    pipeline_name: str,</w:t>
+              <w:t xml:space="preserve">        "error_message": error_message,</w:t>
             </w:r>
           </w:p>
           <w:p>
@@ -3944,7 +3736,7 @@
                 <w:b w:val="0"/>
                 <w:sz w:val="16"/>
               </w:rPr>
-              <w:t xml:space="preserve">    layer: Layer,</w:t>
+              <w:t xml:space="preserve">    }</w:t>
             </w:r>
           </w:p>
           <w:p>
@@ -3967,513 +3759,7 @@
                 <w:b w:val="0"/>
                 <w:sz w:val="16"/>
               </w:rPr>
-              <w:t xml:space="preserve">    rows_processed: int,</w:t>
-            </w:r>
-          </w:p>
-          <w:p>
-            <w:pPr>
-              <w:spacing w:before="0" w:after="0" w:line="240" w:lineRule="auto"/>
-              <w:ind w:left="567" w:hanging="567"/>
-            </w:pPr>
-            <w:r>
-              <w:rPr>
-                <w:rFonts w:ascii="Consolas" w:hAnsi="Consolas" w:eastAsia="Consolas"/>
-                <w:b w:val="0"/>
-                <w:color w:val="5B6875"/>
-                <w:sz w:val="16"/>
-              </w:rPr>
-              <w:t xml:space="preserve">  11  </w:t>
-            </w:r>
-            <w:r>
-              <w:rPr>
-                <w:rFonts w:ascii="Consolas" w:hAnsi="Consolas" w:eastAsia="Consolas"/>
-                <w:b w:val="0"/>
-                <w:sz w:val="16"/>
-              </w:rPr>
-              <w:t xml:space="preserve">    status: RunStatus,</w:t>
-            </w:r>
-          </w:p>
-          <w:p>
-            <w:pPr>
-              <w:spacing w:before="0" w:after="0" w:line="240" w:lineRule="auto"/>
-              <w:ind w:left="567" w:hanging="567"/>
-            </w:pPr>
-            <w:r>
-              <w:rPr>
-                <w:rFonts w:ascii="Consolas" w:hAnsi="Consolas" w:eastAsia="Consolas"/>
-                <w:b/>
-                <w:color w:val="5B6875"/>
-                <w:sz w:val="16"/>
-              </w:rPr>
-              <w:t xml:space="preserve"> [3]  </w:t>
-            </w:r>
-            <w:r>
-              <w:rPr>
-                <w:rFonts w:ascii="Consolas" w:hAnsi="Consolas" w:eastAsia="Consolas"/>
-                <w:b w:val="0"/>
-                <w:sz w:val="16"/>
-              </w:rPr>
-              <w:t xml:space="preserve">    error_message: str | None = None,</w:t>
-            </w:r>
-          </w:p>
-          <w:p>
-            <w:pPr>
-              <w:spacing w:before="0" w:after="0" w:line="240" w:lineRule="auto"/>
-              <w:ind w:left="567" w:hanging="567"/>
-            </w:pPr>
-            <w:r>
-              <w:rPr>
-                <w:rFonts w:ascii="Consolas" w:hAnsi="Consolas" w:eastAsia="Consolas"/>
-                <w:b/>
-                <w:color w:val="5B6875"/>
-                <w:sz w:val="16"/>
-              </w:rPr>
-              <w:t xml:space="preserve"> [4]  </w:t>
-            </w:r>
-            <w:r>
-              <w:rPr>
-                <w:rFonts w:ascii="Consolas" w:hAnsi="Consolas" w:eastAsia="Consolas"/>
-                <w:b w:val="0"/>
-                <w:sz w:val="16"/>
-              </w:rPr>
-              <w:t>) -&gt; dict[str, str | int | None]:</w:t>
-            </w:r>
-          </w:p>
-          <w:p>
-            <w:pPr>
-              <w:spacing w:before="0" w:after="0" w:line="240" w:lineRule="auto"/>
-              <w:ind w:left="567" w:hanging="567"/>
-            </w:pPr>
-            <w:r>
-              <w:rPr>
-                <w:rFonts w:ascii="Consolas" w:hAnsi="Consolas" w:eastAsia="Consolas"/>
-                <w:b w:val="0"/>
-                <w:color w:val="5B6875"/>
-                <w:sz w:val="16"/>
-              </w:rPr>
-              <w:t xml:space="preserve">  14  </w:t>
-            </w:r>
-            <w:r>
-              <w:rPr>
-                <w:rFonts w:ascii="Consolas" w:hAnsi="Consolas" w:eastAsia="Consolas"/>
-                <w:b w:val="0"/>
-                <w:sz w:val="16"/>
-              </w:rPr>
-              <w:t xml:space="preserve">    """Build one run log record.</w:t>
-            </w:r>
-          </w:p>
-          <w:p>
-            <w:pPr>
-              <w:spacing w:before="0" w:after="0" w:line="240" w:lineRule="auto"/>
-              <w:ind w:left="567" w:hanging="567"/>
-            </w:pPr>
-            <w:r>
-              <w:rPr>
-                <w:rFonts w:ascii="Consolas" w:hAnsi="Consolas" w:eastAsia="Consolas"/>
-                <w:b w:val="0"/>
-                <w:color w:val="5B6875"/>
-                <w:sz w:val="16"/>
-              </w:rPr>
-              <w:t xml:space="preserve">  15  </w:t>
-            </w:r>
-            <w:r>
-              <w:rPr>
-                <w:rFonts w:ascii="Consolas" w:hAnsi="Consolas" w:eastAsia="Consolas"/>
-                <w:b w:val="0"/>
-                <w:sz w:val="16"/>
-              </w:rPr>
-              <w:t xml:space="preserve"> </w:t>
-            </w:r>
-          </w:p>
-          <w:p>
-            <w:pPr>
-              <w:spacing w:before="0" w:after="0" w:line="240" w:lineRule="auto"/>
-              <w:ind w:left="567" w:hanging="567"/>
-            </w:pPr>
-            <w:r>
-              <w:rPr>
-                <w:rFonts w:ascii="Consolas" w:hAnsi="Consolas" w:eastAsia="Consolas"/>
-                <w:b w:val="0"/>
-                <w:color w:val="5B6875"/>
-                <w:sz w:val="16"/>
-              </w:rPr>
-              <w:t xml:space="preserve">  16  </w:t>
-            </w:r>
-            <w:r>
-              <w:rPr>
-                <w:rFonts w:ascii="Consolas" w:hAnsi="Consolas" w:eastAsia="Consolas"/>
-                <w:b w:val="0"/>
-                <w:sz w:val="16"/>
-              </w:rPr>
-              <w:t xml:space="preserve">    Args:</w:t>
-            </w:r>
-          </w:p>
-          <w:p>
-            <w:pPr>
-              <w:spacing w:before="0" w:after="0" w:line="240" w:lineRule="auto"/>
-              <w:ind w:left="567" w:hanging="567"/>
-            </w:pPr>
-            <w:r>
-              <w:rPr>
-                <w:rFonts w:ascii="Consolas" w:hAnsi="Consolas" w:eastAsia="Consolas"/>
-                <w:b w:val="0"/>
-                <w:color w:val="5B6875"/>
-                <w:sz w:val="16"/>
-              </w:rPr>
-              <w:t xml:space="preserve">  17  </w:t>
-            </w:r>
-            <w:r>
-              <w:rPr>
-                <w:rFonts w:ascii="Consolas" w:hAnsi="Consolas" w:eastAsia="Consolas"/>
-                <w:b w:val="0"/>
-                <w:sz w:val="16"/>
-              </w:rPr>
-              <w:t xml:space="preserve">        pipeline_name: Job name, for example nat_silver_pipeline.</w:t>
-            </w:r>
-          </w:p>
-          <w:p>
-            <w:pPr>
-              <w:spacing w:before="0" w:after="0" w:line="240" w:lineRule="auto"/>
-              <w:ind w:left="567" w:hanging="567"/>
-            </w:pPr>
-            <w:r>
-              <w:rPr>
-                <w:rFonts w:ascii="Consolas" w:hAnsi="Consolas" w:eastAsia="Consolas"/>
-                <w:b w:val="0"/>
-                <w:color w:val="5B6875"/>
-                <w:sz w:val="16"/>
-              </w:rPr>
-              <w:t xml:space="preserve">  18  </w:t>
-            </w:r>
-            <w:r>
-              <w:rPr>
-                <w:rFonts w:ascii="Consolas" w:hAnsi="Consolas" w:eastAsia="Consolas"/>
-                <w:b w:val="0"/>
-                <w:sz w:val="16"/>
-              </w:rPr>
-              <w:t xml:space="preserve">        layer: Medallion layer the run wrote to.</w:t>
-            </w:r>
-          </w:p>
-          <w:p>
-            <w:pPr>
-              <w:spacing w:before="0" w:after="0" w:line="240" w:lineRule="auto"/>
-              <w:ind w:left="567" w:hanging="567"/>
-            </w:pPr>
-            <w:r>
-              <w:rPr>
-                <w:rFonts w:ascii="Consolas" w:hAnsi="Consolas" w:eastAsia="Consolas"/>
-                <w:b w:val="0"/>
-                <w:color w:val="5B6875"/>
-                <w:sz w:val="16"/>
-              </w:rPr>
-              <w:t xml:space="preserve">  19  </w:t>
-            </w:r>
-            <w:r>
-              <w:rPr>
-                <w:rFonts w:ascii="Consolas" w:hAnsi="Consolas" w:eastAsia="Consolas"/>
-                <w:b w:val="0"/>
-                <w:sz w:val="16"/>
-              </w:rPr>
-              <w:t xml:space="preserve">        rows_processed: Rows written by the run.</w:t>
-            </w:r>
-          </w:p>
-          <w:p>
-            <w:pPr>
-              <w:spacing w:before="0" w:after="0" w:line="240" w:lineRule="auto"/>
-              <w:ind w:left="567" w:hanging="567"/>
-            </w:pPr>
-            <w:r>
-              <w:rPr>
-                <w:rFonts w:ascii="Consolas" w:hAnsi="Consolas" w:eastAsia="Consolas"/>
-                <w:b w:val="0"/>
-                <w:color w:val="5B6875"/>
-                <w:sz w:val="16"/>
-              </w:rPr>
-              <w:t xml:space="preserve">  20  </w:t>
-            </w:r>
-            <w:r>
-              <w:rPr>
-                <w:rFonts w:ascii="Consolas" w:hAnsi="Consolas" w:eastAsia="Consolas"/>
-                <w:b w:val="0"/>
-                <w:sz w:val="16"/>
-              </w:rPr>
-              <w:t xml:space="preserve">        status: Final status of the run.</w:t>
-            </w:r>
-          </w:p>
-          <w:p>
-            <w:pPr>
-              <w:spacing w:before="0" w:after="0" w:line="240" w:lineRule="auto"/>
-              <w:ind w:left="567" w:hanging="567"/>
-            </w:pPr>
-            <w:r>
-              <w:rPr>
-                <w:rFonts w:ascii="Consolas" w:hAnsi="Consolas" w:eastAsia="Consolas"/>
-                <w:b w:val="0"/>
-                <w:color w:val="5B6875"/>
-                <w:sz w:val="16"/>
-              </w:rPr>
-              <w:t xml:space="preserve">  21  </w:t>
-            </w:r>
-            <w:r>
-              <w:rPr>
-                <w:rFonts w:ascii="Consolas" w:hAnsi="Consolas" w:eastAsia="Consolas"/>
-                <w:b w:val="0"/>
-                <w:sz w:val="16"/>
-              </w:rPr>
-              <w:t xml:space="preserve">        error_message: Error text for a failed run, otherwise None.</w:t>
-            </w:r>
-          </w:p>
-          <w:p>
-            <w:pPr>
-              <w:spacing w:before="0" w:after="0" w:line="240" w:lineRule="auto"/>
-              <w:ind w:left="567" w:hanging="567"/>
-            </w:pPr>
-            <w:r>
-              <w:rPr>
-                <w:rFonts w:ascii="Consolas" w:hAnsi="Consolas" w:eastAsia="Consolas"/>
-                <w:b w:val="0"/>
-                <w:color w:val="5B6875"/>
-                <w:sz w:val="16"/>
-              </w:rPr>
-              <w:t xml:space="preserve">  22  </w:t>
-            </w:r>
-            <w:r>
-              <w:rPr>
-                <w:rFonts w:ascii="Consolas" w:hAnsi="Consolas" w:eastAsia="Consolas"/>
-                <w:b w:val="0"/>
-                <w:sz w:val="16"/>
-              </w:rPr>
-              <w:t xml:space="preserve"> </w:t>
-            </w:r>
-          </w:p>
-          <w:p>
-            <w:pPr>
-              <w:spacing w:before="0" w:after="0" w:line="240" w:lineRule="auto"/>
-              <w:ind w:left="567" w:hanging="567"/>
-            </w:pPr>
-            <w:r>
-              <w:rPr>
-                <w:rFonts w:ascii="Consolas" w:hAnsi="Consolas" w:eastAsia="Consolas"/>
-                <w:b w:val="0"/>
-                <w:color w:val="5B6875"/>
-                <w:sz w:val="16"/>
-              </w:rPr>
-              <w:t xml:space="preserve">  23  </w:t>
-            </w:r>
-            <w:r>
-              <w:rPr>
-                <w:rFonts w:ascii="Consolas" w:hAnsi="Consolas" w:eastAsia="Consolas"/>
-                <w:b w:val="0"/>
-                <w:sz w:val="16"/>
-              </w:rPr>
-              <w:t xml:space="preserve">    Returns:</w:t>
-            </w:r>
-          </w:p>
-          <w:p>
-            <w:pPr>
-              <w:spacing w:before="0" w:after="0" w:line="240" w:lineRule="auto"/>
-              <w:ind w:left="567" w:hanging="567"/>
-            </w:pPr>
-            <w:r>
-              <w:rPr>
-                <w:rFonts w:ascii="Consolas" w:hAnsi="Consolas" w:eastAsia="Consolas"/>
-                <w:b w:val="0"/>
-                <w:color w:val="5B6875"/>
-                <w:sz w:val="16"/>
-              </w:rPr>
-              <w:t xml:space="preserve">  24  </w:t>
-            </w:r>
-            <w:r>
-              <w:rPr>
-                <w:rFonts w:ascii="Consolas" w:hAnsi="Consolas" w:eastAsia="Consolas"/>
-                <w:b w:val="0"/>
-                <w:sz w:val="16"/>
-              </w:rPr>
-              <w:t xml:space="preserve">        A record ready to append to the run log table.</w:t>
-            </w:r>
-          </w:p>
-          <w:p>
-            <w:pPr>
-              <w:spacing w:before="0" w:after="0" w:line="240" w:lineRule="auto"/>
-              <w:ind w:left="567" w:hanging="567"/>
-            </w:pPr>
-            <w:r>
-              <w:rPr>
-                <w:rFonts w:ascii="Consolas" w:hAnsi="Consolas" w:eastAsia="Consolas"/>
-                <w:b w:val="0"/>
-                <w:color w:val="5B6875"/>
-                <w:sz w:val="16"/>
-              </w:rPr>
-              <w:t xml:space="preserve">  25  </w:t>
-            </w:r>
-            <w:r>
-              <w:rPr>
-                <w:rFonts w:ascii="Consolas" w:hAnsi="Consolas" w:eastAsia="Consolas"/>
-                <w:b w:val="0"/>
-                <w:sz w:val="16"/>
-              </w:rPr>
-              <w:t xml:space="preserve">    """</w:t>
-            </w:r>
-          </w:p>
-          <w:p>
-            <w:pPr>
-              <w:spacing w:before="0" w:after="0" w:line="240" w:lineRule="auto"/>
-              <w:ind w:left="567" w:hanging="567"/>
-            </w:pPr>
-            <w:r>
-              <w:rPr>
-                <w:rFonts w:ascii="Consolas" w:hAnsi="Consolas" w:eastAsia="Consolas"/>
-                <w:b w:val="0"/>
-                <w:color w:val="5B6875"/>
-                <w:sz w:val="16"/>
-              </w:rPr>
-              <w:t xml:space="preserve">  26  </w:t>
-            </w:r>
-            <w:r>
-              <w:rPr>
-                <w:rFonts w:ascii="Consolas" w:hAnsi="Consolas" w:eastAsia="Consolas"/>
-                <w:b w:val="0"/>
-                <w:sz w:val="16"/>
-              </w:rPr>
-              <w:t xml:space="preserve">    return {</w:t>
-            </w:r>
-          </w:p>
-          <w:p>
-            <w:pPr>
-              <w:spacing w:before="0" w:after="0" w:line="240" w:lineRule="auto"/>
-              <w:ind w:left="567" w:hanging="567"/>
-            </w:pPr>
-            <w:r>
-              <w:rPr>
-                <w:rFonts w:ascii="Consolas" w:hAnsi="Consolas" w:eastAsia="Consolas"/>
-                <w:b w:val="0"/>
-                <w:color w:val="5B6875"/>
-                <w:sz w:val="16"/>
-              </w:rPr>
-              <w:t xml:space="preserve">  27  </w:t>
-            </w:r>
-            <w:r>
-              <w:rPr>
-                <w:rFonts w:ascii="Consolas" w:hAnsi="Consolas" w:eastAsia="Consolas"/>
-                <w:b w:val="0"/>
-                <w:sz w:val="16"/>
-              </w:rPr>
-              <w:t xml:space="preserve">        "pipeline_name": pipeline_name,</w:t>
-            </w:r>
-          </w:p>
-          <w:p>
-            <w:pPr>
-              <w:spacing w:before="0" w:after="0" w:line="240" w:lineRule="auto"/>
-              <w:ind w:left="567" w:hanging="567"/>
-            </w:pPr>
-            <w:r>
-              <w:rPr>
-                <w:rFonts w:ascii="Consolas" w:hAnsi="Consolas" w:eastAsia="Consolas"/>
-                <w:b w:val="0"/>
-                <w:color w:val="5B6875"/>
-                <w:sz w:val="16"/>
-              </w:rPr>
-              <w:t xml:space="preserve">  28  </w:t>
-            </w:r>
-            <w:r>
-              <w:rPr>
-                <w:rFonts w:ascii="Consolas" w:hAnsi="Consolas" w:eastAsia="Consolas"/>
-                <w:b w:val="0"/>
-                <w:sz w:val="16"/>
-              </w:rPr>
-              <w:t xml:space="preserve">        "layer": layer,</w:t>
-            </w:r>
-          </w:p>
-          <w:p>
-            <w:pPr>
-              <w:spacing w:before="0" w:after="0" w:line="240" w:lineRule="auto"/>
-              <w:ind w:left="567" w:hanging="567"/>
-            </w:pPr>
-            <w:r>
-              <w:rPr>
-                <w:rFonts w:ascii="Consolas" w:hAnsi="Consolas" w:eastAsia="Consolas"/>
-                <w:b w:val="0"/>
-                <w:color w:val="5B6875"/>
-                <w:sz w:val="16"/>
-              </w:rPr>
-              <w:t xml:space="preserve">  29  </w:t>
-            </w:r>
-            <w:r>
-              <w:rPr>
-                <w:rFonts w:ascii="Consolas" w:hAnsi="Consolas" w:eastAsia="Consolas"/>
-                <w:b w:val="0"/>
-                <w:sz w:val="16"/>
-              </w:rPr>
-              <w:t xml:space="preserve">        "rows_processed": rows_processed,</w:t>
-            </w:r>
-          </w:p>
-          <w:p>
-            <w:pPr>
-              <w:spacing w:before="0" w:after="0" w:line="240" w:lineRule="auto"/>
-              <w:ind w:left="567" w:hanging="567"/>
-            </w:pPr>
-            <w:r>
-              <w:rPr>
-                <w:rFonts w:ascii="Consolas" w:hAnsi="Consolas" w:eastAsia="Consolas"/>
-                <w:b w:val="0"/>
-                <w:color w:val="5B6875"/>
-                <w:sz w:val="16"/>
-              </w:rPr>
-              <w:t xml:space="preserve">  30  </w:t>
-            </w:r>
-            <w:r>
-              <w:rPr>
-                <w:rFonts w:ascii="Consolas" w:hAnsi="Consolas" w:eastAsia="Consolas"/>
-                <w:b w:val="0"/>
-                <w:sz w:val="16"/>
-              </w:rPr>
-              <w:t xml:space="preserve">        "status": status,</w:t>
-            </w:r>
-          </w:p>
-          <w:p>
-            <w:pPr>
-              <w:spacing w:before="0" w:after="0" w:line="240" w:lineRule="auto"/>
-              <w:ind w:left="567" w:hanging="567"/>
-            </w:pPr>
-            <w:r>
-              <w:rPr>
-                <w:rFonts w:ascii="Consolas" w:hAnsi="Consolas" w:eastAsia="Consolas"/>
-                <w:b w:val="0"/>
-                <w:color w:val="5B6875"/>
-                <w:sz w:val="16"/>
-              </w:rPr>
-              <w:t xml:space="preserve">  31  </w:t>
-            </w:r>
-            <w:r>
-              <w:rPr>
-                <w:rFonts w:ascii="Consolas" w:hAnsi="Consolas" w:eastAsia="Consolas"/>
-                <w:b w:val="0"/>
-                <w:sz w:val="16"/>
-              </w:rPr>
-              <w:t xml:space="preserve">        "error_message": error_message,</w:t>
-            </w:r>
-          </w:p>
-          <w:p>
-            <w:pPr>
-              <w:spacing w:before="0" w:after="0" w:line="240" w:lineRule="auto"/>
-              <w:ind w:left="567" w:hanging="567"/>
-            </w:pPr>
-            <w:r>
-              <w:rPr>
-                <w:rFonts w:ascii="Consolas" w:hAnsi="Consolas" w:eastAsia="Consolas"/>
-                <w:b w:val="0"/>
-                <w:color w:val="5B6875"/>
-                <w:sz w:val="16"/>
-              </w:rPr>
-              <w:t xml:space="preserve">  32  </w:t>
-            </w:r>
-            <w:r>
-              <w:rPr>
-                <w:rFonts w:ascii="Consolas" w:hAnsi="Consolas" w:eastAsia="Consolas"/>
-                <w:b w:val="0"/>
-                <w:sz w:val="16"/>
-              </w:rPr>
-              <w:t xml:space="preserve">    }</w:t>
+              <w:t xml:space="preserve">    return record</w:t>
             </w:r>
           </w:p>
         </w:tc>
@@ -4487,14 +3773,14 @@
         <w:rPr>
           <w:b/>
         </w:rPr>
-        <w:t xml:space="preserve">Line 3. </w:t>
-      </w:r>
-      <w:r>
-        <w:rPr>
-          <w:b w:val="0"/>
-          <w:i w:val="0"/>
-        </w:rPr>
-        <w:t>A named Literal type. mypy rejects any other string at every call site.</w:t>
+        <w:t xml:space="preserve">Line 1. </w:t>
+      </w:r>
+      <w:r>
+        <w:rPr>
+          <w:b w:val="0"/>
+          <w:i w:val="0"/>
+        </w:rPr>
+        <w:t>Claims a string, defaults to None. Reference defect 7.</w:t>
       </w:r>
     </w:p>
     <w:p>
@@ -4505,14 +3791,14 @@
         <w:rPr>
           <w:b/>
         </w:rPr>
-        <w:t xml:space="preserve">Line 7. </w:t>
-      </w:r>
-      <w:r>
-        <w:rPr>
-          <w:b w:val="0"/>
-          <w:i w:val="0"/>
-        </w:rPr>
-        <w:t>The name now matches the job: it builds a record. Writing it is a separate function.</w:t>
+        <w:t xml:space="preserve">Line 1. </w:t>
+      </w:r>
+      <w:r>
+        <w:rPr>
+          <w:b w:val="0"/>
+          <w:i w:val="0"/>
+        </w:rPr>
+        <w:t>No hints on four parameters and no return type. mypy --strict rejects the function.</w:t>
       </w:r>
     </w:p>
     <w:p>
@@ -4523,14 +3809,14 @@
         <w:rPr>
           <w:b/>
         </w:rPr>
-        <w:t xml:space="preserve">Line 12. </w:t>
-      </w:r>
-      <w:r>
-        <w:rPr>
-          <w:b w:val="0"/>
-          <w:i w:val="0"/>
-        </w:rPr>
-        <w:t>Optional, stated honestly.</w:t>
+        <w:t xml:space="preserve">Line 2. </w:t>
+      </w:r>
+      <w:r>
+        <w:rPr>
+          <w:b w:val="0"/>
+          <w:i w:val="0"/>
+        </w:rPr>
+        <w:t>The docstring says it appends, but the function returns a dict. One of them is wrong.</w:t>
       </w:r>
     </w:p>
     <w:p>
@@ -4541,23 +3827,37 @@
         <w:rPr>
           <w:b/>
         </w:rPr>
-        <w:t xml:space="preserve">Line 13. </w:t>
-      </w:r>
-      <w:r>
-        <w:rPr>
-          <w:b w:val="0"/>
-          <w:i w:val="0"/>
-        </w:rPr>
-        <w:t>The return type matches what the body returns.</w:t>
-      </w:r>
-    </w:p>
-    <w:p>
-      <w:r>
-        <w:rPr>
-          <w:b w:val="0"/>
-          <w:i w:val="0"/>
-        </w:rPr>
-        <w:t>The strong version tells mypy, the reviewer and the caller the same story. The weak version tells three different ones.</w:t>
+        <w:t xml:space="preserve">Line 7. </w:t>
+      </w:r>
+      <w:r>
+        <w:rPr>
+          <w:rFonts w:ascii="Consolas" w:hAnsi="Consolas" w:eastAsia="Consolas"/>
+          <w:b w:val="0"/>
+          <w:sz w:val="19"/>
+        </w:rPr>
+        <w:t>status</w:t>
+      </w:r>
+      <w:r>
+        <w:rPr>
+          <w:b w:val="0"/>
+          <w:i w:val="0"/>
+        </w:rPr>
+        <w:t xml:space="preserve"> accepts any string, so </w:t>
+      </w:r>
+      <w:r>
+        <w:rPr>
+          <w:rFonts w:ascii="Consolas" w:hAnsi="Consolas" w:eastAsia="Consolas"/>
+          <w:b w:val="0"/>
+          <w:sz w:val="19"/>
+        </w:rPr>
+        <w:t>"sucess"</w:t>
+      </w:r>
+      <w:r>
+        <w:rPr>
+          <w:b w:val="0"/>
+          <w:i w:val="0"/>
+        </w:rPr>
+        <w:t xml:space="preserve"> slips into the run log.</w:t>
       </w:r>
     </w:p>
     <w:p>
@@ -4565,268 +3865,7 @@
         <w:pStyle w:val="Heading4"/>
       </w:pPr>
       <w:r>
-        <w:t>Recap card</w:t>
-      </w:r>
-    </w:p>
-    <w:p>
-      <w:pPr>
-        <w:pStyle w:val="ListBullet"/>
-      </w:pPr>
-      <w:r>
-        <w:rPr>
-          <w:b/>
-          <w:i w:val="0"/>
-        </w:rPr>
-        <w:t>Optional parameter that defaults to None</w:t>
-      </w:r>
-      <w:r>
-        <w:rPr>
-          <w:b w:val="0"/>
-          <w:i w:val="0"/>
-        </w:rPr>
-        <w:t xml:space="preserve"> param: str | None = None. Never param: str = None.</w:t>
-      </w:r>
-    </w:p>
-    <w:p>
-      <w:pPr>
-        <w:pStyle w:val="ListBullet"/>
-      </w:pPr>
-      <w:r>
-        <w:rPr>
-          <w:b/>
-          <w:i w:val="0"/>
-        </w:rPr>
-        <w:t>A fixed set of string values</w:t>
-      </w:r>
-      <w:r>
-        <w:rPr>
-          <w:b w:val="0"/>
-          <w:i w:val="0"/>
-        </w:rPr>
-        <w:t xml:space="preserve"> Literal["PASS", "WARN", "FAIL"] from typing.</w:t>
-      </w:r>
-    </w:p>
-    <w:p>
-      <w:pPr>
-        <w:pStyle w:val="ListBullet"/>
-      </w:pPr>
-      <w:r>
-        <w:rPr>
-          <w:b/>
-          <w:i w:val="0"/>
-        </w:rPr>
-        <w:t>Google docstring sections</w:t>
-      </w:r>
-      <w:r>
-        <w:rPr>
-          <w:b w:val="0"/>
-          <w:i w:val="0"/>
-        </w:rPr>
-        <w:t xml:space="preserve"> One-line summary, then Args, Returns, Raises.</w:t>
-      </w:r>
-    </w:p>
-    <w:p>
-      <w:pPr>
-        <w:pStyle w:val="ListBullet"/>
-      </w:pPr>
-      <w:r>
-        <w:rPr>
-          <w:b/>
-          <w:i w:val="0"/>
-        </w:rPr>
-        <w:t>Why merge_keys: list[str] and not list?</w:t>
-      </w:r>
-      <w:r>
-        <w:rPr>
-          <w:b w:val="0"/>
-          <w:i w:val="0"/>
-        </w:rPr>
-        <w:t xml:space="preserve"> mypy then rejects a string, which Python would split into characters.</w:t>
-      </w:r>
-    </w:p>
-    <w:p>
-      <w:pPr>
-        <w:pStyle w:val="Heading4"/>
-      </w:pPr>
-      <w:r>
-        <w:t>Practice</w:t>
-      </w:r>
-    </w:p>
-    <w:p>
-      <w:pPr>
-        <w:pStyle w:val="Heading5"/>
-      </w:pPr>
-      <w:r>
-        <w:t>Exercise 1. Multiple choice (level 1)</w:t>
-      </w:r>
-    </w:p>
-    <w:p>
-      <w:r>
-        <w:rPr>
-          <w:b w:val="0"/>
-          <w:i w:val="0"/>
-        </w:rPr>
-        <w:t xml:space="preserve">A function takes an optional error message that defaults to </w:t>
-      </w:r>
-      <w:r>
-        <w:rPr>
-          <w:rFonts w:ascii="Consolas" w:hAnsi="Consolas" w:eastAsia="Consolas"/>
-          <w:b w:val="0"/>
-          <w:sz w:val="19"/>
-        </w:rPr>
-        <w:t>None</w:t>
-      </w:r>
-      <w:r>
-        <w:rPr>
-          <w:b w:val="0"/>
-          <w:i w:val="0"/>
-        </w:rPr>
-        <w:t xml:space="preserve">. Which signature is correct for Python 3.11 with </w:t>
-      </w:r>
-      <w:r>
-        <w:rPr>
-          <w:rFonts w:ascii="Consolas" w:hAnsi="Consolas" w:eastAsia="Consolas"/>
-          <w:b w:val="0"/>
-          <w:sz w:val="19"/>
-        </w:rPr>
-        <w:t>mypy --strict</w:t>
-      </w:r>
-      <w:r>
-        <w:rPr>
-          <w:b w:val="0"/>
-          <w:i w:val="0"/>
-        </w:rPr>
-        <w:t>?</w:t>
-      </w:r>
-    </w:p>
-    <w:p>
-      <w:pPr>
-        <w:pStyle w:val="ListBullet"/>
-      </w:pPr>
-      <w:r>
-        <w:rPr>
-          <w:b w:val="0"/>
-          <w:i w:val="0"/>
-        </w:rPr>
-        <w:t xml:space="preserve">a) </w:t>
-      </w:r>
-      <w:r>
-        <w:rPr>
-          <w:rFonts w:ascii="Consolas" w:hAnsi="Consolas" w:eastAsia="Consolas"/>
-          <w:b w:val="0"/>
-          <w:sz w:val="19"/>
-        </w:rPr>
-        <w:t>def log_run(error_message: str = None) -&gt; None:</w:t>
-      </w:r>
-    </w:p>
-    <w:p>
-      <w:pPr>
-        <w:pStyle w:val="ListBullet"/>
-      </w:pPr>
-      <w:r>
-        <w:rPr>
-          <w:b w:val="0"/>
-          <w:i w:val="0"/>
-        </w:rPr>
-        <w:t xml:space="preserve">b) </w:t>
-      </w:r>
-      <w:r>
-        <w:rPr>
-          <w:rFonts w:ascii="Consolas" w:hAnsi="Consolas" w:eastAsia="Consolas"/>
-          <w:b w:val="0"/>
-          <w:sz w:val="19"/>
-        </w:rPr>
-        <w:t>def log_run(error_message: str | None = None) -&gt; None:</w:t>
-      </w:r>
-    </w:p>
-    <w:p>
-      <w:pPr>
-        <w:pStyle w:val="ListBullet"/>
-      </w:pPr>
-      <w:r>
-        <w:rPr>
-          <w:b w:val="0"/>
-          <w:i w:val="0"/>
-        </w:rPr>
-        <w:t xml:space="preserve">c) </w:t>
-      </w:r>
-      <w:r>
-        <w:rPr>
-          <w:rFonts w:ascii="Consolas" w:hAnsi="Consolas" w:eastAsia="Consolas"/>
-          <w:b w:val="0"/>
-          <w:sz w:val="19"/>
-        </w:rPr>
-        <w:t>def log_run(error_message=None) -&gt; None:</w:t>
-      </w:r>
-    </w:p>
-    <w:p>
-      <w:pPr>
-        <w:pStyle w:val="ListBullet"/>
-      </w:pPr>
-      <w:r>
-        <w:rPr>
-          <w:b w:val="0"/>
-          <w:i w:val="0"/>
-        </w:rPr>
-        <w:t xml:space="preserve">d) </w:t>
-      </w:r>
-      <w:r>
-        <w:rPr>
-          <w:rFonts w:ascii="Consolas" w:hAnsi="Consolas" w:eastAsia="Consolas"/>
-          <w:b w:val="0"/>
-          <w:sz w:val="19"/>
-        </w:rPr>
-        <w:t>def log_run(error_message: None = str) -&gt; None:</w:t>
-      </w:r>
-    </w:p>
-    <w:p>
-      <w:r>
-        <w:rPr>
-          <w:b/>
-          <w:i w:val="0"/>
-        </w:rPr>
-        <w:t>Why?</w:t>
-      </w:r>
-    </w:p>
-    <w:p>
-      <w:pPr>
-        <w:pStyle w:val="ListBullet"/>
-      </w:pPr>
-      <w:r>
-        <w:rPr>
-          <w:b w:val="0"/>
-          <w:i w:val="0"/>
-        </w:rPr>
-        <w:t>r1) The hint must include None, because None is a value the parameter takes.</w:t>
-      </w:r>
-    </w:p>
-    <w:p>
-      <w:pPr>
-        <w:pStyle w:val="ListBullet"/>
-      </w:pPr>
-      <w:r>
-        <w:rPr>
-          <w:b w:val="0"/>
-          <w:i w:val="0"/>
-        </w:rPr>
-        <w:t>r2) Type hints change how Python runs the function.</w:t>
-      </w:r>
-    </w:p>
-    <w:p>
-      <w:pPr>
-        <w:pStyle w:val="Heading5"/>
-      </w:pPr>
-      <w:r>
-        <w:t>Exercise 2. Predict the output (level 2)</w:t>
-      </w:r>
-    </w:p>
-    <w:p>
-      <w:r>
-        <w:rPr>
-          <w:b w:val="0"/>
-          <w:i w:val="0"/>
-        </w:rPr>
-        <w:t>The reference code builds a MERGE condition like this. A caller passes a string instead of a list. What does this print?</w:t>
+        <w:t>Worked example: strong code</w:t>
       </w:r>
     </w:p>
     <w:tbl>
@@ -4864,7 +3903,7 @@
                 <w:b w:val="0"/>
                 <w:sz w:val="16"/>
               </w:rPr>
-              <w:t>merge_keys = "id"</w:t>
+              <w:t>from typing import Literal</w:t>
             </w:r>
           </w:p>
           <w:p>
@@ -4887,7 +3926,7 @@
                 <w:b w:val="0"/>
                 <w:sz w:val="16"/>
               </w:rPr>
-              <w:t>condition = " AND ".join(f"t.{k} = s.{k}" for k in merge_keys)</w:t>
+              <w:t xml:space="preserve"> </w:t>
             </w:r>
           </w:p>
           <w:p>
@@ -4898,31 +3937,870 @@
             <w:r>
               <w:rPr>
                 <w:rFonts w:ascii="Consolas" w:hAnsi="Consolas" w:eastAsia="Consolas"/>
-                <w:b w:val="0"/>
+                <w:b/>
                 <w:color w:val="5B6875"/>
                 <w:sz w:val="16"/>
               </w:rPr>
-              <w:t xml:space="preserve">   3  </w:t>
-            </w:r>
-            <w:r>
-              <w:rPr>
-                <w:rFonts w:ascii="Consolas" w:hAnsi="Consolas" w:eastAsia="Consolas"/>
-                <w:b w:val="0"/>
-                <w:sz w:val="16"/>
-              </w:rPr>
-              <w:t>print(condition)</w:t>
+              <w:t xml:space="preserve"> [1]  </w:t>
+            </w:r>
+            <w:r>
+              <w:rPr>
+                <w:rFonts w:ascii="Consolas" w:hAnsi="Consolas" w:eastAsia="Consolas"/>
+                <w:b w:val="0"/>
+                <w:sz w:val="16"/>
+              </w:rPr>
+              <w:t>RunStatus = Literal["SUCCESS", "FAILED"]</w:t>
+            </w:r>
+          </w:p>
+          <w:p>
+            <w:pPr>
+              <w:spacing w:before="0" w:after="0" w:line="240" w:lineRule="auto"/>
+              <w:ind w:left="567" w:hanging="567"/>
+            </w:pPr>
+            <w:r>
+              <w:rPr>
+                <w:rFonts w:ascii="Consolas" w:hAnsi="Consolas" w:eastAsia="Consolas"/>
+                <w:b w:val="0"/>
+                <w:color w:val="5B6875"/>
+                <w:sz w:val="16"/>
+              </w:rPr>
+              <w:t xml:space="preserve">   4  </w:t>
+            </w:r>
+            <w:r>
+              <w:rPr>
+                <w:rFonts w:ascii="Consolas" w:hAnsi="Consolas" w:eastAsia="Consolas"/>
+                <w:b w:val="0"/>
+                <w:sz w:val="16"/>
+              </w:rPr>
+              <w:t>Layer = Literal["bronze", "silver", "gold"]</w:t>
+            </w:r>
+          </w:p>
+          <w:p>
+            <w:pPr>
+              <w:spacing w:before="0" w:after="0" w:line="240" w:lineRule="auto"/>
+              <w:ind w:left="567" w:hanging="567"/>
+            </w:pPr>
+            <w:r>
+              <w:rPr>
+                <w:rFonts w:ascii="Consolas" w:hAnsi="Consolas" w:eastAsia="Consolas"/>
+                <w:b w:val="0"/>
+                <w:color w:val="5B6875"/>
+                <w:sz w:val="16"/>
+              </w:rPr>
+              <w:t xml:space="preserve">   5  </w:t>
+            </w:r>
+            <w:r>
+              <w:rPr>
+                <w:rFonts w:ascii="Consolas" w:hAnsi="Consolas" w:eastAsia="Consolas"/>
+                <w:b w:val="0"/>
+                <w:sz w:val="16"/>
+              </w:rPr>
+              <w:t xml:space="preserve"> </w:t>
+            </w:r>
+          </w:p>
+          <w:p>
+            <w:pPr>
+              <w:spacing w:before="0" w:after="0" w:line="240" w:lineRule="auto"/>
+              <w:ind w:left="567" w:hanging="567"/>
+            </w:pPr>
+            <w:r>
+              <w:rPr>
+                <w:rFonts w:ascii="Consolas" w:hAnsi="Consolas" w:eastAsia="Consolas"/>
+                <w:b w:val="0"/>
+                <w:color w:val="5B6875"/>
+                <w:sz w:val="16"/>
+              </w:rPr>
+              <w:t xml:space="preserve">   6  </w:t>
+            </w:r>
+            <w:r>
+              <w:rPr>
+                <w:rFonts w:ascii="Consolas" w:hAnsi="Consolas" w:eastAsia="Consolas"/>
+                <w:b w:val="0"/>
+                <w:sz w:val="16"/>
+              </w:rPr>
+              <w:t xml:space="preserve"> </w:t>
+            </w:r>
+          </w:p>
+          <w:p>
+            <w:pPr>
+              <w:spacing w:before="0" w:after="0" w:line="240" w:lineRule="auto"/>
+              <w:ind w:left="567" w:hanging="567"/>
+            </w:pPr>
+            <w:r>
+              <w:rPr>
+                <w:rFonts w:ascii="Consolas" w:hAnsi="Consolas" w:eastAsia="Consolas"/>
+                <w:b/>
+                <w:color w:val="5B6875"/>
+                <w:sz w:val="16"/>
+              </w:rPr>
+              <w:t xml:space="preserve"> [2]  </w:t>
+            </w:r>
+            <w:r>
+              <w:rPr>
+                <w:rFonts w:ascii="Consolas" w:hAnsi="Consolas" w:eastAsia="Consolas"/>
+                <w:b w:val="0"/>
+                <w:sz w:val="16"/>
+              </w:rPr>
+              <w:t>def build_run_record(</w:t>
+            </w:r>
+          </w:p>
+          <w:p>
+            <w:pPr>
+              <w:spacing w:before="0" w:after="0" w:line="240" w:lineRule="auto"/>
+              <w:ind w:left="567" w:hanging="567"/>
+            </w:pPr>
+            <w:r>
+              <w:rPr>
+                <w:rFonts w:ascii="Consolas" w:hAnsi="Consolas" w:eastAsia="Consolas"/>
+                <w:b w:val="0"/>
+                <w:color w:val="5B6875"/>
+                <w:sz w:val="16"/>
+              </w:rPr>
+              <w:t xml:space="preserve">   8  </w:t>
+            </w:r>
+            <w:r>
+              <w:rPr>
+                <w:rFonts w:ascii="Consolas" w:hAnsi="Consolas" w:eastAsia="Consolas"/>
+                <w:b w:val="0"/>
+                <w:sz w:val="16"/>
+              </w:rPr>
+              <w:t xml:space="preserve">    pipeline_name: str,</w:t>
+            </w:r>
+          </w:p>
+          <w:p>
+            <w:pPr>
+              <w:spacing w:before="0" w:after="0" w:line="240" w:lineRule="auto"/>
+              <w:ind w:left="567" w:hanging="567"/>
+            </w:pPr>
+            <w:r>
+              <w:rPr>
+                <w:rFonts w:ascii="Consolas" w:hAnsi="Consolas" w:eastAsia="Consolas"/>
+                <w:b w:val="0"/>
+                <w:color w:val="5B6875"/>
+                <w:sz w:val="16"/>
+              </w:rPr>
+              <w:t xml:space="preserve">   9  </w:t>
+            </w:r>
+            <w:r>
+              <w:rPr>
+                <w:rFonts w:ascii="Consolas" w:hAnsi="Consolas" w:eastAsia="Consolas"/>
+                <w:b w:val="0"/>
+                <w:sz w:val="16"/>
+              </w:rPr>
+              <w:t xml:space="preserve">    layer: Layer,</w:t>
+            </w:r>
+          </w:p>
+          <w:p>
+            <w:pPr>
+              <w:spacing w:before="0" w:after="0" w:line="240" w:lineRule="auto"/>
+              <w:ind w:left="567" w:hanging="567"/>
+            </w:pPr>
+            <w:r>
+              <w:rPr>
+                <w:rFonts w:ascii="Consolas" w:hAnsi="Consolas" w:eastAsia="Consolas"/>
+                <w:b w:val="0"/>
+                <w:color w:val="5B6875"/>
+                <w:sz w:val="16"/>
+              </w:rPr>
+              <w:t xml:space="preserve">  10  </w:t>
+            </w:r>
+            <w:r>
+              <w:rPr>
+                <w:rFonts w:ascii="Consolas" w:hAnsi="Consolas" w:eastAsia="Consolas"/>
+                <w:b w:val="0"/>
+                <w:sz w:val="16"/>
+              </w:rPr>
+              <w:t xml:space="preserve">    rows_processed: int,</w:t>
+            </w:r>
+          </w:p>
+          <w:p>
+            <w:pPr>
+              <w:spacing w:before="0" w:after="0" w:line="240" w:lineRule="auto"/>
+              <w:ind w:left="567" w:hanging="567"/>
+            </w:pPr>
+            <w:r>
+              <w:rPr>
+                <w:rFonts w:ascii="Consolas" w:hAnsi="Consolas" w:eastAsia="Consolas"/>
+                <w:b w:val="0"/>
+                <w:color w:val="5B6875"/>
+                <w:sz w:val="16"/>
+              </w:rPr>
+              <w:t xml:space="preserve">  11  </w:t>
+            </w:r>
+            <w:r>
+              <w:rPr>
+                <w:rFonts w:ascii="Consolas" w:hAnsi="Consolas" w:eastAsia="Consolas"/>
+                <w:b w:val="0"/>
+                <w:sz w:val="16"/>
+              </w:rPr>
+              <w:t xml:space="preserve">    status: RunStatus,</w:t>
+            </w:r>
+          </w:p>
+          <w:p>
+            <w:pPr>
+              <w:spacing w:before="0" w:after="0" w:line="240" w:lineRule="auto"/>
+              <w:ind w:left="567" w:hanging="567"/>
+            </w:pPr>
+            <w:r>
+              <w:rPr>
+                <w:rFonts w:ascii="Consolas" w:hAnsi="Consolas" w:eastAsia="Consolas"/>
+                <w:b/>
+                <w:color w:val="5B6875"/>
+                <w:sz w:val="16"/>
+              </w:rPr>
+              <w:t xml:space="preserve"> [3]  </w:t>
+            </w:r>
+            <w:r>
+              <w:rPr>
+                <w:rFonts w:ascii="Consolas" w:hAnsi="Consolas" w:eastAsia="Consolas"/>
+                <w:b w:val="0"/>
+                <w:sz w:val="16"/>
+              </w:rPr>
+              <w:t xml:space="preserve">    error_message: str | None = None,</w:t>
+            </w:r>
+          </w:p>
+          <w:p>
+            <w:pPr>
+              <w:spacing w:before="0" w:after="0" w:line="240" w:lineRule="auto"/>
+              <w:ind w:left="567" w:hanging="567"/>
+            </w:pPr>
+            <w:r>
+              <w:rPr>
+                <w:rFonts w:ascii="Consolas" w:hAnsi="Consolas" w:eastAsia="Consolas"/>
+                <w:b/>
+                <w:color w:val="5B6875"/>
+                <w:sz w:val="16"/>
+              </w:rPr>
+              <w:t xml:space="preserve"> [4]  </w:t>
+            </w:r>
+            <w:r>
+              <w:rPr>
+                <w:rFonts w:ascii="Consolas" w:hAnsi="Consolas" w:eastAsia="Consolas"/>
+                <w:b w:val="0"/>
+                <w:sz w:val="16"/>
+              </w:rPr>
+              <w:t>) -&gt; dict[str, str | int | None]:</w:t>
+            </w:r>
+          </w:p>
+          <w:p>
+            <w:pPr>
+              <w:spacing w:before="0" w:after="0" w:line="240" w:lineRule="auto"/>
+              <w:ind w:left="567" w:hanging="567"/>
+            </w:pPr>
+            <w:r>
+              <w:rPr>
+                <w:rFonts w:ascii="Consolas" w:hAnsi="Consolas" w:eastAsia="Consolas"/>
+                <w:b w:val="0"/>
+                <w:color w:val="5B6875"/>
+                <w:sz w:val="16"/>
+              </w:rPr>
+              <w:t xml:space="preserve">  14  </w:t>
+            </w:r>
+            <w:r>
+              <w:rPr>
+                <w:rFonts w:ascii="Consolas" w:hAnsi="Consolas" w:eastAsia="Consolas"/>
+                <w:b w:val="0"/>
+                <w:sz w:val="16"/>
+              </w:rPr>
+              <w:t xml:space="preserve">    """Build one run log record.</w:t>
+            </w:r>
+          </w:p>
+          <w:p>
+            <w:pPr>
+              <w:spacing w:before="0" w:after="0" w:line="240" w:lineRule="auto"/>
+              <w:ind w:left="567" w:hanging="567"/>
+            </w:pPr>
+            <w:r>
+              <w:rPr>
+                <w:rFonts w:ascii="Consolas" w:hAnsi="Consolas" w:eastAsia="Consolas"/>
+                <w:b w:val="0"/>
+                <w:color w:val="5B6875"/>
+                <w:sz w:val="16"/>
+              </w:rPr>
+              <w:t xml:space="preserve">  15  </w:t>
+            </w:r>
+            <w:r>
+              <w:rPr>
+                <w:rFonts w:ascii="Consolas" w:hAnsi="Consolas" w:eastAsia="Consolas"/>
+                <w:b w:val="0"/>
+                <w:sz w:val="16"/>
+              </w:rPr>
+              <w:t xml:space="preserve"> </w:t>
+            </w:r>
+          </w:p>
+          <w:p>
+            <w:pPr>
+              <w:spacing w:before="0" w:after="0" w:line="240" w:lineRule="auto"/>
+              <w:ind w:left="567" w:hanging="567"/>
+            </w:pPr>
+            <w:r>
+              <w:rPr>
+                <w:rFonts w:ascii="Consolas" w:hAnsi="Consolas" w:eastAsia="Consolas"/>
+                <w:b w:val="0"/>
+                <w:color w:val="5B6875"/>
+                <w:sz w:val="16"/>
+              </w:rPr>
+              <w:t xml:space="preserve">  16  </w:t>
+            </w:r>
+            <w:r>
+              <w:rPr>
+                <w:rFonts w:ascii="Consolas" w:hAnsi="Consolas" w:eastAsia="Consolas"/>
+                <w:b w:val="0"/>
+                <w:sz w:val="16"/>
+              </w:rPr>
+              <w:t xml:space="preserve">    Args:</w:t>
+            </w:r>
+          </w:p>
+          <w:p>
+            <w:pPr>
+              <w:spacing w:before="0" w:after="0" w:line="240" w:lineRule="auto"/>
+              <w:ind w:left="567" w:hanging="567"/>
+            </w:pPr>
+            <w:r>
+              <w:rPr>
+                <w:rFonts w:ascii="Consolas" w:hAnsi="Consolas" w:eastAsia="Consolas"/>
+                <w:b w:val="0"/>
+                <w:color w:val="5B6875"/>
+                <w:sz w:val="16"/>
+              </w:rPr>
+              <w:t xml:space="preserve">  17  </w:t>
+            </w:r>
+            <w:r>
+              <w:rPr>
+                <w:rFonts w:ascii="Consolas" w:hAnsi="Consolas" w:eastAsia="Consolas"/>
+                <w:b w:val="0"/>
+                <w:sz w:val="16"/>
+              </w:rPr>
+              <w:t xml:space="preserve">        pipeline_name: Job name, for example nat_silver_pipeline.</w:t>
+            </w:r>
+          </w:p>
+          <w:p>
+            <w:pPr>
+              <w:spacing w:before="0" w:after="0" w:line="240" w:lineRule="auto"/>
+              <w:ind w:left="567" w:hanging="567"/>
+            </w:pPr>
+            <w:r>
+              <w:rPr>
+                <w:rFonts w:ascii="Consolas" w:hAnsi="Consolas" w:eastAsia="Consolas"/>
+                <w:b w:val="0"/>
+                <w:color w:val="5B6875"/>
+                <w:sz w:val="16"/>
+              </w:rPr>
+              <w:t xml:space="preserve">  18  </w:t>
+            </w:r>
+            <w:r>
+              <w:rPr>
+                <w:rFonts w:ascii="Consolas" w:hAnsi="Consolas" w:eastAsia="Consolas"/>
+                <w:b w:val="0"/>
+                <w:sz w:val="16"/>
+              </w:rPr>
+              <w:t xml:space="preserve">        layer: Medallion layer the run wrote to.</w:t>
+            </w:r>
+          </w:p>
+          <w:p>
+            <w:pPr>
+              <w:spacing w:before="0" w:after="0" w:line="240" w:lineRule="auto"/>
+              <w:ind w:left="567" w:hanging="567"/>
+            </w:pPr>
+            <w:r>
+              <w:rPr>
+                <w:rFonts w:ascii="Consolas" w:hAnsi="Consolas" w:eastAsia="Consolas"/>
+                <w:b w:val="0"/>
+                <w:color w:val="5B6875"/>
+                <w:sz w:val="16"/>
+              </w:rPr>
+              <w:t xml:space="preserve">  19  </w:t>
+            </w:r>
+            <w:r>
+              <w:rPr>
+                <w:rFonts w:ascii="Consolas" w:hAnsi="Consolas" w:eastAsia="Consolas"/>
+                <w:b w:val="0"/>
+                <w:sz w:val="16"/>
+              </w:rPr>
+              <w:t xml:space="preserve">        rows_processed: Rows written by the run.</w:t>
+            </w:r>
+          </w:p>
+          <w:p>
+            <w:pPr>
+              <w:spacing w:before="0" w:after="0" w:line="240" w:lineRule="auto"/>
+              <w:ind w:left="567" w:hanging="567"/>
+            </w:pPr>
+            <w:r>
+              <w:rPr>
+                <w:rFonts w:ascii="Consolas" w:hAnsi="Consolas" w:eastAsia="Consolas"/>
+                <w:b w:val="0"/>
+                <w:color w:val="5B6875"/>
+                <w:sz w:val="16"/>
+              </w:rPr>
+              <w:t xml:space="preserve">  20  </w:t>
+            </w:r>
+            <w:r>
+              <w:rPr>
+                <w:rFonts w:ascii="Consolas" w:hAnsi="Consolas" w:eastAsia="Consolas"/>
+                <w:b w:val="0"/>
+                <w:sz w:val="16"/>
+              </w:rPr>
+              <w:t xml:space="preserve">        status: Final status of the run.</w:t>
+            </w:r>
+          </w:p>
+          <w:p>
+            <w:pPr>
+              <w:spacing w:before="0" w:after="0" w:line="240" w:lineRule="auto"/>
+              <w:ind w:left="567" w:hanging="567"/>
+            </w:pPr>
+            <w:r>
+              <w:rPr>
+                <w:rFonts w:ascii="Consolas" w:hAnsi="Consolas" w:eastAsia="Consolas"/>
+                <w:b w:val="0"/>
+                <w:color w:val="5B6875"/>
+                <w:sz w:val="16"/>
+              </w:rPr>
+              <w:t xml:space="preserve">  21  </w:t>
+            </w:r>
+            <w:r>
+              <w:rPr>
+                <w:rFonts w:ascii="Consolas" w:hAnsi="Consolas" w:eastAsia="Consolas"/>
+                <w:b w:val="0"/>
+                <w:sz w:val="16"/>
+              </w:rPr>
+              <w:t xml:space="preserve">        error_message: Error text for a failed run, otherwise None.</w:t>
+            </w:r>
+          </w:p>
+          <w:p>
+            <w:pPr>
+              <w:spacing w:before="0" w:after="0" w:line="240" w:lineRule="auto"/>
+              <w:ind w:left="567" w:hanging="567"/>
+            </w:pPr>
+            <w:r>
+              <w:rPr>
+                <w:rFonts w:ascii="Consolas" w:hAnsi="Consolas" w:eastAsia="Consolas"/>
+                <w:b w:val="0"/>
+                <w:color w:val="5B6875"/>
+                <w:sz w:val="16"/>
+              </w:rPr>
+              <w:t xml:space="preserve">  22  </w:t>
+            </w:r>
+            <w:r>
+              <w:rPr>
+                <w:rFonts w:ascii="Consolas" w:hAnsi="Consolas" w:eastAsia="Consolas"/>
+                <w:b w:val="0"/>
+                <w:sz w:val="16"/>
+              </w:rPr>
+              <w:t xml:space="preserve"> </w:t>
+            </w:r>
+          </w:p>
+          <w:p>
+            <w:pPr>
+              <w:spacing w:before="0" w:after="0" w:line="240" w:lineRule="auto"/>
+              <w:ind w:left="567" w:hanging="567"/>
+            </w:pPr>
+            <w:r>
+              <w:rPr>
+                <w:rFonts w:ascii="Consolas" w:hAnsi="Consolas" w:eastAsia="Consolas"/>
+                <w:b w:val="0"/>
+                <w:color w:val="5B6875"/>
+                <w:sz w:val="16"/>
+              </w:rPr>
+              <w:t xml:space="preserve">  23  </w:t>
+            </w:r>
+            <w:r>
+              <w:rPr>
+                <w:rFonts w:ascii="Consolas" w:hAnsi="Consolas" w:eastAsia="Consolas"/>
+                <w:b w:val="0"/>
+                <w:sz w:val="16"/>
+              </w:rPr>
+              <w:t xml:space="preserve">    Returns:</w:t>
+            </w:r>
+          </w:p>
+          <w:p>
+            <w:pPr>
+              <w:spacing w:before="0" w:after="0" w:line="240" w:lineRule="auto"/>
+              <w:ind w:left="567" w:hanging="567"/>
+            </w:pPr>
+            <w:r>
+              <w:rPr>
+                <w:rFonts w:ascii="Consolas" w:hAnsi="Consolas" w:eastAsia="Consolas"/>
+                <w:b w:val="0"/>
+                <w:color w:val="5B6875"/>
+                <w:sz w:val="16"/>
+              </w:rPr>
+              <w:t xml:space="preserve">  24  </w:t>
+            </w:r>
+            <w:r>
+              <w:rPr>
+                <w:rFonts w:ascii="Consolas" w:hAnsi="Consolas" w:eastAsia="Consolas"/>
+                <w:b w:val="0"/>
+                <w:sz w:val="16"/>
+              </w:rPr>
+              <w:t xml:space="preserve">        A record ready to append to the run log table.</w:t>
+            </w:r>
+          </w:p>
+          <w:p>
+            <w:pPr>
+              <w:spacing w:before="0" w:after="0" w:line="240" w:lineRule="auto"/>
+              <w:ind w:left="567" w:hanging="567"/>
+            </w:pPr>
+            <w:r>
+              <w:rPr>
+                <w:rFonts w:ascii="Consolas" w:hAnsi="Consolas" w:eastAsia="Consolas"/>
+                <w:b w:val="0"/>
+                <w:color w:val="5B6875"/>
+                <w:sz w:val="16"/>
+              </w:rPr>
+              <w:t xml:space="preserve">  25  </w:t>
+            </w:r>
+            <w:r>
+              <w:rPr>
+                <w:rFonts w:ascii="Consolas" w:hAnsi="Consolas" w:eastAsia="Consolas"/>
+                <w:b w:val="0"/>
+                <w:sz w:val="16"/>
+              </w:rPr>
+              <w:t xml:space="preserve">    """</w:t>
+            </w:r>
+          </w:p>
+          <w:p>
+            <w:pPr>
+              <w:spacing w:before="0" w:after="0" w:line="240" w:lineRule="auto"/>
+              <w:ind w:left="567" w:hanging="567"/>
+            </w:pPr>
+            <w:r>
+              <w:rPr>
+                <w:rFonts w:ascii="Consolas" w:hAnsi="Consolas" w:eastAsia="Consolas"/>
+                <w:b w:val="0"/>
+                <w:color w:val="5B6875"/>
+                <w:sz w:val="16"/>
+              </w:rPr>
+              <w:t xml:space="preserve">  26  </w:t>
+            </w:r>
+            <w:r>
+              <w:rPr>
+                <w:rFonts w:ascii="Consolas" w:hAnsi="Consolas" w:eastAsia="Consolas"/>
+                <w:b w:val="0"/>
+                <w:sz w:val="16"/>
+              </w:rPr>
+              <w:t xml:space="preserve">    return {</w:t>
+            </w:r>
+          </w:p>
+          <w:p>
+            <w:pPr>
+              <w:spacing w:before="0" w:after="0" w:line="240" w:lineRule="auto"/>
+              <w:ind w:left="567" w:hanging="567"/>
+            </w:pPr>
+            <w:r>
+              <w:rPr>
+                <w:rFonts w:ascii="Consolas" w:hAnsi="Consolas" w:eastAsia="Consolas"/>
+                <w:b w:val="0"/>
+                <w:color w:val="5B6875"/>
+                <w:sz w:val="16"/>
+              </w:rPr>
+              <w:t xml:space="preserve">  27  </w:t>
+            </w:r>
+            <w:r>
+              <w:rPr>
+                <w:rFonts w:ascii="Consolas" w:hAnsi="Consolas" w:eastAsia="Consolas"/>
+                <w:b w:val="0"/>
+                <w:sz w:val="16"/>
+              </w:rPr>
+              <w:t xml:space="preserve">        "pipeline_name": pipeline_name,</w:t>
+            </w:r>
+          </w:p>
+          <w:p>
+            <w:pPr>
+              <w:spacing w:before="0" w:after="0" w:line="240" w:lineRule="auto"/>
+              <w:ind w:left="567" w:hanging="567"/>
+            </w:pPr>
+            <w:r>
+              <w:rPr>
+                <w:rFonts w:ascii="Consolas" w:hAnsi="Consolas" w:eastAsia="Consolas"/>
+                <w:b w:val="0"/>
+                <w:color w:val="5B6875"/>
+                <w:sz w:val="16"/>
+              </w:rPr>
+              <w:t xml:space="preserve">  28  </w:t>
+            </w:r>
+            <w:r>
+              <w:rPr>
+                <w:rFonts w:ascii="Consolas" w:hAnsi="Consolas" w:eastAsia="Consolas"/>
+                <w:b w:val="0"/>
+                <w:sz w:val="16"/>
+              </w:rPr>
+              <w:t xml:space="preserve">        "layer": layer,</w:t>
+            </w:r>
+          </w:p>
+          <w:p>
+            <w:pPr>
+              <w:spacing w:before="0" w:after="0" w:line="240" w:lineRule="auto"/>
+              <w:ind w:left="567" w:hanging="567"/>
+            </w:pPr>
+            <w:r>
+              <w:rPr>
+                <w:rFonts w:ascii="Consolas" w:hAnsi="Consolas" w:eastAsia="Consolas"/>
+                <w:b w:val="0"/>
+                <w:color w:val="5B6875"/>
+                <w:sz w:val="16"/>
+              </w:rPr>
+              <w:t xml:space="preserve">  29  </w:t>
+            </w:r>
+            <w:r>
+              <w:rPr>
+                <w:rFonts w:ascii="Consolas" w:hAnsi="Consolas" w:eastAsia="Consolas"/>
+                <w:b w:val="0"/>
+                <w:sz w:val="16"/>
+              </w:rPr>
+              <w:t xml:space="preserve">        "rows_processed": rows_processed,</w:t>
+            </w:r>
+          </w:p>
+          <w:p>
+            <w:pPr>
+              <w:spacing w:before="0" w:after="0" w:line="240" w:lineRule="auto"/>
+              <w:ind w:left="567" w:hanging="567"/>
+            </w:pPr>
+            <w:r>
+              <w:rPr>
+                <w:rFonts w:ascii="Consolas" w:hAnsi="Consolas" w:eastAsia="Consolas"/>
+                <w:b w:val="0"/>
+                <w:color w:val="5B6875"/>
+                <w:sz w:val="16"/>
+              </w:rPr>
+              <w:t xml:space="preserve">  30  </w:t>
+            </w:r>
+            <w:r>
+              <w:rPr>
+                <w:rFonts w:ascii="Consolas" w:hAnsi="Consolas" w:eastAsia="Consolas"/>
+                <w:b w:val="0"/>
+                <w:sz w:val="16"/>
+              </w:rPr>
+              <w:t xml:space="preserve">        "status": status,</w:t>
+            </w:r>
+          </w:p>
+          <w:p>
+            <w:pPr>
+              <w:spacing w:before="0" w:after="0" w:line="240" w:lineRule="auto"/>
+              <w:ind w:left="567" w:hanging="567"/>
+            </w:pPr>
+            <w:r>
+              <w:rPr>
+                <w:rFonts w:ascii="Consolas" w:hAnsi="Consolas" w:eastAsia="Consolas"/>
+                <w:b w:val="0"/>
+                <w:color w:val="5B6875"/>
+                <w:sz w:val="16"/>
+              </w:rPr>
+              <w:t xml:space="preserve">  31  </w:t>
+            </w:r>
+            <w:r>
+              <w:rPr>
+                <w:rFonts w:ascii="Consolas" w:hAnsi="Consolas" w:eastAsia="Consolas"/>
+                <w:b w:val="0"/>
+                <w:sz w:val="16"/>
+              </w:rPr>
+              <w:t xml:space="preserve">        "error_message": error_message,</w:t>
+            </w:r>
+          </w:p>
+          <w:p>
+            <w:pPr>
+              <w:spacing w:before="0" w:after="0" w:line="240" w:lineRule="auto"/>
+              <w:ind w:left="567" w:hanging="567"/>
+            </w:pPr>
+            <w:r>
+              <w:rPr>
+                <w:rFonts w:ascii="Consolas" w:hAnsi="Consolas" w:eastAsia="Consolas"/>
+                <w:b w:val="0"/>
+                <w:color w:val="5B6875"/>
+                <w:sz w:val="16"/>
+              </w:rPr>
+              <w:t xml:space="preserve">  32  </w:t>
+            </w:r>
+            <w:r>
+              <w:rPr>
+                <w:rFonts w:ascii="Consolas" w:hAnsi="Consolas" w:eastAsia="Consolas"/>
+                <w:b w:val="0"/>
+                <w:sz w:val="16"/>
+              </w:rPr>
+              <w:t xml:space="preserve">    }</w:t>
             </w:r>
           </w:p>
         </w:tc>
       </w:tr>
     </w:tbl>
-    <w:p/>
+    <w:p>
+      <w:pPr>
+        <w:pStyle w:val="ListNumber"/>
+      </w:pPr>
+      <w:r>
+        <w:rPr>
+          <w:b/>
+        </w:rPr>
+        <w:t xml:space="preserve">Line 3. </w:t>
+      </w:r>
+      <w:r>
+        <w:rPr>
+          <w:b w:val="0"/>
+          <w:i w:val="0"/>
+        </w:rPr>
+        <w:t>A named Literal type. mypy rejects any other string at every call site.</w:t>
+      </w:r>
+    </w:p>
+    <w:p>
+      <w:pPr>
+        <w:pStyle w:val="ListNumber"/>
+      </w:pPr>
+      <w:r>
+        <w:rPr>
+          <w:b/>
+        </w:rPr>
+        <w:t xml:space="preserve">Line 7. </w:t>
+      </w:r>
+      <w:r>
+        <w:rPr>
+          <w:b w:val="0"/>
+          <w:i w:val="0"/>
+        </w:rPr>
+        <w:t>The name now matches the job: it builds a record. Writing it is a separate function.</w:t>
+      </w:r>
+    </w:p>
+    <w:p>
+      <w:pPr>
+        <w:pStyle w:val="ListNumber"/>
+      </w:pPr>
+      <w:r>
+        <w:rPr>
+          <w:b/>
+        </w:rPr>
+        <w:t xml:space="preserve">Line 12. </w:t>
+      </w:r>
+      <w:r>
+        <w:rPr>
+          <w:b w:val="0"/>
+          <w:i w:val="0"/>
+        </w:rPr>
+        <w:t>Optional, stated honestly.</w:t>
+      </w:r>
+    </w:p>
+    <w:p>
+      <w:pPr>
+        <w:pStyle w:val="ListNumber"/>
+      </w:pPr>
+      <w:r>
+        <w:rPr>
+          <w:b/>
+        </w:rPr>
+        <w:t xml:space="preserve">Line 13. </w:t>
+      </w:r>
+      <w:r>
+        <w:rPr>
+          <w:b w:val="0"/>
+          <w:i w:val="0"/>
+        </w:rPr>
+        <w:t>The return type matches what the body returns.</w:t>
+      </w:r>
+    </w:p>
+    <w:p>
+      <w:r>
+        <w:rPr>
+          <w:b w:val="0"/>
+          <w:i w:val="0"/>
+        </w:rPr>
+        <w:t>The strong version tells mypy, the reviewer and the caller the same story. The weak version tells three different ones.</w:t>
+      </w:r>
+    </w:p>
+    <w:p>
+      <w:pPr>
+        <w:pStyle w:val="Heading4"/>
+      </w:pPr>
+      <w:r>
+        <w:t>Recap card</w:t>
+      </w:r>
+    </w:p>
+    <w:p>
+      <w:pPr>
+        <w:pStyle w:val="ListBullet"/>
+      </w:pPr>
+      <w:r>
+        <w:rPr>
+          <w:b/>
+          <w:i w:val="0"/>
+        </w:rPr>
+        <w:t>Optional parameter that defaults to None</w:t>
+      </w:r>
+      <w:r>
+        <w:rPr>
+          <w:b w:val="0"/>
+          <w:i w:val="0"/>
+        </w:rPr>
+        <w:t xml:space="preserve"> param: str | None = None. Never param: str = None.</w:t>
+      </w:r>
+    </w:p>
+    <w:p>
+      <w:pPr>
+        <w:pStyle w:val="ListBullet"/>
+      </w:pPr>
+      <w:r>
+        <w:rPr>
+          <w:b/>
+          <w:i w:val="0"/>
+        </w:rPr>
+        <w:t>A fixed set of string values</w:t>
+      </w:r>
+      <w:r>
+        <w:rPr>
+          <w:b w:val="0"/>
+          <w:i w:val="0"/>
+        </w:rPr>
+        <w:t xml:space="preserve"> Literal["PASS", "WARN", "FAIL"] from typing.</w:t>
+      </w:r>
+    </w:p>
+    <w:p>
+      <w:pPr>
+        <w:pStyle w:val="ListBullet"/>
+      </w:pPr>
+      <w:r>
+        <w:rPr>
+          <w:b/>
+          <w:i w:val="0"/>
+        </w:rPr>
+        <w:t>Google docstring sections</w:t>
+      </w:r>
+      <w:r>
+        <w:rPr>
+          <w:b w:val="0"/>
+          <w:i w:val="0"/>
+        </w:rPr>
+        <w:t xml:space="preserve"> One-line summary, then Args, Returns, Raises.</w:t>
+      </w:r>
+    </w:p>
+    <w:p>
+      <w:pPr>
+        <w:pStyle w:val="ListBullet"/>
+      </w:pPr>
+      <w:r>
+        <w:rPr>
+          <w:b/>
+          <w:i w:val="0"/>
+        </w:rPr>
+        <w:t>Why merge_keys: list[str] and not list?</w:t>
+      </w:r>
+      <w:r>
+        <w:rPr>
+          <w:b w:val="0"/>
+          <w:i w:val="0"/>
+        </w:rPr>
+        <w:t xml:space="preserve"> mypy then rejects a string, which Python would split into characters.</w:t>
+      </w:r>
+    </w:p>
+    <w:p>
+      <w:pPr>
+        <w:pStyle w:val="Heading4"/>
+      </w:pPr>
+      <w:r>
+        <w:t>Practice</w:t>
+      </w:r>
+    </w:p>
     <w:p>
       <w:pPr>
         <w:pStyle w:val="Heading5"/>
       </w:pPr>
       <w:r>
-        <w:t>Exercise 3. Fill the gap (level 2)</w:t>
+        <w:t>Exercise 1. Multiple choice (level 1)</w:t>
       </w:r>
     </w:p>
     <w:p>
@@ -4931,7 +4809,7 @@
           <w:b w:val="0"/>
           <w:i w:val="0"/>
         </w:rPr>
-        <w:t xml:space="preserve">Complete the signature. </w:t>
+        <w:t xml:space="preserve">A function takes an optional error message that defaults to </w:t>
       </w:r>
       <w:r>
         <w:rPr>
@@ -4939,14 +4817,14 @@
           <w:b w:val="0"/>
           <w:sz w:val="19"/>
         </w:rPr>
-        <w:t>status</w:t>
-      </w:r>
-      <w:r>
-        <w:rPr>
-          <w:b w:val="0"/>
-          <w:i w:val="0"/>
-        </w:rPr>
-        <w:t xml:space="preserve"> accepts only </w:t>
+        <w:t>None</w:t>
+      </w:r>
+      <w:r>
+        <w:rPr>
+          <w:b w:val="0"/>
+          <w:i w:val="0"/>
+        </w:rPr>
+        <w:t xml:space="preserve">. Which signature is correct for Python 3.11 with </w:t>
       </w:r>
       <w:r>
         <w:rPr>
@@ -4954,14 +4832,26 @@
           <w:b w:val="0"/>
           <w:sz w:val="19"/>
         </w:rPr>
-        <w:t>"PASS"</w:t>
-      </w:r>
-      <w:r>
-        <w:rPr>
-          <w:b w:val="0"/>
-          <w:i w:val="0"/>
-        </w:rPr>
-        <w:t xml:space="preserve">, </w:t>
+        <w:t>mypy --strict</w:t>
+      </w:r>
+      <w:r>
+        <w:rPr>
+          <w:b w:val="0"/>
+          <w:i w:val="0"/>
+        </w:rPr>
+        <w:t>?</w:t>
+      </w:r>
+    </w:p>
+    <w:p>
+      <w:pPr>
+        <w:pStyle w:val="ListBullet"/>
+      </w:pPr>
+      <w:r>
+        <w:rPr>
+          <w:b w:val="0"/>
+          <w:i w:val="0"/>
+        </w:rPr>
+        <w:t xml:space="preserve">a) </w:t>
       </w:r>
       <w:r>
         <w:rPr>
@@ -4969,14 +4859,19 @@
           <w:b w:val="0"/>
           <w:sz w:val="19"/>
         </w:rPr>
-        <w:t>"WARN"</w:t>
-      </w:r>
-      <w:r>
-        <w:rPr>
-          <w:b w:val="0"/>
-          <w:i w:val="0"/>
-        </w:rPr>
-        <w:t xml:space="preserve"> or </w:t>
+        <w:t>def log_run(error_message: str = None) -&gt; None:</w:t>
+      </w:r>
+    </w:p>
+    <w:p>
+      <w:pPr>
+        <w:pStyle w:val="ListBullet"/>
+      </w:pPr>
+      <w:r>
+        <w:rPr>
+          <w:b w:val="0"/>
+          <w:i w:val="0"/>
+        </w:rPr>
+        <w:t xml:space="preserve">b) </w:t>
       </w:r>
       <w:r>
         <w:rPr>
@@ -4984,14 +4879,97 @@
           <w:b w:val="0"/>
           <w:sz w:val="19"/>
         </w:rPr>
-        <w:t>"FAIL"</w:t>
-      </w:r>
-      <w:r>
-        <w:rPr>
-          <w:b w:val="0"/>
-          <w:i w:val="0"/>
-        </w:rPr>
-        <w:t>, and the function returns nothing.</w:t>
+        <w:t>def log_run(error_message: str | None = None) -&gt; None:</w:t>
+      </w:r>
+    </w:p>
+    <w:p>
+      <w:pPr>
+        <w:pStyle w:val="ListBullet"/>
+      </w:pPr>
+      <w:r>
+        <w:rPr>
+          <w:b w:val="0"/>
+          <w:i w:val="0"/>
+        </w:rPr>
+        <w:t xml:space="preserve">c) </w:t>
+      </w:r>
+      <w:r>
+        <w:rPr>
+          <w:rFonts w:ascii="Consolas" w:hAnsi="Consolas" w:eastAsia="Consolas"/>
+          <w:b w:val="0"/>
+          <w:sz w:val="19"/>
+        </w:rPr>
+        <w:t>def log_run(error_message=None) -&gt; None:</w:t>
+      </w:r>
+    </w:p>
+    <w:p>
+      <w:pPr>
+        <w:pStyle w:val="ListBullet"/>
+      </w:pPr>
+      <w:r>
+        <w:rPr>
+          <w:b w:val="0"/>
+          <w:i w:val="0"/>
+        </w:rPr>
+        <w:t xml:space="preserve">d) </w:t>
+      </w:r>
+      <w:r>
+        <w:rPr>
+          <w:rFonts w:ascii="Consolas" w:hAnsi="Consolas" w:eastAsia="Consolas"/>
+          <w:b w:val="0"/>
+          <w:sz w:val="19"/>
+        </w:rPr>
+        <w:t>def log_run(error_message: None = str) -&gt; None:</w:t>
+      </w:r>
+    </w:p>
+    <w:p>
+      <w:r>
+        <w:rPr>
+          <w:b/>
+          <w:i w:val="0"/>
+        </w:rPr>
+        <w:t>Why?</w:t>
+      </w:r>
+    </w:p>
+    <w:p>
+      <w:pPr>
+        <w:pStyle w:val="ListBullet"/>
+      </w:pPr>
+      <w:r>
+        <w:rPr>
+          <w:b w:val="0"/>
+          <w:i w:val="0"/>
+        </w:rPr>
+        <w:t>r1) The hint must include None, because None is a value the parameter takes.</w:t>
+      </w:r>
+    </w:p>
+    <w:p>
+      <w:pPr>
+        <w:pStyle w:val="ListBullet"/>
+      </w:pPr>
+      <w:r>
+        <w:rPr>
+          <w:b w:val="0"/>
+          <w:i w:val="0"/>
+        </w:rPr>
+        <w:t>r2) Type hints change how Python runs the function.</w:t>
+      </w:r>
+    </w:p>
+    <w:p>
+      <w:pPr>
+        <w:pStyle w:val="Heading5"/>
+      </w:pPr>
+      <w:r>
+        <w:t>Exercise 2. Predict the output (level 2)</w:t>
+      </w:r>
+    </w:p>
+    <w:p>
+      <w:r>
+        <w:rPr>
+          <w:b w:val="0"/>
+          <w:i w:val="0"/>
+        </w:rPr>
+        <w:t>The reference code builds a MERGE condition like this. A caller passes a string instead of a list. What does this print?</w:t>
       </w:r>
     </w:p>
     <w:tbl>
@@ -5029,7 +5007,7 @@
                 <w:b w:val="0"/>
                 <w:sz w:val="16"/>
               </w:rPr>
-              <w:t>from typing import _____(1)</w:t>
+              <w:t>merge_keys = "id"</w:t>
             </w:r>
           </w:p>
           <w:p>
@@ -5052,7 +5030,7 @@
                 <w:b w:val="0"/>
                 <w:sz w:val="16"/>
               </w:rPr>
-              <w:t xml:space="preserve"> </w:t>
+              <w:t>condition = " AND ".join(f"t.{k} = s.{k}" for k in merge_keys)</w:t>
             </w:r>
           </w:p>
           <w:p>
@@ -5075,30 +5053,7 @@
                 <w:b w:val="0"/>
                 <w:sz w:val="16"/>
               </w:rPr>
-              <w:t>def record_check(name: str, status: _____(2)["PASS", "WARN", "FAIL"]) -&gt; _____(3):</w:t>
-            </w:r>
-          </w:p>
-          <w:p>
-            <w:pPr>
-              <w:spacing w:before="0" w:after="0" w:line="240" w:lineRule="auto"/>
-              <w:ind w:left="567" w:hanging="567"/>
-            </w:pPr>
-            <w:r>
-              <w:rPr>
-                <w:rFonts w:ascii="Consolas" w:hAnsi="Consolas" w:eastAsia="Consolas"/>
-                <w:b w:val="0"/>
-                <w:color w:val="5B6875"/>
-                <w:sz w:val="16"/>
-              </w:rPr>
-              <w:t xml:space="preserve">   4  </w:t>
-            </w:r>
-            <w:r>
-              <w:rPr>
-                <w:rFonts w:ascii="Consolas" w:hAnsi="Consolas" w:eastAsia="Consolas"/>
-                <w:b w:val="0"/>
-                <w:sz w:val="16"/>
-              </w:rPr>
-              <w:t xml:space="preserve">    ...</w:t>
+              <w:t>print(condition)</w:t>
             </w:r>
           </w:p>
         </w:tc>
@@ -5110,7 +5065,7 @@
         <w:pStyle w:val="Heading5"/>
       </w:pPr>
       <w:r>
-        <w:t>Exercise 4. Write the function (level 3)</w:t>
+        <w:t>Exercise 3. Fill the gap (level 2)</w:t>
       </w:r>
     </w:p>
     <w:p>
@@ -5119,7 +5074,7 @@
           <w:b w:val="0"/>
           <w:i w:val="0"/>
         </w:rPr>
-        <w:t xml:space="preserve">Write </w:t>
+        <w:t xml:space="preserve">Complete the signature. </w:t>
       </w:r>
       <w:r>
         <w:rPr>
@@ -5127,14 +5082,14 @@
           <w:b w:val="0"/>
           <w:sz w:val="19"/>
         </w:rPr>
-        <w:t>build_merge_condition(keys, target="t", source="s")</w:t>
-      </w:r>
-      <w:r>
-        <w:rPr>
-          <w:b w:val="0"/>
-          <w:i w:val="0"/>
-        </w:rPr>
-        <w:t xml:space="preserve">. It returns a condition such as </w:t>
+        <w:t>status</w:t>
+      </w:r>
+      <w:r>
+        <w:rPr>
+          <w:b w:val="0"/>
+          <w:i w:val="0"/>
+        </w:rPr>
+        <w:t xml:space="preserve"> accepts only </w:t>
       </w:r>
       <w:r>
         <w:rPr>
@@ -5142,26 +5097,14 @@
           <w:b w:val="0"/>
           <w:sz w:val="19"/>
         </w:rPr>
-        <w:t>t.respondent_id = s.respondent_id AND t.wave_id = s.wave_id</w:t>
-      </w:r>
-      <w:r>
-        <w:rPr>
-          <w:b w:val="0"/>
-          <w:i w:val="0"/>
-        </w:rPr>
-        <w:t>.</w:t>
-      </w:r>
-    </w:p>
-    <w:p>
-      <w:pPr>
-        <w:pStyle w:val="ListBullet"/>
-      </w:pPr>
-      <w:r>
-        <w:rPr>
-          <w:b w:val="0"/>
-          <w:i w:val="0"/>
-        </w:rPr>
-        <w:t xml:space="preserve">Raise </w:t>
+        <w:t>"PASS"</w:t>
+      </w:r>
+      <w:r>
+        <w:rPr>
+          <w:b w:val="0"/>
+          <w:i w:val="0"/>
+        </w:rPr>
+        <w:t xml:space="preserve">, </w:t>
       </w:r>
       <w:r>
         <w:rPr>
@@ -5169,14 +5112,14 @@
           <w:b w:val="0"/>
           <w:sz w:val="19"/>
         </w:rPr>
-        <w:t>TypeError</w:t>
-      </w:r>
-      <w:r>
-        <w:rPr>
-          <w:b w:val="0"/>
-          <w:i w:val="0"/>
-        </w:rPr>
-        <w:t xml:space="preserve"> when </w:t>
+        <w:t>"WARN"</w:t>
+      </w:r>
+      <w:r>
+        <w:rPr>
+          <w:b w:val="0"/>
+          <w:i w:val="0"/>
+        </w:rPr>
+        <w:t xml:space="preserve"> or </w:t>
       </w:r>
       <w:r>
         <w:rPr>
@@ -5184,77 +5127,14 @@
           <w:b w:val="0"/>
           <w:sz w:val="19"/>
         </w:rPr>
-        <w:t>keys</w:t>
-      </w:r>
-      <w:r>
-        <w:rPr>
-          <w:b w:val="0"/>
-          <w:i w:val="0"/>
-        </w:rPr>
-        <w:t xml:space="preserve"> is a string, not a list.</w:t>
-      </w:r>
-    </w:p>
-    <w:p>
-      <w:pPr>
-        <w:pStyle w:val="ListBullet"/>
-      </w:pPr>
-      <w:r>
-        <w:rPr>
-          <w:b w:val="0"/>
-          <w:i w:val="0"/>
-        </w:rPr>
-        <w:t xml:space="preserve">Raise </w:t>
-      </w:r>
-      <w:r>
-        <w:rPr>
-          <w:rFonts w:ascii="Consolas" w:hAnsi="Consolas" w:eastAsia="Consolas"/>
-          <w:b w:val="0"/>
-          <w:sz w:val="19"/>
-        </w:rPr>
-        <w:t>ValueError</w:t>
-      </w:r>
-      <w:r>
-        <w:rPr>
-          <w:b w:val="0"/>
-          <w:i w:val="0"/>
-        </w:rPr>
-        <w:t xml:space="preserve"> when </w:t>
-      </w:r>
-      <w:r>
-        <w:rPr>
-          <w:rFonts w:ascii="Consolas" w:hAnsi="Consolas" w:eastAsia="Consolas"/>
-          <w:b w:val="0"/>
-          <w:sz w:val="19"/>
-        </w:rPr>
-        <w:t>keys</w:t>
-      </w:r>
-      <w:r>
-        <w:rPr>
-          <w:b w:val="0"/>
-          <w:i w:val="0"/>
-        </w:rPr>
-        <w:t xml:space="preserve"> is empty.</w:t>
-      </w:r>
-    </w:p>
-    <w:p>
-      <w:pPr>
-        <w:pStyle w:val="ListBullet"/>
-      </w:pPr>
-      <w:r>
-        <w:rPr>
-          <w:b w:val="0"/>
-          <w:i w:val="0"/>
-        </w:rPr>
-        <w:t>Add type hints and a Google-style docstring with Args, Returns and Raises.</w:t>
-      </w:r>
-    </w:p>
-    <w:p>
-      <w:r>
-        <w:rPr>
-          <w:b w:val="0"/>
-          <w:i w:val="0"/>
-        </w:rPr>
-        <w:t>Starter code:</w:t>
+        <w:t>"FAIL"</w:t>
+      </w:r>
+      <w:r>
+        <w:rPr>
+          <w:b w:val="0"/>
+          <w:i w:val="0"/>
+        </w:rPr>
+        <w:t>, and the function returns nothing.</w:t>
       </w:r>
     </w:p>
     <w:tbl>
@@ -5292,7 +5172,7 @@
                 <w:b w:val="0"/>
                 <w:sz w:val="16"/>
               </w:rPr>
-              <w:t>def build_merge_condition(keys, target="t", source="s"):</w:t>
+              <w:t>from typing import _____(1)</w:t>
             </w:r>
           </w:p>
           <w:p>
@@ -5308,6 +5188,52 @@
                 <w:sz w:val="16"/>
               </w:rPr>
               <w:t xml:space="preserve">   2  </w:t>
+            </w:r>
+            <w:r>
+              <w:rPr>
+                <w:rFonts w:ascii="Consolas" w:hAnsi="Consolas" w:eastAsia="Consolas"/>
+                <w:b w:val="0"/>
+                <w:sz w:val="16"/>
+              </w:rPr>
+              <w:t xml:space="preserve"> </w:t>
+            </w:r>
+          </w:p>
+          <w:p>
+            <w:pPr>
+              <w:spacing w:before="0" w:after="0" w:line="240" w:lineRule="auto"/>
+              <w:ind w:left="567" w:hanging="567"/>
+            </w:pPr>
+            <w:r>
+              <w:rPr>
+                <w:rFonts w:ascii="Consolas" w:hAnsi="Consolas" w:eastAsia="Consolas"/>
+                <w:b w:val="0"/>
+                <w:color w:val="5B6875"/>
+                <w:sz w:val="16"/>
+              </w:rPr>
+              <w:t xml:space="preserve">   3  </w:t>
+            </w:r>
+            <w:r>
+              <w:rPr>
+                <w:rFonts w:ascii="Consolas" w:hAnsi="Consolas" w:eastAsia="Consolas"/>
+                <w:b w:val="0"/>
+                <w:sz w:val="16"/>
+              </w:rPr>
+              <w:t>def record_check(name: str, status: _____(2)["PASS", "WARN", "FAIL"]) -&gt; _____(3):</w:t>
+            </w:r>
+          </w:p>
+          <w:p>
+            <w:pPr>
+              <w:spacing w:before="0" w:after="0" w:line="240" w:lineRule="auto"/>
+              <w:ind w:left="567" w:hanging="567"/>
+            </w:pPr>
+            <w:r>
+              <w:rPr>
+                <w:rFonts w:ascii="Consolas" w:hAnsi="Consolas" w:eastAsia="Consolas"/>
+                <w:b w:val="0"/>
+                <w:color w:val="5B6875"/>
+                <w:sz w:val="16"/>
+              </w:rPr>
+              <w:t xml:space="preserve">   4  </w:t>
             </w:r>
             <w:r>
               <w:rPr>
@@ -5327,7 +5253,7 @@
         <w:pStyle w:val="Heading5"/>
       </w:pPr>
       <w:r>
-        <w:t>Exercise 5. Refactor (level 4)</w:t>
+        <w:t>Exercise 4. Write the function (level 3)</w:t>
       </w:r>
     </w:p>
     <w:p>
@@ -5336,7 +5262,7 @@
           <w:b w:val="0"/>
           <w:i w:val="0"/>
         </w:rPr>
-        <w:t xml:space="preserve">Type this function. Return one of </w:t>
+        <w:t xml:space="preserve">Write </w:t>
       </w:r>
       <w:r>
         <w:rPr>
@@ -5344,14 +5270,14 @@
           <w:b w:val="0"/>
           <w:sz w:val="19"/>
         </w:rPr>
-        <w:t>"SKIP"</w:t>
-      </w:r>
-      <w:r>
-        <w:rPr>
-          <w:b w:val="0"/>
-          <w:i w:val="0"/>
-        </w:rPr>
-        <w:t xml:space="preserve">, </w:t>
+        <w:t>build_merge_condition(keys, target="t", source="s")</w:t>
+      </w:r>
+      <w:r>
+        <w:rPr>
+          <w:b w:val="0"/>
+          <w:i w:val="0"/>
+        </w:rPr>
+        <w:t xml:space="preserve">. It returns a condition such as </w:t>
       </w:r>
       <w:r>
         <w:rPr>
@@ -5359,68 +5285,236 @@
           <w:b w:val="0"/>
           <w:sz w:val="19"/>
         </w:rPr>
-        <w:t>"WARN"</w:t>
-      </w:r>
-      <w:r>
-        <w:rPr>
-          <w:b w:val="0"/>
-          <w:i w:val="0"/>
-        </w:rPr>
-        <w:t xml:space="preserve"> or </w:t>
-      </w:r>
-      <w:r>
-        <w:rPr>
-          <w:rFonts w:ascii="Consolas" w:hAnsi="Consolas" w:eastAsia="Consolas"/>
-          <w:b w:val="0"/>
-          <w:sz w:val="19"/>
-        </w:rPr>
-        <w:t>"PASS"</w:t>
-      </w:r>
-      <w:r>
-        <w:rPr>
-          <w:b w:val="0"/>
-          <w:i w:val="0"/>
-        </w:rPr>
-        <w:t xml:space="preserve"> as a </w:t>
-      </w:r>
-      <w:r>
-        <w:rPr>
-          <w:rFonts w:ascii="Consolas" w:hAnsi="Consolas" w:eastAsia="Consolas"/>
-          <w:b w:val="0"/>
-          <w:sz w:val="19"/>
-        </w:rPr>
-        <w:t>Literal</w:t>
-      </w:r>
-      <w:r>
-        <w:rPr>
-          <w:b w:val="0"/>
-          <w:i w:val="0"/>
-        </w:rPr>
-        <w:t xml:space="preserve">, accept a missing </w:t>
-      </w:r>
-      <w:r>
-        <w:rPr>
-          <w:rFonts w:ascii="Consolas" w:hAnsi="Consolas" w:eastAsia="Consolas"/>
-          <w:b w:val="0"/>
-          <w:sz w:val="19"/>
-        </w:rPr>
-        <w:t>change</w:t>
-      </w:r>
-      <w:r>
-        <w:rPr>
-          <w:b w:val="0"/>
-          <w:i w:val="0"/>
-        </w:rPr>
-        <w:t>, and add a Google-style docstring. Keep the behaviour.</w:t>
+        <w:t>t.respondent_id = s.respondent_id AND t.wave_id = s.wave_id</w:t>
+      </w:r>
+      <w:r>
+        <w:rPr>
+          <w:b w:val="0"/>
+          <w:i w:val="0"/>
+        </w:rPr>
+        <w:t>.</w:t>
       </w:r>
     </w:p>
     <w:p>
-      <w:r>
-        <w:rPr>
-          <w:b w:val="0"/>
-          <w:i w:val="0"/>
-        </w:rPr>
-        <w:t>Starter code:</w:t>
+      <w:pPr>
+        <w:pStyle w:val="ListBullet"/>
+      </w:pPr>
+      <w:r>
+        <w:rPr>
+          <w:b w:val="0"/>
+          <w:i w:val="0"/>
+        </w:rPr>
+        <w:t xml:space="preserve">Raise </w:t>
+      </w:r>
+      <w:r>
+        <w:rPr>
+          <w:rFonts w:ascii="Consolas" w:hAnsi="Consolas" w:eastAsia="Consolas"/>
+          <w:b w:val="0"/>
+          <w:sz w:val="19"/>
+        </w:rPr>
+        <w:t>TypeError</w:t>
+      </w:r>
+      <w:r>
+        <w:rPr>
+          <w:b w:val="0"/>
+          <w:i w:val="0"/>
+        </w:rPr>
+        <w:t xml:space="preserve"> when </w:t>
+      </w:r>
+      <w:r>
+        <w:rPr>
+          <w:rFonts w:ascii="Consolas" w:hAnsi="Consolas" w:eastAsia="Consolas"/>
+          <w:b w:val="0"/>
+          <w:sz w:val="19"/>
+        </w:rPr>
+        <w:t>keys</w:t>
+      </w:r>
+      <w:r>
+        <w:rPr>
+          <w:b w:val="0"/>
+          <w:i w:val="0"/>
+        </w:rPr>
+        <w:t xml:space="preserve"> is a string, not a list.</w:t>
+      </w:r>
+    </w:p>
+    <w:p>
+      <w:pPr>
+        <w:pStyle w:val="ListBullet"/>
+      </w:pPr>
+      <w:r>
+        <w:rPr>
+          <w:b w:val="0"/>
+          <w:i w:val="0"/>
+        </w:rPr>
+        <w:t xml:space="preserve">Raise </w:t>
+      </w:r>
+      <w:r>
+        <w:rPr>
+          <w:rFonts w:ascii="Consolas" w:hAnsi="Consolas" w:eastAsia="Consolas"/>
+          <w:b w:val="0"/>
+          <w:sz w:val="19"/>
+        </w:rPr>
+        <w:t>ValueError</w:t>
+      </w:r>
+      <w:r>
+        <w:rPr>
+          <w:b w:val="0"/>
+          <w:i w:val="0"/>
+        </w:rPr>
+        <w:t xml:space="preserve"> when </w:t>
+      </w:r>
+      <w:r>
+        <w:rPr>
+          <w:rFonts w:ascii="Consolas" w:hAnsi="Consolas" w:eastAsia="Consolas"/>
+          <w:b w:val="0"/>
+          <w:sz w:val="19"/>
+        </w:rPr>
+        <w:t>keys</w:t>
+      </w:r>
+      <w:r>
+        <w:rPr>
+          <w:b w:val="0"/>
+          <w:i w:val="0"/>
+        </w:rPr>
+        <w:t xml:space="preserve"> is empty.</w:t>
+      </w:r>
+    </w:p>
+    <w:p>
+      <w:pPr>
+        <w:pStyle w:val="ListBullet"/>
+      </w:pPr>
+      <w:r>
+        <w:rPr>
+          <w:b w:val="0"/>
+          <w:i w:val="0"/>
+        </w:rPr>
+        <w:t>Add type hints and a Google-style docstring with Args, Returns and Raises.</w:t>
+      </w:r>
+    </w:p>
+    <w:p>
+      <w:r>
+        <w:rPr>
+          <w:b w:val="0"/>
+          <w:i w:val="0"/>
+        </w:rPr>
+        <w:t>Your code must pass these checks:</w:t>
+      </w:r>
+    </w:p>
+    <w:p>
+      <w:pPr>
+        <w:pStyle w:val="ListBullet"/>
+      </w:pPr>
+      <w:r>
+        <w:rPr>
+          <w:b w:val="0"/>
+          <w:i w:val="0"/>
+        </w:rPr>
+        <w:t xml:space="preserve">Join one </w:t>
+      </w:r>
+      <w:r>
+        <w:rPr>
+          <w:rFonts w:ascii="Consolas" w:hAnsi="Consolas" w:eastAsia="Consolas"/>
+          <w:b w:val="0"/>
+          <w:sz w:val="19"/>
+        </w:rPr>
+        <w:t>t.k = s.k</w:t>
+      </w:r>
+      <w:r>
+        <w:rPr>
+          <w:b w:val="0"/>
+          <w:i w:val="0"/>
+        </w:rPr>
+        <w:t xml:space="preserve"> clause per key with </w:t>
+      </w:r>
+      <w:r>
+        <w:rPr>
+          <w:rFonts w:ascii="Consolas" w:hAnsi="Consolas" w:eastAsia="Consolas"/>
+          <w:b w:val="0"/>
+          <w:sz w:val="19"/>
+        </w:rPr>
+        <w:t>AND</w:t>
+      </w:r>
+      <w:r>
+        <w:rPr>
+          <w:b w:val="0"/>
+          <w:i w:val="0"/>
+        </w:rPr>
+        <w:t>.</w:t>
+      </w:r>
+    </w:p>
+    <w:p>
+      <w:pPr>
+        <w:pStyle w:val="ListBullet"/>
+      </w:pPr>
+      <w:r>
+        <w:rPr>
+          <w:b w:val="0"/>
+          <w:i w:val="0"/>
+        </w:rPr>
+        <w:t xml:space="preserve">Use the </w:t>
+      </w:r>
+      <w:r>
+        <w:rPr>
+          <w:rFonts w:ascii="Consolas" w:hAnsi="Consolas" w:eastAsia="Consolas"/>
+          <w:b w:val="0"/>
+          <w:sz w:val="19"/>
+        </w:rPr>
+        <w:t>target</w:t>
+      </w:r>
+      <w:r>
+        <w:rPr>
+          <w:b w:val="0"/>
+          <w:i w:val="0"/>
+        </w:rPr>
+        <w:t xml:space="preserve"> and </w:t>
+      </w:r>
+      <w:r>
+        <w:rPr>
+          <w:rFonts w:ascii="Consolas" w:hAnsi="Consolas" w:eastAsia="Consolas"/>
+          <w:b w:val="0"/>
+          <w:sz w:val="19"/>
+        </w:rPr>
+        <w:t>source</w:t>
+      </w:r>
+      <w:r>
+        <w:rPr>
+          <w:b w:val="0"/>
+          <w:i w:val="0"/>
+        </w:rPr>
+        <w:t xml:space="preserve"> aliases you receive.</w:t>
+      </w:r>
+    </w:p>
+    <w:p>
+      <w:pPr>
+        <w:pStyle w:val="ListBullet"/>
+      </w:pPr>
+      <w:r>
+        <w:rPr>
+          <w:b w:val="0"/>
+          <w:i w:val="0"/>
+        </w:rPr>
+        <w:t>A string must raise TypeError. Otherwise it is split into characters.</w:t>
+      </w:r>
+    </w:p>
+    <w:p>
+      <w:pPr>
+        <w:pStyle w:val="ListBullet"/>
+      </w:pPr>
+      <w:r>
+        <w:rPr>
+          <w:b w:val="0"/>
+          <w:i w:val="0"/>
+        </w:rPr>
+        <w:t>An empty key list must raise ValueError. An empty condition matches nothing and inserts every row.</w:t>
+      </w:r>
+    </w:p>
+    <w:p>
+      <w:r>
+        <w:rPr>
+          <w:b w:val="0"/>
+          <w:i w:val="0"/>
+        </w:rPr>
+        <w:t>Shape of the answer. The reference solution defines these names. Write the bodies yourself.</w:t>
       </w:r>
     </w:p>
     <w:tbl>
@@ -5458,7 +5552,7 @@
                 <w:b w:val="0"/>
                 <w:sz w:val="16"/>
               </w:rPr>
-              <w:t>def classify_change(change, tolerance=0.10):</w:t>
+              <w:t># Build a MERGE ON condition that matches every key column.</w:t>
             </w:r>
           </w:p>
           <w:p>
@@ -5481,7 +5575,7 @@
                 <w:b w:val="0"/>
                 <w:sz w:val="16"/>
               </w:rPr>
-              <w:t xml:space="preserve">    if change is None:</w:t>
+              <w:t>def build_merge_condition(</w:t>
             </w:r>
           </w:p>
           <w:p>
@@ -5504,7 +5598,7 @@
                 <w:b w:val="0"/>
                 <w:sz w:val="16"/>
               </w:rPr>
-              <w:t xml:space="preserve">        return "SKIP"</w:t>
+              <w:t xml:space="preserve">    keys: list[str],</w:t>
             </w:r>
           </w:p>
           <w:p>
@@ -5527,7 +5621,53 @@
                 <w:b w:val="0"/>
                 <w:sz w:val="16"/>
               </w:rPr>
-              <w:t xml:space="preserve">    return "WARN" if change &gt; tolerance else "PASS"</w:t>
+              <w:t xml:space="preserve">    target: str = 't',</w:t>
+            </w:r>
+          </w:p>
+          <w:p>
+            <w:pPr>
+              <w:spacing w:before="0" w:after="0" w:line="240" w:lineRule="auto"/>
+              <w:ind w:left="567" w:hanging="567"/>
+            </w:pPr>
+            <w:r>
+              <w:rPr>
+                <w:rFonts w:ascii="Consolas" w:hAnsi="Consolas" w:eastAsia="Consolas"/>
+                <w:b w:val="0"/>
+                <w:color w:val="5B6875"/>
+                <w:sz w:val="16"/>
+              </w:rPr>
+              <w:t xml:space="preserve">   5  </w:t>
+            </w:r>
+            <w:r>
+              <w:rPr>
+                <w:rFonts w:ascii="Consolas" w:hAnsi="Consolas" w:eastAsia="Consolas"/>
+                <w:b w:val="0"/>
+                <w:sz w:val="16"/>
+              </w:rPr>
+              <w:t xml:space="preserve">    source: str = 's',</w:t>
+            </w:r>
+          </w:p>
+          <w:p>
+            <w:pPr>
+              <w:spacing w:before="0" w:after="0" w:line="240" w:lineRule="auto"/>
+              <w:ind w:left="567" w:hanging="567"/>
+            </w:pPr>
+            <w:r>
+              <w:rPr>
+                <w:rFonts w:ascii="Consolas" w:hAnsi="Consolas" w:eastAsia="Consolas"/>
+                <w:b w:val="0"/>
+                <w:color w:val="5B6875"/>
+                <w:sz w:val="16"/>
+              </w:rPr>
+              <w:t xml:space="preserve">   6  </w:t>
+            </w:r>
+            <w:r>
+              <w:rPr>
+                <w:rFonts w:ascii="Consolas" w:hAnsi="Consolas" w:eastAsia="Consolas"/>
+                <w:b w:val="0"/>
+                <w:sz w:val="16"/>
+              </w:rPr>
+              <w:t>) -&gt; str: ...</w:t>
             </w:r>
           </w:p>
         </w:tc>
@@ -5535,376 +5675,12 @@
     </w:tbl>
     <w:p/>
     <w:p>
-      <w:pPr>
-        <w:pStyle w:val="Heading4"/>
-      </w:pPr>
-      <w:r>
-        <w:t>Sources</w:t>
-      </w:r>
-    </w:p>
-    <w:p>
-      <w:pPr>
-        <w:pStyle w:val="ListBullet"/>
-      </w:pPr>
-      <w:r>
-        <w:rPr>
-          <w:b w:val="0"/>
-          <w:i w:val="0"/>
-        </w:rPr>
-        <w:t>Iterating a string in a join builds one clause per character. (verified: Run in Python 3.11 in this repository.)</w:t>
-      </w:r>
-    </w:p>
-    <w:p>
-      <w:pPr>
-        <w:pStyle w:val="ListBullet"/>
-      </w:pPr>
-      <w:r>
-        <w:rPr>
-          <w:b w:val="0"/>
-          <w:i w:val="0"/>
-        </w:rPr>
-        <w:t>The X | Y union syntax works in annotations from Python 3.10. (verified: Python 3.10 release notes (PEP 604); used throughout this repository on Python 3.11.)</w:t>
-      </w:r>
-    </w:p>
-    <w:p>
-      <w:pPr>
-        <w:pStyle w:val="Heading3"/>
-      </w:pPr>
-      <w:r>
-        <w:t>A1-L3 Config over hardcoded values, and PEP 8 with ruff</w:t>
-      </w:r>
-    </w:p>
-    <w:p>
-      <w:pPr>
-        <w:pStyle w:val="Heading4"/>
-      </w:pPr>
-      <w:r>
-        <w:t>Concept</w:t>
-      </w:r>
-    </w:p>
-    <w:p>
-      <w:r>
-        <w:rPr>
-          <w:b w:val="0"/>
-          <w:i w:val="0"/>
-        </w:rPr>
-        <w:t>Pipeline code should contain logic. Everything that changes between environments, trackers or contract versions belongs in configuration:</w:t>
-      </w:r>
-    </w:p>
-    <w:p>
-      <w:pPr>
-        <w:pStyle w:val="ListBullet"/>
-      </w:pPr>
-      <w:r>
-        <w:rPr>
-          <w:b w:val="0"/>
-          <w:i w:val="0"/>
-        </w:rPr>
-        <w:t>catalog, schema and table names</w:t>
-      </w:r>
-    </w:p>
-    <w:p>
-      <w:pPr>
-        <w:pStyle w:val="ListBullet"/>
-      </w:pPr>
-      <w:r>
-        <w:rPr>
-          <w:b w:val="0"/>
-          <w:i w:val="0"/>
-        </w:rPr>
-        <w:t>column maps and type maps</w:t>
-      </w:r>
-    </w:p>
-    <w:p>
-      <w:pPr>
-        <w:pStyle w:val="ListBullet"/>
-      </w:pPr>
-      <w:r>
-        <w:rPr>
-          <w:b w:val="0"/>
-          <w:i w:val="0"/>
-        </w:rPr>
-        <w:t xml:space="preserve">thresholds, such as </w:t>
-      </w:r>
-      <w:r>
-        <w:rPr>
-          <w:rFonts w:ascii="Consolas" w:hAnsi="Consolas" w:eastAsia="Consolas"/>
-          <w:b w:val="0"/>
-          <w:sz w:val="19"/>
-        </w:rPr>
-        <w:t>weight_sum_min</w:t>
-      </w:r>
-      <w:r>
-        <w:rPr>
-          <w:b w:val="0"/>
-          <w:i w:val="0"/>
-        </w:rPr>
-        <w:t xml:space="preserve"> or a stability tolerance</w:t>
-      </w:r>
-    </w:p>
-    <w:p>
-      <w:pPr>
-        <w:pStyle w:val="ListBullet"/>
-      </w:pPr>
-      <w:r>
-        <w:rPr>
-          <w:b w:val="0"/>
-          <w:i w:val="0"/>
-        </w:rPr>
-        <w:t>contract rules and their severity</w:t>
-      </w:r>
-    </w:p>
-    <w:p>
-      <w:r>
-        <w:rPr>
-          <w:b w:val="0"/>
-          <w:i w:val="0"/>
-        </w:rPr>
-        <w:t>Keep configuration in one of two places. Versioned JSON or YAML files in the repository suit values that change with a code release. Registry tables in Unity Catalog suit values that analysts maintain, such as the Variable Registry column map.</w:t>
-      </w:r>
-    </w:p>
-    <w:p>
-      <w:r>
-        <w:rPr>
-          <w:b w:val="0"/>
-          <w:i w:val="0"/>
-        </w:rPr>
-        <w:t xml:space="preserve">Load configuration once, at the start of the run, into a typed object. A frozen dataclass or a pydantic model works. Validate on load: every required key present, </w:t>
-      </w:r>
-      <w:r>
-        <w:rPr>
-          <w:rFonts w:ascii="Consolas" w:hAnsi="Consolas" w:eastAsia="Consolas"/>
-          <w:b w:val="0"/>
-          <w:sz w:val="19"/>
-        </w:rPr>
-        <w:t>weight_sum_min</w:t>
-      </w:r>
-      <w:r>
-        <w:rPr>
-          <w:b w:val="0"/>
-          <w:i w:val="0"/>
-        </w:rPr>
-        <w:t xml:space="preserve"> below </w:t>
-      </w:r>
-      <w:r>
-        <w:rPr>
-          <w:rFonts w:ascii="Consolas" w:hAnsi="Consolas" w:eastAsia="Consolas"/>
-          <w:b w:val="0"/>
-          <w:sz w:val="19"/>
-        </w:rPr>
-        <w:t>weight_sum_max</w:t>
-      </w:r>
-      <w:r>
-        <w:rPr>
-          <w:b w:val="0"/>
-          <w:i w:val="0"/>
-        </w:rPr>
-        <w:t>, names non-empty. Fail at 00:01 with "missing key: silver_table", not at 02:47 with a KeyError deep in a transform.</w:t>
-      </w:r>
-    </w:p>
-    <w:p>
-      <w:r>
-        <w:rPr>
-          <w:b w:val="0"/>
-          <w:i w:val="0"/>
-        </w:rPr>
-        <w:t>Then pass the object, or the values from it, into your functions. A function that reads a global config dictionary is as hard to test as one with hardcoded strings.</w:t>
-      </w:r>
-    </w:p>
-    <w:p>
-      <w:r>
-        <w:rPr>
-          <w:b w:val="0"/>
-          <w:i w:val="0"/>
-        </w:rPr>
-        <w:t xml:space="preserve">Style is part of the same discipline. PEP 8 is the Python style guide. </w:t>
-      </w:r>
-      <w:r>
-        <w:rPr>
-          <w:b/>
-          <w:i w:val="0"/>
-        </w:rPr>
-        <w:t>ruff</w:t>
-      </w:r>
-      <w:r>
-        <w:rPr>
-          <w:b w:val="0"/>
-          <w:i w:val="0"/>
-        </w:rPr>
-        <w:t xml:space="preserve"> checks it and formats code in one fast tool:</w:t>
-      </w:r>
-    </w:p>
-    <w:p>
-      <w:pPr>
-        <w:pStyle w:val="ListBullet"/>
-      </w:pPr>
-      <w:r>
-        <w:rPr>
-          <w:rFonts w:ascii="Consolas" w:hAnsi="Consolas" w:eastAsia="Consolas"/>
-          <w:b w:val="0"/>
-          <w:sz w:val="19"/>
-        </w:rPr>
-        <w:t>ruff check .</w:t>
-      </w:r>
-      <w:r>
-        <w:rPr>
-          <w:b w:val="0"/>
-          <w:i w:val="0"/>
-        </w:rPr>
-        <w:t xml:space="preserve"> finds errors and style problems, such as undefined names (F821) or </w:t>
-      </w:r>
-      <w:r>
-        <w:rPr>
-          <w:rFonts w:ascii="Consolas" w:hAnsi="Consolas" w:eastAsia="Consolas"/>
-          <w:b w:val="0"/>
-          <w:sz w:val="19"/>
-        </w:rPr>
-        <w:t>== True</w:t>
-      </w:r>
-      <w:r>
-        <w:rPr>
-          <w:b w:val="0"/>
-          <w:i w:val="0"/>
-        </w:rPr>
-        <w:t xml:space="preserve"> (E712).</w:t>
-      </w:r>
-    </w:p>
-    <w:p>
-      <w:pPr>
-        <w:pStyle w:val="ListBullet"/>
-      </w:pPr>
-      <w:r>
-        <w:rPr>
-          <w:rFonts w:ascii="Consolas" w:hAnsi="Consolas" w:eastAsia="Consolas"/>
-          <w:b w:val="0"/>
-          <w:sz w:val="19"/>
-        </w:rPr>
-        <w:t>ruff format .</w:t>
-      </w:r>
-      <w:r>
-        <w:rPr>
-          <w:b w:val="0"/>
-          <w:i w:val="0"/>
-        </w:rPr>
-        <w:t xml:space="preserve"> rewrites layout consistently. </w:t>
-      </w:r>
-      <w:r>
-        <w:rPr>
-          <w:rFonts w:ascii="Consolas" w:hAnsi="Consolas" w:eastAsia="Consolas"/>
-          <w:b w:val="0"/>
-          <w:sz w:val="19"/>
-        </w:rPr>
-        <w:t>ruff format --check .</w:t>
-      </w:r>
-      <w:r>
-        <w:rPr>
-          <w:b w:val="0"/>
-          <w:i w:val="0"/>
-        </w:rPr>
-        <w:t xml:space="preserve"> fails CI when a file needs formatting.</w:t>
-      </w:r>
-    </w:p>
-    <w:p>
-      <w:r>
-        <w:rPr>
-          <w:b w:val="0"/>
-          <w:i w:val="0"/>
-        </w:rPr>
-        <w:t xml:space="preserve">Settle the rules once in </w:t>
-      </w:r>
-      <w:r>
-        <w:rPr>
-          <w:rFonts w:ascii="Consolas" w:hAnsi="Consolas" w:eastAsia="Consolas"/>
-          <w:b w:val="0"/>
-          <w:sz w:val="19"/>
-        </w:rPr>
-        <w:t>pyproject.toml</w:t>
-      </w:r>
-      <w:r>
-        <w:rPr>
-          <w:b w:val="0"/>
-          <w:i w:val="0"/>
-        </w:rPr>
-        <w:t xml:space="preserve"> under </w:t>
-      </w:r>
-      <w:r>
-        <w:rPr>
-          <w:rFonts w:ascii="Consolas" w:hAnsi="Consolas" w:eastAsia="Consolas"/>
-          <w:b w:val="0"/>
-          <w:sz w:val="19"/>
-        </w:rPr>
-        <w:t>[tool.ruff]</w:t>
-      </w:r>
-      <w:r>
-        <w:rPr>
-          <w:b w:val="0"/>
-          <w:i w:val="0"/>
-        </w:rPr>
-        <w:t>, run both commands in CI, and stop debating layout in reviews.</w:t>
-      </w:r>
-    </w:p>
-    <w:p>
-      <w:pPr>
-        <w:pStyle w:val="Heading4"/>
-      </w:pPr>
-      <w:r>
-        <w:t>Why it matters</w:t>
-      </w:r>
-    </w:p>
-    <w:p>
-      <w:r>
-        <w:rPr>
-          <w:b w:val="0"/>
-          <w:i w:val="0"/>
-        </w:rPr>
-        <w:t xml:space="preserve">A developer copies the production silver notebook to test a change in the dev workspace. The notebook hardcodes </w:t>
-      </w:r>
-      <w:r>
-        <w:rPr>
-          <w:rFonts w:ascii="Consolas" w:hAnsi="Consolas" w:eastAsia="Consolas"/>
-          <w:b w:val="0"/>
-          <w:sz w:val="19"/>
-        </w:rPr>
-        <w:t>research_prod.research_silver.nat_respondents</w:t>
-      </w:r>
-      <w:r>
-        <w:rPr>
-          <w:b w:val="0"/>
-          <w:i w:val="0"/>
-        </w:rPr>
-        <w:t>. The dev run MERGEs half-finished test data into the production table. The morning report shows impossible reach figures, and the team restores the table from Delta history.</w:t>
-      </w:r>
-    </w:p>
-    <w:p>
-      <w:r>
-        <w:rPr>
-          <w:b w:val="0"/>
-          <w:i w:val="0"/>
-        </w:rPr>
-        <w:t xml:space="preserve">With the catalog in a config file per environment, the dev run writes to </w:t>
-      </w:r>
-      <w:r>
-        <w:rPr>
-          <w:rFonts w:ascii="Consolas" w:hAnsi="Consolas" w:eastAsia="Consolas"/>
-          <w:b w:val="0"/>
-          <w:sz w:val="19"/>
-        </w:rPr>
-        <w:t>research_dev</w:t>
-      </w:r>
-      <w:r>
-        <w:rPr>
-          <w:b w:val="0"/>
-          <w:i w:val="0"/>
-        </w:rPr>
-        <w:t>. The same code runs in both places, and only the config changes.</w:t>
-      </w:r>
-    </w:p>
-    <w:p>
-      <w:pPr>
-        <w:pStyle w:val="Heading4"/>
-      </w:pPr>
-      <w:r>
-        <w:t>Worked example: weak code</w:t>
+      <w:r>
+        <w:rPr>
+          <w:b w:val="0"/>
+          <w:i w:val="0"/>
+        </w:rPr>
+        <w:t>Starter code:</w:t>
       </w:r>
     </w:p>
     <w:tbl>
@@ -5942,7 +5718,7 @@
                 <w:b w:val="0"/>
                 <w:sz w:val="16"/>
               </w:rPr>
-              <w:t>def check_weight_sum(spark, wave_id):</w:t>
+              <w:t>def build_merge_condition(keys, target="t", source="s"):</w:t>
             </w:r>
           </w:p>
           <w:p>
@@ -5965,210 +5741,133 @@
                 <w:b w:val="0"/>
                 <w:sz w:val="16"/>
               </w:rPr>
-              <w:t xml:space="preserve">    total = (</w:t>
-            </w:r>
-          </w:p>
-          <w:p>
-            <w:pPr>
-              <w:spacing w:before="0" w:after="0" w:line="240" w:lineRule="auto"/>
-              <w:ind w:left="567" w:hanging="567"/>
-            </w:pPr>
-            <w:r>
-              <w:rPr>
-                <w:rFonts w:ascii="Consolas" w:hAnsi="Consolas" w:eastAsia="Consolas"/>
-                <w:b/>
-                <w:color w:val="5B6875"/>
-                <w:sz w:val="16"/>
-              </w:rPr>
-              <w:t xml:space="preserve"> [1]  </w:t>
-            </w:r>
-            <w:r>
-              <w:rPr>
-                <w:rFonts w:ascii="Consolas" w:hAnsi="Consolas" w:eastAsia="Consolas"/>
-                <w:b w:val="0"/>
-                <w:sz w:val="16"/>
-              </w:rPr>
-              <w:t xml:space="preserve">        spark.table("research_prod.research_silver.nat_respondents")</w:t>
-            </w:r>
-          </w:p>
-          <w:p>
-            <w:pPr>
-              <w:spacing w:before="0" w:after="0" w:line="240" w:lineRule="auto"/>
-              <w:ind w:left="567" w:hanging="567"/>
-            </w:pPr>
-            <w:r>
-              <w:rPr>
-                <w:rFonts w:ascii="Consolas" w:hAnsi="Consolas" w:eastAsia="Consolas"/>
-                <w:b w:val="0"/>
-                <w:color w:val="5B6875"/>
-                <w:sz w:val="16"/>
-              </w:rPr>
-              <w:t xml:space="preserve">   4  </w:t>
-            </w:r>
-            <w:r>
-              <w:rPr>
-                <w:rFonts w:ascii="Consolas" w:hAnsi="Consolas" w:eastAsia="Consolas"/>
-                <w:b w:val="0"/>
-                <w:sz w:val="16"/>
-              </w:rPr>
-              <w:t xml:space="preserve">        .filter(F.col("wave_id") == wave_id)</w:t>
-            </w:r>
-          </w:p>
-          <w:p>
-            <w:pPr>
-              <w:spacing w:before="0" w:after="0" w:line="240" w:lineRule="auto"/>
-              <w:ind w:left="567" w:hanging="567"/>
-            </w:pPr>
-            <w:r>
-              <w:rPr>
-                <w:rFonts w:ascii="Consolas" w:hAnsi="Consolas" w:eastAsia="Consolas"/>
-                <w:b w:val="0"/>
-                <w:color w:val="5B6875"/>
-                <w:sz w:val="16"/>
-              </w:rPr>
-              <w:t xml:space="preserve">   5  </w:t>
-            </w:r>
-            <w:r>
-              <w:rPr>
-                <w:rFonts w:ascii="Consolas" w:hAnsi="Consolas" w:eastAsia="Consolas"/>
-                <w:b w:val="0"/>
-                <w:sz w:val="16"/>
-              </w:rPr>
-              <w:t xml:space="preserve">        .agg(F.sum("final_weight")).collect()[0][0]</w:t>
-            </w:r>
-          </w:p>
-          <w:p>
-            <w:pPr>
-              <w:spacing w:before="0" w:after="0" w:line="240" w:lineRule="auto"/>
-              <w:ind w:left="567" w:hanging="567"/>
-            </w:pPr>
-            <w:r>
-              <w:rPr>
-                <w:rFonts w:ascii="Consolas" w:hAnsi="Consolas" w:eastAsia="Consolas"/>
-                <w:b w:val="0"/>
-                <w:color w:val="5B6875"/>
-                <w:sz w:val="16"/>
-              </w:rPr>
-              <w:t xml:space="preserve">   6  </w:t>
-            </w:r>
-            <w:r>
-              <w:rPr>
-                <w:rFonts w:ascii="Consolas" w:hAnsi="Consolas" w:eastAsia="Consolas"/>
-                <w:b w:val="0"/>
-                <w:sz w:val="16"/>
-              </w:rPr>
-              <w:t xml:space="preserve">    )</w:t>
-            </w:r>
-          </w:p>
-          <w:p>
-            <w:pPr>
-              <w:spacing w:before="0" w:after="0" w:line="240" w:lineRule="auto"/>
-              <w:ind w:left="567" w:hanging="567"/>
-            </w:pPr>
-            <w:r>
-              <w:rPr>
-                <w:rFonts w:ascii="Consolas" w:hAnsi="Consolas" w:eastAsia="Consolas"/>
-                <w:b/>
-                <w:color w:val="5B6875"/>
-                <w:sz w:val="16"/>
-              </w:rPr>
-              <w:t xml:space="preserve"> [2]  </w:t>
-            </w:r>
-            <w:r>
-              <w:rPr>
-                <w:rFonts w:ascii="Consolas" w:hAnsi="Consolas" w:eastAsia="Consolas"/>
-                <w:b w:val="0"/>
-                <w:sz w:val="16"/>
-              </w:rPr>
-              <w:t xml:space="preserve">    if total &lt; 45000000 or total &gt; 55000000:</w:t>
-            </w:r>
-          </w:p>
-          <w:p>
-            <w:pPr>
-              <w:spacing w:before="0" w:after="0" w:line="240" w:lineRule="auto"/>
-              <w:ind w:left="567" w:hanging="567"/>
-            </w:pPr>
-            <w:r>
-              <w:rPr>
-                <w:rFonts w:ascii="Consolas" w:hAnsi="Consolas" w:eastAsia="Consolas"/>
-                <w:b/>
-                <w:color w:val="5B6875"/>
-                <w:sz w:val="16"/>
-              </w:rPr>
-              <w:t xml:space="preserve"> [3]  </w:t>
-            </w:r>
-            <w:r>
-              <w:rPr>
-                <w:rFonts w:ascii="Consolas" w:hAnsi="Consolas" w:eastAsia="Consolas"/>
-                <w:b w:val="0"/>
-                <w:sz w:val="16"/>
-              </w:rPr>
-              <w:t xml:space="preserve">        raise ValueError("weight sum out of range")</w:t>
+              <w:t xml:space="preserve">    ...</w:t>
             </w:r>
           </w:p>
         </w:tc>
       </w:tr>
     </w:tbl>
+    <w:p/>
     <w:p>
       <w:pPr>
-        <w:pStyle w:val="ListNumber"/>
+        <w:pStyle w:val="Heading5"/>
       </w:pPr>
       <w:r>
-        <w:rPr>
-          <w:b/>
-        </w:rPr>
-        <w:t xml:space="preserve">Line 3. </w:t>
-      </w:r>
-      <w:r>
-        <w:rPr>
-          <w:b w:val="0"/>
-          <w:i w:val="0"/>
-        </w:rPr>
-        <w:t>The production table is typed into the function. A dev run writes, or here reads, production.</w:t>
+        <w:t>Exercise 5. Refactor (level 4)</w:t>
+      </w:r>
+    </w:p>
+    <w:p>
+      <w:r>
+        <w:rPr>
+          <w:b w:val="0"/>
+          <w:i w:val="0"/>
+        </w:rPr>
+        <w:t xml:space="preserve">Type this function. Return one of </w:t>
+      </w:r>
+      <w:r>
+        <w:rPr>
+          <w:rFonts w:ascii="Consolas" w:hAnsi="Consolas" w:eastAsia="Consolas"/>
+          <w:b w:val="0"/>
+          <w:sz w:val="19"/>
+        </w:rPr>
+        <w:t>"SKIP"</w:t>
+      </w:r>
+      <w:r>
+        <w:rPr>
+          <w:b w:val="0"/>
+          <w:i w:val="0"/>
+        </w:rPr>
+        <w:t xml:space="preserve">, </w:t>
+      </w:r>
+      <w:r>
+        <w:rPr>
+          <w:rFonts w:ascii="Consolas" w:hAnsi="Consolas" w:eastAsia="Consolas"/>
+          <w:b w:val="0"/>
+          <w:sz w:val="19"/>
+        </w:rPr>
+        <w:t>"WARN"</w:t>
+      </w:r>
+      <w:r>
+        <w:rPr>
+          <w:b w:val="0"/>
+          <w:i w:val="0"/>
+        </w:rPr>
+        <w:t xml:space="preserve"> or </w:t>
+      </w:r>
+      <w:r>
+        <w:rPr>
+          <w:rFonts w:ascii="Consolas" w:hAnsi="Consolas" w:eastAsia="Consolas"/>
+          <w:b w:val="0"/>
+          <w:sz w:val="19"/>
+        </w:rPr>
+        <w:t>"PASS"</w:t>
+      </w:r>
+      <w:r>
+        <w:rPr>
+          <w:b w:val="0"/>
+          <w:i w:val="0"/>
+        </w:rPr>
+        <w:t xml:space="preserve"> as a </w:t>
+      </w:r>
+      <w:r>
+        <w:rPr>
+          <w:rFonts w:ascii="Consolas" w:hAnsi="Consolas" w:eastAsia="Consolas"/>
+          <w:b w:val="0"/>
+          <w:sz w:val="19"/>
+        </w:rPr>
+        <w:t>Literal</w:t>
+      </w:r>
+      <w:r>
+        <w:rPr>
+          <w:b w:val="0"/>
+          <w:i w:val="0"/>
+        </w:rPr>
+        <w:t xml:space="preserve">, accept a missing </w:t>
+      </w:r>
+      <w:r>
+        <w:rPr>
+          <w:rFonts w:ascii="Consolas" w:hAnsi="Consolas" w:eastAsia="Consolas"/>
+          <w:b w:val="0"/>
+          <w:sz w:val="19"/>
+        </w:rPr>
+        <w:t>change</w:t>
+      </w:r>
+      <w:r>
+        <w:rPr>
+          <w:b w:val="0"/>
+          <w:i w:val="0"/>
+        </w:rPr>
+        <w:t>, and add a Google-style docstring. Keep the behaviour.</w:t>
+      </w:r>
+    </w:p>
+    <w:p>
+      <w:r>
+        <w:rPr>
+          <w:b w:val="0"/>
+          <w:i w:val="0"/>
+        </w:rPr>
+        <w:t>Your code must pass these checks:</w:t>
       </w:r>
     </w:p>
     <w:p>
       <w:pPr>
-        <w:pStyle w:val="ListNumber"/>
+        <w:pStyle w:val="ListBullet"/>
       </w:pPr>
       <w:r>
         <w:rPr>
-          <w:b/>
-        </w:rPr>
-        <w:t xml:space="preserve">Line 7. </w:t>
-      </w:r>
-      <w:r>
-        <w:rPr>
-          <w:b w:val="0"/>
-          <w:i w:val="0"/>
-        </w:rPr>
-        <w:t>Contract thresholds are buried in code. A new contract version needs a code change in every notebook that repeats them.</w:t>
+          <w:b w:val="0"/>
+          <w:i w:val="0"/>
+        </w:rPr>
+        <w:t>The behaviour changed. None gives SKIP, above tolerance gives WARN, otherwise PASS.</w:t>
       </w:r>
     </w:p>
     <w:p>
-      <w:pPr>
-        <w:pStyle w:val="ListNumber"/>
-      </w:pPr>
-      <w:r>
-        <w:rPr>
-          <w:b/>
-        </w:rPr>
-        <w:t xml:space="preserve">Line 8. </w:t>
-      </w:r>
-      <w:r>
-        <w:rPr>
-          <w:b w:val="0"/>
-          <w:i w:val="0"/>
-        </w:rPr>
-        <w:t>The error hides the numbers. You cannot tell how far out of range the total is.</w:t>
-      </w:r>
-    </w:p>
-    <w:p>
-      <w:pPr>
-        <w:pStyle w:val="Heading4"/>
-      </w:pPr>
-      <w:r>
-        <w:t>Worked example: strong code</w:t>
+      <w:r>
+        <w:rPr>
+          <w:b w:val="0"/>
+          <w:i w:val="0"/>
+        </w:rPr>
+        <w:t>Shape of the answer. The reference solution defines these names. Write the bodies yourself.</w:t>
       </w:r>
     </w:p>
     <w:tbl>
@@ -6206,7 +5905,7 @@
                 <w:b w:val="0"/>
                 <w:sz w:val="16"/>
               </w:rPr>
-              <w:t>import json</w:t>
+              <w:t># Classify a wave-over-wave change in a share.</w:t>
             </w:r>
           </w:p>
           <w:p>
@@ -6229,7 +5928,7 @@
                 <w:b w:val="0"/>
                 <w:sz w:val="16"/>
               </w:rPr>
-              <w:t>from dataclasses import dataclass</w:t>
+              <w:t>def classify_change(</w:t>
             </w:r>
           </w:p>
           <w:p>
@@ -6252,7 +5951,7 @@
                 <w:b w:val="0"/>
                 <w:sz w:val="16"/>
               </w:rPr>
-              <w:t>from pathlib import Path</w:t>
+              <w:t xml:space="preserve">    change: float | None,</w:t>
             </w:r>
           </w:p>
           <w:p>
@@ -6275,7 +5974,7 @@
                 <w:b w:val="0"/>
                 <w:sz w:val="16"/>
               </w:rPr>
-              <w:t xml:space="preserve"> </w:t>
+              <w:t xml:space="preserve">    tolerance: float = 0.1,</w:t>
             </w:r>
           </w:p>
           <w:p>
@@ -6298,919 +5997,20 @@
                 <w:b w:val="0"/>
                 <w:sz w:val="16"/>
               </w:rPr>
-              <w:t xml:space="preserve"> </w:t>
-            </w:r>
-          </w:p>
-          <w:p>
-            <w:pPr>
-              <w:spacing w:before="0" w:after="0" w:line="240" w:lineRule="auto"/>
-              <w:ind w:left="567" w:hanging="567"/>
-            </w:pPr>
-            <w:r>
-              <w:rPr>
-                <w:rFonts w:ascii="Consolas" w:hAnsi="Consolas" w:eastAsia="Consolas"/>
-                <w:b/>
-                <w:color w:val="5B6875"/>
-                <w:sz w:val="16"/>
-              </w:rPr>
-              <w:t xml:space="preserve"> [1]  </w:t>
-            </w:r>
-            <w:r>
-              <w:rPr>
-                <w:rFonts w:ascii="Consolas" w:hAnsi="Consolas" w:eastAsia="Consolas"/>
-                <w:b w:val="0"/>
-                <w:sz w:val="16"/>
-              </w:rPr>
-              <w:t>@dataclass(frozen=True)</w:t>
-            </w:r>
-          </w:p>
-          <w:p>
-            <w:pPr>
-              <w:spacing w:before="0" w:after="0" w:line="240" w:lineRule="auto"/>
-              <w:ind w:left="567" w:hanging="567"/>
-            </w:pPr>
-            <w:r>
-              <w:rPr>
-                <w:rFonts w:ascii="Consolas" w:hAnsi="Consolas" w:eastAsia="Consolas"/>
-                <w:b w:val="0"/>
-                <w:color w:val="5B6875"/>
-                <w:sz w:val="16"/>
-              </w:rPr>
-              <w:t xml:space="preserve">   7  </w:t>
-            </w:r>
-            <w:r>
-              <w:rPr>
-                <w:rFonts w:ascii="Consolas" w:hAnsi="Consolas" w:eastAsia="Consolas"/>
-                <w:b w:val="0"/>
-                <w:sz w:val="16"/>
-              </w:rPr>
-              <w:t>class WeightContract:</w:t>
-            </w:r>
-          </w:p>
-          <w:p>
-            <w:pPr>
-              <w:spacing w:before="0" w:after="0" w:line="240" w:lineRule="auto"/>
-              <w:ind w:left="567" w:hanging="567"/>
-            </w:pPr>
-            <w:r>
-              <w:rPr>
-                <w:rFonts w:ascii="Consolas" w:hAnsi="Consolas" w:eastAsia="Consolas"/>
-                <w:b w:val="0"/>
-                <w:color w:val="5B6875"/>
-                <w:sz w:val="16"/>
-              </w:rPr>
-              <w:t xml:space="preserve">   8  </w:t>
-            </w:r>
-            <w:r>
-              <w:rPr>
-                <w:rFonts w:ascii="Consolas" w:hAnsi="Consolas" w:eastAsia="Consolas"/>
-                <w:b w:val="0"/>
-                <w:sz w:val="16"/>
-              </w:rPr>
-              <w:t xml:space="preserve">    """Weight total limits from the data contract."""</w:t>
-            </w:r>
-          </w:p>
-          <w:p>
-            <w:pPr>
-              <w:spacing w:before="0" w:after="0" w:line="240" w:lineRule="auto"/>
-              <w:ind w:left="567" w:hanging="567"/>
-            </w:pPr>
-            <w:r>
-              <w:rPr>
-                <w:rFonts w:ascii="Consolas" w:hAnsi="Consolas" w:eastAsia="Consolas"/>
-                <w:b w:val="0"/>
-                <w:color w:val="5B6875"/>
-                <w:sz w:val="16"/>
-              </w:rPr>
-              <w:t xml:space="preserve">   9  </w:t>
-            </w:r>
-            <w:r>
-              <w:rPr>
-                <w:rFonts w:ascii="Consolas" w:hAnsi="Consolas" w:eastAsia="Consolas"/>
-                <w:b w:val="0"/>
-                <w:sz w:val="16"/>
-              </w:rPr>
-              <w:t xml:space="preserve"> </w:t>
-            </w:r>
-          </w:p>
-          <w:p>
-            <w:pPr>
-              <w:spacing w:before="0" w:after="0" w:line="240" w:lineRule="auto"/>
-              <w:ind w:left="567" w:hanging="567"/>
-            </w:pPr>
-            <w:r>
-              <w:rPr>
-                <w:rFonts w:ascii="Consolas" w:hAnsi="Consolas" w:eastAsia="Consolas"/>
-                <w:b w:val="0"/>
-                <w:color w:val="5B6875"/>
-                <w:sz w:val="16"/>
-              </w:rPr>
-              <w:t xml:space="preserve">  10  </w:t>
-            </w:r>
-            <w:r>
-              <w:rPr>
-                <w:rFonts w:ascii="Consolas" w:hAnsi="Consolas" w:eastAsia="Consolas"/>
-                <w:b w:val="0"/>
-                <w:sz w:val="16"/>
-              </w:rPr>
-              <w:t xml:space="preserve">    silver_table: str</w:t>
-            </w:r>
-          </w:p>
-          <w:p>
-            <w:pPr>
-              <w:spacing w:before="0" w:after="0" w:line="240" w:lineRule="auto"/>
-              <w:ind w:left="567" w:hanging="567"/>
-            </w:pPr>
-            <w:r>
-              <w:rPr>
-                <w:rFonts w:ascii="Consolas" w:hAnsi="Consolas" w:eastAsia="Consolas"/>
-                <w:b w:val="0"/>
-                <w:color w:val="5B6875"/>
-                <w:sz w:val="16"/>
-              </w:rPr>
-              <w:t xml:space="preserve">  11  </w:t>
-            </w:r>
-            <w:r>
-              <w:rPr>
-                <w:rFonts w:ascii="Consolas" w:hAnsi="Consolas" w:eastAsia="Consolas"/>
-                <w:b w:val="0"/>
-                <w:sz w:val="16"/>
-              </w:rPr>
-              <w:t xml:space="preserve">    weight_sum_min: float</w:t>
-            </w:r>
-          </w:p>
-          <w:p>
-            <w:pPr>
-              <w:spacing w:before="0" w:after="0" w:line="240" w:lineRule="auto"/>
-              <w:ind w:left="567" w:hanging="567"/>
-            </w:pPr>
-            <w:r>
-              <w:rPr>
-                <w:rFonts w:ascii="Consolas" w:hAnsi="Consolas" w:eastAsia="Consolas"/>
-                <w:b w:val="0"/>
-                <w:color w:val="5B6875"/>
-                <w:sz w:val="16"/>
-              </w:rPr>
-              <w:t xml:space="preserve">  12  </w:t>
-            </w:r>
-            <w:r>
-              <w:rPr>
-                <w:rFonts w:ascii="Consolas" w:hAnsi="Consolas" w:eastAsia="Consolas"/>
-                <w:b w:val="0"/>
-                <w:sz w:val="16"/>
-              </w:rPr>
-              <w:t xml:space="preserve">    weight_sum_max: float</w:t>
-            </w:r>
-          </w:p>
-          <w:p>
-            <w:pPr>
-              <w:spacing w:before="0" w:after="0" w:line="240" w:lineRule="auto"/>
-              <w:ind w:left="567" w:hanging="567"/>
-            </w:pPr>
-            <w:r>
-              <w:rPr>
-                <w:rFonts w:ascii="Consolas" w:hAnsi="Consolas" w:eastAsia="Consolas"/>
-                <w:b w:val="0"/>
-                <w:color w:val="5B6875"/>
-                <w:sz w:val="16"/>
-              </w:rPr>
-              <w:t xml:space="preserve">  13  </w:t>
-            </w:r>
-            <w:r>
-              <w:rPr>
-                <w:rFonts w:ascii="Consolas" w:hAnsi="Consolas" w:eastAsia="Consolas"/>
-                <w:b w:val="0"/>
-                <w:sz w:val="16"/>
-              </w:rPr>
-              <w:t xml:space="preserve"> </w:t>
-            </w:r>
-          </w:p>
-          <w:p>
-            <w:pPr>
-              <w:spacing w:before="0" w:after="0" w:line="240" w:lineRule="auto"/>
-              <w:ind w:left="567" w:hanging="567"/>
-            </w:pPr>
-            <w:r>
-              <w:rPr>
-                <w:rFonts w:ascii="Consolas" w:hAnsi="Consolas" w:eastAsia="Consolas"/>
-                <w:b/>
-                <w:color w:val="5B6875"/>
-                <w:sz w:val="16"/>
-              </w:rPr>
-              <w:t xml:space="preserve"> [2]  </w:t>
-            </w:r>
-            <w:r>
-              <w:rPr>
-                <w:rFonts w:ascii="Consolas" w:hAnsi="Consolas" w:eastAsia="Consolas"/>
-                <w:b w:val="0"/>
-                <w:sz w:val="16"/>
-              </w:rPr>
-              <w:t xml:space="preserve">    def __post_init__(self) -&gt; None:</w:t>
-            </w:r>
-          </w:p>
-          <w:p>
-            <w:pPr>
-              <w:spacing w:before="0" w:after="0" w:line="240" w:lineRule="auto"/>
-              <w:ind w:left="567" w:hanging="567"/>
-            </w:pPr>
-            <w:r>
-              <w:rPr>
-                <w:rFonts w:ascii="Consolas" w:hAnsi="Consolas" w:eastAsia="Consolas"/>
-                <w:b w:val="0"/>
-                <w:color w:val="5B6875"/>
-                <w:sz w:val="16"/>
-              </w:rPr>
-              <w:t xml:space="preserve">  15  </w:t>
-            </w:r>
-            <w:r>
-              <w:rPr>
-                <w:rFonts w:ascii="Consolas" w:hAnsi="Consolas" w:eastAsia="Consolas"/>
-                <w:b w:val="0"/>
-                <w:sz w:val="16"/>
-              </w:rPr>
-              <w:t xml:space="preserve">        if self.weight_sum_min &gt;= self.weight_sum_max:</w:t>
-            </w:r>
-          </w:p>
-          <w:p>
-            <w:pPr>
-              <w:spacing w:before="0" w:after="0" w:line="240" w:lineRule="auto"/>
-              <w:ind w:left="567" w:hanging="567"/>
-            </w:pPr>
-            <w:r>
-              <w:rPr>
-                <w:rFonts w:ascii="Consolas" w:hAnsi="Consolas" w:eastAsia="Consolas"/>
-                <w:b w:val="0"/>
-                <w:color w:val="5B6875"/>
-                <w:sz w:val="16"/>
-              </w:rPr>
-              <w:t xml:space="preserve">  16  </w:t>
-            </w:r>
-            <w:r>
-              <w:rPr>
-                <w:rFonts w:ascii="Consolas" w:hAnsi="Consolas" w:eastAsia="Consolas"/>
-                <w:b w:val="0"/>
-                <w:sz w:val="16"/>
-              </w:rPr>
-              <w:t xml:space="preserve">            raise ValueError("weight_sum_min must be below weight_sum_max")</w:t>
-            </w:r>
-          </w:p>
-          <w:p>
-            <w:pPr>
-              <w:spacing w:before="0" w:after="0" w:line="240" w:lineRule="auto"/>
-              <w:ind w:left="567" w:hanging="567"/>
-            </w:pPr>
-            <w:r>
-              <w:rPr>
-                <w:rFonts w:ascii="Consolas" w:hAnsi="Consolas" w:eastAsia="Consolas"/>
-                <w:b w:val="0"/>
-                <w:color w:val="5B6875"/>
-                <w:sz w:val="16"/>
-              </w:rPr>
-              <w:t xml:space="preserve">  17  </w:t>
-            </w:r>
-            <w:r>
-              <w:rPr>
-                <w:rFonts w:ascii="Consolas" w:hAnsi="Consolas" w:eastAsia="Consolas"/>
-                <w:b w:val="0"/>
-                <w:sz w:val="16"/>
-              </w:rPr>
-              <w:t xml:space="preserve"> </w:t>
-            </w:r>
-          </w:p>
-          <w:p>
-            <w:pPr>
-              <w:spacing w:before="0" w:after="0" w:line="240" w:lineRule="auto"/>
-              <w:ind w:left="567" w:hanging="567"/>
-            </w:pPr>
-            <w:r>
-              <w:rPr>
-                <w:rFonts w:ascii="Consolas" w:hAnsi="Consolas" w:eastAsia="Consolas"/>
-                <w:b w:val="0"/>
-                <w:color w:val="5B6875"/>
-                <w:sz w:val="16"/>
-              </w:rPr>
-              <w:t xml:space="preserve">  18  </w:t>
-            </w:r>
-            <w:r>
-              <w:rPr>
-                <w:rFonts w:ascii="Consolas" w:hAnsi="Consolas" w:eastAsia="Consolas"/>
-                <w:b w:val="0"/>
-                <w:sz w:val="16"/>
-              </w:rPr>
-              <w:t xml:space="preserve"> </w:t>
-            </w:r>
-          </w:p>
-          <w:p>
-            <w:pPr>
-              <w:spacing w:before="0" w:after="0" w:line="240" w:lineRule="auto"/>
-              <w:ind w:left="567" w:hanging="567"/>
-            </w:pPr>
-            <w:r>
-              <w:rPr>
-                <w:rFonts w:ascii="Consolas" w:hAnsi="Consolas" w:eastAsia="Consolas"/>
-                <w:b w:val="0"/>
-                <w:color w:val="5B6875"/>
-                <w:sz w:val="16"/>
-              </w:rPr>
-              <w:t xml:space="preserve">  19  </w:t>
-            </w:r>
-            <w:r>
-              <w:rPr>
-                <w:rFonts w:ascii="Consolas" w:hAnsi="Consolas" w:eastAsia="Consolas"/>
-                <w:b w:val="0"/>
-                <w:sz w:val="16"/>
-              </w:rPr>
-              <w:t>def load_contract(path: Path) -&gt; WeightContract:</w:t>
-            </w:r>
-          </w:p>
-          <w:p>
-            <w:pPr>
-              <w:spacing w:before="0" w:after="0" w:line="240" w:lineRule="auto"/>
-              <w:ind w:left="567" w:hanging="567"/>
-            </w:pPr>
-            <w:r>
-              <w:rPr>
-                <w:rFonts w:ascii="Consolas" w:hAnsi="Consolas" w:eastAsia="Consolas"/>
-                <w:b w:val="0"/>
-                <w:color w:val="5B6875"/>
-                <w:sz w:val="16"/>
-              </w:rPr>
-              <w:t xml:space="preserve">  20  </w:t>
-            </w:r>
-            <w:r>
-              <w:rPr>
-                <w:rFonts w:ascii="Consolas" w:hAnsi="Consolas" w:eastAsia="Consolas"/>
-                <w:b w:val="0"/>
-                <w:sz w:val="16"/>
-              </w:rPr>
-              <w:t xml:space="preserve">    """Load and validate the contract file. Fails fast on a missing key."""</w:t>
-            </w:r>
-          </w:p>
-          <w:p>
-            <w:pPr>
-              <w:spacing w:before="0" w:after="0" w:line="240" w:lineRule="auto"/>
-              <w:ind w:left="567" w:hanging="567"/>
-            </w:pPr>
-            <w:r>
-              <w:rPr>
-                <w:rFonts w:ascii="Consolas" w:hAnsi="Consolas" w:eastAsia="Consolas"/>
-                <w:b w:val="0"/>
-                <w:color w:val="5B6875"/>
-                <w:sz w:val="16"/>
-              </w:rPr>
-              <w:t xml:space="preserve">  21  </w:t>
-            </w:r>
-            <w:r>
-              <w:rPr>
-                <w:rFonts w:ascii="Consolas" w:hAnsi="Consolas" w:eastAsia="Consolas"/>
-                <w:b w:val="0"/>
-                <w:sz w:val="16"/>
-              </w:rPr>
-              <w:t xml:space="preserve">    raw = json.loads(path.read_text())</w:t>
-            </w:r>
-          </w:p>
-          <w:p>
-            <w:pPr>
-              <w:spacing w:before="0" w:after="0" w:line="240" w:lineRule="auto"/>
-              <w:ind w:left="567" w:hanging="567"/>
-            </w:pPr>
-            <w:r>
-              <w:rPr>
-                <w:rFonts w:ascii="Consolas" w:hAnsi="Consolas" w:eastAsia="Consolas"/>
-                <w:b w:val="0"/>
-                <w:color w:val="5B6875"/>
-                <w:sz w:val="16"/>
-              </w:rPr>
-              <w:t xml:space="preserve">  22  </w:t>
-            </w:r>
-            <w:r>
-              <w:rPr>
-                <w:rFonts w:ascii="Consolas" w:hAnsi="Consolas" w:eastAsia="Consolas"/>
-                <w:b w:val="0"/>
-                <w:sz w:val="16"/>
-              </w:rPr>
-              <w:t xml:space="preserve">    return WeightContract(</w:t>
-            </w:r>
-          </w:p>
-          <w:p>
-            <w:pPr>
-              <w:spacing w:before="0" w:after="0" w:line="240" w:lineRule="auto"/>
-              <w:ind w:left="567" w:hanging="567"/>
-            </w:pPr>
-            <w:r>
-              <w:rPr>
-                <w:rFonts w:ascii="Consolas" w:hAnsi="Consolas" w:eastAsia="Consolas"/>
-                <w:b/>
-                <w:color w:val="5B6875"/>
-                <w:sz w:val="16"/>
-              </w:rPr>
-              <w:t xml:space="preserve"> [3]  </w:t>
-            </w:r>
-            <w:r>
-              <w:rPr>
-                <w:rFonts w:ascii="Consolas" w:hAnsi="Consolas" w:eastAsia="Consolas"/>
-                <w:b w:val="0"/>
-                <w:sz w:val="16"/>
-              </w:rPr>
-              <w:t xml:space="preserve">        silver_table=raw["silver_table"],</w:t>
-            </w:r>
-          </w:p>
-          <w:p>
-            <w:pPr>
-              <w:spacing w:before="0" w:after="0" w:line="240" w:lineRule="auto"/>
-              <w:ind w:left="567" w:hanging="567"/>
-            </w:pPr>
-            <w:r>
-              <w:rPr>
-                <w:rFonts w:ascii="Consolas" w:hAnsi="Consolas" w:eastAsia="Consolas"/>
-                <w:b w:val="0"/>
-                <w:color w:val="5B6875"/>
-                <w:sz w:val="16"/>
-              </w:rPr>
-              <w:t xml:space="preserve">  24  </w:t>
-            </w:r>
-            <w:r>
-              <w:rPr>
-                <w:rFonts w:ascii="Consolas" w:hAnsi="Consolas" w:eastAsia="Consolas"/>
-                <w:b w:val="0"/>
-                <w:sz w:val="16"/>
-              </w:rPr>
-              <w:t xml:space="preserve">        weight_sum_min=float(raw["weight_sum_min"]),</w:t>
-            </w:r>
-          </w:p>
-          <w:p>
-            <w:pPr>
-              <w:spacing w:before="0" w:after="0" w:line="240" w:lineRule="auto"/>
-              <w:ind w:left="567" w:hanging="567"/>
-            </w:pPr>
-            <w:r>
-              <w:rPr>
-                <w:rFonts w:ascii="Consolas" w:hAnsi="Consolas" w:eastAsia="Consolas"/>
-                <w:b w:val="0"/>
-                <w:color w:val="5B6875"/>
-                <w:sz w:val="16"/>
-              </w:rPr>
-              <w:t xml:space="preserve">  25  </w:t>
-            </w:r>
-            <w:r>
-              <w:rPr>
-                <w:rFonts w:ascii="Consolas" w:hAnsi="Consolas" w:eastAsia="Consolas"/>
-                <w:b w:val="0"/>
-                <w:sz w:val="16"/>
-              </w:rPr>
-              <w:t xml:space="preserve">        weight_sum_max=float(raw["weight_sum_max"]),</w:t>
-            </w:r>
-          </w:p>
-          <w:p>
-            <w:pPr>
-              <w:spacing w:before="0" w:after="0" w:line="240" w:lineRule="auto"/>
-              <w:ind w:left="567" w:hanging="567"/>
-            </w:pPr>
-            <w:r>
-              <w:rPr>
-                <w:rFonts w:ascii="Consolas" w:hAnsi="Consolas" w:eastAsia="Consolas"/>
-                <w:b w:val="0"/>
-                <w:color w:val="5B6875"/>
-                <w:sz w:val="16"/>
-              </w:rPr>
-              <w:t xml:space="preserve">  26  </w:t>
-            </w:r>
-            <w:r>
-              <w:rPr>
-                <w:rFonts w:ascii="Consolas" w:hAnsi="Consolas" w:eastAsia="Consolas"/>
-                <w:b w:val="0"/>
-                <w:sz w:val="16"/>
-              </w:rPr>
-              <w:t xml:space="preserve">    )</w:t>
-            </w:r>
-          </w:p>
-          <w:p>
-            <w:pPr>
-              <w:spacing w:before="0" w:after="0" w:line="240" w:lineRule="auto"/>
-              <w:ind w:left="567" w:hanging="567"/>
-            </w:pPr>
-            <w:r>
-              <w:rPr>
-                <w:rFonts w:ascii="Consolas" w:hAnsi="Consolas" w:eastAsia="Consolas"/>
-                <w:b w:val="0"/>
-                <w:color w:val="5B6875"/>
-                <w:sz w:val="16"/>
-              </w:rPr>
-              <w:t xml:space="preserve">  27  </w:t>
-            </w:r>
-            <w:r>
-              <w:rPr>
-                <w:rFonts w:ascii="Consolas" w:hAnsi="Consolas" w:eastAsia="Consolas"/>
-                <w:b w:val="0"/>
-                <w:sz w:val="16"/>
-              </w:rPr>
-              <w:t xml:space="preserve"> </w:t>
-            </w:r>
-          </w:p>
-          <w:p>
-            <w:pPr>
-              <w:spacing w:before="0" w:after="0" w:line="240" w:lineRule="auto"/>
-              <w:ind w:left="567" w:hanging="567"/>
-            </w:pPr>
-            <w:r>
-              <w:rPr>
-                <w:rFonts w:ascii="Consolas" w:hAnsi="Consolas" w:eastAsia="Consolas"/>
-                <w:b w:val="0"/>
-                <w:color w:val="5B6875"/>
-                <w:sz w:val="16"/>
-              </w:rPr>
-              <w:t xml:space="preserve">  28  </w:t>
-            </w:r>
-            <w:r>
-              <w:rPr>
-                <w:rFonts w:ascii="Consolas" w:hAnsi="Consolas" w:eastAsia="Consolas"/>
-                <w:b w:val="0"/>
-                <w:sz w:val="16"/>
-              </w:rPr>
-              <w:t xml:space="preserve"> </w:t>
-            </w:r>
-          </w:p>
-          <w:p>
-            <w:pPr>
-              <w:spacing w:before="0" w:after="0" w:line="240" w:lineRule="auto"/>
-              <w:ind w:left="567" w:hanging="567"/>
-            </w:pPr>
-            <w:r>
-              <w:rPr>
-                <w:rFonts w:ascii="Consolas" w:hAnsi="Consolas" w:eastAsia="Consolas"/>
-                <w:b/>
-                <w:color w:val="5B6875"/>
-                <w:sz w:val="16"/>
-              </w:rPr>
-              <w:t xml:space="preserve"> [4]  </w:t>
-            </w:r>
-            <w:r>
-              <w:rPr>
-                <w:rFonts w:ascii="Consolas" w:hAnsi="Consolas" w:eastAsia="Consolas"/>
-                <w:b w:val="0"/>
-                <w:sz w:val="16"/>
-              </w:rPr>
-              <w:t>def weight_sum_in_range(total: float, contract: WeightContract) -&gt; bool:</w:t>
-            </w:r>
-          </w:p>
-          <w:p>
-            <w:pPr>
-              <w:spacing w:before="0" w:after="0" w:line="240" w:lineRule="auto"/>
-              <w:ind w:left="567" w:hanging="567"/>
-            </w:pPr>
-            <w:r>
-              <w:rPr>
-                <w:rFonts w:ascii="Consolas" w:hAnsi="Consolas" w:eastAsia="Consolas"/>
-                <w:b w:val="0"/>
-                <w:color w:val="5B6875"/>
-                <w:sz w:val="16"/>
-              </w:rPr>
-              <w:t xml:space="preserve">  30  </w:t>
-            </w:r>
-            <w:r>
-              <w:rPr>
-                <w:rFonts w:ascii="Consolas" w:hAnsi="Consolas" w:eastAsia="Consolas"/>
-                <w:b w:val="0"/>
-                <w:sz w:val="16"/>
-              </w:rPr>
-              <w:t xml:space="preserve">    """True when the weight total is inside the contract limits."""</w:t>
-            </w:r>
-          </w:p>
-          <w:p>
-            <w:pPr>
-              <w:spacing w:before="0" w:after="0" w:line="240" w:lineRule="auto"/>
-              <w:ind w:left="567" w:hanging="567"/>
-            </w:pPr>
-            <w:r>
-              <w:rPr>
-                <w:rFonts w:ascii="Consolas" w:hAnsi="Consolas" w:eastAsia="Consolas"/>
-                <w:b w:val="0"/>
-                <w:color w:val="5B6875"/>
-                <w:sz w:val="16"/>
-              </w:rPr>
-              <w:t xml:space="preserve">  31  </w:t>
-            </w:r>
-            <w:r>
-              <w:rPr>
-                <w:rFonts w:ascii="Consolas" w:hAnsi="Consolas" w:eastAsia="Consolas"/>
-                <w:b w:val="0"/>
-                <w:sz w:val="16"/>
-              </w:rPr>
-              <w:t xml:space="preserve">    return contract.weight_sum_min &lt;= total &lt;= contract.weight_sum_max</w:t>
+              <w:t>) -&gt; ChangeStatus: ...</w:t>
             </w:r>
           </w:p>
         </w:tc>
       </w:tr>
     </w:tbl>
+    <w:p/>
     <w:p>
-      <w:pPr>
-        <w:pStyle w:val="ListNumber"/>
-      </w:pPr>
-      <w:r>
-        <w:rPr>
-          <w:b/>
-        </w:rPr>
-        <w:t xml:space="preserve">Line 6. </w:t>
-      </w:r>
-      <w:r>
-        <w:rPr>
-          <w:b w:val="0"/>
-          <w:i w:val="0"/>
-        </w:rPr>
-        <w:t>Frozen: no code can change a limit halfway through a run.</w:t>
-      </w:r>
-    </w:p>
-    <w:p>
-      <w:pPr>
-        <w:pStyle w:val="ListNumber"/>
-      </w:pPr>
-      <w:r>
-        <w:rPr>
-          <w:b/>
-        </w:rPr>
-        <w:t xml:space="preserve">Line 14. </w:t>
-      </w:r>
-      <w:r>
-        <w:rPr>
-          <w:b w:val="0"/>
-          <w:i w:val="0"/>
-        </w:rPr>
-        <w:t>Validation on load. An impossible contract fails before any data moves.</w:t>
-      </w:r>
-    </w:p>
-    <w:p>
-      <w:pPr>
-        <w:pStyle w:val="ListNumber"/>
-      </w:pPr>
-      <w:r>
-        <w:rPr>
-          <w:b/>
-        </w:rPr>
-        <w:t xml:space="preserve">Line 23. </w:t>
-      </w:r>
-      <w:r>
-        <w:rPr>
-          <w:b w:val="0"/>
-          <w:i w:val="0"/>
-        </w:rPr>
-        <w:t>A missing key raises KeyError here, at load, with the key's name.</w:t>
-      </w:r>
-    </w:p>
-    <w:p>
-      <w:pPr>
-        <w:pStyle w:val="ListNumber"/>
-      </w:pPr>
-      <w:r>
-        <w:rPr>
-          <w:b/>
-        </w:rPr>
-        <w:t xml:space="preserve">Line 29. </w:t>
-      </w:r>
-      <w:r>
-        <w:rPr>
-          <w:b w:val="0"/>
-          <w:i w:val="0"/>
-        </w:rPr>
-        <w:t>Pure logic with the limits passed in. Test it with plain numbers, no Spark needed.</w:t>
-      </w:r>
-    </w:p>
-    <w:p>
-      <w:r>
-        <w:rPr>
-          <w:b w:val="0"/>
-          <w:i w:val="0"/>
-        </w:rPr>
-        <w:t>The strong version runs unchanged in dev and prod. The contract file decides the table and the limits.</w:t>
-      </w:r>
-    </w:p>
-    <w:p>
-      <w:pPr>
-        <w:pStyle w:val="Heading4"/>
-      </w:pPr>
-      <w:r>
-        <w:t>Recap card</w:t>
-      </w:r>
-    </w:p>
-    <w:p>
-      <w:pPr>
-        <w:pStyle w:val="ListBullet"/>
-      </w:pPr>
-      <w:r>
-        <w:rPr>
-          <w:b/>
-          <w:i w:val="0"/>
-        </w:rPr>
-        <w:t>What belongs in configuration?</w:t>
-      </w:r>
-      <w:r>
-        <w:rPr>
-          <w:b w:val="0"/>
-          <w:i w:val="0"/>
-        </w:rPr>
-        <w:t xml:space="preserve"> Anything that changes between environments, trackers or contract versions: names, maps, thresholds, rules.</w:t>
-      </w:r>
-    </w:p>
-    <w:p>
-      <w:pPr>
-        <w:pStyle w:val="ListBullet"/>
-      </w:pPr>
-      <w:r>
-        <w:rPr>
-          <w:b/>
-          <w:i w:val="0"/>
-        </w:rPr>
-        <w:t>When do you validate configuration?</w:t>
-      </w:r>
-      <w:r>
-        <w:rPr>
-          <w:b w:val="0"/>
-          <w:i w:val="0"/>
-        </w:rPr>
-        <w:t xml:space="preserve"> Once, on load, before any data moves. Fail fast with the key's name.</w:t>
-      </w:r>
-    </w:p>
-    <w:p>
-      <w:pPr>
-        <w:pStyle w:val="ListBullet"/>
-      </w:pPr>
-      <w:r>
-        <w:rPr>
-          <w:b/>
-          <w:i w:val="0"/>
-        </w:rPr>
-        <w:t>Why not raw.get("catalog", "research_prod")?</w:t>
-      </w:r>
-      <w:r>
-        <w:rPr>
-          <w:b w:val="0"/>
-          <w:i w:val="0"/>
-        </w:rPr>
-        <w:t xml:space="preserve"> A default hides a missing key and can point a run at production.</w:t>
-      </w:r>
-    </w:p>
-    <w:p>
-      <w:pPr>
-        <w:pStyle w:val="ListBullet"/>
-      </w:pPr>
-      <w:r>
-        <w:rPr>
-          <w:b/>
-          <w:i w:val="0"/>
-        </w:rPr>
-        <w:t>The two ruff commands for CI</w:t>
-      </w:r>
-      <w:r>
-        <w:rPr>
-          <w:b w:val="0"/>
-          <w:i w:val="0"/>
-        </w:rPr>
-        <w:t xml:space="preserve"> ruff check . and ruff format --check .</w:t>
-      </w:r>
-    </w:p>
-    <w:p>
-      <w:pPr>
-        <w:pStyle w:val="Heading4"/>
-      </w:pPr>
-      <w:r>
-        <w:t>Practice</w:t>
-      </w:r>
-    </w:p>
-    <w:p>
-      <w:pPr>
-        <w:pStyle w:val="Heading5"/>
-      </w:pPr>
-      <w:r>
-        <w:t>Exercise 1. Multiple choice (level 1)</w:t>
-      </w:r>
-    </w:p>
-    <w:p>
-      <w:r>
-        <w:rPr>
-          <w:b w:val="0"/>
-          <w:i w:val="0"/>
-        </w:rPr>
-        <w:t>Which of these belongs in configuration rather than in pipeline code?</w:t>
-      </w:r>
-    </w:p>
-    <w:p>
-      <w:pPr>
-        <w:pStyle w:val="ListBullet"/>
-      </w:pPr>
-      <w:r>
-        <w:rPr>
-          <w:b w:val="0"/>
-          <w:i w:val="0"/>
-        </w:rPr>
-        <w:t>a) The formula for weighted reach: weighted reach divided by weighted base</w:t>
-      </w:r>
-    </w:p>
-    <w:p>
-      <w:pPr>
-        <w:pStyle w:val="ListBullet"/>
-      </w:pPr>
-      <w:r>
-        <w:rPr>
-          <w:b w:val="0"/>
-          <w:i w:val="0"/>
-        </w:rPr>
-        <w:t xml:space="preserve">b) The catalog name, </w:t>
-      </w:r>
-      <w:r>
-        <w:rPr>
-          <w:rFonts w:ascii="Consolas" w:hAnsi="Consolas" w:eastAsia="Consolas"/>
-          <w:b w:val="0"/>
-          <w:sz w:val="19"/>
-        </w:rPr>
-        <w:t>research_prod</w:t>
-      </w:r>
-      <w:r>
-        <w:rPr>
-          <w:b w:val="0"/>
-          <w:i w:val="0"/>
-        </w:rPr>
-        <w:t xml:space="preserve"> or </w:t>
-      </w:r>
-      <w:r>
-        <w:rPr>
-          <w:rFonts w:ascii="Consolas" w:hAnsi="Consolas" w:eastAsia="Consolas"/>
-          <w:b w:val="0"/>
-          <w:sz w:val="19"/>
-        </w:rPr>
-        <w:t>research_dev</w:t>
-      </w:r>
-    </w:p>
-    <w:p>
-      <w:pPr>
-        <w:pStyle w:val="ListBullet"/>
-      </w:pPr>
-      <w:r>
-        <w:rPr>
-          <w:b w:val="0"/>
-          <w:i w:val="0"/>
-        </w:rPr>
-        <w:t>c) The order of steps: read, validate, transform, write</w:t>
-      </w:r>
-    </w:p>
-    <w:p>
-      <w:pPr>
-        <w:pStyle w:val="ListBullet"/>
-      </w:pPr>
-      <w:r>
-        <w:rPr>
-          <w:b w:val="0"/>
-          <w:i w:val="0"/>
-        </w:rPr>
-        <w:t>d) The decision to MERGE rather than append in silver</w:t>
-      </w:r>
-    </w:p>
-    <w:p>
-      <w:r>
-        <w:rPr>
-          <w:b/>
-          <w:i w:val="0"/>
-        </w:rPr>
-        <w:t>Why?</w:t>
-      </w:r>
-    </w:p>
-    <w:p>
-      <w:pPr>
-        <w:pStyle w:val="ListBullet"/>
-      </w:pPr>
-      <w:r>
-        <w:rPr>
-          <w:b w:val="0"/>
-          <w:i w:val="0"/>
-        </w:rPr>
-        <w:t>r1) It changes between environments while the logic stays the same.</w:t>
-      </w:r>
-    </w:p>
-    <w:p>
-      <w:pPr>
-        <w:pStyle w:val="ListBullet"/>
-      </w:pPr>
-      <w:r>
-        <w:rPr>
-          <w:b w:val="0"/>
-          <w:i w:val="0"/>
-        </w:rPr>
-        <w:t>r2) Short strings belong in configuration.</w:t>
-      </w:r>
-    </w:p>
-    <w:p>
-      <w:pPr>
-        <w:pStyle w:val="Heading5"/>
-      </w:pPr>
-      <w:r>
-        <w:t>Exercise 2. Predict the output (level 2)</w:t>
-      </w:r>
-    </w:p>
-    <w:p>
-      <w:r>
-        <w:rPr>
-          <w:b w:val="0"/>
-          <w:i w:val="0"/>
-        </w:rPr>
-        <w:t>What does this print?</w:t>
+      <w:r>
+        <w:rPr>
+          <w:b w:val="0"/>
+          <w:i w:val="0"/>
+        </w:rPr>
+        <w:t>Starter code:</w:t>
       </w:r>
     </w:p>
     <w:tbl>
@@ -7248,7 +6048,7 @@
                 <w:b w:val="0"/>
                 <w:sz w:val="16"/>
               </w:rPr>
-              <w:t>from dataclasses import FrozenInstanceError, dataclass</w:t>
+              <w:t>def classify_change(change, tolerance=0.10):</w:t>
             </w:r>
           </w:p>
           <w:p>
@@ -7271,7 +6071,7 @@
                 <w:b w:val="0"/>
                 <w:sz w:val="16"/>
               </w:rPr>
-              <w:t xml:space="preserve"> </w:t>
+              <w:t xml:space="preserve">    if change is None:</w:t>
             </w:r>
           </w:p>
           <w:p>
@@ -7294,7 +6094,7 @@
                 <w:b w:val="0"/>
                 <w:sz w:val="16"/>
               </w:rPr>
-              <w:t xml:space="preserve"> </w:t>
+              <w:t xml:space="preserve">        return "SKIP"</w:t>
             </w:r>
           </w:p>
           <w:p>
@@ -7317,237 +6117,7 @@
                 <w:b w:val="0"/>
                 <w:sz w:val="16"/>
               </w:rPr>
-              <w:t>@dataclass(frozen=True)</w:t>
-            </w:r>
-          </w:p>
-          <w:p>
-            <w:pPr>
-              <w:spacing w:before="0" w:after="0" w:line="240" w:lineRule="auto"/>
-              <w:ind w:left="567" w:hanging="567"/>
-            </w:pPr>
-            <w:r>
-              <w:rPr>
-                <w:rFonts w:ascii="Consolas" w:hAnsi="Consolas" w:eastAsia="Consolas"/>
-                <w:b w:val="0"/>
-                <w:color w:val="5B6875"/>
-                <w:sz w:val="16"/>
-              </w:rPr>
-              <w:t xml:space="preserve">   5  </w:t>
-            </w:r>
-            <w:r>
-              <w:rPr>
-                <w:rFonts w:ascii="Consolas" w:hAnsi="Consolas" w:eastAsia="Consolas"/>
-                <w:b w:val="0"/>
-                <w:sz w:val="16"/>
-              </w:rPr>
-              <w:t>class RunConfig:</w:t>
-            </w:r>
-          </w:p>
-          <w:p>
-            <w:pPr>
-              <w:spacing w:before="0" w:after="0" w:line="240" w:lineRule="auto"/>
-              <w:ind w:left="567" w:hanging="567"/>
-            </w:pPr>
-            <w:r>
-              <w:rPr>
-                <w:rFonts w:ascii="Consolas" w:hAnsi="Consolas" w:eastAsia="Consolas"/>
-                <w:b w:val="0"/>
-                <w:color w:val="5B6875"/>
-                <w:sz w:val="16"/>
-              </w:rPr>
-              <w:t xml:space="preserve">   6  </w:t>
-            </w:r>
-            <w:r>
-              <w:rPr>
-                <w:rFonts w:ascii="Consolas" w:hAnsi="Consolas" w:eastAsia="Consolas"/>
-                <w:b w:val="0"/>
-                <w:sz w:val="16"/>
-              </w:rPr>
-              <w:t xml:space="preserve">    catalog: str</w:t>
-            </w:r>
-          </w:p>
-          <w:p>
-            <w:pPr>
-              <w:spacing w:before="0" w:after="0" w:line="240" w:lineRule="auto"/>
-              <w:ind w:left="567" w:hanging="567"/>
-            </w:pPr>
-            <w:r>
-              <w:rPr>
-                <w:rFonts w:ascii="Consolas" w:hAnsi="Consolas" w:eastAsia="Consolas"/>
-                <w:b w:val="0"/>
-                <w:color w:val="5B6875"/>
-                <w:sz w:val="16"/>
-              </w:rPr>
-              <w:t xml:space="preserve">   7  </w:t>
-            </w:r>
-            <w:r>
-              <w:rPr>
-                <w:rFonts w:ascii="Consolas" w:hAnsi="Consolas" w:eastAsia="Consolas"/>
-                <w:b w:val="0"/>
-                <w:sz w:val="16"/>
-              </w:rPr>
-              <w:t xml:space="preserve"> </w:t>
-            </w:r>
-          </w:p>
-          <w:p>
-            <w:pPr>
-              <w:spacing w:before="0" w:after="0" w:line="240" w:lineRule="auto"/>
-              <w:ind w:left="567" w:hanging="567"/>
-            </w:pPr>
-            <w:r>
-              <w:rPr>
-                <w:rFonts w:ascii="Consolas" w:hAnsi="Consolas" w:eastAsia="Consolas"/>
-                <w:b w:val="0"/>
-                <w:color w:val="5B6875"/>
-                <w:sz w:val="16"/>
-              </w:rPr>
-              <w:t xml:space="preserve">   8  </w:t>
-            </w:r>
-            <w:r>
-              <w:rPr>
-                <w:rFonts w:ascii="Consolas" w:hAnsi="Consolas" w:eastAsia="Consolas"/>
-                <w:b w:val="0"/>
-                <w:sz w:val="16"/>
-              </w:rPr>
-              <w:t xml:space="preserve"> </w:t>
-            </w:r>
-          </w:p>
-          <w:p>
-            <w:pPr>
-              <w:spacing w:before="0" w:after="0" w:line="240" w:lineRule="auto"/>
-              <w:ind w:left="567" w:hanging="567"/>
-            </w:pPr>
-            <w:r>
-              <w:rPr>
-                <w:rFonts w:ascii="Consolas" w:hAnsi="Consolas" w:eastAsia="Consolas"/>
-                <w:b w:val="0"/>
-                <w:color w:val="5B6875"/>
-                <w:sz w:val="16"/>
-              </w:rPr>
-              <w:t xml:space="preserve">   9  </w:t>
-            </w:r>
-            <w:r>
-              <w:rPr>
-                <w:rFonts w:ascii="Consolas" w:hAnsi="Consolas" w:eastAsia="Consolas"/>
-                <w:b w:val="0"/>
-                <w:sz w:val="16"/>
-              </w:rPr>
-              <w:t>cfg = RunConfig("research_dev")</w:t>
-            </w:r>
-          </w:p>
-          <w:p>
-            <w:pPr>
-              <w:spacing w:before="0" w:after="0" w:line="240" w:lineRule="auto"/>
-              <w:ind w:left="567" w:hanging="567"/>
-            </w:pPr>
-            <w:r>
-              <w:rPr>
-                <w:rFonts w:ascii="Consolas" w:hAnsi="Consolas" w:eastAsia="Consolas"/>
-                <w:b w:val="0"/>
-                <w:color w:val="5B6875"/>
-                <w:sz w:val="16"/>
-              </w:rPr>
-              <w:t xml:space="preserve">  10  </w:t>
-            </w:r>
-            <w:r>
-              <w:rPr>
-                <w:rFonts w:ascii="Consolas" w:hAnsi="Consolas" w:eastAsia="Consolas"/>
-                <w:b w:val="0"/>
-                <w:sz w:val="16"/>
-              </w:rPr>
-              <w:t>try:</w:t>
-            </w:r>
-          </w:p>
-          <w:p>
-            <w:pPr>
-              <w:spacing w:before="0" w:after="0" w:line="240" w:lineRule="auto"/>
-              <w:ind w:left="567" w:hanging="567"/>
-            </w:pPr>
-            <w:r>
-              <w:rPr>
-                <w:rFonts w:ascii="Consolas" w:hAnsi="Consolas" w:eastAsia="Consolas"/>
-                <w:b w:val="0"/>
-                <w:color w:val="5B6875"/>
-                <w:sz w:val="16"/>
-              </w:rPr>
-              <w:t xml:space="preserve">  11  </w:t>
-            </w:r>
-            <w:r>
-              <w:rPr>
-                <w:rFonts w:ascii="Consolas" w:hAnsi="Consolas" w:eastAsia="Consolas"/>
-                <w:b w:val="0"/>
-                <w:sz w:val="16"/>
-              </w:rPr>
-              <w:t xml:space="preserve">    cfg.catalog = "research_prod"</w:t>
-            </w:r>
-          </w:p>
-          <w:p>
-            <w:pPr>
-              <w:spacing w:before="0" w:after="0" w:line="240" w:lineRule="auto"/>
-              <w:ind w:left="567" w:hanging="567"/>
-            </w:pPr>
-            <w:r>
-              <w:rPr>
-                <w:rFonts w:ascii="Consolas" w:hAnsi="Consolas" w:eastAsia="Consolas"/>
-                <w:b w:val="0"/>
-                <w:color w:val="5B6875"/>
-                <w:sz w:val="16"/>
-              </w:rPr>
-              <w:t xml:space="preserve">  12  </w:t>
-            </w:r>
-            <w:r>
-              <w:rPr>
-                <w:rFonts w:ascii="Consolas" w:hAnsi="Consolas" w:eastAsia="Consolas"/>
-                <w:b w:val="0"/>
-                <w:sz w:val="16"/>
-              </w:rPr>
-              <w:t>except FrozenInstanceError:</w:t>
-            </w:r>
-          </w:p>
-          <w:p>
-            <w:pPr>
-              <w:spacing w:before="0" w:after="0" w:line="240" w:lineRule="auto"/>
-              <w:ind w:left="567" w:hanging="567"/>
-            </w:pPr>
-            <w:r>
-              <w:rPr>
-                <w:rFonts w:ascii="Consolas" w:hAnsi="Consolas" w:eastAsia="Consolas"/>
-                <w:b w:val="0"/>
-                <w:color w:val="5B6875"/>
-                <w:sz w:val="16"/>
-              </w:rPr>
-              <w:t xml:space="preserve">  13  </w:t>
-            </w:r>
-            <w:r>
-              <w:rPr>
-                <w:rFonts w:ascii="Consolas" w:hAnsi="Consolas" w:eastAsia="Consolas"/>
-                <w:b w:val="0"/>
-                <w:sz w:val="16"/>
-              </w:rPr>
-              <w:t xml:space="preserve">    print("blocked")</w:t>
-            </w:r>
-          </w:p>
-          <w:p>
-            <w:pPr>
-              <w:spacing w:before="0" w:after="0" w:line="240" w:lineRule="auto"/>
-              <w:ind w:left="567" w:hanging="567"/>
-            </w:pPr>
-            <w:r>
-              <w:rPr>
-                <w:rFonts w:ascii="Consolas" w:hAnsi="Consolas" w:eastAsia="Consolas"/>
-                <w:b w:val="0"/>
-                <w:color w:val="5B6875"/>
-                <w:sz w:val="16"/>
-              </w:rPr>
-              <w:t xml:space="preserve">  14  </w:t>
-            </w:r>
-            <w:r>
-              <w:rPr>
-                <w:rFonts w:ascii="Consolas" w:hAnsi="Consolas" w:eastAsia="Consolas"/>
-                <w:b w:val="0"/>
-                <w:sz w:val="16"/>
-              </w:rPr>
-              <w:t>print(cfg.catalog)</w:t>
+              <w:t xml:space="preserve">    return "WARN" if change &gt; tolerance else "PASS"</w:t>
             </w:r>
           </w:p>
         </w:tc>
@@ -7556,19 +6126,375 @@
     <w:p/>
     <w:p>
       <w:pPr>
-        <w:pStyle w:val="Heading5"/>
+        <w:pStyle w:val="Heading4"/>
       </w:pPr>
       <w:r>
-        <w:t>Exercise 3. Fill the gap (level 2)</w:t>
+        <w:t>Sources</w:t>
       </w:r>
     </w:p>
     <w:p>
-      <w:r>
-        <w:rPr>
-          <w:b w:val="0"/>
-          <w:i w:val="0"/>
-        </w:rPr>
-        <w:t>Complete the two CI commands. The first finds lint errors. The second fails when a file needs reformatting, without changing it.</w:t>
+      <w:pPr>
+        <w:pStyle w:val="ListBullet"/>
+      </w:pPr>
+      <w:r>
+        <w:rPr>
+          <w:b w:val="0"/>
+          <w:i w:val="0"/>
+        </w:rPr>
+        <w:t>Iterating a string in a join builds one clause per character. (verified: Run in Python 3.11 in this repository.)</w:t>
+      </w:r>
+    </w:p>
+    <w:p>
+      <w:pPr>
+        <w:pStyle w:val="ListBullet"/>
+      </w:pPr>
+      <w:r>
+        <w:rPr>
+          <w:b w:val="0"/>
+          <w:i w:val="0"/>
+        </w:rPr>
+        <w:t>The X | Y union syntax works in annotations from Python 3.10. (verified: Python 3.10 release notes (PEP 604); used throughout this repository on Python 3.11.)</w:t>
+      </w:r>
+    </w:p>
+    <w:p>
+      <w:pPr>
+        <w:pStyle w:val="Heading3"/>
+      </w:pPr>
+      <w:r>
+        <w:t>A1-L3 Config over hardcoded values, and PEP 8 with ruff</w:t>
+      </w:r>
+    </w:p>
+    <w:p>
+      <w:pPr>
+        <w:pStyle w:val="Heading4"/>
+      </w:pPr>
+      <w:r>
+        <w:t>Concept</w:t>
+      </w:r>
+    </w:p>
+    <w:p>
+      <w:r>
+        <w:rPr>
+          <w:b w:val="0"/>
+          <w:i w:val="0"/>
+        </w:rPr>
+        <w:t>Pipeline code should contain logic. Everything that changes between environments, trackers or contract versions belongs in configuration:</w:t>
+      </w:r>
+    </w:p>
+    <w:p>
+      <w:pPr>
+        <w:pStyle w:val="ListBullet"/>
+      </w:pPr>
+      <w:r>
+        <w:rPr>
+          <w:b w:val="0"/>
+          <w:i w:val="0"/>
+        </w:rPr>
+        <w:t>catalog, schema and table names</w:t>
+      </w:r>
+    </w:p>
+    <w:p>
+      <w:pPr>
+        <w:pStyle w:val="ListBullet"/>
+      </w:pPr>
+      <w:r>
+        <w:rPr>
+          <w:b w:val="0"/>
+          <w:i w:val="0"/>
+        </w:rPr>
+        <w:t>column maps and type maps</w:t>
+      </w:r>
+    </w:p>
+    <w:p>
+      <w:pPr>
+        <w:pStyle w:val="ListBullet"/>
+      </w:pPr>
+      <w:r>
+        <w:rPr>
+          <w:b w:val="0"/>
+          <w:i w:val="0"/>
+        </w:rPr>
+        <w:t xml:space="preserve">thresholds, such as </w:t>
+      </w:r>
+      <w:r>
+        <w:rPr>
+          <w:rFonts w:ascii="Consolas" w:hAnsi="Consolas" w:eastAsia="Consolas"/>
+          <w:b w:val="0"/>
+          <w:sz w:val="19"/>
+        </w:rPr>
+        <w:t>weight_sum_min</w:t>
+      </w:r>
+      <w:r>
+        <w:rPr>
+          <w:b w:val="0"/>
+          <w:i w:val="0"/>
+        </w:rPr>
+        <w:t xml:space="preserve"> or a stability tolerance</w:t>
+      </w:r>
+    </w:p>
+    <w:p>
+      <w:pPr>
+        <w:pStyle w:val="ListBullet"/>
+      </w:pPr>
+      <w:r>
+        <w:rPr>
+          <w:b w:val="0"/>
+          <w:i w:val="0"/>
+        </w:rPr>
+        <w:t>contract rules and their severity</w:t>
+      </w:r>
+    </w:p>
+    <w:p>
+      <w:r>
+        <w:rPr>
+          <w:b w:val="0"/>
+          <w:i w:val="0"/>
+        </w:rPr>
+        <w:t>Keep configuration in one of two places. Versioned JSON or YAML files in the repository suit values that change with a code release. Registry tables in Unity Catalog suit values that analysts maintain, such as the Variable Registry column map.</w:t>
+      </w:r>
+    </w:p>
+    <w:p>
+      <w:r>
+        <w:rPr>
+          <w:b w:val="0"/>
+          <w:i w:val="0"/>
+        </w:rPr>
+        <w:t xml:space="preserve">Load configuration once, at the start of the run, into a typed object. A frozen dataclass or a pydantic model works. Validate on load: every required key present, </w:t>
+      </w:r>
+      <w:r>
+        <w:rPr>
+          <w:rFonts w:ascii="Consolas" w:hAnsi="Consolas" w:eastAsia="Consolas"/>
+          <w:b w:val="0"/>
+          <w:sz w:val="19"/>
+        </w:rPr>
+        <w:t>weight_sum_min</w:t>
+      </w:r>
+      <w:r>
+        <w:rPr>
+          <w:b w:val="0"/>
+          <w:i w:val="0"/>
+        </w:rPr>
+        <w:t xml:space="preserve"> below </w:t>
+      </w:r>
+      <w:r>
+        <w:rPr>
+          <w:rFonts w:ascii="Consolas" w:hAnsi="Consolas" w:eastAsia="Consolas"/>
+          <w:b w:val="0"/>
+          <w:sz w:val="19"/>
+        </w:rPr>
+        <w:t>weight_sum_max</w:t>
+      </w:r>
+      <w:r>
+        <w:rPr>
+          <w:b w:val="0"/>
+          <w:i w:val="0"/>
+        </w:rPr>
+        <w:t>, names non-empty. Fail at 00:01 with "missing key: silver_table", not at 02:47 with a KeyError deep in a transform.</w:t>
+      </w:r>
+    </w:p>
+    <w:p>
+      <w:r>
+        <w:rPr>
+          <w:b w:val="0"/>
+          <w:i w:val="0"/>
+        </w:rPr>
+        <w:t>Then pass the object, or the values from it, into your functions. A function that reads a global config dictionary is as hard to test as one with hardcoded strings.</w:t>
+      </w:r>
+    </w:p>
+    <w:p>
+      <w:r>
+        <w:rPr>
+          <w:b w:val="0"/>
+          <w:i w:val="0"/>
+        </w:rPr>
+        <w:t xml:space="preserve">Style is part of the same discipline. PEP 8 is the Python style guide. </w:t>
+      </w:r>
+      <w:r>
+        <w:rPr>
+          <w:b/>
+          <w:i w:val="0"/>
+        </w:rPr>
+        <w:t>ruff</w:t>
+      </w:r>
+      <w:r>
+        <w:rPr>
+          <w:b w:val="0"/>
+          <w:i w:val="0"/>
+        </w:rPr>
+        <w:t xml:space="preserve"> checks it and formats code in one fast tool:</w:t>
+      </w:r>
+    </w:p>
+    <w:p>
+      <w:pPr>
+        <w:pStyle w:val="ListBullet"/>
+      </w:pPr>
+      <w:r>
+        <w:rPr>
+          <w:rFonts w:ascii="Consolas" w:hAnsi="Consolas" w:eastAsia="Consolas"/>
+          <w:b w:val="0"/>
+          <w:sz w:val="19"/>
+        </w:rPr>
+        <w:t>ruff check .</w:t>
+      </w:r>
+      <w:r>
+        <w:rPr>
+          <w:b w:val="0"/>
+          <w:i w:val="0"/>
+        </w:rPr>
+        <w:t xml:space="preserve"> finds errors and style problems, such as undefined names (F821) or </w:t>
+      </w:r>
+      <w:r>
+        <w:rPr>
+          <w:rFonts w:ascii="Consolas" w:hAnsi="Consolas" w:eastAsia="Consolas"/>
+          <w:b w:val="0"/>
+          <w:sz w:val="19"/>
+        </w:rPr>
+        <w:t>== True</w:t>
+      </w:r>
+      <w:r>
+        <w:rPr>
+          <w:b w:val="0"/>
+          <w:i w:val="0"/>
+        </w:rPr>
+        <w:t xml:space="preserve"> (E712).</w:t>
+      </w:r>
+    </w:p>
+    <w:p>
+      <w:pPr>
+        <w:pStyle w:val="ListBullet"/>
+      </w:pPr>
+      <w:r>
+        <w:rPr>
+          <w:rFonts w:ascii="Consolas" w:hAnsi="Consolas" w:eastAsia="Consolas"/>
+          <w:b w:val="0"/>
+          <w:sz w:val="19"/>
+        </w:rPr>
+        <w:t>ruff format .</w:t>
+      </w:r>
+      <w:r>
+        <w:rPr>
+          <w:b w:val="0"/>
+          <w:i w:val="0"/>
+        </w:rPr>
+        <w:t xml:space="preserve"> rewrites layout consistently. </w:t>
+      </w:r>
+      <w:r>
+        <w:rPr>
+          <w:rFonts w:ascii="Consolas" w:hAnsi="Consolas" w:eastAsia="Consolas"/>
+          <w:b w:val="0"/>
+          <w:sz w:val="19"/>
+        </w:rPr>
+        <w:t>ruff format --check .</w:t>
+      </w:r>
+      <w:r>
+        <w:rPr>
+          <w:b w:val="0"/>
+          <w:i w:val="0"/>
+        </w:rPr>
+        <w:t xml:space="preserve"> fails CI when a file needs formatting.</w:t>
+      </w:r>
+    </w:p>
+    <w:p>
+      <w:r>
+        <w:rPr>
+          <w:b w:val="0"/>
+          <w:i w:val="0"/>
+        </w:rPr>
+        <w:t xml:space="preserve">Settle the rules once in </w:t>
+      </w:r>
+      <w:r>
+        <w:rPr>
+          <w:rFonts w:ascii="Consolas" w:hAnsi="Consolas" w:eastAsia="Consolas"/>
+          <w:b w:val="0"/>
+          <w:sz w:val="19"/>
+        </w:rPr>
+        <w:t>pyproject.toml</w:t>
+      </w:r>
+      <w:r>
+        <w:rPr>
+          <w:b w:val="0"/>
+          <w:i w:val="0"/>
+        </w:rPr>
+        <w:t xml:space="preserve"> under </w:t>
+      </w:r>
+      <w:r>
+        <w:rPr>
+          <w:rFonts w:ascii="Consolas" w:hAnsi="Consolas" w:eastAsia="Consolas"/>
+          <w:b w:val="0"/>
+          <w:sz w:val="19"/>
+        </w:rPr>
+        <w:t>[tool.ruff]</w:t>
+      </w:r>
+      <w:r>
+        <w:rPr>
+          <w:b w:val="0"/>
+          <w:i w:val="0"/>
+        </w:rPr>
+        <w:t>, run both commands in CI, and stop debating layout in reviews.</w:t>
+      </w:r>
+    </w:p>
+    <w:p>
+      <w:pPr>
+        <w:pStyle w:val="Heading4"/>
+      </w:pPr>
+      <w:r>
+        <w:t>Why it matters</w:t>
+      </w:r>
+    </w:p>
+    <w:p>
+      <w:r>
+        <w:rPr>
+          <w:b w:val="0"/>
+          <w:i w:val="0"/>
+        </w:rPr>
+        <w:t xml:space="preserve">A developer copies the production silver notebook to test a change in the dev workspace. The notebook hardcodes </w:t>
+      </w:r>
+      <w:r>
+        <w:rPr>
+          <w:rFonts w:ascii="Consolas" w:hAnsi="Consolas" w:eastAsia="Consolas"/>
+          <w:b w:val="0"/>
+          <w:sz w:val="19"/>
+        </w:rPr>
+        <w:t>research_prod.research_silver.nat_respondents</w:t>
+      </w:r>
+      <w:r>
+        <w:rPr>
+          <w:b w:val="0"/>
+          <w:i w:val="0"/>
+        </w:rPr>
+        <w:t>. The dev run MERGEs half-finished test data into the production table. The morning report shows impossible reach figures, and the team restores the table from Delta history.</w:t>
+      </w:r>
+    </w:p>
+    <w:p>
+      <w:r>
+        <w:rPr>
+          <w:b w:val="0"/>
+          <w:i w:val="0"/>
+        </w:rPr>
+        <w:t xml:space="preserve">With the catalog in a config file per environment, the dev run writes to </w:t>
+      </w:r>
+      <w:r>
+        <w:rPr>
+          <w:rFonts w:ascii="Consolas" w:hAnsi="Consolas" w:eastAsia="Consolas"/>
+          <w:b w:val="0"/>
+          <w:sz w:val="19"/>
+        </w:rPr>
+        <w:t>research_dev</w:t>
+      </w:r>
+      <w:r>
+        <w:rPr>
+          <w:b w:val="0"/>
+          <w:i w:val="0"/>
+        </w:rPr>
+        <w:t>. The same code runs in both places, and only the config changes.</w:t>
+      </w:r>
+    </w:p>
+    <w:p>
+      <w:pPr>
+        <w:pStyle w:val="Heading4"/>
+      </w:pPr>
+      <w:r>
+        <w:t>Worked example: weak code</w:t>
       </w:r>
     </w:p>
     <w:tbl>
@@ -7606,7 +6532,7 @@
                 <w:b w:val="0"/>
                 <w:sz w:val="16"/>
               </w:rPr>
-              <w:t>ruff _____(1) .</w:t>
+              <w:t>def check_weight_sum(spark, wave_id):</w:t>
             </w:r>
           </w:p>
           <w:p>
@@ -7629,7 +6555,1589 @@
                 <w:b w:val="0"/>
                 <w:sz w:val="16"/>
               </w:rPr>
-              <w:t>ruff _____(2) --check .</w:t>
+              <w:t xml:space="preserve">    total = (</w:t>
+            </w:r>
+          </w:p>
+          <w:p>
+            <w:pPr>
+              <w:spacing w:before="0" w:after="0" w:line="240" w:lineRule="auto"/>
+              <w:ind w:left="567" w:hanging="567"/>
+            </w:pPr>
+            <w:r>
+              <w:rPr>
+                <w:rFonts w:ascii="Consolas" w:hAnsi="Consolas" w:eastAsia="Consolas"/>
+                <w:b/>
+                <w:color w:val="5B6875"/>
+                <w:sz w:val="16"/>
+              </w:rPr>
+              <w:t xml:space="preserve"> [1]  </w:t>
+            </w:r>
+            <w:r>
+              <w:rPr>
+                <w:rFonts w:ascii="Consolas" w:hAnsi="Consolas" w:eastAsia="Consolas"/>
+                <w:b w:val="0"/>
+                <w:sz w:val="16"/>
+              </w:rPr>
+              <w:t xml:space="preserve">        spark.table("research_prod.research_silver.nat_respondents")</w:t>
+            </w:r>
+          </w:p>
+          <w:p>
+            <w:pPr>
+              <w:spacing w:before="0" w:after="0" w:line="240" w:lineRule="auto"/>
+              <w:ind w:left="567" w:hanging="567"/>
+            </w:pPr>
+            <w:r>
+              <w:rPr>
+                <w:rFonts w:ascii="Consolas" w:hAnsi="Consolas" w:eastAsia="Consolas"/>
+                <w:b w:val="0"/>
+                <w:color w:val="5B6875"/>
+                <w:sz w:val="16"/>
+              </w:rPr>
+              <w:t xml:space="preserve">   4  </w:t>
+            </w:r>
+            <w:r>
+              <w:rPr>
+                <w:rFonts w:ascii="Consolas" w:hAnsi="Consolas" w:eastAsia="Consolas"/>
+                <w:b w:val="0"/>
+                <w:sz w:val="16"/>
+              </w:rPr>
+              <w:t xml:space="preserve">        .filter(F.col("wave_id") == wave_id)</w:t>
+            </w:r>
+          </w:p>
+          <w:p>
+            <w:pPr>
+              <w:spacing w:before="0" w:after="0" w:line="240" w:lineRule="auto"/>
+              <w:ind w:left="567" w:hanging="567"/>
+            </w:pPr>
+            <w:r>
+              <w:rPr>
+                <w:rFonts w:ascii="Consolas" w:hAnsi="Consolas" w:eastAsia="Consolas"/>
+                <w:b w:val="0"/>
+                <w:color w:val="5B6875"/>
+                <w:sz w:val="16"/>
+              </w:rPr>
+              <w:t xml:space="preserve">   5  </w:t>
+            </w:r>
+            <w:r>
+              <w:rPr>
+                <w:rFonts w:ascii="Consolas" w:hAnsi="Consolas" w:eastAsia="Consolas"/>
+                <w:b w:val="0"/>
+                <w:sz w:val="16"/>
+              </w:rPr>
+              <w:t xml:space="preserve">        .agg(F.sum("final_weight")).collect()[0][0]</w:t>
+            </w:r>
+          </w:p>
+          <w:p>
+            <w:pPr>
+              <w:spacing w:before="0" w:after="0" w:line="240" w:lineRule="auto"/>
+              <w:ind w:left="567" w:hanging="567"/>
+            </w:pPr>
+            <w:r>
+              <w:rPr>
+                <w:rFonts w:ascii="Consolas" w:hAnsi="Consolas" w:eastAsia="Consolas"/>
+                <w:b w:val="0"/>
+                <w:color w:val="5B6875"/>
+                <w:sz w:val="16"/>
+              </w:rPr>
+              <w:t xml:space="preserve">   6  </w:t>
+            </w:r>
+            <w:r>
+              <w:rPr>
+                <w:rFonts w:ascii="Consolas" w:hAnsi="Consolas" w:eastAsia="Consolas"/>
+                <w:b w:val="0"/>
+                <w:sz w:val="16"/>
+              </w:rPr>
+              <w:t xml:space="preserve">    )</w:t>
+            </w:r>
+          </w:p>
+          <w:p>
+            <w:pPr>
+              <w:spacing w:before="0" w:after="0" w:line="240" w:lineRule="auto"/>
+              <w:ind w:left="567" w:hanging="567"/>
+            </w:pPr>
+            <w:r>
+              <w:rPr>
+                <w:rFonts w:ascii="Consolas" w:hAnsi="Consolas" w:eastAsia="Consolas"/>
+                <w:b/>
+                <w:color w:val="5B6875"/>
+                <w:sz w:val="16"/>
+              </w:rPr>
+              <w:t xml:space="preserve"> [2]  </w:t>
+            </w:r>
+            <w:r>
+              <w:rPr>
+                <w:rFonts w:ascii="Consolas" w:hAnsi="Consolas" w:eastAsia="Consolas"/>
+                <w:b w:val="0"/>
+                <w:sz w:val="16"/>
+              </w:rPr>
+              <w:t xml:space="preserve">    if total &lt; 45000000 or total &gt; 55000000:</w:t>
+            </w:r>
+          </w:p>
+          <w:p>
+            <w:pPr>
+              <w:spacing w:before="0" w:after="0" w:line="240" w:lineRule="auto"/>
+              <w:ind w:left="567" w:hanging="567"/>
+            </w:pPr>
+            <w:r>
+              <w:rPr>
+                <w:rFonts w:ascii="Consolas" w:hAnsi="Consolas" w:eastAsia="Consolas"/>
+                <w:b/>
+                <w:color w:val="5B6875"/>
+                <w:sz w:val="16"/>
+              </w:rPr>
+              <w:t xml:space="preserve"> [3]  </w:t>
+            </w:r>
+            <w:r>
+              <w:rPr>
+                <w:rFonts w:ascii="Consolas" w:hAnsi="Consolas" w:eastAsia="Consolas"/>
+                <w:b w:val="0"/>
+                <w:sz w:val="16"/>
+              </w:rPr>
+              <w:t xml:space="preserve">        raise ValueError("weight sum out of range")</w:t>
+            </w:r>
+          </w:p>
+        </w:tc>
+      </w:tr>
+    </w:tbl>
+    <w:p>
+      <w:pPr>
+        <w:pStyle w:val="ListNumber"/>
+      </w:pPr>
+      <w:r>
+        <w:rPr>
+          <w:b/>
+        </w:rPr>
+        <w:t xml:space="preserve">Line 3. </w:t>
+      </w:r>
+      <w:r>
+        <w:rPr>
+          <w:b w:val="0"/>
+          <w:i w:val="0"/>
+        </w:rPr>
+        <w:t>The production table is typed into the function. A dev run writes, or here reads, production.</w:t>
+      </w:r>
+    </w:p>
+    <w:p>
+      <w:pPr>
+        <w:pStyle w:val="ListNumber"/>
+      </w:pPr>
+      <w:r>
+        <w:rPr>
+          <w:b/>
+        </w:rPr>
+        <w:t xml:space="preserve">Line 7. </w:t>
+      </w:r>
+      <w:r>
+        <w:rPr>
+          <w:b w:val="0"/>
+          <w:i w:val="0"/>
+        </w:rPr>
+        <w:t>Contract thresholds are buried in code. A new contract version needs a code change in every notebook that repeats them.</w:t>
+      </w:r>
+    </w:p>
+    <w:p>
+      <w:pPr>
+        <w:pStyle w:val="ListNumber"/>
+      </w:pPr>
+      <w:r>
+        <w:rPr>
+          <w:b/>
+        </w:rPr>
+        <w:t xml:space="preserve">Line 8. </w:t>
+      </w:r>
+      <w:r>
+        <w:rPr>
+          <w:b w:val="0"/>
+          <w:i w:val="0"/>
+        </w:rPr>
+        <w:t>The error hides the numbers. You cannot tell how far out of range the total is.</w:t>
+      </w:r>
+    </w:p>
+    <w:p>
+      <w:pPr>
+        <w:pStyle w:val="Heading4"/>
+      </w:pPr>
+      <w:r>
+        <w:t>Worked example: strong code</w:t>
+      </w:r>
+    </w:p>
+    <w:tbl>
+      <w:tblPr>
+        <w:tblW w:type="auto" w:w="0"/>
+        <w:jc w:val="left"/>
+        <w:tblLook w:firstColumn="1" w:firstRow="1" w:lastColumn="0" w:lastRow="0" w:noHBand="0" w:noVBand="1" w:val="04A0"/>
+      </w:tblPr>
+      <w:tblGrid>
+        <w:gridCol w:w="8221"/>
+      </w:tblGrid>
+      <w:tr>
+        <w:tc>
+          <w:tcPr>
+            <w:tcW w:type="dxa" w:w="8221"/>
+            <w:shd w:val="clear" w:color="auto" w:fill="F2F4F7"/>
+          </w:tcPr>
+          <w:p>
+            <w:pPr>
+              <w:spacing w:before="0" w:after="0" w:line="240" w:lineRule="auto"/>
+              <w:ind w:left="567" w:hanging="567"/>
+            </w:pPr>
+            <w:r>
+              <w:rPr>
+                <w:rFonts w:ascii="Consolas" w:hAnsi="Consolas" w:eastAsia="Consolas"/>
+                <w:b w:val="0"/>
+                <w:color w:val="5B6875"/>
+                <w:sz w:val="16"/>
+              </w:rPr>
+              <w:t xml:space="preserve">   1  </w:t>
+            </w:r>
+            <w:r>
+              <w:rPr>
+                <w:rFonts w:ascii="Consolas" w:hAnsi="Consolas" w:eastAsia="Consolas"/>
+                <w:b w:val="0"/>
+                <w:sz w:val="16"/>
+              </w:rPr>
+              <w:t>import json</w:t>
+            </w:r>
+          </w:p>
+          <w:p>
+            <w:pPr>
+              <w:spacing w:before="0" w:after="0" w:line="240" w:lineRule="auto"/>
+              <w:ind w:left="567" w:hanging="567"/>
+            </w:pPr>
+            <w:r>
+              <w:rPr>
+                <w:rFonts w:ascii="Consolas" w:hAnsi="Consolas" w:eastAsia="Consolas"/>
+                <w:b w:val="0"/>
+                <w:color w:val="5B6875"/>
+                <w:sz w:val="16"/>
+              </w:rPr>
+              <w:t xml:space="preserve">   2  </w:t>
+            </w:r>
+            <w:r>
+              <w:rPr>
+                <w:rFonts w:ascii="Consolas" w:hAnsi="Consolas" w:eastAsia="Consolas"/>
+                <w:b w:val="0"/>
+                <w:sz w:val="16"/>
+              </w:rPr>
+              <w:t>from dataclasses import dataclass</w:t>
+            </w:r>
+          </w:p>
+          <w:p>
+            <w:pPr>
+              <w:spacing w:before="0" w:after="0" w:line="240" w:lineRule="auto"/>
+              <w:ind w:left="567" w:hanging="567"/>
+            </w:pPr>
+            <w:r>
+              <w:rPr>
+                <w:rFonts w:ascii="Consolas" w:hAnsi="Consolas" w:eastAsia="Consolas"/>
+                <w:b w:val="0"/>
+                <w:color w:val="5B6875"/>
+                <w:sz w:val="16"/>
+              </w:rPr>
+              <w:t xml:space="preserve">   3  </w:t>
+            </w:r>
+            <w:r>
+              <w:rPr>
+                <w:rFonts w:ascii="Consolas" w:hAnsi="Consolas" w:eastAsia="Consolas"/>
+                <w:b w:val="0"/>
+                <w:sz w:val="16"/>
+              </w:rPr>
+              <w:t>from pathlib import Path</w:t>
+            </w:r>
+          </w:p>
+          <w:p>
+            <w:pPr>
+              <w:spacing w:before="0" w:after="0" w:line="240" w:lineRule="auto"/>
+              <w:ind w:left="567" w:hanging="567"/>
+            </w:pPr>
+            <w:r>
+              <w:rPr>
+                <w:rFonts w:ascii="Consolas" w:hAnsi="Consolas" w:eastAsia="Consolas"/>
+                <w:b w:val="0"/>
+                <w:color w:val="5B6875"/>
+                <w:sz w:val="16"/>
+              </w:rPr>
+              <w:t xml:space="preserve">   4  </w:t>
+            </w:r>
+            <w:r>
+              <w:rPr>
+                <w:rFonts w:ascii="Consolas" w:hAnsi="Consolas" w:eastAsia="Consolas"/>
+                <w:b w:val="0"/>
+                <w:sz w:val="16"/>
+              </w:rPr>
+              <w:t xml:space="preserve"> </w:t>
+            </w:r>
+          </w:p>
+          <w:p>
+            <w:pPr>
+              <w:spacing w:before="0" w:after="0" w:line="240" w:lineRule="auto"/>
+              <w:ind w:left="567" w:hanging="567"/>
+            </w:pPr>
+            <w:r>
+              <w:rPr>
+                <w:rFonts w:ascii="Consolas" w:hAnsi="Consolas" w:eastAsia="Consolas"/>
+                <w:b w:val="0"/>
+                <w:color w:val="5B6875"/>
+                <w:sz w:val="16"/>
+              </w:rPr>
+              <w:t xml:space="preserve">   5  </w:t>
+            </w:r>
+            <w:r>
+              <w:rPr>
+                <w:rFonts w:ascii="Consolas" w:hAnsi="Consolas" w:eastAsia="Consolas"/>
+                <w:b w:val="0"/>
+                <w:sz w:val="16"/>
+              </w:rPr>
+              <w:t xml:space="preserve"> </w:t>
+            </w:r>
+          </w:p>
+          <w:p>
+            <w:pPr>
+              <w:spacing w:before="0" w:after="0" w:line="240" w:lineRule="auto"/>
+              <w:ind w:left="567" w:hanging="567"/>
+            </w:pPr>
+            <w:r>
+              <w:rPr>
+                <w:rFonts w:ascii="Consolas" w:hAnsi="Consolas" w:eastAsia="Consolas"/>
+                <w:b/>
+                <w:color w:val="5B6875"/>
+                <w:sz w:val="16"/>
+              </w:rPr>
+              <w:t xml:space="preserve"> [1]  </w:t>
+            </w:r>
+            <w:r>
+              <w:rPr>
+                <w:rFonts w:ascii="Consolas" w:hAnsi="Consolas" w:eastAsia="Consolas"/>
+                <w:b w:val="0"/>
+                <w:sz w:val="16"/>
+              </w:rPr>
+              <w:t>@dataclass(frozen=True)</w:t>
+            </w:r>
+          </w:p>
+          <w:p>
+            <w:pPr>
+              <w:spacing w:before="0" w:after="0" w:line="240" w:lineRule="auto"/>
+              <w:ind w:left="567" w:hanging="567"/>
+            </w:pPr>
+            <w:r>
+              <w:rPr>
+                <w:rFonts w:ascii="Consolas" w:hAnsi="Consolas" w:eastAsia="Consolas"/>
+                <w:b w:val="0"/>
+                <w:color w:val="5B6875"/>
+                <w:sz w:val="16"/>
+              </w:rPr>
+              <w:t xml:space="preserve">   7  </w:t>
+            </w:r>
+            <w:r>
+              <w:rPr>
+                <w:rFonts w:ascii="Consolas" w:hAnsi="Consolas" w:eastAsia="Consolas"/>
+                <w:b w:val="0"/>
+                <w:sz w:val="16"/>
+              </w:rPr>
+              <w:t>class WeightContract:</w:t>
+            </w:r>
+          </w:p>
+          <w:p>
+            <w:pPr>
+              <w:spacing w:before="0" w:after="0" w:line="240" w:lineRule="auto"/>
+              <w:ind w:left="567" w:hanging="567"/>
+            </w:pPr>
+            <w:r>
+              <w:rPr>
+                <w:rFonts w:ascii="Consolas" w:hAnsi="Consolas" w:eastAsia="Consolas"/>
+                <w:b w:val="0"/>
+                <w:color w:val="5B6875"/>
+                <w:sz w:val="16"/>
+              </w:rPr>
+              <w:t xml:space="preserve">   8  </w:t>
+            </w:r>
+            <w:r>
+              <w:rPr>
+                <w:rFonts w:ascii="Consolas" w:hAnsi="Consolas" w:eastAsia="Consolas"/>
+                <w:b w:val="0"/>
+                <w:sz w:val="16"/>
+              </w:rPr>
+              <w:t xml:space="preserve">    """Weight total limits from the data contract."""</w:t>
+            </w:r>
+          </w:p>
+          <w:p>
+            <w:pPr>
+              <w:spacing w:before="0" w:after="0" w:line="240" w:lineRule="auto"/>
+              <w:ind w:left="567" w:hanging="567"/>
+            </w:pPr>
+            <w:r>
+              <w:rPr>
+                <w:rFonts w:ascii="Consolas" w:hAnsi="Consolas" w:eastAsia="Consolas"/>
+                <w:b w:val="0"/>
+                <w:color w:val="5B6875"/>
+                <w:sz w:val="16"/>
+              </w:rPr>
+              <w:t xml:space="preserve">   9  </w:t>
+            </w:r>
+            <w:r>
+              <w:rPr>
+                <w:rFonts w:ascii="Consolas" w:hAnsi="Consolas" w:eastAsia="Consolas"/>
+                <w:b w:val="0"/>
+                <w:sz w:val="16"/>
+              </w:rPr>
+              <w:t xml:space="preserve"> </w:t>
+            </w:r>
+          </w:p>
+          <w:p>
+            <w:pPr>
+              <w:spacing w:before="0" w:after="0" w:line="240" w:lineRule="auto"/>
+              <w:ind w:left="567" w:hanging="567"/>
+            </w:pPr>
+            <w:r>
+              <w:rPr>
+                <w:rFonts w:ascii="Consolas" w:hAnsi="Consolas" w:eastAsia="Consolas"/>
+                <w:b w:val="0"/>
+                <w:color w:val="5B6875"/>
+                <w:sz w:val="16"/>
+              </w:rPr>
+              <w:t xml:space="preserve">  10  </w:t>
+            </w:r>
+            <w:r>
+              <w:rPr>
+                <w:rFonts w:ascii="Consolas" w:hAnsi="Consolas" w:eastAsia="Consolas"/>
+                <w:b w:val="0"/>
+                <w:sz w:val="16"/>
+              </w:rPr>
+              <w:t xml:space="preserve">    silver_table: str</w:t>
+            </w:r>
+          </w:p>
+          <w:p>
+            <w:pPr>
+              <w:spacing w:before="0" w:after="0" w:line="240" w:lineRule="auto"/>
+              <w:ind w:left="567" w:hanging="567"/>
+            </w:pPr>
+            <w:r>
+              <w:rPr>
+                <w:rFonts w:ascii="Consolas" w:hAnsi="Consolas" w:eastAsia="Consolas"/>
+                <w:b w:val="0"/>
+                <w:color w:val="5B6875"/>
+                <w:sz w:val="16"/>
+              </w:rPr>
+              <w:t xml:space="preserve">  11  </w:t>
+            </w:r>
+            <w:r>
+              <w:rPr>
+                <w:rFonts w:ascii="Consolas" w:hAnsi="Consolas" w:eastAsia="Consolas"/>
+                <w:b w:val="0"/>
+                <w:sz w:val="16"/>
+              </w:rPr>
+              <w:t xml:space="preserve">    weight_sum_min: float</w:t>
+            </w:r>
+          </w:p>
+          <w:p>
+            <w:pPr>
+              <w:spacing w:before="0" w:after="0" w:line="240" w:lineRule="auto"/>
+              <w:ind w:left="567" w:hanging="567"/>
+            </w:pPr>
+            <w:r>
+              <w:rPr>
+                <w:rFonts w:ascii="Consolas" w:hAnsi="Consolas" w:eastAsia="Consolas"/>
+                <w:b w:val="0"/>
+                <w:color w:val="5B6875"/>
+                <w:sz w:val="16"/>
+              </w:rPr>
+              <w:t xml:space="preserve">  12  </w:t>
+            </w:r>
+            <w:r>
+              <w:rPr>
+                <w:rFonts w:ascii="Consolas" w:hAnsi="Consolas" w:eastAsia="Consolas"/>
+                <w:b w:val="0"/>
+                <w:sz w:val="16"/>
+              </w:rPr>
+              <w:t xml:space="preserve">    weight_sum_max: float</w:t>
+            </w:r>
+          </w:p>
+          <w:p>
+            <w:pPr>
+              <w:spacing w:before="0" w:after="0" w:line="240" w:lineRule="auto"/>
+              <w:ind w:left="567" w:hanging="567"/>
+            </w:pPr>
+            <w:r>
+              <w:rPr>
+                <w:rFonts w:ascii="Consolas" w:hAnsi="Consolas" w:eastAsia="Consolas"/>
+                <w:b w:val="0"/>
+                <w:color w:val="5B6875"/>
+                <w:sz w:val="16"/>
+              </w:rPr>
+              <w:t xml:space="preserve">  13  </w:t>
+            </w:r>
+            <w:r>
+              <w:rPr>
+                <w:rFonts w:ascii="Consolas" w:hAnsi="Consolas" w:eastAsia="Consolas"/>
+                <w:b w:val="0"/>
+                <w:sz w:val="16"/>
+              </w:rPr>
+              <w:t xml:space="preserve"> </w:t>
+            </w:r>
+          </w:p>
+          <w:p>
+            <w:pPr>
+              <w:spacing w:before="0" w:after="0" w:line="240" w:lineRule="auto"/>
+              <w:ind w:left="567" w:hanging="567"/>
+            </w:pPr>
+            <w:r>
+              <w:rPr>
+                <w:rFonts w:ascii="Consolas" w:hAnsi="Consolas" w:eastAsia="Consolas"/>
+                <w:b/>
+                <w:color w:val="5B6875"/>
+                <w:sz w:val="16"/>
+              </w:rPr>
+              <w:t xml:space="preserve"> [2]  </w:t>
+            </w:r>
+            <w:r>
+              <w:rPr>
+                <w:rFonts w:ascii="Consolas" w:hAnsi="Consolas" w:eastAsia="Consolas"/>
+                <w:b w:val="0"/>
+                <w:sz w:val="16"/>
+              </w:rPr>
+              <w:t xml:space="preserve">    def __post_init__(self) -&gt; None:</w:t>
+            </w:r>
+          </w:p>
+          <w:p>
+            <w:pPr>
+              <w:spacing w:before="0" w:after="0" w:line="240" w:lineRule="auto"/>
+              <w:ind w:left="567" w:hanging="567"/>
+            </w:pPr>
+            <w:r>
+              <w:rPr>
+                <w:rFonts w:ascii="Consolas" w:hAnsi="Consolas" w:eastAsia="Consolas"/>
+                <w:b w:val="0"/>
+                <w:color w:val="5B6875"/>
+                <w:sz w:val="16"/>
+              </w:rPr>
+              <w:t xml:space="preserve">  15  </w:t>
+            </w:r>
+            <w:r>
+              <w:rPr>
+                <w:rFonts w:ascii="Consolas" w:hAnsi="Consolas" w:eastAsia="Consolas"/>
+                <w:b w:val="0"/>
+                <w:sz w:val="16"/>
+              </w:rPr>
+              <w:t xml:space="preserve">        if self.weight_sum_min &gt;= self.weight_sum_max:</w:t>
+            </w:r>
+          </w:p>
+          <w:p>
+            <w:pPr>
+              <w:spacing w:before="0" w:after="0" w:line="240" w:lineRule="auto"/>
+              <w:ind w:left="567" w:hanging="567"/>
+            </w:pPr>
+            <w:r>
+              <w:rPr>
+                <w:rFonts w:ascii="Consolas" w:hAnsi="Consolas" w:eastAsia="Consolas"/>
+                <w:b w:val="0"/>
+                <w:color w:val="5B6875"/>
+                <w:sz w:val="16"/>
+              </w:rPr>
+              <w:t xml:space="preserve">  16  </w:t>
+            </w:r>
+            <w:r>
+              <w:rPr>
+                <w:rFonts w:ascii="Consolas" w:hAnsi="Consolas" w:eastAsia="Consolas"/>
+                <w:b w:val="0"/>
+                <w:sz w:val="16"/>
+              </w:rPr>
+              <w:t xml:space="preserve">            raise ValueError("weight_sum_min must be below weight_sum_max")</w:t>
+            </w:r>
+          </w:p>
+          <w:p>
+            <w:pPr>
+              <w:spacing w:before="0" w:after="0" w:line="240" w:lineRule="auto"/>
+              <w:ind w:left="567" w:hanging="567"/>
+            </w:pPr>
+            <w:r>
+              <w:rPr>
+                <w:rFonts w:ascii="Consolas" w:hAnsi="Consolas" w:eastAsia="Consolas"/>
+                <w:b w:val="0"/>
+                <w:color w:val="5B6875"/>
+                <w:sz w:val="16"/>
+              </w:rPr>
+              <w:t xml:space="preserve">  17  </w:t>
+            </w:r>
+            <w:r>
+              <w:rPr>
+                <w:rFonts w:ascii="Consolas" w:hAnsi="Consolas" w:eastAsia="Consolas"/>
+                <w:b w:val="0"/>
+                <w:sz w:val="16"/>
+              </w:rPr>
+              <w:t xml:space="preserve"> </w:t>
+            </w:r>
+          </w:p>
+          <w:p>
+            <w:pPr>
+              <w:spacing w:before="0" w:after="0" w:line="240" w:lineRule="auto"/>
+              <w:ind w:left="567" w:hanging="567"/>
+            </w:pPr>
+            <w:r>
+              <w:rPr>
+                <w:rFonts w:ascii="Consolas" w:hAnsi="Consolas" w:eastAsia="Consolas"/>
+                <w:b w:val="0"/>
+                <w:color w:val="5B6875"/>
+                <w:sz w:val="16"/>
+              </w:rPr>
+              <w:t xml:space="preserve">  18  </w:t>
+            </w:r>
+            <w:r>
+              <w:rPr>
+                <w:rFonts w:ascii="Consolas" w:hAnsi="Consolas" w:eastAsia="Consolas"/>
+                <w:b w:val="0"/>
+                <w:sz w:val="16"/>
+              </w:rPr>
+              <w:t xml:space="preserve"> </w:t>
+            </w:r>
+          </w:p>
+          <w:p>
+            <w:pPr>
+              <w:spacing w:before="0" w:after="0" w:line="240" w:lineRule="auto"/>
+              <w:ind w:left="567" w:hanging="567"/>
+            </w:pPr>
+            <w:r>
+              <w:rPr>
+                <w:rFonts w:ascii="Consolas" w:hAnsi="Consolas" w:eastAsia="Consolas"/>
+                <w:b w:val="0"/>
+                <w:color w:val="5B6875"/>
+                <w:sz w:val="16"/>
+              </w:rPr>
+              <w:t xml:space="preserve">  19  </w:t>
+            </w:r>
+            <w:r>
+              <w:rPr>
+                <w:rFonts w:ascii="Consolas" w:hAnsi="Consolas" w:eastAsia="Consolas"/>
+                <w:b w:val="0"/>
+                <w:sz w:val="16"/>
+              </w:rPr>
+              <w:t>def load_contract(path: Path) -&gt; WeightContract:</w:t>
+            </w:r>
+          </w:p>
+          <w:p>
+            <w:pPr>
+              <w:spacing w:before="0" w:after="0" w:line="240" w:lineRule="auto"/>
+              <w:ind w:left="567" w:hanging="567"/>
+            </w:pPr>
+            <w:r>
+              <w:rPr>
+                <w:rFonts w:ascii="Consolas" w:hAnsi="Consolas" w:eastAsia="Consolas"/>
+                <w:b w:val="0"/>
+                <w:color w:val="5B6875"/>
+                <w:sz w:val="16"/>
+              </w:rPr>
+              <w:t xml:space="preserve">  20  </w:t>
+            </w:r>
+            <w:r>
+              <w:rPr>
+                <w:rFonts w:ascii="Consolas" w:hAnsi="Consolas" w:eastAsia="Consolas"/>
+                <w:b w:val="0"/>
+                <w:sz w:val="16"/>
+              </w:rPr>
+              <w:t xml:space="preserve">    """Load and validate the contract file. Fails fast on a missing key."""</w:t>
+            </w:r>
+          </w:p>
+          <w:p>
+            <w:pPr>
+              <w:spacing w:before="0" w:after="0" w:line="240" w:lineRule="auto"/>
+              <w:ind w:left="567" w:hanging="567"/>
+            </w:pPr>
+            <w:r>
+              <w:rPr>
+                <w:rFonts w:ascii="Consolas" w:hAnsi="Consolas" w:eastAsia="Consolas"/>
+                <w:b w:val="0"/>
+                <w:color w:val="5B6875"/>
+                <w:sz w:val="16"/>
+              </w:rPr>
+              <w:t xml:space="preserve">  21  </w:t>
+            </w:r>
+            <w:r>
+              <w:rPr>
+                <w:rFonts w:ascii="Consolas" w:hAnsi="Consolas" w:eastAsia="Consolas"/>
+                <w:b w:val="0"/>
+                <w:sz w:val="16"/>
+              </w:rPr>
+              <w:t xml:space="preserve">    raw = json.loads(path.read_text())</w:t>
+            </w:r>
+          </w:p>
+          <w:p>
+            <w:pPr>
+              <w:spacing w:before="0" w:after="0" w:line="240" w:lineRule="auto"/>
+              <w:ind w:left="567" w:hanging="567"/>
+            </w:pPr>
+            <w:r>
+              <w:rPr>
+                <w:rFonts w:ascii="Consolas" w:hAnsi="Consolas" w:eastAsia="Consolas"/>
+                <w:b w:val="0"/>
+                <w:color w:val="5B6875"/>
+                <w:sz w:val="16"/>
+              </w:rPr>
+              <w:t xml:space="preserve">  22  </w:t>
+            </w:r>
+            <w:r>
+              <w:rPr>
+                <w:rFonts w:ascii="Consolas" w:hAnsi="Consolas" w:eastAsia="Consolas"/>
+                <w:b w:val="0"/>
+                <w:sz w:val="16"/>
+              </w:rPr>
+              <w:t xml:space="preserve">    return WeightContract(</w:t>
+            </w:r>
+          </w:p>
+          <w:p>
+            <w:pPr>
+              <w:spacing w:before="0" w:after="0" w:line="240" w:lineRule="auto"/>
+              <w:ind w:left="567" w:hanging="567"/>
+            </w:pPr>
+            <w:r>
+              <w:rPr>
+                <w:rFonts w:ascii="Consolas" w:hAnsi="Consolas" w:eastAsia="Consolas"/>
+                <w:b/>
+                <w:color w:val="5B6875"/>
+                <w:sz w:val="16"/>
+              </w:rPr>
+              <w:t xml:space="preserve"> [3]  </w:t>
+            </w:r>
+            <w:r>
+              <w:rPr>
+                <w:rFonts w:ascii="Consolas" w:hAnsi="Consolas" w:eastAsia="Consolas"/>
+                <w:b w:val="0"/>
+                <w:sz w:val="16"/>
+              </w:rPr>
+              <w:t xml:space="preserve">        silver_table=raw["silver_table"],</w:t>
+            </w:r>
+          </w:p>
+          <w:p>
+            <w:pPr>
+              <w:spacing w:before="0" w:after="0" w:line="240" w:lineRule="auto"/>
+              <w:ind w:left="567" w:hanging="567"/>
+            </w:pPr>
+            <w:r>
+              <w:rPr>
+                <w:rFonts w:ascii="Consolas" w:hAnsi="Consolas" w:eastAsia="Consolas"/>
+                <w:b w:val="0"/>
+                <w:color w:val="5B6875"/>
+                <w:sz w:val="16"/>
+              </w:rPr>
+              <w:t xml:space="preserve">  24  </w:t>
+            </w:r>
+            <w:r>
+              <w:rPr>
+                <w:rFonts w:ascii="Consolas" w:hAnsi="Consolas" w:eastAsia="Consolas"/>
+                <w:b w:val="0"/>
+                <w:sz w:val="16"/>
+              </w:rPr>
+              <w:t xml:space="preserve">        weight_sum_min=float(raw["weight_sum_min"]),</w:t>
+            </w:r>
+          </w:p>
+          <w:p>
+            <w:pPr>
+              <w:spacing w:before="0" w:after="0" w:line="240" w:lineRule="auto"/>
+              <w:ind w:left="567" w:hanging="567"/>
+            </w:pPr>
+            <w:r>
+              <w:rPr>
+                <w:rFonts w:ascii="Consolas" w:hAnsi="Consolas" w:eastAsia="Consolas"/>
+                <w:b w:val="0"/>
+                <w:color w:val="5B6875"/>
+                <w:sz w:val="16"/>
+              </w:rPr>
+              <w:t xml:space="preserve">  25  </w:t>
+            </w:r>
+            <w:r>
+              <w:rPr>
+                <w:rFonts w:ascii="Consolas" w:hAnsi="Consolas" w:eastAsia="Consolas"/>
+                <w:b w:val="0"/>
+                <w:sz w:val="16"/>
+              </w:rPr>
+              <w:t xml:space="preserve">        weight_sum_max=float(raw["weight_sum_max"]),</w:t>
+            </w:r>
+          </w:p>
+          <w:p>
+            <w:pPr>
+              <w:spacing w:before="0" w:after="0" w:line="240" w:lineRule="auto"/>
+              <w:ind w:left="567" w:hanging="567"/>
+            </w:pPr>
+            <w:r>
+              <w:rPr>
+                <w:rFonts w:ascii="Consolas" w:hAnsi="Consolas" w:eastAsia="Consolas"/>
+                <w:b w:val="0"/>
+                <w:color w:val="5B6875"/>
+                <w:sz w:val="16"/>
+              </w:rPr>
+              <w:t xml:space="preserve">  26  </w:t>
+            </w:r>
+            <w:r>
+              <w:rPr>
+                <w:rFonts w:ascii="Consolas" w:hAnsi="Consolas" w:eastAsia="Consolas"/>
+                <w:b w:val="0"/>
+                <w:sz w:val="16"/>
+              </w:rPr>
+              <w:t xml:space="preserve">    )</w:t>
+            </w:r>
+          </w:p>
+          <w:p>
+            <w:pPr>
+              <w:spacing w:before="0" w:after="0" w:line="240" w:lineRule="auto"/>
+              <w:ind w:left="567" w:hanging="567"/>
+            </w:pPr>
+            <w:r>
+              <w:rPr>
+                <w:rFonts w:ascii="Consolas" w:hAnsi="Consolas" w:eastAsia="Consolas"/>
+                <w:b w:val="0"/>
+                <w:color w:val="5B6875"/>
+                <w:sz w:val="16"/>
+              </w:rPr>
+              <w:t xml:space="preserve">  27  </w:t>
+            </w:r>
+            <w:r>
+              <w:rPr>
+                <w:rFonts w:ascii="Consolas" w:hAnsi="Consolas" w:eastAsia="Consolas"/>
+                <w:b w:val="0"/>
+                <w:sz w:val="16"/>
+              </w:rPr>
+              <w:t xml:space="preserve"> </w:t>
+            </w:r>
+          </w:p>
+          <w:p>
+            <w:pPr>
+              <w:spacing w:before="0" w:after="0" w:line="240" w:lineRule="auto"/>
+              <w:ind w:left="567" w:hanging="567"/>
+            </w:pPr>
+            <w:r>
+              <w:rPr>
+                <w:rFonts w:ascii="Consolas" w:hAnsi="Consolas" w:eastAsia="Consolas"/>
+                <w:b w:val="0"/>
+                <w:color w:val="5B6875"/>
+                <w:sz w:val="16"/>
+              </w:rPr>
+              <w:t xml:space="preserve">  28  </w:t>
+            </w:r>
+            <w:r>
+              <w:rPr>
+                <w:rFonts w:ascii="Consolas" w:hAnsi="Consolas" w:eastAsia="Consolas"/>
+                <w:b w:val="0"/>
+                <w:sz w:val="16"/>
+              </w:rPr>
+              <w:t xml:space="preserve"> </w:t>
+            </w:r>
+          </w:p>
+          <w:p>
+            <w:pPr>
+              <w:spacing w:before="0" w:after="0" w:line="240" w:lineRule="auto"/>
+              <w:ind w:left="567" w:hanging="567"/>
+            </w:pPr>
+            <w:r>
+              <w:rPr>
+                <w:rFonts w:ascii="Consolas" w:hAnsi="Consolas" w:eastAsia="Consolas"/>
+                <w:b/>
+                <w:color w:val="5B6875"/>
+                <w:sz w:val="16"/>
+              </w:rPr>
+              <w:t xml:space="preserve"> [4]  </w:t>
+            </w:r>
+            <w:r>
+              <w:rPr>
+                <w:rFonts w:ascii="Consolas" w:hAnsi="Consolas" w:eastAsia="Consolas"/>
+                <w:b w:val="0"/>
+                <w:sz w:val="16"/>
+              </w:rPr>
+              <w:t>def weight_sum_in_range(total: float, contract: WeightContract) -&gt; bool:</w:t>
+            </w:r>
+          </w:p>
+          <w:p>
+            <w:pPr>
+              <w:spacing w:before="0" w:after="0" w:line="240" w:lineRule="auto"/>
+              <w:ind w:left="567" w:hanging="567"/>
+            </w:pPr>
+            <w:r>
+              <w:rPr>
+                <w:rFonts w:ascii="Consolas" w:hAnsi="Consolas" w:eastAsia="Consolas"/>
+                <w:b w:val="0"/>
+                <w:color w:val="5B6875"/>
+                <w:sz w:val="16"/>
+              </w:rPr>
+              <w:t xml:space="preserve">  30  </w:t>
+            </w:r>
+            <w:r>
+              <w:rPr>
+                <w:rFonts w:ascii="Consolas" w:hAnsi="Consolas" w:eastAsia="Consolas"/>
+                <w:b w:val="0"/>
+                <w:sz w:val="16"/>
+              </w:rPr>
+              <w:t xml:space="preserve">    """True when the weight total is inside the contract limits."""</w:t>
+            </w:r>
+          </w:p>
+          <w:p>
+            <w:pPr>
+              <w:spacing w:before="0" w:after="0" w:line="240" w:lineRule="auto"/>
+              <w:ind w:left="567" w:hanging="567"/>
+            </w:pPr>
+            <w:r>
+              <w:rPr>
+                <w:rFonts w:ascii="Consolas" w:hAnsi="Consolas" w:eastAsia="Consolas"/>
+                <w:b w:val="0"/>
+                <w:color w:val="5B6875"/>
+                <w:sz w:val="16"/>
+              </w:rPr>
+              <w:t xml:space="preserve">  31  </w:t>
+            </w:r>
+            <w:r>
+              <w:rPr>
+                <w:rFonts w:ascii="Consolas" w:hAnsi="Consolas" w:eastAsia="Consolas"/>
+                <w:b w:val="0"/>
+                <w:sz w:val="16"/>
+              </w:rPr>
+              <w:t xml:space="preserve">    return contract.weight_sum_min &lt;= total &lt;= contract.weight_sum_max</w:t>
+            </w:r>
+          </w:p>
+        </w:tc>
+      </w:tr>
+    </w:tbl>
+    <w:p>
+      <w:pPr>
+        <w:pStyle w:val="ListNumber"/>
+      </w:pPr>
+      <w:r>
+        <w:rPr>
+          <w:b/>
+        </w:rPr>
+        <w:t xml:space="preserve">Line 6. </w:t>
+      </w:r>
+      <w:r>
+        <w:rPr>
+          <w:b w:val="0"/>
+          <w:i w:val="0"/>
+        </w:rPr>
+        <w:t>Frozen: no code can change a limit halfway through a run.</w:t>
+      </w:r>
+    </w:p>
+    <w:p>
+      <w:pPr>
+        <w:pStyle w:val="ListNumber"/>
+      </w:pPr>
+      <w:r>
+        <w:rPr>
+          <w:b/>
+        </w:rPr>
+        <w:t xml:space="preserve">Line 14. </w:t>
+      </w:r>
+      <w:r>
+        <w:rPr>
+          <w:b w:val="0"/>
+          <w:i w:val="0"/>
+        </w:rPr>
+        <w:t>Validation on load. An impossible contract fails before any data moves.</w:t>
+      </w:r>
+    </w:p>
+    <w:p>
+      <w:pPr>
+        <w:pStyle w:val="ListNumber"/>
+      </w:pPr>
+      <w:r>
+        <w:rPr>
+          <w:b/>
+        </w:rPr>
+        <w:t xml:space="preserve">Line 23. </w:t>
+      </w:r>
+      <w:r>
+        <w:rPr>
+          <w:b w:val="0"/>
+          <w:i w:val="0"/>
+        </w:rPr>
+        <w:t>A missing key raises KeyError here, at load, with the key's name.</w:t>
+      </w:r>
+    </w:p>
+    <w:p>
+      <w:pPr>
+        <w:pStyle w:val="ListNumber"/>
+      </w:pPr>
+      <w:r>
+        <w:rPr>
+          <w:b/>
+        </w:rPr>
+        <w:t xml:space="preserve">Line 29. </w:t>
+      </w:r>
+      <w:r>
+        <w:rPr>
+          <w:b w:val="0"/>
+          <w:i w:val="0"/>
+        </w:rPr>
+        <w:t>Pure logic with the limits passed in. Test it with plain numbers, no Spark needed.</w:t>
+      </w:r>
+    </w:p>
+    <w:p>
+      <w:r>
+        <w:rPr>
+          <w:b w:val="0"/>
+          <w:i w:val="0"/>
+        </w:rPr>
+        <w:t>The strong version runs unchanged in dev and prod. The contract file decides the table and the limits.</w:t>
+      </w:r>
+    </w:p>
+    <w:p>
+      <w:pPr>
+        <w:pStyle w:val="Heading4"/>
+      </w:pPr>
+      <w:r>
+        <w:t>Recap card</w:t>
+      </w:r>
+    </w:p>
+    <w:p>
+      <w:pPr>
+        <w:pStyle w:val="ListBullet"/>
+      </w:pPr>
+      <w:r>
+        <w:rPr>
+          <w:b/>
+          <w:i w:val="0"/>
+        </w:rPr>
+        <w:t>What belongs in configuration?</w:t>
+      </w:r>
+      <w:r>
+        <w:rPr>
+          <w:b w:val="0"/>
+          <w:i w:val="0"/>
+        </w:rPr>
+        <w:t xml:space="preserve"> Anything that changes between environments, trackers or contract versions: names, maps, thresholds, rules.</w:t>
+      </w:r>
+    </w:p>
+    <w:p>
+      <w:pPr>
+        <w:pStyle w:val="ListBullet"/>
+      </w:pPr>
+      <w:r>
+        <w:rPr>
+          <w:b/>
+          <w:i w:val="0"/>
+        </w:rPr>
+        <w:t>When do you validate configuration?</w:t>
+      </w:r>
+      <w:r>
+        <w:rPr>
+          <w:b w:val="0"/>
+          <w:i w:val="0"/>
+        </w:rPr>
+        <w:t xml:space="preserve"> Once, on load, before any data moves. Fail fast with the key's name.</w:t>
+      </w:r>
+    </w:p>
+    <w:p>
+      <w:pPr>
+        <w:pStyle w:val="ListBullet"/>
+      </w:pPr>
+      <w:r>
+        <w:rPr>
+          <w:b/>
+          <w:i w:val="0"/>
+        </w:rPr>
+        <w:t>Why not raw.get("catalog", "research_prod")?</w:t>
+      </w:r>
+      <w:r>
+        <w:rPr>
+          <w:b w:val="0"/>
+          <w:i w:val="0"/>
+        </w:rPr>
+        <w:t xml:space="preserve"> A default hides a missing key and can point a run at production.</w:t>
+      </w:r>
+    </w:p>
+    <w:p>
+      <w:pPr>
+        <w:pStyle w:val="ListBullet"/>
+      </w:pPr>
+      <w:r>
+        <w:rPr>
+          <w:b/>
+          <w:i w:val="0"/>
+        </w:rPr>
+        <w:t>The two ruff commands for CI</w:t>
+      </w:r>
+      <w:r>
+        <w:rPr>
+          <w:b w:val="0"/>
+          <w:i w:val="0"/>
+        </w:rPr>
+        <w:t xml:space="preserve"> ruff check . and ruff format --check .</w:t>
+      </w:r>
+    </w:p>
+    <w:p>
+      <w:pPr>
+        <w:pStyle w:val="Heading4"/>
+      </w:pPr>
+      <w:r>
+        <w:t>Practice</w:t>
+      </w:r>
+    </w:p>
+    <w:p>
+      <w:pPr>
+        <w:pStyle w:val="Heading5"/>
+      </w:pPr>
+      <w:r>
+        <w:t>Exercise 1. Multiple choice (level 1)</w:t>
+      </w:r>
+    </w:p>
+    <w:p>
+      <w:r>
+        <w:rPr>
+          <w:b w:val="0"/>
+          <w:i w:val="0"/>
+        </w:rPr>
+        <w:t>Which of these belongs in configuration rather than in pipeline code?</w:t>
+      </w:r>
+    </w:p>
+    <w:p>
+      <w:pPr>
+        <w:pStyle w:val="ListBullet"/>
+      </w:pPr>
+      <w:r>
+        <w:rPr>
+          <w:b w:val="0"/>
+          <w:i w:val="0"/>
+        </w:rPr>
+        <w:t>a) The formula for weighted reach: weighted reach divided by weighted base</w:t>
+      </w:r>
+    </w:p>
+    <w:p>
+      <w:pPr>
+        <w:pStyle w:val="ListBullet"/>
+      </w:pPr>
+      <w:r>
+        <w:rPr>
+          <w:b w:val="0"/>
+          <w:i w:val="0"/>
+        </w:rPr>
+        <w:t xml:space="preserve">b) The catalog name, </w:t>
+      </w:r>
+      <w:r>
+        <w:rPr>
+          <w:rFonts w:ascii="Consolas" w:hAnsi="Consolas" w:eastAsia="Consolas"/>
+          <w:b w:val="0"/>
+          <w:sz w:val="19"/>
+        </w:rPr>
+        <w:t>research_prod</w:t>
+      </w:r>
+      <w:r>
+        <w:rPr>
+          <w:b w:val="0"/>
+          <w:i w:val="0"/>
+        </w:rPr>
+        <w:t xml:space="preserve"> or </w:t>
+      </w:r>
+      <w:r>
+        <w:rPr>
+          <w:rFonts w:ascii="Consolas" w:hAnsi="Consolas" w:eastAsia="Consolas"/>
+          <w:b w:val="0"/>
+          <w:sz w:val="19"/>
+        </w:rPr>
+        <w:t>research_dev</w:t>
+      </w:r>
+    </w:p>
+    <w:p>
+      <w:pPr>
+        <w:pStyle w:val="ListBullet"/>
+      </w:pPr>
+      <w:r>
+        <w:rPr>
+          <w:b w:val="0"/>
+          <w:i w:val="0"/>
+        </w:rPr>
+        <w:t>c) The order of steps: read, validate, transform, write</w:t>
+      </w:r>
+    </w:p>
+    <w:p>
+      <w:pPr>
+        <w:pStyle w:val="ListBullet"/>
+      </w:pPr>
+      <w:r>
+        <w:rPr>
+          <w:b w:val="0"/>
+          <w:i w:val="0"/>
+        </w:rPr>
+        <w:t>d) The decision to MERGE rather than append in silver</w:t>
+      </w:r>
+    </w:p>
+    <w:p>
+      <w:r>
+        <w:rPr>
+          <w:b/>
+          <w:i w:val="0"/>
+        </w:rPr>
+        <w:t>Why?</w:t>
+      </w:r>
+    </w:p>
+    <w:p>
+      <w:pPr>
+        <w:pStyle w:val="ListBullet"/>
+      </w:pPr>
+      <w:r>
+        <w:rPr>
+          <w:b w:val="0"/>
+          <w:i w:val="0"/>
+        </w:rPr>
+        <w:t>r1) It changes between environments while the logic stays the same.</w:t>
+      </w:r>
+    </w:p>
+    <w:p>
+      <w:pPr>
+        <w:pStyle w:val="ListBullet"/>
+      </w:pPr>
+      <w:r>
+        <w:rPr>
+          <w:b w:val="0"/>
+          <w:i w:val="0"/>
+        </w:rPr>
+        <w:t>r2) Short strings belong in configuration.</w:t>
+      </w:r>
+    </w:p>
+    <w:p>
+      <w:pPr>
+        <w:pStyle w:val="Heading5"/>
+      </w:pPr>
+      <w:r>
+        <w:t>Exercise 2. Predict the output (level 2)</w:t>
+      </w:r>
+    </w:p>
+    <w:p>
+      <w:r>
+        <w:rPr>
+          <w:b w:val="0"/>
+          <w:i w:val="0"/>
+        </w:rPr>
+        <w:t>What does this print?</w:t>
+      </w:r>
+    </w:p>
+    <w:tbl>
+      <w:tblPr>
+        <w:tblW w:type="auto" w:w="0"/>
+        <w:jc w:val="left"/>
+        <w:tblLook w:firstColumn="1" w:firstRow="1" w:lastColumn="0" w:lastRow="0" w:noHBand="0" w:noVBand="1" w:val="04A0"/>
+      </w:tblPr>
+      <w:tblGrid>
+        <w:gridCol w:w="8221"/>
+      </w:tblGrid>
+      <w:tr>
+        <w:tc>
+          <w:tcPr>
+            <w:tcW w:type="dxa" w:w="8221"/>
+            <w:shd w:val="clear" w:color="auto" w:fill="F2F4F7"/>
+          </w:tcPr>
+          <w:p>
+            <w:pPr>
+              <w:spacing w:before="0" w:after="0" w:line="240" w:lineRule="auto"/>
+              <w:ind w:left="567" w:hanging="567"/>
+            </w:pPr>
+            <w:r>
+              <w:rPr>
+                <w:rFonts w:ascii="Consolas" w:hAnsi="Consolas" w:eastAsia="Consolas"/>
+                <w:b w:val="0"/>
+                <w:color w:val="5B6875"/>
+                <w:sz w:val="16"/>
+              </w:rPr>
+              <w:t xml:space="preserve">   1  </w:t>
+            </w:r>
+            <w:r>
+              <w:rPr>
+                <w:rFonts w:ascii="Consolas" w:hAnsi="Consolas" w:eastAsia="Consolas"/>
+                <w:b w:val="0"/>
+                <w:sz w:val="16"/>
+              </w:rPr>
+              <w:t>from dataclasses import FrozenInstanceError, dataclass</w:t>
+            </w:r>
+          </w:p>
+          <w:p>
+            <w:pPr>
+              <w:spacing w:before="0" w:after="0" w:line="240" w:lineRule="auto"/>
+              <w:ind w:left="567" w:hanging="567"/>
+            </w:pPr>
+            <w:r>
+              <w:rPr>
+                <w:rFonts w:ascii="Consolas" w:hAnsi="Consolas" w:eastAsia="Consolas"/>
+                <w:b w:val="0"/>
+                <w:color w:val="5B6875"/>
+                <w:sz w:val="16"/>
+              </w:rPr>
+              <w:t xml:space="preserve">   2  </w:t>
+            </w:r>
+            <w:r>
+              <w:rPr>
+                <w:rFonts w:ascii="Consolas" w:hAnsi="Consolas" w:eastAsia="Consolas"/>
+                <w:b w:val="0"/>
+                <w:sz w:val="16"/>
+              </w:rPr>
+              <w:t xml:space="preserve"> </w:t>
+            </w:r>
+          </w:p>
+          <w:p>
+            <w:pPr>
+              <w:spacing w:before="0" w:after="0" w:line="240" w:lineRule="auto"/>
+              <w:ind w:left="567" w:hanging="567"/>
+            </w:pPr>
+            <w:r>
+              <w:rPr>
+                <w:rFonts w:ascii="Consolas" w:hAnsi="Consolas" w:eastAsia="Consolas"/>
+                <w:b w:val="0"/>
+                <w:color w:val="5B6875"/>
+                <w:sz w:val="16"/>
+              </w:rPr>
+              <w:t xml:space="preserve">   3  </w:t>
+            </w:r>
+            <w:r>
+              <w:rPr>
+                <w:rFonts w:ascii="Consolas" w:hAnsi="Consolas" w:eastAsia="Consolas"/>
+                <w:b w:val="0"/>
+                <w:sz w:val="16"/>
+              </w:rPr>
+              <w:t xml:space="preserve"> </w:t>
+            </w:r>
+          </w:p>
+          <w:p>
+            <w:pPr>
+              <w:spacing w:before="0" w:after="0" w:line="240" w:lineRule="auto"/>
+              <w:ind w:left="567" w:hanging="567"/>
+            </w:pPr>
+            <w:r>
+              <w:rPr>
+                <w:rFonts w:ascii="Consolas" w:hAnsi="Consolas" w:eastAsia="Consolas"/>
+                <w:b w:val="0"/>
+                <w:color w:val="5B6875"/>
+                <w:sz w:val="16"/>
+              </w:rPr>
+              <w:t xml:space="preserve">   4  </w:t>
+            </w:r>
+            <w:r>
+              <w:rPr>
+                <w:rFonts w:ascii="Consolas" w:hAnsi="Consolas" w:eastAsia="Consolas"/>
+                <w:b w:val="0"/>
+                <w:sz w:val="16"/>
+              </w:rPr>
+              <w:t>@dataclass(frozen=True)</w:t>
+            </w:r>
+          </w:p>
+          <w:p>
+            <w:pPr>
+              <w:spacing w:before="0" w:after="0" w:line="240" w:lineRule="auto"/>
+              <w:ind w:left="567" w:hanging="567"/>
+            </w:pPr>
+            <w:r>
+              <w:rPr>
+                <w:rFonts w:ascii="Consolas" w:hAnsi="Consolas" w:eastAsia="Consolas"/>
+                <w:b w:val="0"/>
+                <w:color w:val="5B6875"/>
+                <w:sz w:val="16"/>
+              </w:rPr>
+              <w:t xml:space="preserve">   5  </w:t>
+            </w:r>
+            <w:r>
+              <w:rPr>
+                <w:rFonts w:ascii="Consolas" w:hAnsi="Consolas" w:eastAsia="Consolas"/>
+                <w:b w:val="0"/>
+                <w:sz w:val="16"/>
+              </w:rPr>
+              <w:t>class RunConfig:</w:t>
+            </w:r>
+          </w:p>
+          <w:p>
+            <w:pPr>
+              <w:spacing w:before="0" w:after="0" w:line="240" w:lineRule="auto"/>
+              <w:ind w:left="567" w:hanging="567"/>
+            </w:pPr>
+            <w:r>
+              <w:rPr>
+                <w:rFonts w:ascii="Consolas" w:hAnsi="Consolas" w:eastAsia="Consolas"/>
+                <w:b w:val="0"/>
+                <w:color w:val="5B6875"/>
+                <w:sz w:val="16"/>
+              </w:rPr>
+              <w:t xml:space="preserve">   6  </w:t>
+            </w:r>
+            <w:r>
+              <w:rPr>
+                <w:rFonts w:ascii="Consolas" w:hAnsi="Consolas" w:eastAsia="Consolas"/>
+                <w:b w:val="0"/>
+                <w:sz w:val="16"/>
+              </w:rPr>
+              <w:t xml:space="preserve">    catalog: str</w:t>
+            </w:r>
+          </w:p>
+          <w:p>
+            <w:pPr>
+              <w:spacing w:before="0" w:after="0" w:line="240" w:lineRule="auto"/>
+              <w:ind w:left="567" w:hanging="567"/>
+            </w:pPr>
+            <w:r>
+              <w:rPr>
+                <w:rFonts w:ascii="Consolas" w:hAnsi="Consolas" w:eastAsia="Consolas"/>
+                <w:b w:val="0"/>
+                <w:color w:val="5B6875"/>
+                <w:sz w:val="16"/>
+              </w:rPr>
+              <w:t xml:space="preserve">   7  </w:t>
+            </w:r>
+            <w:r>
+              <w:rPr>
+                <w:rFonts w:ascii="Consolas" w:hAnsi="Consolas" w:eastAsia="Consolas"/>
+                <w:b w:val="0"/>
+                <w:sz w:val="16"/>
+              </w:rPr>
+              <w:t xml:space="preserve"> </w:t>
+            </w:r>
+          </w:p>
+          <w:p>
+            <w:pPr>
+              <w:spacing w:before="0" w:after="0" w:line="240" w:lineRule="auto"/>
+              <w:ind w:left="567" w:hanging="567"/>
+            </w:pPr>
+            <w:r>
+              <w:rPr>
+                <w:rFonts w:ascii="Consolas" w:hAnsi="Consolas" w:eastAsia="Consolas"/>
+                <w:b w:val="0"/>
+                <w:color w:val="5B6875"/>
+                <w:sz w:val="16"/>
+              </w:rPr>
+              <w:t xml:space="preserve">   8  </w:t>
+            </w:r>
+            <w:r>
+              <w:rPr>
+                <w:rFonts w:ascii="Consolas" w:hAnsi="Consolas" w:eastAsia="Consolas"/>
+                <w:b w:val="0"/>
+                <w:sz w:val="16"/>
+              </w:rPr>
+              <w:t xml:space="preserve"> </w:t>
+            </w:r>
+          </w:p>
+          <w:p>
+            <w:pPr>
+              <w:spacing w:before="0" w:after="0" w:line="240" w:lineRule="auto"/>
+              <w:ind w:left="567" w:hanging="567"/>
+            </w:pPr>
+            <w:r>
+              <w:rPr>
+                <w:rFonts w:ascii="Consolas" w:hAnsi="Consolas" w:eastAsia="Consolas"/>
+                <w:b w:val="0"/>
+                <w:color w:val="5B6875"/>
+                <w:sz w:val="16"/>
+              </w:rPr>
+              <w:t xml:space="preserve">   9  </w:t>
+            </w:r>
+            <w:r>
+              <w:rPr>
+                <w:rFonts w:ascii="Consolas" w:hAnsi="Consolas" w:eastAsia="Consolas"/>
+                <w:b w:val="0"/>
+                <w:sz w:val="16"/>
+              </w:rPr>
+              <w:t>cfg = RunConfig("research_dev")</w:t>
+            </w:r>
+          </w:p>
+          <w:p>
+            <w:pPr>
+              <w:spacing w:before="0" w:after="0" w:line="240" w:lineRule="auto"/>
+              <w:ind w:left="567" w:hanging="567"/>
+            </w:pPr>
+            <w:r>
+              <w:rPr>
+                <w:rFonts w:ascii="Consolas" w:hAnsi="Consolas" w:eastAsia="Consolas"/>
+                <w:b w:val="0"/>
+                <w:color w:val="5B6875"/>
+                <w:sz w:val="16"/>
+              </w:rPr>
+              <w:t xml:space="preserve">  10  </w:t>
+            </w:r>
+            <w:r>
+              <w:rPr>
+                <w:rFonts w:ascii="Consolas" w:hAnsi="Consolas" w:eastAsia="Consolas"/>
+                <w:b w:val="0"/>
+                <w:sz w:val="16"/>
+              </w:rPr>
+              <w:t>try:</w:t>
+            </w:r>
+          </w:p>
+          <w:p>
+            <w:pPr>
+              <w:spacing w:before="0" w:after="0" w:line="240" w:lineRule="auto"/>
+              <w:ind w:left="567" w:hanging="567"/>
+            </w:pPr>
+            <w:r>
+              <w:rPr>
+                <w:rFonts w:ascii="Consolas" w:hAnsi="Consolas" w:eastAsia="Consolas"/>
+                <w:b w:val="0"/>
+                <w:color w:val="5B6875"/>
+                <w:sz w:val="16"/>
+              </w:rPr>
+              <w:t xml:space="preserve">  11  </w:t>
+            </w:r>
+            <w:r>
+              <w:rPr>
+                <w:rFonts w:ascii="Consolas" w:hAnsi="Consolas" w:eastAsia="Consolas"/>
+                <w:b w:val="0"/>
+                <w:sz w:val="16"/>
+              </w:rPr>
+              <w:t xml:space="preserve">    cfg.catalog = "research_prod"</w:t>
+            </w:r>
+          </w:p>
+          <w:p>
+            <w:pPr>
+              <w:spacing w:before="0" w:after="0" w:line="240" w:lineRule="auto"/>
+              <w:ind w:left="567" w:hanging="567"/>
+            </w:pPr>
+            <w:r>
+              <w:rPr>
+                <w:rFonts w:ascii="Consolas" w:hAnsi="Consolas" w:eastAsia="Consolas"/>
+                <w:b w:val="0"/>
+                <w:color w:val="5B6875"/>
+                <w:sz w:val="16"/>
+              </w:rPr>
+              <w:t xml:space="preserve">  12  </w:t>
+            </w:r>
+            <w:r>
+              <w:rPr>
+                <w:rFonts w:ascii="Consolas" w:hAnsi="Consolas" w:eastAsia="Consolas"/>
+                <w:b w:val="0"/>
+                <w:sz w:val="16"/>
+              </w:rPr>
+              <w:t>except FrozenInstanceError:</w:t>
+            </w:r>
+          </w:p>
+          <w:p>
+            <w:pPr>
+              <w:spacing w:before="0" w:after="0" w:line="240" w:lineRule="auto"/>
+              <w:ind w:left="567" w:hanging="567"/>
+            </w:pPr>
+            <w:r>
+              <w:rPr>
+                <w:rFonts w:ascii="Consolas" w:hAnsi="Consolas" w:eastAsia="Consolas"/>
+                <w:b w:val="0"/>
+                <w:color w:val="5B6875"/>
+                <w:sz w:val="16"/>
+              </w:rPr>
+              <w:t xml:space="preserve">  13  </w:t>
+            </w:r>
+            <w:r>
+              <w:rPr>
+                <w:rFonts w:ascii="Consolas" w:hAnsi="Consolas" w:eastAsia="Consolas"/>
+                <w:b w:val="0"/>
+                <w:sz w:val="16"/>
+              </w:rPr>
+              <w:t xml:space="preserve">    print("blocked")</w:t>
+            </w:r>
+          </w:p>
+          <w:p>
+            <w:pPr>
+              <w:spacing w:before="0" w:after="0" w:line="240" w:lineRule="auto"/>
+              <w:ind w:left="567" w:hanging="567"/>
+            </w:pPr>
+            <w:r>
+              <w:rPr>
+                <w:rFonts w:ascii="Consolas" w:hAnsi="Consolas" w:eastAsia="Consolas"/>
+                <w:b w:val="0"/>
+                <w:color w:val="5B6875"/>
+                <w:sz w:val="16"/>
+              </w:rPr>
+              <w:t xml:space="preserve">  14  </w:t>
+            </w:r>
+            <w:r>
+              <w:rPr>
+                <w:rFonts w:ascii="Consolas" w:hAnsi="Consolas" w:eastAsia="Consolas"/>
+                <w:b w:val="0"/>
+                <w:sz w:val="16"/>
+              </w:rPr>
+              <w:t>print(cfg.catalog)</w:t>
             </w:r>
           </w:p>
         </w:tc>
@@ -7641,6 +8149,88 @@
         <w:pStyle w:val="Heading5"/>
       </w:pPr>
       <w:r>
+        <w:t>Exercise 3. Fill the gap (level 2)</w:t>
+      </w:r>
+    </w:p>
+    <w:p>
+      <w:r>
+        <w:rPr>
+          <w:b w:val="0"/>
+          <w:i w:val="0"/>
+        </w:rPr>
+        <w:t>Complete the two CI commands. The first finds lint errors. The second fails when a file needs reformatting, without changing it.</w:t>
+      </w:r>
+    </w:p>
+    <w:tbl>
+      <w:tblPr>
+        <w:tblW w:type="auto" w:w="0"/>
+        <w:jc w:val="left"/>
+        <w:tblLook w:firstColumn="1" w:firstRow="1" w:lastColumn="0" w:lastRow="0" w:noHBand="0" w:noVBand="1" w:val="04A0"/>
+      </w:tblPr>
+      <w:tblGrid>
+        <w:gridCol w:w="8221"/>
+      </w:tblGrid>
+      <w:tr>
+        <w:tc>
+          <w:tcPr>
+            <w:tcW w:type="dxa" w:w="8221"/>
+            <w:shd w:val="clear" w:color="auto" w:fill="F2F4F7"/>
+          </w:tcPr>
+          <w:p>
+            <w:pPr>
+              <w:spacing w:before="0" w:after="0" w:line="240" w:lineRule="auto"/>
+              <w:ind w:left="567" w:hanging="567"/>
+            </w:pPr>
+            <w:r>
+              <w:rPr>
+                <w:rFonts w:ascii="Consolas" w:hAnsi="Consolas" w:eastAsia="Consolas"/>
+                <w:b w:val="0"/>
+                <w:color w:val="5B6875"/>
+                <w:sz w:val="16"/>
+              </w:rPr>
+              <w:t xml:space="preserve">   1  </w:t>
+            </w:r>
+            <w:r>
+              <w:rPr>
+                <w:rFonts w:ascii="Consolas" w:hAnsi="Consolas" w:eastAsia="Consolas"/>
+                <w:b w:val="0"/>
+                <w:sz w:val="16"/>
+              </w:rPr>
+              <w:t>ruff _____(1) .</w:t>
+            </w:r>
+          </w:p>
+          <w:p>
+            <w:pPr>
+              <w:spacing w:before="0" w:after="0" w:line="240" w:lineRule="auto"/>
+              <w:ind w:left="567" w:hanging="567"/>
+            </w:pPr>
+            <w:r>
+              <w:rPr>
+                <w:rFonts w:ascii="Consolas" w:hAnsi="Consolas" w:eastAsia="Consolas"/>
+                <w:b w:val="0"/>
+                <w:color w:val="5B6875"/>
+                <w:sz w:val="16"/>
+              </w:rPr>
+              <w:t xml:space="preserve">   2  </w:t>
+            </w:r>
+            <w:r>
+              <w:rPr>
+                <w:rFonts w:ascii="Consolas" w:hAnsi="Consolas" w:eastAsia="Consolas"/>
+                <w:b w:val="0"/>
+                <w:sz w:val="16"/>
+              </w:rPr>
+              <w:t>ruff _____(2) --check .</w:t>
+            </w:r>
+          </w:p>
+        </w:tc>
+      </w:tr>
+    </w:tbl>
+    <w:p/>
+    <w:p>
+      <w:pPr>
+        <w:pStyle w:val="Heading5"/>
+      </w:pPr>
+      <w:r>
         <w:t>Exercise 4. Write the function (level 4)</w:t>
       </w:r>
     </w:p>
@@ -7839,6 +8429,226 @@
         <w:t>.</w:t>
       </w:r>
     </w:p>
+    <w:p>
+      <w:r>
+        <w:rPr>
+          <w:b w:val="0"/>
+          <w:i w:val="0"/>
+        </w:rPr>
+        <w:t>Your code must pass these checks:</w:t>
+      </w:r>
+    </w:p>
+    <w:p>
+      <w:pPr>
+        <w:pStyle w:val="ListBullet"/>
+      </w:pPr>
+      <w:r>
+        <w:rPr>
+          <w:b w:val="0"/>
+          <w:i w:val="0"/>
+        </w:rPr>
+        <w:t>A valid dict must load into RunConfig with the same values.</w:t>
+      </w:r>
+    </w:p>
+    <w:p>
+      <w:pPr>
+        <w:pStyle w:val="ListBullet"/>
+      </w:pPr>
+      <w:r>
+        <w:rPr>
+          <w:rFonts w:ascii="Consolas" w:hAnsi="Consolas" w:eastAsia="Consolas"/>
+          <w:b w:val="0"/>
+          <w:sz w:val="19"/>
+        </w:rPr>
+        <w:t>silver_table</w:t>
+      </w:r>
+      <w:r>
+        <w:rPr>
+          <w:b w:val="0"/>
+          <w:i w:val="0"/>
+        </w:rPr>
+        <w:t xml:space="preserve"> must build the three-level name from catalog and tracker.</w:t>
+      </w:r>
+    </w:p>
+    <w:p>
+      <w:pPr>
+        <w:pStyle w:val="ListBullet"/>
+      </w:pPr>
+      <w:r>
+        <w:rPr>
+          <w:b w:val="0"/>
+          <w:i w:val="0"/>
+        </w:rPr>
+        <w:t>A missing key must raise KeyError that names the key.</w:t>
+      </w:r>
+    </w:p>
+    <w:p>
+      <w:pPr>
+        <w:pStyle w:val="ListBullet"/>
+      </w:pPr>
+      <w:r>
+        <w:rPr>
+          <w:b w:val="0"/>
+          <w:i w:val="0"/>
+        </w:rPr>
+        <w:t>A tolerance outside 0 to 1 must raise ValueError. 10 means 1000 percentage points.</w:t>
+      </w:r>
+    </w:p>
+    <w:p>
+      <w:pPr>
+        <w:pStyle w:val="ListBullet"/>
+      </w:pPr>
+      <w:r>
+        <w:rPr>
+          <w:b w:val="0"/>
+          <w:i w:val="0"/>
+        </w:rPr>
+        <w:t>The config must be frozen, so no code can change it mid-run.</w:t>
+      </w:r>
+    </w:p>
+    <w:p>
+      <w:r>
+        <w:rPr>
+          <w:b w:val="0"/>
+          <w:i w:val="0"/>
+        </w:rPr>
+        <w:t>Shape of the answer. The reference solution defines these names. Write the bodies yourself.</w:t>
+      </w:r>
+    </w:p>
+    <w:tbl>
+      <w:tblPr>
+        <w:tblW w:type="auto" w:w="0"/>
+        <w:jc w:val="left"/>
+        <w:tblLook w:firstColumn="1" w:firstRow="1" w:lastColumn="0" w:lastRow="0" w:noHBand="0" w:noVBand="1" w:val="04A0"/>
+      </w:tblPr>
+      <w:tblGrid>
+        <w:gridCol w:w="8221"/>
+      </w:tblGrid>
+      <w:tr>
+        <w:tc>
+          <w:tcPr>
+            <w:tcW w:type="dxa" w:w="8221"/>
+            <w:shd w:val="clear" w:color="auto" w:fill="F2F4F7"/>
+          </w:tcPr>
+          <w:p>
+            <w:pPr>
+              <w:spacing w:before="0" w:after="0" w:line="240" w:lineRule="auto"/>
+              <w:ind w:left="567" w:hanging="567"/>
+            </w:pPr>
+            <w:r>
+              <w:rPr>
+                <w:rFonts w:ascii="Consolas" w:hAnsi="Consolas" w:eastAsia="Consolas"/>
+                <w:b w:val="0"/>
+                <w:color w:val="5B6875"/>
+                <w:sz w:val="16"/>
+              </w:rPr>
+              <w:t xml:space="preserve">   1  </w:t>
+            </w:r>
+            <w:r>
+              <w:rPr>
+                <w:rFonts w:ascii="Consolas" w:hAnsi="Consolas" w:eastAsia="Consolas"/>
+                <w:b w:val="0"/>
+                <w:sz w:val="16"/>
+              </w:rPr>
+              <w:t># Settings for one pipeline run.</w:t>
+            </w:r>
+          </w:p>
+          <w:p>
+            <w:pPr>
+              <w:spacing w:before="0" w:after="0" w:line="240" w:lineRule="auto"/>
+              <w:ind w:left="567" w:hanging="567"/>
+            </w:pPr>
+            <w:r>
+              <w:rPr>
+                <w:rFonts w:ascii="Consolas" w:hAnsi="Consolas" w:eastAsia="Consolas"/>
+                <w:b w:val="0"/>
+                <w:color w:val="5B6875"/>
+                <w:sz w:val="16"/>
+              </w:rPr>
+              <w:t xml:space="preserve">   2  </w:t>
+            </w:r>
+            <w:r>
+              <w:rPr>
+                <w:rFonts w:ascii="Consolas" w:hAnsi="Consolas" w:eastAsia="Consolas"/>
+                <w:b w:val="0"/>
+                <w:sz w:val="16"/>
+              </w:rPr>
+              <w:t>class RunConfig: ...</w:t>
+            </w:r>
+          </w:p>
+          <w:p>
+            <w:pPr>
+              <w:spacing w:before="0" w:after="0" w:line="240" w:lineRule="auto"/>
+              <w:ind w:left="567" w:hanging="567"/>
+            </w:pPr>
+            <w:r>
+              <w:rPr>
+                <w:rFonts w:ascii="Consolas" w:hAnsi="Consolas" w:eastAsia="Consolas"/>
+                <w:b w:val="0"/>
+                <w:color w:val="5B6875"/>
+                <w:sz w:val="16"/>
+              </w:rPr>
+              <w:t xml:space="preserve">   3  </w:t>
+            </w:r>
+            <w:r>
+              <w:rPr>
+                <w:rFonts w:ascii="Consolas" w:hAnsi="Consolas" w:eastAsia="Consolas"/>
+                <w:b w:val="0"/>
+                <w:sz w:val="16"/>
+              </w:rPr>
+              <w:t xml:space="preserve"> </w:t>
+            </w:r>
+          </w:p>
+          <w:p>
+            <w:pPr>
+              <w:spacing w:before="0" w:after="0" w:line="240" w:lineRule="auto"/>
+              <w:ind w:left="567" w:hanging="567"/>
+            </w:pPr>
+            <w:r>
+              <w:rPr>
+                <w:rFonts w:ascii="Consolas" w:hAnsi="Consolas" w:eastAsia="Consolas"/>
+                <w:b w:val="0"/>
+                <w:color w:val="5B6875"/>
+                <w:sz w:val="16"/>
+              </w:rPr>
+              <w:t xml:space="preserve">   4  </w:t>
+            </w:r>
+            <w:r>
+              <w:rPr>
+                <w:rFonts w:ascii="Consolas" w:hAnsi="Consolas" w:eastAsia="Consolas"/>
+                <w:b w:val="0"/>
+                <w:sz w:val="16"/>
+              </w:rPr>
+              <w:t># Build a validated RunConfig from parsed JSON.</w:t>
+            </w:r>
+          </w:p>
+          <w:p>
+            <w:pPr>
+              <w:spacing w:before="0" w:after="0" w:line="240" w:lineRule="auto"/>
+              <w:ind w:left="567" w:hanging="567"/>
+            </w:pPr>
+            <w:r>
+              <w:rPr>
+                <w:rFonts w:ascii="Consolas" w:hAnsi="Consolas" w:eastAsia="Consolas"/>
+                <w:b w:val="0"/>
+                <w:color w:val="5B6875"/>
+                <w:sz w:val="16"/>
+              </w:rPr>
+              <w:t xml:space="preserve">   5  </w:t>
+            </w:r>
+            <w:r>
+              <w:rPr>
+                <w:rFonts w:ascii="Consolas" w:hAnsi="Consolas" w:eastAsia="Consolas"/>
+                <w:b w:val="0"/>
+                <w:sz w:val="16"/>
+              </w:rPr>
+              <w:t>def load_run_config(raw: dict[str, object]) -&gt; RunConfig: ...</w:t>
+            </w:r>
+          </w:p>
+        </w:tc>
+      </w:tr>
+    </w:tbl>
+    <w:p/>
     <w:p>
       <w:r>
         <w:rPr>

--- a/site/downloads/handbook-A1.docx
+++ b/site/downloads/handbook-A1.docx
@@ -1964,225 +1964,22 @@
         <w:t>This function has a name that promises no side effects. One line breaks that promise. Tap it, then fix the function so it only returns the waves.</w:t>
       </w:r>
     </w:p>
-    <w:tbl>
-      <w:tblPr>
-        <w:tblW w:type="auto" w:w="0"/>
-        <w:jc w:val="left"/>
-        <w:tblLook w:firstColumn="1" w:firstRow="1" w:lastColumn="0" w:lastRow="0" w:noHBand="0" w:noVBand="1" w:val="04A0"/>
-      </w:tblPr>
-      <w:tblGrid>
-        <w:gridCol w:w="8221"/>
-      </w:tblGrid>
-      <w:tr>
-        <w:tc>
-          <w:tcPr>
-            <w:tcW w:type="dxa" w:w="8221"/>
-            <w:shd w:val="clear" w:color="auto" w:fill="F2F4F7"/>
-          </w:tcPr>
-          <w:p>
-            <w:pPr>
-              <w:spacing w:before="0" w:after="0" w:line="240" w:lineRule="auto"/>
-              <w:ind w:left="567" w:hanging="567"/>
-            </w:pPr>
-            <w:r>
-              <w:rPr>
-                <w:rFonts w:ascii="Consolas" w:hAnsi="Consolas" w:eastAsia="Consolas"/>
-                <w:b w:val="0"/>
-                <w:color w:val="5B6875"/>
-                <w:sz w:val="16"/>
-              </w:rPr>
-              <w:t xml:space="preserve">   1  </w:t>
-            </w:r>
-            <w:r>
-              <w:rPr>
-                <w:rFonts w:ascii="Consolas" w:hAnsi="Consolas" w:eastAsia="Consolas"/>
-                <w:b w:val="0"/>
-                <w:sz w:val="16"/>
-              </w:rPr>
-              <w:t>def get_unprocessed_waves(spark: SparkSession, bronze: str, silver: str, tracker_id: str) -&gt; list[str]:</w:t>
-            </w:r>
-          </w:p>
-          <w:p>
-            <w:pPr>
-              <w:spacing w:before="0" w:after="0" w:line="240" w:lineRule="auto"/>
-              <w:ind w:left="567" w:hanging="567"/>
-            </w:pPr>
-            <w:r>
-              <w:rPr>
-                <w:rFonts w:ascii="Consolas" w:hAnsi="Consolas" w:eastAsia="Consolas"/>
-                <w:b w:val="0"/>
-                <w:color w:val="5B6875"/>
-                <w:sz w:val="16"/>
-              </w:rPr>
-              <w:t xml:space="preserve">   2  </w:t>
-            </w:r>
-            <w:r>
-              <w:rPr>
-                <w:rFonts w:ascii="Consolas" w:hAnsi="Consolas" w:eastAsia="Consolas"/>
-                <w:b w:val="0"/>
-                <w:sz w:val="16"/>
-              </w:rPr>
-              <w:t xml:space="preserve">    """Return wave ids in bronze but not yet in silver for one tracker."""</w:t>
-            </w:r>
-          </w:p>
-          <w:p>
-            <w:pPr>
-              <w:spacing w:before="0" w:after="0" w:line="240" w:lineRule="auto"/>
-              <w:ind w:left="567" w:hanging="567"/>
-            </w:pPr>
-            <w:r>
-              <w:rPr>
-                <w:rFonts w:ascii="Consolas" w:hAnsi="Consolas" w:eastAsia="Consolas"/>
-                <w:b w:val="0"/>
-                <w:color w:val="5B6875"/>
-                <w:sz w:val="16"/>
-              </w:rPr>
-              <w:t xml:space="preserve">   3  </w:t>
-            </w:r>
-            <w:r>
-              <w:rPr>
-                <w:rFonts w:ascii="Consolas" w:hAnsi="Consolas" w:eastAsia="Consolas"/>
-                <w:b w:val="0"/>
-                <w:sz w:val="16"/>
-              </w:rPr>
-              <w:t xml:space="preserve">    bronze_waves = spark.table(bronze).filter(F.col("tracker_id") == tracker_id).select("wave_id").distinct()</w:t>
-            </w:r>
-          </w:p>
-          <w:p>
-            <w:pPr>
-              <w:spacing w:before="0" w:after="0" w:line="240" w:lineRule="auto"/>
-              <w:ind w:left="567" w:hanging="567"/>
-            </w:pPr>
-            <w:r>
-              <w:rPr>
-                <w:rFonts w:ascii="Consolas" w:hAnsi="Consolas" w:eastAsia="Consolas"/>
-                <w:b w:val="0"/>
-                <w:color w:val="5B6875"/>
-                <w:sz w:val="16"/>
-              </w:rPr>
-              <w:t xml:space="preserve">   4  </w:t>
-            </w:r>
-            <w:r>
-              <w:rPr>
-                <w:rFonts w:ascii="Consolas" w:hAnsi="Consolas" w:eastAsia="Consolas"/>
-                <w:b w:val="0"/>
-                <w:sz w:val="16"/>
-              </w:rPr>
-              <w:t xml:space="preserve">    silver_waves = spark.table(silver).filter(F.col("tracker_id") == tracker_id).select("wave_id").distinct()</w:t>
-            </w:r>
-          </w:p>
-          <w:p>
-            <w:pPr>
-              <w:spacing w:before="0" w:after="0" w:line="240" w:lineRule="auto"/>
-              <w:ind w:left="567" w:hanging="567"/>
-            </w:pPr>
-            <w:r>
-              <w:rPr>
-                <w:rFonts w:ascii="Consolas" w:hAnsi="Consolas" w:eastAsia="Consolas"/>
-                <w:b w:val="0"/>
-                <w:color w:val="5B6875"/>
-                <w:sz w:val="16"/>
-              </w:rPr>
-              <w:t xml:space="preserve">   5  </w:t>
-            </w:r>
-            <w:r>
-              <w:rPr>
-                <w:rFonts w:ascii="Consolas" w:hAnsi="Consolas" w:eastAsia="Consolas"/>
-                <w:b w:val="0"/>
-                <w:sz w:val="16"/>
-              </w:rPr>
-              <w:t xml:space="preserve">    waves = [row.wave_id for row in bronze_waves.subtract(silver_waves).collect()]</w:t>
-            </w:r>
-          </w:p>
-          <w:p>
-            <w:pPr>
-              <w:spacing w:before="0" w:after="0" w:line="240" w:lineRule="auto"/>
-              <w:ind w:left="567" w:hanging="567"/>
-            </w:pPr>
-            <w:r>
-              <w:rPr>
-                <w:rFonts w:ascii="Consolas" w:hAnsi="Consolas" w:eastAsia="Consolas"/>
-                <w:b w:val="0"/>
-                <w:color w:val="5B6875"/>
-                <w:sz w:val="16"/>
-              </w:rPr>
-              <w:t xml:space="preserve">   6  </w:t>
-            </w:r>
-            <w:r>
-              <w:rPr>
-                <w:rFonts w:ascii="Consolas" w:hAnsi="Consolas" w:eastAsia="Consolas"/>
-                <w:b w:val="0"/>
-                <w:sz w:val="16"/>
-              </w:rPr>
-              <w:t xml:space="preserve">    spark.sql(f"DELETE FROM {silver} WHERE wave_id IN ({','.join(repr(w) for w in waves)})")</w:t>
-            </w:r>
-          </w:p>
-          <w:p>
-            <w:pPr>
-              <w:spacing w:before="0" w:after="0" w:line="240" w:lineRule="auto"/>
-              <w:ind w:left="567" w:hanging="567"/>
-            </w:pPr>
-            <w:r>
-              <w:rPr>
-                <w:rFonts w:ascii="Consolas" w:hAnsi="Consolas" w:eastAsia="Consolas"/>
-                <w:b w:val="0"/>
-                <w:color w:val="5B6875"/>
-                <w:sz w:val="16"/>
-              </w:rPr>
-              <w:t xml:space="preserve">   7  </w:t>
-            </w:r>
-            <w:r>
-              <w:rPr>
-                <w:rFonts w:ascii="Consolas" w:hAnsi="Consolas" w:eastAsia="Consolas"/>
-                <w:b w:val="0"/>
-                <w:sz w:val="16"/>
-              </w:rPr>
-              <w:t xml:space="preserve">    return waves</w:t>
-            </w:r>
-          </w:p>
-        </w:tc>
-      </w:tr>
-    </w:tbl>
-    <w:p/>
     <w:p>
       <w:r>
         <w:rPr>
-          <w:b w:val="0"/>
-          <w:i/>
-        </w:rPr>
-        <w:t>Write down the line number of the bug. Then write the fix.</w:t>
+          <w:b/>
+          <w:i w:val="0"/>
+        </w:rPr>
+        <w:t>What you need to know.</w:t>
       </w:r>
     </w:p>
     <w:p>
-      <w:pPr>
-        <w:pStyle w:val="Heading5"/>
-      </w:pPr>
-      <w:r>
-        <w:t>Exercise 4. Refactor (level 4)</w:t>
-      </w:r>
-    </w:p>
-    <w:p>
-      <w:r>
-        <w:rPr>
-          <w:b w:val="0"/>
-          <w:i w:val="0"/>
-        </w:rPr>
-        <w:t xml:space="preserve">Split the transform logic out of </w:t>
-      </w:r>
-      <w:r>
-        <w:rPr>
-          <w:rFonts w:ascii="Consolas" w:hAnsi="Consolas" w:eastAsia="Consolas"/>
-          <w:b w:val="0"/>
-          <w:sz w:val="19"/>
-        </w:rPr>
-        <w:t>process</w:t>
-      </w:r>
-      <w:r>
-        <w:rPr>
-          <w:b w:val="0"/>
-          <w:i w:val="0"/>
-        </w:rPr>
-        <w:t>. Write two pure functions:</w:t>
+      <w:r>
+        <w:rPr>
+          <w:b w:val="0"/>
+          <w:i w:val="0"/>
+        </w:rPr>
+        <w:t>The code chains five DataFrame and session methods (PySpark 4.0):</w:t>
       </w:r>
     </w:p>
     <w:p>
@@ -2195,29 +1992,14 @@
           <w:b w:val="0"/>
           <w:sz w:val="19"/>
         </w:rPr>
-        <w:t>filter_in_scope(df)</w:t>
-      </w:r>
-      <w:r>
-        <w:rPr>
-          <w:b w:val="0"/>
-          <w:i w:val="0"/>
-        </w:rPr>
-        <w:t xml:space="preserve"> keeps rows where </w:t>
-      </w:r>
-      <w:r>
-        <w:rPr>
-          <w:rFonts w:ascii="Consolas" w:hAnsi="Consolas" w:eastAsia="Consolas"/>
-          <w:b w:val="0"/>
-          <w:sz w:val="19"/>
-        </w:rPr>
-        <w:t>in_scope</w:t>
-      </w:r>
-      <w:r>
-        <w:rPr>
-          <w:b w:val="0"/>
-          <w:i w:val="0"/>
-        </w:rPr>
-        <w:t xml:space="preserve"> is true.</w:t>
+        <w:t>df.select("wave_id")</w:t>
+      </w:r>
+      <w:r>
+        <w:rPr>
+          <w:b w:val="0"/>
+          <w:i w:val="0"/>
+        </w:rPr>
+        <w:t xml:space="preserve"> keeps only the named columns.</w:t>
       </w:r>
     </w:p>
     <w:p>
@@ -2230,92 +2012,164 @@
           <w:b w:val="0"/>
           <w:sz w:val="19"/>
         </w:rPr>
-        <w:t>aggregate_base(df)</w:t>
-      </w:r>
-      <w:r>
-        <w:rPr>
-          <w:b w:val="0"/>
-          <w:i w:val="0"/>
-        </w:rPr>
-        <w:t xml:space="preserve"> returns </w:t>
-      </w:r>
-      <w:r>
-        <w:rPr>
-          <w:rFonts w:ascii="Consolas" w:hAnsi="Consolas" w:eastAsia="Consolas"/>
-          <w:b w:val="0"/>
-          <w:sz w:val="19"/>
-        </w:rPr>
-        <w:t>wave_id</w:t>
-      </w:r>
-      <w:r>
-        <w:rPr>
-          <w:b w:val="0"/>
-          <w:i w:val="0"/>
-        </w:rPr>
-        <w:t xml:space="preserve">, </w:t>
-      </w:r>
-      <w:r>
-        <w:rPr>
-          <w:rFonts w:ascii="Consolas" w:hAnsi="Consolas" w:eastAsia="Consolas"/>
-          <w:b w:val="0"/>
-          <w:sz w:val="19"/>
-        </w:rPr>
-        <w:t>region</w:t>
-      </w:r>
-      <w:r>
-        <w:rPr>
-          <w:b w:val="0"/>
-          <w:i w:val="0"/>
-        </w:rPr>
-        <w:t xml:space="preserve"> and </w:t>
-      </w:r>
-      <w:r>
-        <w:rPr>
-          <w:rFonts w:ascii="Consolas" w:hAnsi="Consolas" w:eastAsia="Consolas"/>
-          <w:b w:val="0"/>
-          <w:sz w:val="19"/>
-        </w:rPr>
-        <w:t>weighted_base</w:t>
-      </w:r>
-      <w:r>
-        <w:rPr>
-          <w:b w:val="0"/>
-          <w:i w:val="0"/>
-        </w:rPr>
-        <w:t xml:space="preserve"> (sum of </w:t>
-      </w:r>
-      <w:r>
-        <w:rPr>
-          <w:rFonts w:ascii="Consolas" w:hAnsi="Consolas" w:eastAsia="Consolas"/>
-          <w:b w:val="0"/>
-          <w:sz w:val="19"/>
-        </w:rPr>
-        <w:t>final_weight</w:t>
-      </w:r>
-      <w:r>
-        <w:rPr>
-          <w:b w:val="0"/>
-          <w:i w:val="0"/>
-        </w:rPr>
-        <w:t>).</w:t>
+        <w:t>.distinct()</w:t>
+      </w:r>
+      <w:r>
+        <w:rPr>
+          <w:b w:val="0"/>
+          <w:i w:val="0"/>
+        </w:rPr>
+        <w:t xml:space="preserve"> drops duplicate rows.</w:t>
       </w:r>
     </w:p>
     <w:p>
-      <w:r>
-        <w:rPr>
-          <w:b w:val="0"/>
-          <w:i w:val="0"/>
-        </w:rPr>
-        <w:t>Neither function may read or write a table. Add type hints and docstrings.</w:t>
+      <w:pPr>
+        <w:pStyle w:val="ListBullet"/>
+      </w:pPr>
+      <w:r>
+        <w:rPr>
+          <w:rFonts w:ascii="Consolas" w:hAnsi="Consolas" w:eastAsia="Consolas"/>
+          <w:b w:val="0"/>
+          <w:sz w:val="19"/>
+        </w:rPr>
+        <w:t>a.subtract(b)</w:t>
+      </w:r>
+      <w:r>
+        <w:rPr>
+          <w:b w:val="0"/>
+          <w:i w:val="0"/>
+        </w:rPr>
+        <w:t xml:space="preserve"> returns the distinct rows of </w:t>
+      </w:r>
+      <w:r>
+        <w:rPr>
+          <w:rFonts w:ascii="Consolas" w:hAnsi="Consolas" w:eastAsia="Consolas"/>
+          <w:b w:val="0"/>
+          <w:sz w:val="19"/>
+        </w:rPr>
+        <w:t>a</w:t>
+      </w:r>
+      <w:r>
+        <w:rPr>
+          <w:b w:val="0"/>
+          <w:i w:val="0"/>
+        </w:rPr>
+        <w:t xml:space="preserve"> that are not in </w:t>
+      </w:r>
+      <w:r>
+        <w:rPr>
+          <w:rFonts w:ascii="Consolas" w:hAnsi="Consolas" w:eastAsia="Consolas"/>
+          <w:b w:val="0"/>
+          <w:sz w:val="19"/>
+        </w:rPr>
+        <w:t>b</w:t>
+      </w:r>
+      <w:r>
+        <w:rPr>
+          <w:b w:val="0"/>
+          <w:i w:val="0"/>
+        </w:rPr>
+        <w:t>.</w:t>
       </w:r>
     </w:p>
     <w:p>
-      <w:r>
-        <w:rPr>
-          <w:b w:val="0"/>
-          <w:i w:val="0"/>
-        </w:rPr>
-        <w:t>Shape of the answer. The reference solution defines these names. Write the bodies yourself.</w:t>
+      <w:pPr>
+        <w:pStyle w:val="ListBullet"/>
+      </w:pPr>
+      <w:r>
+        <w:rPr>
+          <w:rFonts w:ascii="Consolas" w:hAnsi="Consolas" w:eastAsia="Consolas"/>
+          <w:b w:val="0"/>
+          <w:sz w:val="19"/>
+        </w:rPr>
+        <w:t>.collect()</w:t>
+      </w:r>
+      <w:r>
+        <w:rPr>
+          <w:b w:val="0"/>
+          <w:i w:val="0"/>
+        </w:rPr>
+        <w:t xml:space="preserve"> brings the rows back to Python as a list of </w:t>
+      </w:r>
+      <w:r>
+        <w:rPr>
+          <w:rFonts w:ascii="Consolas" w:hAnsi="Consolas" w:eastAsia="Consolas"/>
+          <w:b w:val="0"/>
+          <w:sz w:val="19"/>
+        </w:rPr>
+        <w:t>Row</w:t>
+      </w:r>
+      <w:r>
+        <w:rPr>
+          <w:b w:val="0"/>
+          <w:i w:val="0"/>
+        </w:rPr>
+        <w:t xml:space="preserve"> objects. Read a field with </w:t>
+      </w:r>
+      <w:r>
+        <w:rPr>
+          <w:rFonts w:ascii="Consolas" w:hAnsi="Consolas" w:eastAsia="Consolas"/>
+          <w:b w:val="0"/>
+          <w:sz w:val="19"/>
+        </w:rPr>
+        <w:t>row.wave_id</w:t>
+      </w:r>
+      <w:r>
+        <w:rPr>
+          <w:b w:val="0"/>
+          <w:i w:val="0"/>
+        </w:rPr>
+        <w:t>.</w:t>
+      </w:r>
+    </w:p>
+    <w:p>
+      <w:pPr>
+        <w:pStyle w:val="ListBullet"/>
+      </w:pPr>
+      <w:r>
+        <w:rPr>
+          <w:rFonts w:ascii="Consolas" w:hAnsi="Consolas" w:eastAsia="Consolas"/>
+          <w:b w:val="0"/>
+          <w:sz w:val="19"/>
+        </w:rPr>
+        <w:t>spark.sql("...")</w:t>
+      </w:r>
+      <w:r>
+        <w:rPr>
+          <w:b w:val="0"/>
+          <w:i w:val="0"/>
+        </w:rPr>
+        <w:t xml:space="preserve"> runs one SQL statement, such as a </w:t>
+      </w:r>
+      <w:r>
+        <w:rPr>
+          <w:rFonts w:ascii="Consolas" w:hAnsi="Consolas" w:eastAsia="Consolas"/>
+          <w:b w:val="0"/>
+          <w:sz w:val="19"/>
+        </w:rPr>
+        <w:t>SELECT</w:t>
+      </w:r>
+      <w:r>
+        <w:rPr>
+          <w:b w:val="0"/>
+          <w:i w:val="0"/>
+        </w:rPr>
+        <w:t xml:space="preserve"> or a </w:t>
+      </w:r>
+      <w:r>
+        <w:rPr>
+          <w:rFonts w:ascii="Consolas" w:hAnsi="Consolas" w:eastAsia="Consolas"/>
+          <w:b w:val="0"/>
+          <w:sz w:val="19"/>
+        </w:rPr>
+        <w:t>DELETE</w:t>
+      </w:r>
+      <w:r>
+        <w:rPr>
+          <w:b w:val="0"/>
+          <w:i w:val="0"/>
+        </w:rPr>
+        <w:t>.</w:t>
       </w:r>
     </w:p>
     <w:tbl>
@@ -2353,7 +2207,7 @@
                 <w:b w:val="0"/>
                 <w:sz w:val="16"/>
               </w:rPr>
-              <w:t># Keep respondents flagged as in scope.</w:t>
+              <w:t>a = spark.createDataFrame([("W1",), ("W2",), ("W2",)], "wave_id STRING")</w:t>
             </w:r>
           </w:p>
           <w:p>
@@ -2376,7 +2230,7 @@
                 <w:b w:val="0"/>
                 <w:sz w:val="16"/>
               </w:rPr>
-              <w:t>def filter_in_scope(df: DataFrame) -&gt; DataFrame: ...</w:t>
+              <w:t>b = spark.createDataFrame([("W1",)], "wave_id STRING")</w:t>
             </w:r>
           </w:p>
           <w:p>
@@ -2399,7 +2253,49 @@
                 <w:b w:val="0"/>
                 <w:sz w:val="16"/>
               </w:rPr>
-              <w:t xml:space="preserve"> </w:t>
+              <w:t>[row.wave_id for row in a.subtract(b).collect()]   # ['W2']</w:t>
+            </w:r>
+          </w:p>
+        </w:tc>
+      </w:tr>
+    </w:tbl>
+    <w:p/>
+    <w:tbl>
+      <w:tblPr>
+        <w:tblW w:type="auto" w:w="0"/>
+        <w:jc w:val="left"/>
+        <w:tblLook w:firstColumn="1" w:firstRow="1" w:lastColumn="0" w:lastRow="0" w:noHBand="0" w:noVBand="1" w:val="04A0"/>
+      </w:tblPr>
+      <w:tblGrid>
+        <w:gridCol w:w="8221"/>
+      </w:tblGrid>
+      <w:tr>
+        <w:tc>
+          <w:tcPr>
+            <w:tcW w:type="dxa" w:w="8221"/>
+            <w:shd w:val="clear" w:color="auto" w:fill="F2F4F7"/>
+          </w:tcPr>
+          <w:p>
+            <w:pPr>
+              <w:spacing w:before="0" w:after="0" w:line="240" w:lineRule="auto"/>
+              <w:ind w:left="567" w:hanging="567"/>
+            </w:pPr>
+            <w:r>
+              <w:rPr>
+                <w:rFonts w:ascii="Consolas" w:hAnsi="Consolas" w:eastAsia="Consolas"/>
+                <w:b w:val="0"/>
+                <w:color w:val="5B6875"/>
+                <w:sz w:val="16"/>
+              </w:rPr>
+              <w:t xml:space="preserve">   1  </w:t>
+            </w:r>
+            <w:r>
+              <w:rPr>
+                <w:rFonts w:ascii="Consolas" w:hAnsi="Consolas" w:eastAsia="Consolas"/>
+                <w:b w:val="0"/>
+                <w:sz w:val="16"/>
+              </w:rPr>
+              <w:t>def get_unprocessed_waves(spark: SparkSession, bronze: str, silver: str, tracker_id: str) -&gt; list[str]:</w:t>
             </w:r>
           </w:p>
           <w:p>
@@ -2414,15 +2310,15 @@
                 <w:color w:val="5B6875"/>
                 <w:sz w:val="16"/>
               </w:rPr>
-              <w:t xml:space="preserve">   4  </w:t>
-            </w:r>
-            <w:r>
-              <w:rPr>
-                <w:rFonts w:ascii="Consolas" w:hAnsi="Consolas" w:eastAsia="Consolas"/>
-                <w:b w:val="0"/>
-                <w:sz w:val="16"/>
-              </w:rPr>
-              <w:t># Weighted base at wave x region grain.</w:t>
+              <w:t xml:space="preserve">   2  </w:t>
+            </w:r>
+            <w:r>
+              <w:rPr>
+                <w:rFonts w:ascii="Consolas" w:hAnsi="Consolas" w:eastAsia="Consolas"/>
+                <w:b w:val="0"/>
+                <w:sz w:val="16"/>
+              </w:rPr>
+              <w:t xml:space="preserve">    """Return wave ids in bronze but not yet in silver for one tracker."""</w:t>
             </w:r>
           </w:p>
           <w:p>
@@ -2437,6 +2333,52 @@
                 <w:color w:val="5B6875"/>
                 <w:sz w:val="16"/>
               </w:rPr>
+              <w:t xml:space="preserve">   3  </w:t>
+            </w:r>
+            <w:r>
+              <w:rPr>
+                <w:rFonts w:ascii="Consolas" w:hAnsi="Consolas" w:eastAsia="Consolas"/>
+                <w:b w:val="0"/>
+                <w:sz w:val="16"/>
+              </w:rPr>
+              <w:t xml:space="preserve">    bronze_waves = spark.table(bronze).filter(F.col("tracker_id") == tracker_id).select("wave_id").distinct()</w:t>
+            </w:r>
+          </w:p>
+          <w:p>
+            <w:pPr>
+              <w:spacing w:before="0" w:after="0" w:line="240" w:lineRule="auto"/>
+              <w:ind w:left="567" w:hanging="567"/>
+            </w:pPr>
+            <w:r>
+              <w:rPr>
+                <w:rFonts w:ascii="Consolas" w:hAnsi="Consolas" w:eastAsia="Consolas"/>
+                <w:b w:val="0"/>
+                <w:color w:val="5B6875"/>
+                <w:sz w:val="16"/>
+              </w:rPr>
+              <w:t xml:space="preserve">   4  </w:t>
+            </w:r>
+            <w:r>
+              <w:rPr>
+                <w:rFonts w:ascii="Consolas" w:hAnsi="Consolas" w:eastAsia="Consolas"/>
+                <w:b w:val="0"/>
+                <w:sz w:val="16"/>
+              </w:rPr>
+              <w:t xml:space="preserve">    silver_waves = spark.table(silver).filter(F.col("tracker_id") == tracker_id).select("wave_id").distinct()</w:t>
+            </w:r>
+          </w:p>
+          <w:p>
+            <w:pPr>
+              <w:spacing w:before="0" w:after="0" w:line="240" w:lineRule="auto"/>
+              <w:ind w:left="567" w:hanging="567"/>
+            </w:pPr>
+            <w:r>
+              <w:rPr>
+                <w:rFonts w:ascii="Consolas" w:hAnsi="Consolas" w:eastAsia="Consolas"/>
+                <w:b w:val="0"/>
+                <w:color w:val="5B6875"/>
+                <w:sz w:val="16"/>
+              </w:rPr>
               <w:t xml:space="preserve">   5  </w:t>
             </w:r>
             <w:r>
@@ -2445,7 +2387,53 @@
                 <w:b w:val="0"/>
                 <w:sz w:val="16"/>
               </w:rPr>
-              <w:t>def aggregate_base(df: DataFrame) -&gt; DataFrame: ...</w:t>
+              <w:t xml:space="preserve">    waves = [row.wave_id for row in bronze_waves.subtract(silver_waves).collect()]</w:t>
+            </w:r>
+          </w:p>
+          <w:p>
+            <w:pPr>
+              <w:spacing w:before="0" w:after="0" w:line="240" w:lineRule="auto"/>
+              <w:ind w:left="567" w:hanging="567"/>
+            </w:pPr>
+            <w:r>
+              <w:rPr>
+                <w:rFonts w:ascii="Consolas" w:hAnsi="Consolas" w:eastAsia="Consolas"/>
+                <w:b w:val="0"/>
+                <w:color w:val="5B6875"/>
+                <w:sz w:val="16"/>
+              </w:rPr>
+              <w:t xml:space="preserve">   6  </w:t>
+            </w:r>
+            <w:r>
+              <w:rPr>
+                <w:rFonts w:ascii="Consolas" w:hAnsi="Consolas" w:eastAsia="Consolas"/>
+                <w:b w:val="0"/>
+                <w:sz w:val="16"/>
+              </w:rPr>
+              <w:t xml:space="preserve">    spark.sql(f"DELETE FROM {silver} WHERE wave_id IN ({','.join(repr(w) for w in waves)})")</w:t>
+            </w:r>
+          </w:p>
+          <w:p>
+            <w:pPr>
+              <w:spacing w:before="0" w:after="0" w:line="240" w:lineRule="auto"/>
+              <w:ind w:left="567" w:hanging="567"/>
+            </w:pPr>
+            <w:r>
+              <w:rPr>
+                <w:rFonts w:ascii="Consolas" w:hAnsi="Consolas" w:eastAsia="Consolas"/>
+                <w:b w:val="0"/>
+                <w:color w:val="5B6875"/>
+                <w:sz w:val="16"/>
+              </w:rPr>
+              <w:t xml:space="preserve">   7  </w:t>
+            </w:r>
+            <w:r>
+              <w:rPr>
+                <w:rFonts w:ascii="Consolas" w:hAnsi="Consolas" w:eastAsia="Consolas"/>
+                <w:b w:val="0"/>
+                <w:sz w:val="16"/>
+              </w:rPr>
+              <w:t xml:space="preserve">    return waves</w:t>
             </w:r>
           </w:p>
         </w:tc>
@@ -2456,9 +2444,174 @@
       <w:r>
         <w:rPr>
           <w:b w:val="0"/>
-          <w:i w:val="0"/>
-        </w:rPr>
-        <w:t>Starter code:</w:t>
+          <w:i/>
+        </w:rPr>
+        <w:t>Write down the line number of the bug. Then write the fix.</w:t>
+      </w:r>
+    </w:p>
+    <w:p>
+      <w:pPr>
+        <w:pStyle w:val="Heading5"/>
+      </w:pPr>
+      <w:r>
+        <w:t>Exercise 4. Refactor (level 4)</w:t>
+      </w:r>
+    </w:p>
+    <w:p>
+      <w:r>
+        <w:rPr>
+          <w:b w:val="0"/>
+          <w:i w:val="0"/>
+        </w:rPr>
+        <w:t xml:space="preserve">Split the transform logic out of </w:t>
+      </w:r>
+      <w:r>
+        <w:rPr>
+          <w:rFonts w:ascii="Consolas" w:hAnsi="Consolas" w:eastAsia="Consolas"/>
+          <w:b w:val="0"/>
+          <w:sz w:val="19"/>
+        </w:rPr>
+        <w:t>process</w:t>
+      </w:r>
+      <w:r>
+        <w:rPr>
+          <w:b w:val="0"/>
+          <w:i w:val="0"/>
+        </w:rPr>
+        <w:t>. Write two pure functions:</w:t>
+      </w:r>
+    </w:p>
+    <w:p>
+      <w:pPr>
+        <w:pStyle w:val="ListBullet"/>
+      </w:pPr>
+      <w:r>
+        <w:rPr>
+          <w:rFonts w:ascii="Consolas" w:hAnsi="Consolas" w:eastAsia="Consolas"/>
+          <w:b w:val="0"/>
+          <w:sz w:val="19"/>
+        </w:rPr>
+        <w:t>filter_in_scope(df)</w:t>
+      </w:r>
+      <w:r>
+        <w:rPr>
+          <w:b w:val="0"/>
+          <w:i w:val="0"/>
+        </w:rPr>
+        <w:t xml:space="preserve"> keeps rows where </w:t>
+      </w:r>
+      <w:r>
+        <w:rPr>
+          <w:rFonts w:ascii="Consolas" w:hAnsi="Consolas" w:eastAsia="Consolas"/>
+          <w:b w:val="0"/>
+          <w:sz w:val="19"/>
+        </w:rPr>
+        <w:t>in_scope</w:t>
+      </w:r>
+      <w:r>
+        <w:rPr>
+          <w:b w:val="0"/>
+          <w:i w:val="0"/>
+        </w:rPr>
+        <w:t xml:space="preserve"> is true.</w:t>
+      </w:r>
+    </w:p>
+    <w:p>
+      <w:pPr>
+        <w:pStyle w:val="ListBullet"/>
+      </w:pPr>
+      <w:r>
+        <w:rPr>
+          <w:rFonts w:ascii="Consolas" w:hAnsi="Consolas" w:eastAsia="Consolas"/>
+          <w:b w:val="0"/>
+          <w:sz w:val="19"/>
+        </w:rPr>
+        <w:t>aggregate_base(df)</w:t>
+      </w:r>
+      <w:r>
+        <w:rPr>
+          <w:b w:val="0"/>
+          <w:i w:val="0"/>
+        </w:rPr>
+        <w:t xml:space="preserve"> returns </w:t>
+      </w:r>
+      <w:r>
+        <w:rPr>
+          <w:rFonts w:ascii="Consolas" w:hAnsi="Consolas" w:eastAsia="Consolas"/>
+          <w:b w:val="0"/>
+          <w:sz w:val="19"/>
+        </w:rPr>
+        <w:t>wave_id</w:t>
+      </w:r>
+      <w:r>
+        <w:rPr>
+          <w:b w:val="0"/>
+          <w:i w:val="0"/>
+        </w:rPr>
+        <w:t xml:space="preserve">, </w:t>
+      </w:r>
+      <w:r>
+        <w:rPr>
+          <w:rFonts w:ascii="Consolas" w:hAnsi="Consolas" w:eastAsia="Consolas"/>
+          <w:b w:val="0"/>
+          <w:sz w:val="19"/>
+        </w:rPr>
+        <w:t>region</w:t>
+      </w:r>
+      <w:r>
+        <w:rPr>
+          <w:b w:val="0"/>
+          <w:i w:val="0"/>
+        </w:rPr>
+        <w:t xml:space="preserve"> and </w:t>
+      </w:r>
+      <w:r>
+        <w:rPr>
+          <w:rFonts w:ascii="Consolas" w:hAnsi="Consolas" w:eastAsia="Consolas"/>
+          <w:b w:val="0"/>
+          <w:sz w:val="19"/>
+        </w:rPr>
+        <w:t>weighted_base</w:t>
+      </w:r>
+      <w:r>
+        <w:rPr>
+          <w:b w:val="0"/>
+          <w:i w:val="0"/>
+        </w:rPr>
+        <w:t xml:space="preserve"> (sum of </w:t>
+      </w:r>
+      <w:r>
+        <w:rPr>
+          <w:rFonts w:ascii="Consolas" w:hAnsi="Consolas" w:eastAsia="Consolas"/>
+          <w:b w:val="0"/>
+          <w:sz w:val="19"/>
+        </w:rPr>
+        <w:t>final_weight</w:t>
+      </w:r>
+      <w:r>
+        <w:rPr>
+          <w:b w:val="0"/>
+          <w:i w:val="0"/>
+        </w:rPr>
+        <w:t>).</w:t>
+      </w:r>
+    </w:p>
+    <w:p>
+      <w:r>
+        <w:rPr>
+          <w:b w:val="0"/>
+          <w:i w:val="0"/>
+        </w:rPr>
+        <w:t>Neither function may read or write a table. Add type hints and docstrings.</w:t>
+      </w:r>
+    </w:p>
+    <w:p>
+      <w:r>
+        <w:rPr>
+          <w:b w:val="0"/>
+          <w:i w:val="0"/>
+        </w:rPr>
+        <w:t>Shape of the answer. The reference solution defines these names. Write the bodies yourself.</w:t>
       </w:r>
     </w:p>
     <w:tbl>
@@ -2496,7 +2649,7 @@
                 <w:b w:val="0"/>
                 <w:sz w:val="16"/>
               </w:rPr>
-              <w:t>def process(t, w):</w:t>
+              <w:t># Keep respondents flagged as in scope.</w:t>
             </w:r>
           </w:p>
           <w:p>
@@ -2519,7 +2672,7 @@
                 <w:b w:val="0"/>
                 <w:sz w:val="16"/>
               </w:rPr>
-              <w:t xml:space="preserve">    df = spark.table(t).filter(F.col("wave_id") == w)</w:t>
+              <w:t>def filter_in_scope(df: DataFrame) -&gt; DataFrame: ...</w:t>
             </w:r>
           </w:p>
           <w:p>
@@ -2542,7 +2695,7 @@
                 <w:b w:val="0"/>
                 <w:sz w:val="16"/>
               </w:rPr>
-              <w:t xml:space="preserve">    df = df.filter(F.col("in_scope") == True)</w:t>
+              <w:t xml:space="preserve"> </w:t>
             </w:r>
           </w:p>
           <w:p>
@@ -2565,7 +2718,7 @@
                 <w:b w:val="0"/>
                 <w:sz w:val="16"/>
               </w:rPr>
-              <w:t xml:space="preserve">    df = df.groupBy("wave_id", "region").agg(F.sum("final_weight").alias("weighted_base"))</w:t>
+              <w:t># Weighted base at wave x region grain.</w:t>
             </w:r>
           </w:p>
           <w:p>
@@ -2588,7 +2741,7 @@
                 <w:b w:val="0"/>
                 <w:sz w:val="16"/>
               </w:rPr>
-              <w:t xml:space="preserve">    df.write.mode("overwrite").saveAsTable("research_gold.nat_metrics")</w:t>
+              <w:t>def aggregate_base(df: DataFrame) -&gt; DataFrame: ...</w:t>
             </w:r>
           </w:p>
         </w:tc>
@@ -2596,435 +2749,12 @@
     </w:tbl>
     <w:p/>
     <w:p>
-      <w:pPr>
-        <w:pStyle w:val="Heading5"/>
-      </w:pPr>
-      <w:r>
-        <w:t>Exercise 5. Architecture design (level 5)</w:t>
-      </w:r>
-    </w:p>
-    <w:p>
-      <w:r>
-        <w:rPr>
-          <w:b w:val="0"/>
-          <w:i w:val="0"/>
-        </w:rPr>
-        <w:t>You split a gold notebook into functions. Where does each piece of work belong?</w:t>
-      </w:r>
-    </w:p>
-    <w:p>
-      <w:r>
-        <w:rPr>
-          <w:b w:val="0"/>
-          <w:i w:val="0"/>
-        </w:rPr>
-        <w:t>Options: Config file, Read function, Transform function, Orchestrator.</w:t>
-      </w:r>
-    </w:p>
-    <w:p>
-      <w:pPr>
-        <w:pStyle w:val="ListNumber"/>
-      </w:pPr>
-      <w:r>
-        <w:rPr>
-          <w:b w:val="0"/>
-          <w:i w:val="0"/>
-        </w:rPr>
-        <w:t>The name of the gold table for tracker nat</w:t>
-      </w:r>
-    </w:p>
-    <w:p>
-      <w:pPr>
-        <w:pStyle w:val="ListNumber"/>
-      </w:pPr>
-      <w:r>
-        <w:rPr>
-          <w:rFonts w:ascii="Consolas" w:hAnsi="Consolas" w:eastAsia="Consolas"/>
-          <w:b w:val="0"/>
-          <w:sz w:val="19"/>
-        </w:rPr>
-        <w:t>spark.table(silver).filter(wave_id == ...)</w:t>
-      </w:r>
-    </w:p>
-    <w:p>
-      <w:pPr>
-        <w:pStyle w:val="ListNumber"/>
-      </w:pPr>
-      <w:r>
-        <w:rPr>
-          <w:b w:val="0"/>
-          <w:i w:val="0"/>
-        </w:rPr>
-        <w:t>Summing weights by wave and region</w:t>
-      </w:r>
-    </w:p>
-    <w:p>
-      <w:pPr>
-        <w:pStyle w:val="ListNumber"/>
-      </w:pPr>
-      <w:r>
-        <w:rPr>
-          <w:b w:val="0"/>
-          <w:i w:val="0"/>
-        </w:rPr>
-        <w:t>Calling read, filter, aggregate and write in turn, then logging the run</w:t>
-      </w:r>
-    </w:p>
-    <w:p>
-      <w:pPr>
-        <w:pStyle w:val="Heading4"/>
-      </w:pPr>
-      <w:r>
-        <w:t>Sources</w:t>
-      </w:r>
-    </w:p>
-    <w:p>
-      <w:pPr>
-        <w:pStyle w:val="ListBullet"/>
-      </w:pPr>
-      <w:r>
-        <w:rPr>
-          <w:b w:val="0"/>
-          <w:i w:val="0"/>
-        </w:rPr>
-        <w:t xml:space="preserve">ruff rule E712 flags comparisons to True or False. (verified: Reference README lists it; ruff 0.16.9 flags </w:t>
-      </w:r>
-      <w:r>
-        <w:rPr>
-          <w:rFonts w:ascii="Consolas" w:hAnsi="Consolas" w:eastAsia="Consolas"/>
-          <w:b w:val="0"/>
-          <w:sz w:val="19"/>
-        </w:rPr>
-        <w:t>x == True</w:t>
-      </w:r>
-      <w:r>
-        <w:rPr>
-          <w:b w:val="0"/>
-          <w:i w:val="0"/>
-        </w:rPr>
-        <w:t xml:space="preserve"> under E712 in this repository.)</w:t>
-      </w:r>
-    </w:p>
-    <w:p>
-      <w:pPr>
-        <w:pStyle w:val="ListBullet"/>
-      </w:pPr>
-      <w:r>
-        <w:rPr>
-          <w:b w:val="0"/>
-          <w:i w:val="0"/>
-        </w:rPr>
-        <w:t>replaceWhere overwrites only matching rows in a Delta table. (verified: Run locally on delta-spark 4.0.1 (VERSIONS.md, Track A facts).)</w:t>
-      </w:r>
-    </w:p>
-    <w:p>
-      <w:pPr>
-        <w:pStyle w:val="Heading3"/>
-      </w:pPr>
-      <w:r>
-        <w:t>A1-L2 Type hints and docstrings a reviewer can trust</w:t>
-      </w:r>
-    </w:p>
-    <w:p>
-      <w:pPr>
-        <w:pStyle w:val="Heading4"/>
-      </w:pPr>
-      <w:r>
-        <w:t>Concept</w:t>
-      </w:r>
-    </w:p>
-    <w:p>
-      <w:r>
-        <w:rPr>
-          <w:b w:val="0"/>
-          <w:i w:val="0"/>
-        </w:rPr>
-        <w:t xml:space="preserve">A type hint states a contract. </w:t>
-      </w:r>
-      <w:r>
-        <w:rPr>
-          <w:rFonts w:ascii="Consolas" w:hAnsi="Consolas" w:eastAsia="Consolas"/>
-          <w:b w:val="0"/>
-          <w:sz w:val="19"/>
-        </w:rPr>
-        <w:t>keys: list[str]</w:t>
-      </w:r>
-      <w:r>
-        <w:rPr>
-          <w:b w:val="0"/>
-          <w:i w:val="0"/>
-        </w:rPr>
-        <w:t xml:space="preserve"> tells the caller, the reviewer and mypy that </w:t>
-      </w:r>
-      <w:r>
-        <w:rPr>
-          <w:rFonts w:ascii="Consolas" w:hAnsi="Consolas" w:eastAsia="Consolas"/>
-          <w:b w:val="0"/>
-          <w:sz w:val="19"/>
-        </w:rPr>
-        <w:t>keys</w:t>
-      </w:r>
-      <w:r>
-        <w:rPr>
-          <w:b w:val="0"/>
-          <w:i w:val="0"/>
-        </w:rPr>
-        <w:t xml:space="preserve"> is a list of column names. A bare </w:t>
-      </w:r>
-      <w:r>
-        <w:rPr>
-          <w:rFonts w:ascii="Consolas" w:hAnsi="Consolas" w:eastAsia="Consolas"/>
-          <w:b w:val="0"/>
-          <w:sz w:val="19"/>
-        </w:rPr>
-        <w:t>list</w:t>
-      </w:r>
-      <w:r>
-        <w:rPr>
-          <w:b w:val="0"/>
-          <w:i w:val="0"/>
-        </w:rPr>
-        <w:t xml:space="preserve"> says "some list". No hint says nothing.</w:t>
-      </w:r>
-    </w:p>
-    <w:p>
-      <w:r>
-        <w:rPr>
-          <w:b w:val="0"/>
-          <w:i w:val="0"/>
-        </w:rPr>
-        <w:t>Use the modern forms, valid from Python 3.10:</w:t>
-      </w:r>
-    </w:p>
-    <w:p>
-      <w:pPr>
-        <w:pStyle w:val="ListBullet"/>
-      </w:pPr>
-      <w:r>
-        <w:rPr>
-          <w:b w:val="0"/>
-          <w:i w:val="0"/>
-        </w:rPr>
-        <w:t xml:space="preserve">Built-in generics: </w:t>
-      </w:r>
-      <w:r>
-        <w:rPr>
-          <w:rFonts w:ascii="Consolas" w:hAnsi="Consolas" w:eastAsia="Consolas"/>
-          <w:b w:val="0"/>
-          <w:sz w:val="19"/>
-        </w:rPr>
-        <w:t>list[str]</w:t>
-      </w:r>
-      <w:r>
-        <w:rPr>
-          <w:b w:val="0"/>
-          <w:i w:val="0"/>
-        </w:rPr>
-        <w:t xml:space="preserve">, </w:t>
-      </w:r>
-      <w:r>
-        <w:rPr>
-          <w:rFonts w:ascii="Consolas" w:hAnsi="Consolas" w:eastAsia="Consolas"/>
-          <w:b w:val="0"/>
-          <w:sz w:val="19"/>
-        </w:rPr>
-        <w:t>dict[str, int]</w:t>
-      </w:r>
-      <w:r>
-        <w:rPr>
-          <w:b w:val="0"/>
-          <w:i w:val="0"/>
-        </w:rPr>
-        <w:t xml:space="preserve">, </w:t>
-      </w:r>
-      <w:r>
-        <w:rPr>
-          <w:rFonts w:ascii="Consolas" w:hAnsi="Consolas" w:eastAsia="Consolas"/>
-          <w:b w:val="0"/>
-          <w:sz w:val="19"/>
-        </w:rPr>
-        <w:t>tuple[str, ...]</w:t>
-      </w:r>
-      <w:r>
-        <w:rPr>
-          <w:b w:val="0"/>
-          <w:i w:val="0"/>
-        </w:rPr>
-        <w:t>.</w:t>
-      </w:r>
-    </w:p>
-    <w:p>
-      <w:pPr>
-        <w:pStyle w:val="ListBullet"/>
-      </w:pPr>
-      <w:r>
-        <w:rPr>
-          <w:b w:val="0"/>
-          <w:i w:val="0"/>
-        </w:rPr>
-        <w:t xml:space="preserve">Optional values: </w:t>
-      </w:r>
-      <w:r>
-        <w:rPr>
-          <w:rFonts w:ascii="Consolas" w:hAnsi="Consolas" w:eastAsia="Consolas"/>
-          <w:b w:val="0"/>
-          <w:sz w:val="19"/>
-        </w:rPr>
-        <w:t>str | None = None</w:t>
-      </w:r>
-      <w:r>
-        <w:rPr>
-          <w:b w:val="0"/>
-          <w:i w:val="0"/>
-        </w:rPr>
-        <w:t xml:space="preserve">. Never </w:t>
-      </w:r>
-      <w:r>
-        <w:rPr>
-          <w:rFonts w:ascii="Consolas" w:hAnsi="Consolas" w:eastAsia="Consolas"/>
-          <w:b w:val="0"/>
-          <w:sz w:val="19"/>
-        </w:rPr>
-        <w:t>str = None</w:t>
-      </w:r>
-      <w:r>
-        <w:rPr>
-          <w:b w:val="0"/>
-          <w:i w:val="0"/>
-        </w:rPr>
-        <w:t>, which claims the value is always a string.</w:t>
-      </w:r>
-    </w:p>
-    <w:p>
-      <w:pPr>
-        <w:pStyle w:val="ListBullet"/>
-      </w:pPr>
-      <w:r>
-        <w:rPr>
-          <w:b w:val="0"/>
-          <w:i w:val="0"/>
-        </w:rPr>
-        <w:t xml:space="preserve">Fixed sets of strings: </w:t>
-      </w:r>
-      <w:r>
-        <w:rPr>
-          <w:rFonts w:ascii="Consolas" w:hAnsi="Consolas" w:eastAsia="Consolas"/>
-          <w:b w:val="0"/>
-          <w:sz w:val="19"/>
-        </w:rPr>
-        <w:t>Literal["PASS", "WARN", "FAIL"]</w:t>
-      </w:r>
-      <w:r>
-        <w:rPr>
-          <w:b w:val="0"/>
-          <w:i w:val="0"/>
-        </w:rPr>
-        <w:t xml:space="preserve"> from </w:t>
-      </w:r>
-      <w:r>
-        <w:rPr>
-          <w:rFonts w:ascii="Consolas" w:hAnsi="Consolas" w:eastAsia="Consolas"/>
-          <w:b w:val="0"/>
-          <w:sz w:val="19"/>
-        </w:rPr>
-        <w:t>typing</w:t>
-      </w:r>
-      <w:r>
-        <w:rPr>
-          <w:b w:val="0"/>
-          <w:i w:val="0"/>
-        </w:rPr>
-        <w:t xml:space="preserve">. mypy then rejects </w:t>
-      </w:r>
-      <w:r>
-        <w:rPr>
-          <w:rFonts w:ascii="Consolas" w:hAnsi="Consolas" w:eastAsia="Consolas"/>
-          <w:b w:val="0"/>
-          <w:sz w:val="19"/>
-        </w:rPr>
-        <w:t>"pass"</w:t>
-      </w:r>
-      <w:r>
-        <w:rPr>
-          <w:b w:val="0"/>
-          <w:i w:val="0"/>
-        </w:rPr>
-        <w:t xml:space="preserve"> or </w:t>
-      </w:r>
-      <w:r>
-        <w:rPr>
-          <w:rFonts w:ascii="Consolas" w:hAnsi="Consolas" w:eastAsia="Consolas"/>
-          <w:b w:val="0"/>
-          <w:sz w:val="19"/>
-        </w:rPr>
-        <w:t>"FAILED"</w:t>
-      </w:r>
-      <w:r>
-        <w:rPr>
-          <w:b w:val="0"/>
-          <w:i w:val="0"/>
-        </w:rPr>
-        <w:t>.</w:t>
-      </w:r>
-    </w:p>
-    <w:p>
-      <w:pPr>
-        <w:pStyle w:val="ListBullet"/>
-      </w:pPr>
-      <w:r>
-        <w:rPr>
-          <w:b w:val="0"/>
-          <w:i w:val="0"/>
-        </w:rPr>
-        <w:t xml:space="preserve">A return type on every function, including </w:t>
-      </w:r>
-      <w:r>
-        <w:rPr>
-          <w:rFonts w:ascii="Consolas" w:hAnsi="Consolas" w:eastAsia="Consolas"/>
-          <w:b w:val="0"/>
-          <w:sz w:val="19"/>
-        </w:rPr>
-        <w:t>-&gt; None</w:t>
-      </w:r>
-      <w:r>
-        <w:rPr>
-          <w:b w:val="0"/>
-          <w:i w:val="0"/>
-        </w:rPr>
-        <w:t>.</w:t>
-      </w:r>
-    </w:p>
-    <w:p>
-      <w:r>
-        <w:rPr>
-          <w:b w:val="0"/>
-          <w:i w:val="0"/>
-        </w:rPr>
-        <w:t xml:space="preserve">Run </w:t>
-      </w:r>
-      <w:r>
-        <w:rPr>
-          <w:rFonts w:ascii="Consolas" w:hAnsi="Consolas" w:eastAsia="Consolas"/>
-          <w:b w:val="0"/>
-          <w:sz w:val="19"/>
-        </w:rPr>
-        <w:t>mypy --strict</w:t>
-      </w:r>
-      <w:r>
-        <w:rPr>
-          <w:b w:val="0"/>
-          <w:i w:val="0"/>
-        </w:rPr>
-        <w:t xml:space="preserve"> in CI. Strict mode refuses functions without hints, so gaps cannot creep back.</w:t>
-      </w:r>
-    </w:p>
-    <w:p>
-      <w:r>
-        <w:rPr>
-          <w:b w:val="0"/>
-          <w:i w:val="0"/>
-        </w:rPr>
-        <w:t>A docstring explains what hints cannot: meaning, units, grain and failure modes. Use the Google style:</w:t>
+      <w:r>
+        <w:rPr>
+          <w:b w:val="0"/>
+          <w:i w:val="0"/>
+        </w:rPr>
+        <w:t>Starter code:</w:t>
       </w:r>
     </w:p>
     <w:tbl>
@@ -3062,7 +2792,7 @@
                 <w:b w:val="0"/>
                 <w:sz w:val="16"/>
               </w:rPr>
-              <w:t>def weighted_share(df: DataFrame, flag_col: str) -&gt; float | None:</w:t>
+              <w:t>def process(t, w):</w:t>
             </w:r>
           </w:p>
           <w:p>
@@ -3085,7 +2815,7 @@
                 <w:b w:val="0"/>
                 <w:sz w:val="16"/>
               </w:rPr>
-              <w:t xml:space="preserve">    """Weighted share of rows where flag_col is 1.</w:t>
+              <w:t xml:space="preserve">    df = spark.table(t).filter(F.col("wave_id") == w)</w:t>
             </w:r>
           </w:p>
           <w:p>
@@ -3108,7 +2838,7 @@
                 <w:b w:val="0"/>
                 <w:sz w:val="16"/>
               </w:rPr>
-              <w:t xml:space="preserve"> </w:t>
+              <w:t xml:space="preserve">    df = df.filter(F.col("in_scope") == True)</w:t>
             </w:r>
           </w:p>
           <w:p>
@@ -3131,7 +2861,7 @@
                 <w:b w:val="0"/>
                 <w:sz w:val="16"/>
               </w:rPr>
-              <w:t xml:space="preserve">    Args:</w:t>
+              <w:t xml:space="preserve">    df = df.groupBy("wave_id", "region").agg(F.sum("final_weight").alias("weighted_base"))</w:t>
             </w:r>
           </w:p>
           <w:p>
@@ -3154,191 +2884,7 @@
                 <w:b w:val="0"/>
                 <w:sz w:val="16"/>
               </w:rPr>
-              <w:t xml:space="preserve">        df: Respondents with final_weight.</w:t>
-            </w:r>
-          </w:p>
-          <w:p>
-            <w:pPr>
-              <w:spacing w:before="0" w:after="0" w:line="240" w:lineRule="auto"/>
-              <w:ind w:left="567" w:hanging="567"/>
-            </w:pPr>
-            <w:r>
-              <w:rPr>
-                <w:rFonts w:ascii="Consolas" w:hAnsi="Consolas" w:eastAsia="Consolas"/>
-                <w:b w:val="0"/>
-                <w:color w:val="5B6875"/>
-                <w:sz w:val="16"/>
-              </w:rPr>
-              <w:t xml:space="preserve">   6  </w:t>
-            </w:r>
-            <w:r>
-              <w:rPr>
-                <w:rFonts w:ascii="Consolas" w:hAnsi="Consolas" w:eastAsia="Consolas"/>
-                <w:b w:val="0"/>
-                <w:sz w:val="16"/>
-              </w:rPr>
-              <w:t xml:space="preserve">        flag_col: 0/1 column to share.</w:t>
-            </w:r>
-          </w:p>
-          <w:p>
-            <w:pPr>
-              <w:spacing w:before="0" w:after="0" w:line="240" w:lineRule="auto"/>
-              <w:ind w:left="567" w:hanging="567"/>
-            </w:pPr>
-            <w:r>
-              <w:rPr>
-                <w:rFonts w:ascii="Consolas" w:hAnsi="Consolas" w:eastAsia="Consolas"/>
-                <w:b w:val="0"/>
-                <w:color w:val="5B6875"/>
-                <w:sz w:val="16"/>
-              </w:rPr>
-              <w:t xml:space="preserve">   7  </w:t>
-            </w:r>
-            <w:r>
-              <w:rPr>
-                <w:rFonts w:ascii="Consolas" w:hAnsi="Consolas" w:eastAsia="Consolas"/>
-                <w:b w:val="0"/>
-                <w:sz w:val="16"/>
-              </w:rPr>
-              <w:t xml:space="preserve"> </w:t>
-            </w:r>
-          </w:p>
-          <w:p>
-            <w:pPr>
-              <w:spacing w:before="0" w:after="0" w:line="240" w:lineRule="auto"/>
-              <w:ind w:left="567" w:hanging="567"/>
-            </w:pPr>
-            <w:r>
-              <w:rPr>
-                <w:rFonts w:ascii="Consolas" w:hAnsi="Consolas" w:eastAsia="Consolas"/>
-                <w:b w:val="0"/>
-                <w:color w:val="5B6875"/>
-                <w:sz w:val="16"/>
-              </w:rPr>
-              <w:t xml:space="preserve">   8  </w:t>
-            </w:r>
-            <w:r>
-              <w:rPr>
-                <w:rFonts w:ascii="Consolas" w:hAnsi="Consolas" w:eastAsia="Consolas"/>
-                <w:b w:val="0"/>
-                <w:sz w:val="16"/>
-              </w:rPr>
-              <w:t xml:space="preserve">    Returns:</w:t>
-            </w:r>
-          </w:p>
-          <w:p>
-            <w:pPr>
-              <w:spacing w:before="0" w:after="0" w:line="240" w:lineRule="auto"/>
-              <w:ind w:left="567" w:hanging="567"/>
-            </w:pPr>
-            <w:r>
-              <w:rPr>
-                <w:rFonts w:ascii="Consolas" w:hAnsi="Consolas" w:eastAsia="Consolas"/>
-                <w:b w:val="0"/>
-                <w:color w:val="5B6875"/>
-                <w:sz w:val="16"/>
-              </w:rPr>
-              <w:t xml:space="preserve">   9  </w:t>
-            </w:r>
-            <w:r>
-              <w:rPr>
-                <w:rFonts w:ascii="Consolas" w:hAnsi="Consolas" w:eastAsia="Consolas"/>
-                <w:b w:val="0"/>
-                <w:sz w:val="16"/>
-              </w:rPr>
-              <w:t xml:space="preserve">        Share between 0 and 1, or None when the total weight is 0.</w:t>
-            </w:r>
-          </w:p>
-          <w:p>
-            <w:pPr>
-              <w:spacing w:before="0" w:after="0" w:line="240" w:lineRule="auto"/>
-              <w:ind w:left="567" w:hanging="567"/>
-            </w:pPr>
-            <w:r>
-              <w:rPr>
-                <w:rFonts w:ascii="Consolas" w:hAnsi="Consolas" w:eastAsia="Consolas"/>
-                <w:b w:val="0"/>
-                <w:color w:val="5B6875"/>
-                <w:sz w:val="16"/>
-              </w:rPr>
-              <w:t xml:space="preserve">  10  </w:t>
-            </w:r>
-            <w:r>
-              <w:rPr>
-                <w:rFonts w:ascii="Consolas" w:hAnsi="Consolas" w:eastAsia="Consolas"/>
-                <w:b w:val="0"/>
-                <w:sz w:val="16"/>
-              </w:rPr>
-              <w:t xml:space="preserve"> </w:t>
-            </w:r>
-          </w:p>
-          <w:p>
-            <w:pPr>
-              <w:spacing w:before="0" w:after="0" w:line="240" w:lineRule="auto"/>
-              <w:ind w:left="567" w:hanging="567"/>
-            </w:pPr>
-            <w:r>
-              <w:rPr>
-                <w:rFonts w:ascii="Consolas" w:hAnsi="Consolas" w:eastAsia="Consolas"/>
-                <w:b w:val="0"/>
-                <w:color w:val="5B6875"/>
-                <w:sz w:val="16"/>
-              </w:rPr>
-              <w:t xml:space="preserve">  11  </w:t>
-            </w:r>
-            <w:r>
-              <w:rPr>
-                <w:rFonts w:ascii="Consolas" w:hAnsi="Consolas" w:eastAsia="Consolas"/>
-                <w:b w:val="0"/>
-                <w:sz w:val="16"/>
-              </w:rPr>
-              <w:t xml:space="preserve">    Raises:</w:t>
-            </w:r>
-          </w:p>
-          <w:p>
-            <w:pPr>
-              <w:spacing w:before="0" w:after="0" w:line="240" w:lineRule="auto"/>
-              <w:ind w:left="567" w:hanging="567"/>
-            </w:pPr>
-            <w:r>
-              <w:rPr>
-                <w:rFonts w:ascii="Consolas" w:hAnsi="Consolas" w:eastAsia="Consolas"/>
-                <w:b w:val="0"/>
-                <w:color w:val="5B6875"/>
-                <w:sz w:val="16"/>
-              </w:rPr>
-              <w:t xml:space="preserve">  12  </w:t>
-            </w:r>
-            <w:r>
-              <w:rPr>
-                <w:rFonts w:ascii="Consolas" w:hAnsi="Consolas" w:eastAsia="Consolas"/>
-                <w:b w:val="0"/>
-                <w:sz w:val="16"/>
-              </w:rPr>
-              <w:t xml:space="preserve">        ValueError: If flag_col is missing from df.</w:t>
-            </w:r>
-          </w:p>
-          <w:p>
-            <w:pPr>
-              <w:spacing w:before="0" w:after="0" w:line="240" w:lineRule="auto"/>
-              <w:ind w:left="567" w:hanging="567"/>
-            </w:pPr>
-            <w:r>
-              <w:rPr>
-                <w:rFonts w:ascii="Consolas" w:hAnsi="Consolas" w:eastAsia="Consolas"/>
-                <w:b w:val="0"/>
-                <w:color w:val="5B6875"/>
-                <w:sz w:val="16"/>
-              </w:rPr>
-              <w:t xml:space="preserve">  13  </w:t>
-            </w:r>
-            <w:r>
-              <w:rPr>
-                <w:rFonts w:ascii="Consolas" w:hAnsi="Consolas" w:eastAsia="Consolas"/>
-                <w:b w:val="0"/>
-                <w:sz w:val="16"/>
-              </w:rPr>
-              <w:t xml:space="preserve">    """</w:t>
+              <w:t xml:space="preserve">    df.write.mode("overwrite").saveAsTable("research_gold.nat_metrics")</w:t>
             </w:r>
           </w:p>
         </w:tc>
@@ -3346,12 +2892,11 @@
     </w:tbl>
     <w:p/>
     <w:p>
-      <w:r>
-        <w:rPr>
-          <w:b w:val="0"/>
-          <w:i w:val="0"/>
-        </w:rPr>
-        <w:t>The first line fits on one line and says what the function returns or does. Args, Returns and Raises follow. A reviewer reads the docstring, then checks the body against it. A mismatch between the two is a bug in one of them.</w:t>
+      <w:pPr>
+        <w:pStyle w:val="Heading5"/>
+      </w:pPr>
+      <w:r>
+        <w:t>Exercise 5. Architecture design (level 5)</w:t>
       </w:r>
     </w:p>
     <w:p>
@@ -3360,7 +2905,65 @@
           <w:b w:val="0"/>
           <w:i w:val="0"/>
         </w:rPr>
-        <w:t>PySpark is not fully typed, and mypy cannot see column names. Hints still catch the most common mistake: passing the wrong kind of object.</w:t>
+        <w:t>You split a gold notebook into functions. Where does each piece of work belong?</w:t>
+      </w:r>
+    </w:p>
+    <w:p>
+      <w:r>
+        <w:rPr>
+          <w:b w:val="0"/>
+          <w:i w:val="0"/>
+        </w:rPr>
+        <w:t>Options: Config file, Read function, Transform function, Orchestrator.</w:t>
+      </w:r>
+    </w:p>
+    <w:p>
+      <w:pPr>
+        <w:pStyle w:val="ListNumber"/>
+      </w:pPr>
+      <w:r>
+        <w:rPr>
+          <w:b w:val="0"/>
+          <w:i w:val="0"/>
+        </w:rPr>
+        <w:t>The name of the gold table for tracker nat</w:t>
+      </w:r>
+    </w:p>
+    <w:p>
+      <w:pPr>
+        <w:pStyle w:val="ListNumber"/>
+      </w:pPr>
+      <w:r>
+        <w:rPr>
+          <w:rFonts w:ascii="Consolas" w:hAnsi="Consolas" w:eastAsia="Consolas"/>
+          <w:b w:val="0"/>
+          <w:sz w:val="19"/>
+        </w:rPr>
+        <w:t>spark.table(silver).filter(wave_id == ...)</w:t>
+      </w:r>
+    </w:p>
+    <w:p>
+      <w:pPr>
+        <w:pStyle w:val="ListNumber"/>
+      </w:pPr>
+      <w:r>
+        <w:rPr>
+          <w:b w:val="0"/>
+          <w:i w:val="0"/>
+        </w:rPr>
+        <w:t>Summing weights by wave and region</w:t>
+      </w:r>
+    </w:p>
+    <w:p>
+      <w:pPr>
+        <w:pStyle w:val="ListNumber"/>
+      </w:pPr>
+      <w:r>
+        <w:rPr>
+          <w:b w:val="0"/>
+          <w:i w:val="0"/>
+        </w:rPr>
+        <w:t>Calling read, filter, aggregate and write in turn, then logging the run</w:t>
       </w:r>
     </w:p>
     <w:p>
@@ -3368,16 +2971,19 @@
         <w:pStyle w:val="Heading4"/>
       </w:pPr>
       <w:r>
-        <w:t>Why it matters</w:t>
+        <w:t>Sources</w:t>
       </w:r>
     </w:p>
     <w:p>
-      <w:r>
-        <w:rPr>
-          <w:b w:val="0"/>
-          <w:i w:val="0"/>
-        </w:rPr>
-        <w:t xml:space="preserve">The reference </w:t>
+      <w:pPr>
+        <w:pStyle w:val="ListBullet"/>
+      </w:pPr>
+      <w:r>
+        <w:rPr>
+          <w:b w:val="0"/>
+          <w:i w:val="0"/>
+        </w:rPr>
+        <w:t xml:space="preserve">ruff rule E712 flags comparisons to True or False. (verified: Reference README lists it; ruff 0.16.9 flags </w:t>
       </w:r>
       <w:r>
         <w:rPr>
@@ -3385,128 +2991,34 @@
           <w:b w:val="0"/>
           <w:sz w:val="19"/>
         </w:rPr>
-        <w:t>upsert_silver</w:t>
-      </w:r>
-      <w:r>
-        <w:rPr>
-          <w:b w:val="0"/>
-          <w:i w:val="0"/>
-        </w:rPr>
-        <w:t xml:space="preserve"> takes </w:t>
-      </w:r>
-      <w:r>
-        <w:rPr>
-          <w:rFonts w:ascii="Consolas" w:hAnsi="Consolas" w:eastAsia="Consolas"/>
-          <w:b w:val="0"/>
-          <w:sz w:val="19"/>
-        </w:rPr>
-        <w:t>merge_keys: list</w:t>
-      </w:r>
-      <w:r>
-        <w:rPr>
-          <w:b w:val="0"/>
-          <w:i w:val="0"/>
-        </w:rPr>
-        <w:t xml:space="preserve">. A caller passes the string </w:t>
-      </w:r>
-      <w:r>
-        <w:rPr>
-          <w:rFonts w:ascii="Consolas" w:hAnsi="Consolas" w:eastAsia="Consolas"/>
-          <w:b w:val="0"/>
-          <w:sz w:val="19"/>
-        </w:rPr>
-        <w:t>"respondent_id"</w:t>
-      </w:r>
-      <w:r>
-        <w:rPr>
-          <w:b w:val="0"/>
-          <w:i w:val="0"/>
-        </w:rPr>
-        <w:t xml:space="preserve"> instead of </w:t>
-      </w:r>
-      <w:r>
-        <w:rPr>
-          <w:rFonts w:ascii="Consolas" w:hAnsi="Consolas" w:eastAsia="Consolas"/>
-          <w:b w:val="0"/>
-          <w:sz w:val="19"/>
-        </w:rPr>
-        <w:t>["respondent_id"]</w:t>
-      </w:r>
-      <w:r>
-        <w:rPr>
-          <w:b w:val="0"/>
-          <w:i w:val="0"/>
-        </w:rPr>
-        <w:t xml:space="preserve">. Python iterates a string character by character, so the join builds </w:t>
-      </w:r>
-      <w:r>
-        <w:rPr>
-          <w:rFonts w:ascii="Consolas" w:hAnsi="Consolas" w:eastAsia="Consolas"/>
-          <w:b w:val="0"/>
-          <w:sz w:val="19"/>
-        </w:rPr>
-        <w:t>t.r = s.r AND t.e = s.e AND ...</w:t>
-      </w:r>
-      <w:r>
-        <w:rPr>
-          <w:b w:val="0"/>
-          <w:i w:val="0"/>
-        </w:rPr>
-        <w:t>. The MERGE fails with a column-not-found error at 02:00, and the on-call engineer spends an hour reading the wrong part of the stack trace.</w:t>
+        <w:t>x == True</w:t>
+      </w:r>
+      <w:r>
+        <w:rPr>
+          <w:b w:val="0"/>
+          <w:i w:val="0"/>
+        </w:rPr>
+        <w:t xml:space="preserve"> under E712 in this repository.)</w:t>
       </w:r>
     </w:p>
     <w:p>
-      <w:r>
-        <w:rPr>
-          <w:b w:val="0"/>
-          <w:i w:val="0"/>
-        </w:rPr>
-        <w:t xml:space="preserve">With </w:t>
-      </w:r>
-      <w:r>
-        <w:rPr>
-          <w:rFonts w:ascii="Consolas" w:hAnsi="Consolas" w:eastAsia="Consolas"/>
-          <w:b w:val="0"/>
-          <w:sz w:val="19"/>
-        </w:rPr>
-        <w:t>merge_keys: list[str]</w:t>
-      </w:r>
-      <w:r>
-        <w:rPr>
-          <w:b w:val="0"/>
-          <w:i w:val="0"/>
-        </w:rPr>
-        <w:t xml:space="preserve">, mypy flags the call in CI: a </w:t>
-      </w:r>
-      <w:r>
-        <w:rPr>
-          <w:rFonts w:ascii="Consolas" w:hAnsi="Consolas" w:eastAsia="Consolas"/>
-          <w:b w:val="0"/>
-          <w:sz w:val="19"/>
-        </w:rPr>
-        <w:t>str</w:t>
-      </w:r>
-      <w:r>
-        <w:rPr>
-          <w:b w:val="0"/>
-          <w:i w:val="0"/>
-        </w:rPr>
-        <w:t xml:space="preserve"> is not a </w:t>
-      </w:r>
-      <w:r>
-        <w:rPr>
-          <w:rFonts w:ascii="Consolas" w:hAnsi="Consolas" w:eastAsia="Consolas"/>
-          <w:b w:val="0"/>
-          <w:sz w:val="19"/>
-        </w:rPr>
-        <w:t>list[str]</w:t>
-      </w:r>
-      <w:r>
-        <w:rPr>
-          <w:b w:val="0"/>
-          <w:i w:val="0"/>
-        </w:rPr>
-        <w:t>. The bug never reaches the scheduler.</w:t>
+      <w:pPr>
+        <w:pStyle w:val="ListBullet"/>
+      </w:pPr>
+      <w:r>
+        <w:rPr>
+          <w:b w:val="0"/>
+          <w:i w:val="0"/>
+        </w:rPr>
+        <w:t>replaceWhere overwrites only matching rows in a Delta table. (verified: Run locally on delta-spark 4.0.1 (VERSIONS.md, Track A facts).)</w:t>
+      </w:r>
+    </w:p>
+    <w:p>
+      <w:pPr>
+        <w:pStyle w:val="Heading3"/>
+      </w:pPr>
+      <w:r>
+        <w:t>A1-L2 Type hints and docstrings a reviewer can trust</w:t>
       </w:r>
     </w:p>
     <w:p>
@@ -3514,7 +3026,301 @@
         <w:pStyle w:val="Heading4"/>
       </w:pPr>
       <w:r>
-        <w:t>Worked example: weak code</w:t>
+        <w:t>Concept</w:t>
+      </w:r>
+    </w:p>
+    <w:p>
+      <w:r>
+        <w:rPr>
+          <w:b w:val="0"/>
+          <w:i w:val="0"/>
+        </w:rPr>
+        <w:t xml:space="preserve">A type hint states a contract. </w:t>
+      </w:r>
+      <w:r>
+        <w:rPr>
+          <w:rFonts w:ascii="Consolas" w:hAnsi="Consolas" w:eastAsia="Consolas"/>
+          <w:b w:val="0"/>
+          <w:sz w:val="19"/>
+        </w:rPr>
+        <w:t>keys: list[str]</w:t>
+      </w:r>
+      <w:r>
+        <w:rPr>
+          <w:b w:val="0"/>
+          <w:i w:val="0"/>
+        </w:rPr>
+        <w:t xml:space="preserve"> tells the caller, the reviewer and mypy that </w:t>
+      </w:r>
+      <w:r>
+        <w:rPr>
+          <w:rFonts w:ascii="Consolas" w:hAnsi="Consolas" w:eastAsia="Consolas"/>
+          <w:b w:val="0"/>
+          <w:sz w:val="19"/>
+        </w:rPr>
+        <w:t>keys</w:t>
+      </w:r>
+      <w:r>
+        <w:rPr>
+          <w:b w:val="0"/>
+          <w:i w:val="0"/>
+        </w:rPr>
+        <w:t xml:space="preserve"> is a list of column names. A bare </w:t>
+      </w:r>
+      <w:r>
+        <w:rPr>
+          <w:rFonts w:ascii="Consolas" w:hAnsi="Consolas" w:eastAsia="Consolas"/>
+          <w:b w:val="0"/>
+          <w:sz w:val="19"/>
+        </w:rPr>
+        <w:t>list</w:t>
+      </w:r>
+      <w:r>
+        <w:rPr>
+          <w:b w:val="0"/>
+          <w:i w:val="0"/>
+        </w:rPr>
+        <w:t xml:space="preserve"> says "some list". No hint says nothing.</w:t>
+      </w:r>
+    </w:p>
+    <w:p>
+      <w:r>
+        <w:rPr>
+          <w:b w:val="0"/>
+          <w:i w:val="0"/>
+        </w:rPr>
+        <w:t>Use the modern forms, valid from Python 3.10:</w:t>
+      </w:r>
+    </w:p>
+    <w:p>
+      <w:pPr>
+        <w:pStyle w:val="ListBullet"/>
+      </w:pPr>
+      <w:r>
+        <w:rPr>
+          <w:b w:val="0"/>
+          <w:i w:val="0"/>
+        </w:rPr>
+        <w:t xml:space="preserve">Built-in generics: </w:t>
+      </w:r>
+      <w:r>
+        <w:rPr>
+          <w:rFonts w:ascii="Consolas" w:hAnsi="Consolas" w:eastAsia="Consolas"/>
+          <w:b w:val="0"/>
+          <w:sz w:val="19"/>
+        </w:rPr>
+        <w:t>list[str]</w:t>
+      </w:r>
+      <w:r>
+        <w:rPr>
+          <w:b w:val="0"/>
+          <w:i w:val="0"/>
+        </w:rPr>
+        <w:t xml:space="preserve">, </w:t>
+      </w:r>
+      <w:r>
+        <w:rPr>
+          <w:rFonts w:ascii="Consolas" w:hAnsi="Consolas" w:eastAsia="Consolas"/>
+          <w:b w:val="0"/>
+          <w:sz w:val="19"/>
+        </w:rPr>
+        <w:t>dict[str, int]</w:t>
+      </w:r>
+      <w:r>
+        <w:rPr>
+          <w:b w:val="0"/>
+          <w:i w:val="0"/>
+        </w:rPr>
+        <w:t xml:space="preserve">, </w:t>
+      </w:r>
+      <w:r>
+        <w:rPr>
+          <w:rFonts w:ascii="Consolas" w:hAnsi="Consolas" w:eastAsia="Consolas"/>
+          <w:b w:val="0"/>
+          <w:sz w:val="19"/>
+        </w:rPr>
+        <w:t>tuple[str, ...]</w:t>
+      </w:r>
+      <w:r>
+        <w:rPr>
+          <w:b w:val="0"/>
+          <w:i w:val="0"/>
+        </w:rPr>
+        <w:t>.</w:t>
+      </w:r>
+    </w:p>
+    <w:p>
+      <w:pPr>
+        <w:pStyle w:val="ListBullet"/>
+      </w:pPr>
+      <w:r>
+        <w:rPr>
+          <w:b w:val="0"/>
+          <w:i w:val="0"/>
+        </w:rPr>
+        <w:t xml:space="preserve">Optional values: </w:t>
+      </w:r>
+      <w:r>
+        <w:rPr>
+          <w:rFonts w:ascii="Consolas" w:hAnsi="Consolas" w:eastAsia="Consolas"/>
+          <w:b w:val="0"/>
+          <w:sz w:val="19"/>
+        </w:rPr>
+        <w:t>str | None = None</w:t>
+      </w:r>
+      <w:r>
+        <w:rPr>
+          <w:b w:val="0"/>
+          <w:i w:val="0"/>
+        </w:rPr>
+        <w:t xml:space="preserve">. Never </w:t>
+      </w:r>
+      <w:r>
+        <w:rPr>
+          <w:rFonts w:ascii="Consolas" w:hAnsi="Consolas" w:eastAsia="Consolas"/>
+          <w:b w:val="0"/>
+          <w:sz w:val="19"/>
+        </w:rPr>
+        <w:t>str = None</w:t>
+      </w:r>
+      <w:r>
+        <w:rPr>
+          <w:b w:val="0"/>
+          <w:i w:val="0"/>
+        </w:rPr>
+        <w:t>, which claims the value is always a string.</w:t>
+      </w:r>
+    </w:p>
+    <w:p>
+      <w:pPr>
+        <w:pStyle w:val="ListBullet"/>
+      </w:pPr>
+      <w:r>
+        <w:rPr>
+          <w:b w:val="0"/>
+          <w:i w:val="0"/>
+        </w:rPr>
+        <w:t xml:space="preserve">Fixed sets of strings: </w:t>
+      </w:r>
+      <w:r>
+        <w:rPr>
+          <w:rFonts w:ascii="Consolas" w:hAnsi="Consolas" w:eastAsia="Consolas"/>
+          <w:b w:val="0"/>
+          <w:sz w:val="19"/>
+        </w:rPr>
+        <w:t>Literal["PASS", "WARN", "FAIL"]</w:t>
+      </w:r>
+      <w:r>
+        <w:rPr>
+          <w:b w:val="0"/>
+          <w:i w:val="0"/>
+        </w:rPr>
+        <w:t xml:space="preserve"> from </w:t>
+      </w:r>
+      <w:r>
+        <w:rPr>
+          <w:rFonts w:ascii="Consolas" w:hAnsi="Consolas" w:eastAsia="Consolas"/>
+          <w:b w:val="0"/>
+          <w:sz w:val="19"/>
+        </w:rPr>
+        <w:t>typing</w:t>
+      </w:r>
+      <w:r>
+        <w:rPr>
+          <w:b w:val="0"/>
+          <w:i w:val="0"/>
+        </w:rPr>
+        <w:t xml:space="preserve">. mypy then rejects </w:t>
+      </w:r>
+      <w:r>
+        <w:rPr>
+          <w:rFonts w:ascii="Consolas" w:hAnsi="Consolas" w:eastAsia="Consolas"/>
+          <w:b w:val="0"/>
+          <w:sz w:val="19"/>
+        </w:rPr>
+        <w:t>"pass"</w:t>
+      </w:r>
+      <w:r>
+        <w:rPr>
+          <w:b w:val="0"/>
+          <w:i w:val="0"/>
+        </w:rPr>
+        <w:t xml:space="preserve"> or </w:t>
+      </w:r>
+      <w:r>
+        <w:rPr>
+          <w:rFonts w:ascii="Consolas" w:hAnsi="Consolas" w:eastAsia="Consolas"/>
+          <w:b w:val="0"/>
+          <w:sz w:val="19"/>
+        </w:rPr>
+        <w:t>"FAILED"</w:t>
+      </w:r>
+      <w:r>
+        <w:rPr>
+          <w:b w:val="0"/>
+          <w:i w:val="0"/>
+        </w:rPr>
+        <w:t>.</w:t>
+      </w:r>
+    </w:p>
+    <w:p>
+      <w:pPr>
+        <w:pStyle w:val="ListBullet"/>
+      </w:pPr>
+      <w:r>
+        <w:rPr>
+          <w:b w:val="0"/>
+          <w:i w:val="0"/>
+        </w:rPr>
+        <w:t xml:space="preserve">A return type on every function, including </w:t>
+      </w:r>
+      <w:r>
+        <w:rPr>
+          <w:rFonts w:ascii="Consolas" w:hAnsi="Consolas" w:eastAsia="Consolas"/>
+          <w:b w:val="0"/>
+          <w:sz w:val="19"/>
+        </w:rPr>
+        <w:t>-&gt; None</w:t>
+      </w:r>
+      <w:r>
+        <w:rPr>
+          <w:b w:val="0"/>
+          <w:i w:val="0"/>
+        </w:rPr>
+        <w:t>.</w:t>
+      </w:r>
+    </w:p>
+    <w:p>
+      <w:r>
+        <w:rPr>
+          <w:b w:val="0"/>
+          <w:i w:val="0"/>
+        </w:rPr>
+        <w:t xml:space="preserve">Run </w:t>
+      </w:r>
+      <w:r>
+        <w:rPr>
+          <w:rFonts w:ascii="Consolas" w:hAnsi="Consolas" w:eastAsia="Consolas"/>
+          <w:b w:val="0"/>
+          <w:sz w:val="19"/>
+        </w:rPr>
+        <w:t>mypy --strict</w:t>
+      </w:r>
+      <w:r>
+        <w:rPr>
+          <w:b w:val="0"/>
+          <w:i w:val="0"/>
+        </w:rPr>
+        <w:t xml:space="preserve"> in CI. Strict mode refuses functions without hints, so gaps cannot creep back.</w:t>
+      </w:r>
+    </w:p>
+    <w:p>
+      <w:r>
+        <w:rPr>
+          <w:b w:val="0"/>
+          <w:i w:val="0"/>
+        </w:rPr>
+        <w:t>A docstring explains what hints cannot: meaning, units, grain and failure modes. Use the Google style:</w:t>
       </w:r>
     </w:p>
     <w:tbl>
@@ -3540,19 +3346,19 @@
             <w:r>
               <w:rPr>
                 <w:rFonts w:ascii="Consolas" w:hAnsi="Consolas" w:eastAsia="Consolas"/>
-                <w:b/>
+                <w:b w:val="0"/>
                 <w:color w:val="5B6875"/>
                 <w:sz w:val="16"/>
               </w:rPr>
-              <w:t xml:space="preserve"> [2]  </w:t>
-            </w:r>
-            <w:r>
-              <w:rPr>
-                <w:rFonts w:ascii="Consolas" w:hAnsi="Consolas" w:eastAsia="Consolas"/>
-                <w:b w:val="0"/>
-                <w:sz w:val="16"/>
-              </w:rPr>
-              <w:t>def log_pipeline_run(pipeline_name, layer, rows_processed, status, error_message: str = None):</w:t>
+              <w:t xml:space="preserve">   1  </w:t>
+            </w:r>
+            <w:r>
+              <w:rPr>
+                <w:rFonts w:ascii="Consolas" w:hAnsi="Consolas" w:eastAsia="Consolas"/>
+                <w:b w:val="0"/>
+                <w:sz w:val="16"/>
+              </w:rPr>
+              <w:t>def weighted_share(df: DataFrame, flag_col: str) -&gt; float | None:</w:t>
             </w:r>
           </w:p>
           <w:p>
@@ -3563,19 +3369,19 @@
             <w:r>
               <w:rPr>
                 <w:rFonts w:ascii="Consolas" w:hAnsi="Consolas" w:eastAsia="Consolas"/>
-                <w:b/>
+                <w:b w:val="0"/>
                 <w:color w:val="5B6875"/>
                 <w:sz w:val="16"/>
               </w:rPr>
-              <w:t xml:space="preserve"> [3]  </w:t>
-            </w:r>
-            <w:r>
-              <w:rPr>
-                <w:rFonts w:ascii="Consolas" w:hAnsi="Consolas" w:eastAsia="Consolas"/>
-                <w:b w:val="0"/>
-                <w:sz w:val="16"/>
-              </w:rPr>
-              <w:t xml:space="preserve">    """Append one record per pipeline run to the governance run log."""</w:t>
+              <w:t xml:space="preserve">   2  </w:t>
+            </w:r>
+            <w:r>
+              <w:rPr>
+                <w:rFonts w:ascii="Consolas" w:hAnsi="Consolas" w:eastAsia="Consolas"/>
+                <w:b w:val="0"/>
+                <w:sz w:val="16"/>
+              </w:rPr>
+              <w:t xml:space="preserve">    """Weighted share of rows where flag_col is 1.</w:t>
             </w:r>
           </w:p>
           <w:p>
@@ -3598,7 +3404,7 @@
                 <w:b w:val="0"/>
                 <w:sz w:val="16"/>
               </w:rPr>
-              <w:t xml:space="preserve">    record = {</w:t>
+              <w:t xml:space="preserve"> </w:t>
             </w:r>
           </w:p>
           <w:p>
@@ -3621,7 +3427,7 @@
                 <w:b w:val="0"/>
                 <w:sz w:val="16"/>
               </w:rPr>
-              <w:t xml:space="preserve">        "pipeline_name": pipeline_name,</w:t>
+              <w:t xml:space="preserve">    Args:</w:t>
             </w:r>
           </w:p>
           <w:p>
@@ -3644,7 +3450,7 @@
                 <w:b w:val="0"/>
                 <w:sz w:val="16"/>
               </w:rPr>
-              <w:t xml:space="preserve">        "layer": layer,</w:t>
+              <w:t xml:space="preserve">        df: Respondents with final_weight.</w:t>
             </w:r>
           </w:p>
           <w:p>
@@ -3667,7 +3473,7 @@
                 <w:b w:val="0"/>
                 <w:sz w:val="16"/>
               </w:rPr>
-              <w:t xml:space="preserve">        "rows_processed": rows_processed,</w:t>
+              <w:t xml:space="preserve">        flag_col: 0/1 column to share.</w:t>
             </w:r>
           </w:p>
           <w:p>
@@ -3678,19 +3484,19 @@
             <w:r>
               <w:rPr>
                 <w:rFonts w:ascii="Consolas" w:hAnsi="Consolas" w:eastAsia="Consolas"/>
-                <w:b/>
+                <w:b w:val="0"/>
                 <w:color w:val="5B6875"/>
                 <w:sz w:val="16"/>
               </w:rPr>
-              <w:t xml:space="preserve"> [4]  </w:t>
-            </w:r>
-            <w:r>
-              <w:rPr>
-                <w:rFonts w:ascii="Consolas" w:hAnsi="Consolas" w:eastAsia="Consolas"/>
-                <w:b w:val="0"/>
-                <w:sz w:val="16"/>
-              </w:rPr>
-              <w:t xml:space="preserve">        "status": status,</w:t>
+              <w:t xml:space="preserve">   7  </w:t>
+            </w:r>
+            <w:r>
+              <w:rPr>
+                <w:rFonts w:ascii="Consolas" w:hAnsi="Consolas" w:eastAsia="Consolas"/>
+                <w:b w:val="0"/>
+                <w:sz w:val="16"/>
+              </w:rPr>
+              <w:t xml:space="preserve"> </w:t>
             </w:r>
           </w:p>
           <w:p>
@@ -3713,7 +3519,7 @@
                 <w:b w:val="0"/>
                 <w:sz w:val="16"/>
               </w:rPr>
-              <w:t xml:space="preserve">        "error_message": error_message,</w:t>
+              <w:t xml:space="preserve">    Returns:</w:t>
             </w:r>
           </w:p>
           <w:p>
@@ -3736,7 +3542,7 @@
                 <w:b w:val="0"/>
                 <w:sz w:val="16"/>
               </w:rPr>
-              <w:t xml:space="preserve">    }</w:t>
+              <w:t xml:space="preserve">        Share between 0 and 1, or None when the total weight is 0.</w:t>
             </w:r>
           </w:p>
           <w:p>
@@ -3759,105 +3565,98 @@
                 <w:b w:val="0"/>
                 <w:sz w:val="16"/>
               </w:rPr>
-              <w:t xml:space="preserve">    return record</w:t>
+              <w:t xml:space="preserve"> </w:t>
+            </w:r>
+          </w:p>
+          <w:p>
+            <w:pPr>
+              <w:spacing w:before="0" w:after="0" w:line="240" w:lineRule="auto"/>
+              <w:ind w:left="567" w:hanging="567"/>
+            </w:pPr>
+            <w:r>
+              <w:rPr>
+                <w:rFonts w:ascii="Consolas" w:hAnsi="Consolas" w:eastAsia="Consolas"/>
+                <w:b w:val="0"/>
+                <w:color w:val="5B6875"/>
+                <w:sz w:val="16"/>
+              </w:rPr>
+              <w:t xml:space="preserve">  11  </w:t>
+            </w:r>
+            <w:r>
+              <w:rPr>
+                <w:rFonts w:ascii="Consolas" w:hAnsi="Consolas" w:eastAsia="Consolas"/>
+                <w:b w:val="0"/>
+                <w:sz w:val="16"/>
+              </w:rPr>
+              <w:t xml:space="preserve">    Raises:</w:t>
+            </w:r>
+          </w:p>
+          <w:p>
+            <w:pPr>
+              <w:spacing w:before="0" w:after="0" w:line="240" w:lineRule="auto"/>
+              <w:ind w:left="567" w:hanging="567"/>
+            </w:pPr>
+            <w:r>
+              <w:rPr>
+                <w:rFonts w:ascii="Consolas" w:hAnsi="Consolas" w:eastAsia="Consolas"/>
+                <w:b w:val="0"/>
+                <w:color w:val="5B6875"/>
+                <w:sz w:val="16"/>
+              </w:rPr>
+              <w:t xml:space="preserve">  12  </w:t>
+            </w:r>
+            <w:r>
+              <w:rPr>
+                <w:rFonts w:ascii="Consolas" w:hAnsi="Consolas" w:eastAsia="Consolas"/>
+                <w:b w:val="0"/>
+                <w:sz w:val="16"/>
+              </w:rPr>
+              <w:t xml:space="preserve">        ValueError: If flag_col is missing from df.</w:t>
+            </w:r>
+          </w:p>
+          <w:p>
+            <w:pPr>
+              <w:spacing w:before="0" w:after="0" w:line="240" w:lineRule="auto"/>
+              <w:ind w:left="567" w:hanging="567"/>
+            </w:pPr>
+            <w:r>
+              <w:rPr>
+                <w:rFonts w:ascii="Consolas" w:hAnsi="Consolas" w:eastAsia="Consolas"/>
+                <w:b w:val="0"/>
+                <w:color w:val="5B6875"/>
+                <w:sz w:val="16"/>
+              </w:rPr>
+              <w:t xml:space="preserve">  13  </w:t>
+            </w:r>
+            <w:r>
+              <w:rPr>
+                <w:rFonts w:ascii="Consolas" w:hAnsi="Consolas" w:eastAsia="Consolas"/>
+                <w:b w:val="0"/>
+                <w:sz w:val="16"/>
+              </w:rPr>
+              <w:t xml:space="preserve">    """</w:t>
             </w:r>
           </w:p>
         </w:tc>
       </w:tr>
     </w:tbl>
+    <w:p/>
     <w:p>
-      <w:pPr>
-        <w:pStyle w:val="ListNumber"/>
-      </w:pPr>
-      <w:r>
-        <w:rPr>
-          <w:b/>
-        </w:rPr>
-        <w:t xml:space="preserve">Line 1. </w:t>
-      </w:r>
-      <w:r>
-        <w:rPr>
-          <w:b w:val="0"/>
-          <w:i w:val="0"/>
-        </w:rPr>
-        <w:t>Claims a string, defaults to None. Reference defect 7.</w:t>
+      <w:r>
+        <w:rPr>
+          <w:b w:val="0"/>
+          <w:i w:val="0"/>
+        </w:rPr>
+        <w:t>The first line fits on one line and says what the function returns or does. Args, Returns and Raises follow. A reviewer reads the docstring, then checks the body against it. A mismatch between the two is a bug in one of them.</w:t>
       </w:r>
     </w:p>
     <w:p>
-      <w:pPr>
-        <w:pStyle w:val="ListNumber"/>
-      </w:pPr>
-      <w:r>
-        <w:rPr>
-          <w:b/>
-        </w:rPr>
-        <w:t xml:space="preserve">Line 1. </w:t>
-      </w:r>
-      <w:r>
-        <w:rPr>
-          <w:b w:val="0"/>
-          <w:i w:val="0"/>
-        </w:rPr>
-        <w:t>No hints on four parameters and no return type. mypy --strict rejects the function.</w:t>
-      </w:r>
-    </w:p>
-    <w:p>
-      <w:pPr>
-        <w:pStyle w:val="ListNumber"/>
-      </w:pPr>
-      <w:r>
-        <w:rPr>
-          <w:b/>
-        </w:rPr>
-        <w:t xml:space="preserve">Line 2. </w:t>
-      </w:r>
-      <w:r>
-        <w:rPr>
-          <w:b w:val="0"/>
-          <w:i w:val="0"/>
-        </w:rPr>
-        <w:t>The docstring says it appends, but the function returns a dict. One of them is wrong.</w:t>
-      </w:r>
-    </w:p>
-    <w:p>
-      <w:pPr>
-        <w:pStyle w:val="ListNumber"/>
-      </w:pPr>
-      <w:r>
-        <w:rPr>
-          <w:b/>
-        </w:rPr>
-        <w:t xml:space="preserve">Line 7. </w:t>
-      </w:r>
-      <w:r>
-        <w:rPr>
-          <w:rFonts w:ascii="Consolas" w:hAnsi="Consolas" w:eastAsia="Consolas"/>
-          <w:b w:val="0"/>
-          <w:sz w:val="19"/>
-        </w:rPr>
-        <w:t>status</w:t>
-      </w:r>
-      <w:r>
-        <w:rPr>
-          <w:b w:val="0"/>
-          <w:i w:val="0"/>
-        </w:rPr>
-        <w:t xml:space="preserve"> accepts any string, so </w:t>
-      </w:r>
-      <w:r>
-        <w:rPr>
-          <w:rFonts w:ascii="Consolas" w:hAnsi="Consolas" w:eastAsia="Consolas"/>
-          <w:b w:val="0"/>
-          <w:sz w:val="19"/>
-        </w:rPr>
-        <w:t>"sucess"</w:t>
-      </w:r>
-      <w:r>
-        <w:rPr>
-          <w:b w:val="0"/>
-          <w:i w:val="0"/>
-        </w:rPr>
-        <w:t xml:space="preserve"> slips into the run log.</w:t>
+      <w:r>
+        <w:rPr>
+          <w:b w:val="0"/>
+          <w:i w:val="0"/>
+        </w:rPr>
+        <w:t>PySpark is not fully typed, and mypy cannot see column names. Hints still catch the most common mistake: passing the wrong kind of object.</w:t>
       </w:r>
     </w:p>
     <w:p>
@@ -3865,7 +3664,153 @@
         <w:pStyle w:val="Heading4"/>
       </w:pPr>
       <w:r>
-        <w:t>Worked example: strong code</w:t>
+        <w:t>Why it matters</w:t>
+      </w:r>
+    </w:p>
+    <w:p>
+      <w:r>
+        <w:rPr>
+          <w:b w:val="0"/>
+          <w:i w:val="0"/>
+        </w:rPr>
+        <w:t xml:space="preserve">The reference </w:t>
+      </w:r>
+      <w:r>
+        <w:rPr>
+          <w:rFonts w:ascii="Consolas" w:hAnsi="Consolas" w:eastAsia="Consolas"/>
+          <w:b w:val="0"/>
+          <w:sz w:val="19"/>
+        </w:rPr>
+        <w:t>upsert_silver</w:t>
+      </w:r>
+      <w:r>
+        <w:rPr>
+          <w:b w:val="0"/>
+          <w:i w:val="0"/>
+        </w:rPr>
+        <w:t xml:space="preserve"> takes </w:t>
+      </w:r>
+      <w:r>
+        <w:rPr>
+          <w:rFonts w:ascii="Consolas" w:hAnsi="Consolas" w:eastAsia="Consolas"/>
+          <w:b w:val="0"/>
+          <w:sz w:val="19"/>
+        </w:rPr>
+        <w:t>merge_keys: list</w:t>
+      </w:r>
+      <w:r>
+        <w:rPr>
+          <w:b w:val="0"/>
+          <w:i w:val="0"/>
+        </w:rPr>
+        <w:t xml:space="preserve">. A caller passes the string </w:t>
+      </w:r>
+      <w:r>
+        <w:rPr>
+          <w:rFonts w:ascii="Consolas" w:hAnsi="Consolas" w:eastAsia="Consolas"/>
+          <w:b w:val="0"/>
+          <w:sz w:val="19"/>
+        </w:rPr>
+        <w:t>"respondent_id"</w:t>
+      </w:r>
+      <w:r>
+        <w:rPr>
+          <w:b w:val="0"/>
+          <w:i w:val="0"/>
+        </w:rPr>
+        <w:t xml:space="preserve"> instead of </w:t>
+      </w:r>
+      <w:r>
+        <w:rPr>
+          <w:rFonts w:ascii="Consolas" w:hAnsi="Consolas" w:eastAsia="Consolas"/>
+          <w:b w:val="0"/>
+          <w:sz w:val="19"/>
+        </w:rPr>
+        <w:t>["respondent_id"]</w:t>
+      </w:r>
+      <w:r>
+        <w:rPr>
+          <w:b w:val="0"/>
+          <w:i w:val="0"/>
+        </w:rPr>
+        <w:t xml:space="preserve">. Python iterates a string character by character, so the join builds </w:t>
+      </w:r>
+      <w:r>
+        <w:rPr>
+          <w:rFonts w:ascii="Consolas" w:hAnsi="Consolas" w:eastAsia="Consolas"/>
+          <w:b w:val="0"/>
+          <w:sz w:val="19"/>
+        </w:rPr>
+        <w:t>t.r = s.r AND t.e = s.e AND ...</w:t>
+      </w:r>
+      <w:r>
+        <w:rPr>
+          <w:b w:val="0"/>
+          <w:i w:val="0"/>
+        </w:rPr>
+        <w:t>. The MERGE fails with a column-not-found error at 02:00, and the on-call engineer spends an hour reading the wrong part of the stack trace.</w:t>
+      </w:r>
+    </w:p>
+    <w:p>
+      <w:r>
+        <w:rPr>
+          <w:b w:val="0"/>
+          <w:i w:val="0"/>
+        </w:rPr>
+        <w:t xml:space="preserve">With </w:t>
+      </w:r>
+      <w:r>
+        <w:rPr>
+          <w:rFonts w:ascii="Consolas" w:hAnsi="Consolas" w:eastAsia="Consolas"/>
+          <w:b w:val="0"/>
+          <w:sz w:val="19"/>
+        </w:rPr>
+        <w:t>merge_keys: list[str]</w:t>
+      </w:r>
+      <w:r>
+        <w:rPr>
+          <w:b w:val="0"/>
+          <w:i w:val="0"/>
+        </w:rPr>
+        <w:t xml:space="preserve">, mypy flags the call in CI: a </w:t>
+      </w:r>
+      <w:r>
+        <w:rPr>
+          <w:rFonts w:ascii="Consolas" w:hAnsi="Consolas" w:eastAsia="Consolas"/>
+          <w:b w:val="0"/>
+          <w:sz w:val="19"/>
+        </w:rPr>
+        <w:t>str</w:t>
+      </w:r>
+      <w:r>
+        <w:rPr>
+          <w:b w:val="0"/>
+          <w:i w:val="0"/>
+        </w:rPr>
+        <w:t xml:space="preserve"> is not a </w:t>
+      </w:r>
+      <w:r>
+        <w:rPr>
+          <w:rFonts w:ascii="Consolas" w:hAnsi="Consolas" w:eastAsia="Consolas"/>
+          <w:b w:val="0"/>
+          <w:sz w:val="19"/>
+        </w:rPr>
+        <w:t>list[str]</w:t>
+      </w:r>
+      <w:r>
+        <w:rPr>
+          <w:b w:val="0"/>
+          <w:i w:val="0"/>
+        </w:rPr>
+        <w:t>. The bug never reaches the scheduler.</w:t>
+      </w:r>
+    </w:p>
+    <w:p>
+      <w:pPr>
+        <w:pStyle w:val="Heading4"/>
+      </w:pPr>
+      <w:r>
+        <w:t>Worked example: weak code</w:t>
       </w:r>
     </w:p>
     <w:tbl>
@@ -3891,19 +3836,19 @@
             <w:r>
               <w:rPr>
                 <w:rFonts w:ascii="Consolas" w:hAnsi="Consolas" w:eastAsia="Consolas"/>
-                <w:b w:val="0"/>
+                <w:b/>
                 <w:color w:val="5B6875"/>
                 <w:sz w:val="16"/>
               </w:rPr>
-              <w:t xml:space="preserve">   1  </w:t>
-            </w:r>
-            <w:r>
-              <w:rPr>
-                <w:rFonts w:ascii="Consolas" w:hAnsi="Consolas" w:eastAsia="Consolas"/>
-                <w:b w:val="0"/>
-                <w:sz w:val="16"/>
-              </w:rPr>
-              <w:t>from typing import Literal</w:t>
+              <w:t xml:space="preserve"> [2]  </w:t>
+            </w:r>
+            <w:r>
+              <w:rPr>
+                <w:rFonts w:ascii="Consolas" w:hAnsi="Consolas" w:eastAsia="Consolas"/>
+                <w:b w:val="0"/>
+                <w:sz w:val="16"/>
+              </w:rPr>
+              <w:t>def log_pipeline_run(pipeline_name, layer, rows_processed, status, error_message: str = None):</w:t>
             </w:r>
           </w:p>
           <w:p>
@@ -3914,19 +3859,19 @@
             <w:r>
               <w:rPr>
                 <w:rFonts w:ascii="Consolas" w:hAnsi="Consolas" w:eastAsia="Consolas"/>
-                <w:b w:val="0"/>
+                <w:b/>
                 <w:color w:val="5B6875"/>
                 <w:sz w:val="16"/>
               </w:rPr>
-              <w:t xml:space="preserve">   2  </w:t>
-            </w:r>
-            <w:r>
-              <w:rPr>
-                <w:rFonts w:ascii="Consolas" w:hAnsi="Consolas" w:eastAsia="Consolas"/>
-                <w:b w:val="0"/>
-                <w:sz w:val="16"/>
-              </w:rPr>
-              <w:t xml:space="preserve"> </w:t>
+              <w:t xml:space="preserve"> [3]  </w:t>
+            </w:r>
+            <w:r>
+              <w:rPr>
+                <w:rFonts w:ascii="Consolas" w:hAnsi="Consolas" w:eastAsia="Consolas"/>
+                <w:b w:val="0"/>
+                <w:sz w:val="16"/>
+              </w:rPr>
+              <w:t xml:space="preserve">    """Append one record per pipeline run to the governance run log."""</w:t>
             </w:r>
           </w:p>
           <w:p>
@@ -3937,19 +3882,19 @@
             <w:r>
               <w:rPr>
                 <w:rFonts w:ascii="Consolas" w:hAnsi="Consolas" w:eastAsia="Consolas"/>
-                <w:b/>
+                <w:b w:val="0"/>
                 <w:color w:val="5B6875"/>
                 <w:sz w:val="16"/>
               </w:rPr>
-              <w:t xml:space="preserve"> [1]  </w:t>
-            </w:r>
-            <w:r>
-              <w:rPr>
-                <w:rFonts w:ascii="Consolas" w:hAnsi="Consolas" w:eastAsia="Consolas"/>
-                <w:b w:val="0"/>
-                <w:sz w:val="16"/>
-              </w:rPr>
-              <w:t>RunStatus = Literal["SUCCESS", "FAILED"]</w:t>
+              <w:t xml:space="preserve">   3  </w:t>
+            </w:r>
+            <w:r>
+              <w:rPr>
+                <w:rFonts w:ascii="Consolas" w:hAnsi="Consolas" w:eastAsia="Consolas"/>
+                <w:b w:val="0"/>
+                <w:sz w:val="16"/>
+              </w:rPr>
+              <w:t xml:space="preserve">    record = {</w:t>
             </w:r>
           </w:p>
           <w:p>
@@ -3972,7 +3917,7 @@
                 <w:b w:val="0"/>
                 <w:sz w:val="16"/>
               </w:rPr>
-              <w:t>Layer = Literal["bronze", "silver", "gold"]</w:t>
+              <w:t xml:space="preserve">        "pipeline_name": pipeline_name,</w:t>
             </w:r>
           </w:p>
           <w:p>
@@ -3995,7 +3940,7 @@
                 <w:b w:val="0"/>
                 <w:sz w:val="16"/>
               </w:rPr>
-              <w:t xml:space="preserve"> </w:t>
+              <w:t xml:space="preserve">        "layer": layer,</w:t>
             </w:r>
           </w:p>
           <w:p>
@@ -4018,7 +3963,7 @@
                 <w:b w:val="0"/>
                 <w:sz w:val="16"/>
               </w:rPr>
-              <w:t xml:space="preserve"> </w:t>
+              <w:t xml:space="preserve">        "rows_processed": rows_processed,</w:t>
             </w:r>
           </w:p>
           <w:p>
@@ -4033,15 +3978,15 @@
                 <w:color w:val="5B6875"/>
                 <w:sz w:val="16"/>
               </w:rPr>
-              <w:t xml:space="preserve"> [2]  </w:t>
-            </w:r>
-            <w:r>
-              <w:rPr>
-                <w:rFonts w:ascii="Consolas" w:hAnsi="Consolas" w:eastAsia="Consolas"/>
-                <w:b w:val="0"/>
-                <w:sz w:val="16"/>
-              </w:rPr>
-              <w:t>def build_run_record(</w:t>
+              <w:t xml:space="preserve"> [4]  </w:t>
+            </w:r>
+            <w:r>
+              <w:rPr>
+                <w:rFonts w:ascii="Consolas" w:hAnsi="Consolas" w:eastAsia="Consolas"/>
+                <w:b w:val="0"/>
+                <w:sz w:val="16"/>
+              </w:rPr>
+              <w:t xml:space="preserve">        "status": status,</w:t>
             </w:r>
           </w:p>
           <w:p>
@@ -4064,7 +4009,7 @@
                 <w:b w:val="0"/>
                 <w:sz w:val="16"/>
               </w:rPr>
-              <w:t xml:space="preserve">    pipeline_name: str,</w:t>
+              <w:t xml:space="preserve">        "error_message": error_message,</w:t>
             </w:r>
           </w:p>
           <w:p>
@@ -4087,7 +4032,7 @@
                 <w:b w:val="0"/>
                 <w:sz w:val="16"/>
               </w:rPr>
-              <w:t xml:space="preserve">    layer: Layer,</w:t>
+              <w:t xml:space="preserve">    }</w:t>
             </w:r>
           </w:p>
           <w:p>
@@ -4110,513 +4055,7 @@
                 <w:b w:val="0"/>
                 <w:sz w:val="16"/>
               </w:rPr>
-              <w:t xml:space="preserve">    rows_processed: int,</w:t>
-            </w:r>
-          </w:p>
-          <w:p>
-            <w:pPr>
-              <w:spacing w:before="0" w:after="0" w:line="240" w:lineRule="auto"/>
-              <w:ind w:left="567" w:hanging="567"/>
-            </w:pPr>
-            <w:r>
-              <w:rPr>
-                <w:rFonts w:ascii="Consolas" w:hAnsi="Consolas" w:eastAsia="Consolas"/>
-                <w:b w:val="0"/>
-                <w:color w:val="5B6875"/>
-                <w:sz w:val="16"/>
-              </w:rPr>
-              <w:t xml:space="preserve">  11  </w:t>
-            </w:r>
-            <w:r>
-              <w:rPr>
-                <w:rFonts w:ascii="Consolas" w:hAnsi="Consolas" w:eastAsia="Consolas"/>
-                <w:b w:val="0"/>
-                <w:sz w:val="16"/>
-              </w:rPr>
-              <w:t xml:space="preserve">    status: RunStatus,</w:t>
-            </w:r>
-          </w:p>
-          <w:p>
-            <w:pPr>
-              <w:spacing w:before="0" w:after="0" w:line="240" w:lineRule="auto"/>
-              <w:ind w:left="567" w:hanging="567"/>
-            </w:pPr>
-            <w:r>
-              <w:rPr>
-                <w:rFonts w:ascii="Consolas" w:hAnsi="Consolas" w:eastAsia="Consolas"/>
-                <w:b/>
-                <w:color w:val="5B6875"/>
-                <w:sz w:val="16"/>
-              </w:rPr>
-              <w:t xml:space="preserve"> [3]  </w:t>
-            </w:r>
-            <w:r>
-              <w:rPr>
-                <w:rFonts w:ascii="Consolas" w:hAnsi="Consolas" w:eastAsia="Consolas"/>
-                <w:b w:val="0"/>
-                <w:sz w:val="16"/>
-              </w:rPr>
-              <w:t xml:space="preserve">    error_message: str | None = None,</w:t>
-            </w:r>
-          </w:p>
-          <w:p>
-            <w:pPr>
-              <w:spacing w:before="0" w:after="0" w:line="240" w:lineRule="auto"/>
-              <w:ind w:left="567" w:hanging="567"/>
-            </w:pPr>
-            <w:r>
-              <w:rPr>
-                <w:rFonts w:ascii="Consolas" w:hAnsi="Consolas" w:eastAsia="Consolas"/>
-                <w:b/>
-                <w:color w:val="5B6875"/>
-                <w:sz w:val="16"/>
-              </w:rPr>
-              <w:t xml:space="preserve"> [4]  </w:t>
-            </w:r>
-            <w:r>
-              <w:rPr>
-                <w:rFonts w:ascii="Consolas" w:hAnsi="Consolas" w:eastAsia="Consolas"/>
-                <w:b w:val="0"/>
-                <w:sz w:val="16"/>
-              </w:rPr>
-              <w:t>) -&gt; dict[str, str | int | None]:</w:t>
-            </w:r>
-          </w:p>
-          <w:p>
-            <w:pPr>
-              <w:spacing w:before="0" w:after="0" w:line="240" w:lineRule="auto"/>
-              <w:ind w:left="567" w:hanging="567"/>
-            </w:pPr>
-            <w:r>
-              <w:rPr>
-                <w:rFonts w:ascii="Consolas" w:hAnsi="Consolas" w:eastAsia="Consolas"/>
-                <w:b w:val="0"/>
-                <w:color w:val="5B6875"/>
-                <w:sz w:val="16"/>
-              </w:rPr>
-              <w:t xml:space="preserve">  14  </w:t>
-            </w:r>
-            <w:r>
-              <w:rPr>
-                <w:rFonts w:ascii="Consolas" w:hAnsi="Consolas" w:eastAsia="Consolas"/>
-                <w:b w:val="0"/>
-                <w:sz w:val="16"/>
-              </w:rPr>
-              <w:t xml:space="preserve">    """Build one run log record.</w:t>
-            </w:r>
-          </w:p>
-          <w:p>
-            <w:pPr>
-              <w:spacing w:before="0" w:after="0" w:line="240" w:lineRule="auto"/>
-              <w:ind w:left="567" w:hanging="567"/>
-            </w:pPr>
-            <w:r>
-              <w:rPr>
-                <w:rFonts w:ascii="Consolas" w:hAnsi="Consolas" w:eastAsia="Consolas"/>
-                <w:b w:val="0"/>
-                <w:color w:val="5B6875"/>
-                <w:sz w:val="16"/>
-              </w:rPr>
-              <w:t xml:space="preserve">  15  </w:t>
-            </w:r>
-            <w:r>
-              <w:rPr>
-                <w:rFonts w:ascii="Consolas" w:hAnsi="Consolas" w:eastAsia="Consolas"/>
-                <w:b w:val="0"/>
-                <w:sz w:val="16"/>
-              </w:rPr>
-              <w:t xml:space="preserve"> </w:t>
-            </w:r>
-          </w:p>
-          <w:p>
-            <w:pPr>
-              <w:spacing w:before="0" w:after="0" w:line="240" w:lineRule="auto"/>
-              <w:ind w:left="567" w:hanging="567"/>
-            </w:pPr>
-            <w:r>
-              <w:rPr>
-                <w:rFonts w:ascii="Consolas" w:hAnsi="Consolas" w:eastAsia="Consolas"/>
-                <w:b w:val="0"/>
-                <w:color w:val="5B6875"/>
-                <w:sz w:val="16"/>
-              </w:rPr>
-              <w:t xml:space="preserve">  16  </w:t>
-            </w:r>
-            <w:r>
-              <w:rPr>
-                <w:rFonts w:ascii="Consolas" w:hAnsi="Consolas" w:eastAsia="Consolas"/>
-                <w:b w:val="0"/>
-                <w:sz w:val="16"/>
-              </w:rPr>
-              <w:t xml:space="preserve">    Args:</w:t>
-            </w:r>
-          </w:p>
-          <w:p>
-            <w:pPr>
-              <w:spacing w:before="0" w:after="0" w:line="240" w:lineRule="auto"/>
-              <w:ind w:left="567" w:hanging="567"/>
-            </w:pPr>
-            <w:r>
-              <w:rPr>
-                <w:rFonts w:ascii="Consolas" w:hAnsi="Consolas" w:eastAsia="Consolas"/>
-                <w:b w:val="0"/>
-                <w:color w:val="5B6875"/>
-                <w:sz w:val="16"/>
-              </w:rPr>
-              <w:t xml:space="preserve">  17  </w:t>
-            </w:r>
-            <w:r>
-              <w:rPr>
-                <w:rFonts w:ascii="Consolas" w:hAnsi="Consolas" w:eastAsia="Consolas"/>
-                <w:b w:val="0"/>
-                <w:sz w:val="16"/>
-              </w:rPr>
-              <w:t xml:space="preserve">        pipeline_name: Job name, for example nat_silver_pipeline.</w:t>
-            </w:r>
-          </w:p>
-          <w:p>
-            <w:pPr>
-              <w:spacing w:before="0" w:after="0" w:line="240" w:lineRule="auto"/>
-              <w:ind w:left="567" w:hanging="567"/>
-            </w:pPr>
-            <w:r>
-              <w:rPr>
-                <w:rFonts w:ascii="Consolas" w:hAnsi="Consolas" w:eastAsia="Consolas"/>
-                <w:b w:val="0"/>
-                <w:color w:val="5B6875"/>
-                <w:sz w:val="16"/>
-              </w:rPr>
-              <w:t xml:space="preserve">  18  </w:t>
-            </w:r>
-            <w:r>
-              <w:rPr>
-                <w:rFonts w:ascii="Consolas" w:hAnsi="Consolas" w:eastAsia="Consolas"/>
-                <w:b w:val="0"/>
-                <w:sz w:val="16"/>
-              </w:rPr>
-              <w:t xml:space="preserve">        layer: Medallion layer the run wrote to.</w:t>
-            </w:r>
-          </w:p>
-          <w:p>
-            <w:pPr>
-              <w:spacing w:before="0" w:after="0" w:line="240" w:lineRule="auto"/>
-              <w:ind w:left="567" w:hanging="567"/>
-            </w:pPr>
-            <w:r>
-              <w:rPr>
-                <w:rFonts w:ascii="Consolas" w:hAnsi="Consolas" w:eastAsia="Consolas"/>
-                <w:b w:val="0"/>
-                <w:color w:val="5B6875"/>
-                <w:sz w:val="16"/>
-              </w:rPr>
-              <w:t xml:space="preserve">  19  </w:t>
-            </w:r>
-            <w:r>
-              <w:rPr>
-                <w:rFonts w:ascii="Consolas" w:hAnsi="Consolas" w:eastAsia="Consolas"/>
-                <w:b w:val="0"/>
-                <w:sz w:val="16"/>
-              </w:rPr>
-              <w:t xml:space="preserve">        rows_processed: Rows written by the run.</w:t>
-            </w:r>
-          </w:p>
-          <w:p>
-            <w:pPr>
-              <w:spacing w:before="0" w:after="0" w:line="240" w:lineRule="auto"/>
-              <w:ind w:left="567" w:hanging="567"/>
-            </w:pPr>
-            <w:r>
-              <w:rPr>
-                <w:rFonts w:ascii="Consolas" w:hAnsi="Consolas" w:eastAsia="Consolas"/>
-                <w:b w:val="0"/>
-                <w:color w:val="5B6875"/>
-                <w:sz w:val="16"/>
-              </w:rPr>
-              <w:t xml:space="preserve">  20  </w:t>
-            </w:r>
-            <w:r>
-              <w:rPr>
-                <w:rFonts w:ascii="Consolas" w:hAnsi="Consolas" w:eastAsia="Consolas"/>
-                <w:b w:val="0"/>
-                <w:sz w:val="16"/>
-              </w:rPr>
-              <w:t xml:space="preserve">        status: Final status of the run.</w:t>
-            </w:r>
-          </w:p>
-          <w:p>
-            <w:pPr>
-              <w:spacing w:before="0" w:after="0" w:line="240" w:lineRule="auto"/>
-              <w:ind w:left="567" w:hanging="567"/>
-            </w:pPr>
-            <w:r>
-              <w:rPr>
-                <w:rFonts w:ascii="Consolas" w:hAnsi="Consolas" w:eastAsia="Consolas"/>
-                <w:b w:val="0"/>
-                <w:color w:val="5B6875"/>
-                <w:sz w:val="16"/>
-              </w:rPr>
-              <w:t xml:space="preserve">  21  </w:t>
-            </w:r>
-            <w:r>
-              <w:rPr>
-                <w:rFonts w:ascii="Consolas" w:hAnsi="Consolas" w:eastAsia="Consolas"/>
-                <w:b w:val="0"/>
-                <w:sz w:val="16"/>
-              </w:rPr>
-              <w:t xml:space="preserve">        error_message: Error text for a failed run, otherwise None.</w:t>
-            </w:r>
-          </w:p>
-          <w:p>
-            <w:pPr>
-              <w:spacing w:before="0" w:after="0" w:line="240" w:lineRule="auto"/>
-              <w:ind w:left="567" w:hanging="567"/>
-            </w:pPr>
-            <w:r>
-              <w:rPr>
-                <w:rFonts w:ascii="Consolas" w:hAnsi="Consolas" w:eastAsia="Consolas"/>
-                <w:b w:val="0"/>
-                <w:color w:val="5B6875"/>
-                <w:sz w:val="16"/>
-              </w:rPr>
-              <w:t xml:space="preserve">  22  </w:t>
-            </w:r>
-            <w:r>
-              <w:rPr>
-                <w:rFonts w:ascii="Consolas" w:hAnsi="Consolas" w:eastAsia="Consolas"/>
-                <w:b w:val="0"/>
-                <w:sz w:val="16"/>
-              </w:rPr>
-              <w:t xml:space="preserve"> </w:t>
-            </w:r>
-          </w:p>
-          <w:p>
-            <w:pPr>
-              <w:spacing w:before="0" w:after="0" w:line="240" w:lineRule="auto"/>
-              <w:ind w:left="567" w:hanging="567"/>
-            </w:pPr>
-            <w:r>
-              <w:rPr>
-                <w:rFonts w:ascii="Consolas" w:hAnsi="Consolas" w:eastAsia="Consolas"/>
-                <w:b w:val="0"/>
-                <w:color w:val="5B6875"/>
-                <w:sz w:val="16"/>
-              </w:rPr>
-              <w:t xml:space="preserve">  23  </w:t>
-            </w:r>
-            <w:r>
-              <w:rPr>
-                <w:rFonts w:ascii="Consolas" w:hAnsi="Consolas" w:eastAsia="Consolas"/>
-                <w:b w:val="0"/>
-                <w:sz w:val="16"/>
-              </w:rPr>
-              <w:t xml:space="preserve">    Returns:</w:t>
-            </w:r>
-          </w:p>
-          <w:p>
-            <w:pPr>
-              <w:spacing w:before="0" w:after="0" w:line="240" w:lineRule="auto"/>
-              <w:ind w:left="567" w:hanging="567"/>
-            </w:pPr>
-            <w:r>
-              <w:rPr>
-                <w:rFonts w:ascii="Consolas" w:hAnsi="Consolas" w:eastAsia="Consolas"/>
-                <w:b w:val="0"/>
-                <w:color w:val="5B6875"/>
-                <w:sz w:val="16"/>
-              </w:rPr>
-              <w:t xml:space="preserve">  24  </w:t>
-            </w:r>
-            <w:r>
-              <w:rPr>
-                <w:rFonts w:ascii="Consolas" w:hAnsi="Consolas" w:eastAsia="Consolas"/>
-                <w:b w:val="0"/>
-                <w:sz w:val="16"/>
-              </w:rPr>
-              <w:t xml:space="preserve">        A record ready to append to the run log table.</w:t>
-            </w:r>
-          </w:p>
-          <w:p>
-            <w:pPr>
-              <w:spacing w:before="0" w:after="0" w:line="240" w:lineRule="auto"/>
-              <w:ind w:left="567" w:hanging="567"/>
-            </w:pPr>
-            <w:r>
-              <w:rPr>
-                <w:rFonts w:ascii="Consolas" w:hAnsi="Consolas" w:eastAsia="Consolas"/>
-                <w:b w:val="0"/>
-                <w:color w:val="5B6875"/>
-                <w:sz w:val="16"/>
-              </w:rPr>
-              <w:t xml:space="preserve">  25  </w:t>
-            </w:r>
-            <w:r>
-              <w:rPr>
-                <w:rFonts w:ascii="Consolas" w:hAnsi="Consolas" w:eastAsia="Consolas"/>
-                <w:b w:val="0"/>
-                <w:sz w:val="16"/>
-              </w:rPr>
-              <w:t xml:space="preserve">    """</w:t>
-            </w:r>
-          </w:p>
-          <w:p>
-            <w:pPr>
-              <w:spacing w:before="0" w:after="0" w:line="240" w:lineRule="auto"/>
-              <w:ind w:left="567" w:hanging="567"/>
-            </w:pPr>
-            <w:r>
-              <w:rPr>
-                <w:rFonts w:ascii="Consolas" w:hAnsi="Consolas" w:eastAsia="Consolas"/>
-                <w:b w:val="0"/>
-                <w:color w:val="5B6875"/>
-                <w:sz w:val="16"/>
-              </w:rPr>
-              <w:t xml:space="preserve">  26  </w:t>
-            </w:r>
-            <w:r>
-              <w:rPr>
-                <w:rFonts w:ascii="Consolas" w:hAnsi="Consolas" w:eastAsia="Consolas"/>
-                <w:b w:val="0"/>
-                <w:sz w:val="16"/>
-              </w:rPr>
-              <w:t xml:space="preserve">    return {</w:t>
-            </w:r>
-          </w:p>
-          <w:p>
-            <w:pPr>
-              <w:spacing w:before="0" w:after="0" w:line="240" w:lineRule="auto"/>
-              <w:ind w:left="567" w:hanging="567"/>
-            </w:pPr>
-            <w:r>
-              <w:rPr>
-                <w:rFonts w:ascii="Consolas" w:hAnsi="Consolas" w:eastAsia="Consolas"/>
-                <w:b w:val="0"/>
-                <w:color w:val="5B6875"/>
-                <w:sz w:val="16"/>
-              </w:rPr>
-              <w:t xml:space="preserve">  27  </w:t>
-            </w:r>
-            <w:r>
-              <w:rPr>
-                <w:rFonts w:ascii="Consolas" w:hAnsi="Consolas" w:eastAsia="Consolas"/>
-                <w:b w:val="0"/>
-                <w:sz w:val="16"/>
-              </w:rPr>
-              <w:t xml:space="preserve">        "pipeline_name": pipeline_name,</w:t>
-            </w:r>
-          </w:p>
-          <w:p>
-            <w:pPr>
-              <w:spacing w:before="0" w:after="0" w:line="240" w:lineRule="auto"/>
-              <w:ind w:left="567" w:hanging="567"/>
-            </w:pPr>
-            <w:r>
-              <w:rPr>
-                <w:rFonts w:ascii="Consolas" w:hAnsi="Consolas" w:eastAsia="Consolas"/>
-                <w:b w:val="0"/>
-                <w:color w:val="5B6875"/>
-                <w:sz w:val="16"/>
-              </w:rPr>
-              <w:t xml:space="preserve">  28  </w:t>
-            </w:r>
-            <w:r>
-              <w:rPr>
-                <w:rFonts w:ascii="Consolas" w:hAnsi="Consolas" w:eastAsia="Consolas"/>
-                <w:b w:val="0"/>
-                <w:sz w:val="16"/>
-              </w:rPr>
-              <w:t xml:space="preserve">        "layer": layer,</w:t>
-            </w:r>
-          </w:p>
-          <w:p>
-            <w:pPr>
-              <w:spacing w:before="0" w:after="0" w:line="240" w:lineRule="auto"/>
-              <w:ind w:left="567" w:hanging="567"/>
-            </w:pPr>
-            <w:r>
-              <w:rPr>
-                <w:rFonts w:ascii="Consolas" w:hAnsi="Consolas" w:eastAsia="Consolas"/>
-                <w:b w:val="0"/>
-                <w:color w:val="5B6875"/>
-                <w:sz w:val="16"/>
-              </w:rPr>
-              <w:t xml:space="preserve">  29  </w:t>
-            </w:r>
-            <w:r>
-              <w:rPr>
-                <w:rFonts w:ascii="Consolas" w:hAnsi="Consolas" w:eastAsia="Consolas"/>
-                <w:b w:val="0"/>
-                <w:sz w:val="16"/>
-              </w:rPr>
-              <w:t xml:space="preserve">        "rows_processed": rows_processed,</w:t>
-            </w:r>
-          </w:p>
-          <w:p>
-            <w:pPr>
-              <w:spacing w:before="0" w:after="0" w:line="240" w:lineRule="auto"/>
-              <w:ind w:left="567" w:hanging="567"/>
-            </w:pPr>
-            <w:r>
-              <w:rPr>
-                <w:rFonts w:ascii="Consolas" w:hAnsi="Consolas" w:eastAsia="Consolas"/>
-                <w:b w:val="0"/>
-                <w:color w:val="5B6875"/>
-                <w:sz w:val="16"/>
-              </w:rPr>
-              <w:t xml:space="preserve">  30  </w:t>
-            </w:r>
-            <w:r>
-              <w:rPr>
-                <w:rFonts w:ascii="Consolas" w:hAnsi="Consolas" w:eastAsia="Consolas"/>
-                <w:b w:val="0"/>
-                <w:sz w:val="16"/>
-              </w:rPr>
-              <w:t xml:space="preserve">        "status": status,</w:t>
-            </w:r>
-          </w:p>
-          <w:p>
-            <w:pPr>
-              <w:spacing w:before="0" w:after="0" w:line="240" w:lineRule="auto"/>
-              <w:ind w:left="567" w:hanging="567"/>
-            </w:pPr>
-            <w:r>
-              <w:rPr>
-                <w:rFonts w:ascii="Consolas" w:hAnsi="Consolas" w:eastAsia="Consolas"/>
-                <w:b w:val="0"/>
-                <w:color w:val="5B6875"/>
-                <w:sz w:val="16"/>
-              </w:rPr>
-              <w:t xml:space="preserve">  31  </w:t>
-            </w:r>
-            <w:r>
-              <w:rPr>
-                <w:rFonts w:ascii="Consolas" w:hAnsi="Consolas" w:eastAsia="Consolas"/>
-                <w:b w:val="0"/>
-                <w:sz w:val="16"/>
-              </w:rPr>
-              <w:t xml:space="preserve">        "error_message": error_message,</w:t>
-            </w:r>
-          </w:p>
-          <w:p>
-            <w:pPr>
-              <w:spacing w:before="0" w:after="0" w:line="240" w:lineRule="auto"/>
-              <w:ind w:left="567" w:hanging="567"/>
-            </w:pPr>
-            <w:r>
-              <w:rPr>
-                <w:rFonts w:ascii="Consolas" w:hAnsi="Consolas" w:eastAsia="Consolas"/>
-                <w:b w:val="0"/>
-                <w:color w:val="5B6875"/>
-                <w:sz w:val="16"/>
-              </w:rPr>
-              <w:t xml:space="preserve">  32  </w:t>
-            </w:r>
-            <w:r>
-              <w:rPr>
-                <w:rFonts w:ascii="Consolas" w:hAnsi="Consolas" w:eastAsia="Consolas"/>
-                <w:b w:val="0"/>
-                <w:sz w:val="16"/>
-              </w:rPr>
-              <w:t xml:space="preserve">    }</w:t>
+              <w:t xml:space="preserve">    return record</w:t>
             </w:r>
           </w:p>
         </w:tc>
@@ -4630,14 +4069,14 @@
         <w:rPr>
           <w:b/>
         </w:rPr>
-        <w:t xml:space="preserve">Line 3. </w:t>
-      </w:r>
-      <w:r>
-        <w:rPr>
-          <w:b w:val="0"/>
-          <w:i w:val="0"/>
-        </w:rPr>
-        <w:t>A named Literal type. mypy rejects any other string at every call site.</w:t>
+        <w:t xml:space="preserve">Line 1. </w:t>
+      </w:r>
+      <w:r>
+        <w:rPr>
+          <w:b w:val="0"/>
+          <w:i w:val="0"/>
+        </w:rPr>
+        <w:t>Claims a string, defaults to None. Reference defect 7.</w:t>
       </w:r>
     </w:p>
     <w:p>
@@ -4648,14 +4087,14 @@
         <w:rPr>
           <w:b/>
         </w:rPr>
-        <w:t xml:space="preserve">Line 7. </w:t>
-      </w:r>
-      <w:r>
-        <w:rPr>
-          <w:b w:val="0"/>
-          <w:i w:val="0"/>
-        </w:rPr>
-        <w:t>The name now matches the job: it builds a record. Writing it is a separate function.</w:t>
+        <w:t xml:space="preserve">Line 1. </w:t>
+      </w:r>
+      <w:r>
+        <w:rPr>
+          <w:b w:val="0"/>
+          <w:i w:val="0"/>
+        </w:rPr>
+        <w:t>No hints on four parameters and no return type. mypy --strict rejects the function.</w:t>
       </w:r>
     </w:p>
     <w:p>
@@ -4666,14 +4105,14 @@
         <w:rPr>
           <w:b/>
         </w:rPr>
-        <w:t xml:space="preserve">Line 12. </w:t>
-      </w:r>
-      <w:r>
-        <w:rPr>
-          <w:b w:val="0"/>
-          <w:i w:val="0"/>
-        </w:rPr>
-        <w:t>Optional, stated honestly.</w:t>
+        <w:t xml:space="preserve">Line 2. </w:t>
+      </w:r>
+      <w:r>
+        <w:rPr>
+          <w:b w:val="0"/>
+          <w:i w:val="0"/>
+        </w:rPr>
+        <w:t>The docstring says it appends, but the function returns a dict. One of them is wrong.</w:t>
       </w:r>
     </w:p>
     <w:p>
@@ -4684,23 +4123,37 @@
         <w:rPr>
           <w:b/>
         </w:rPr>
-        <w:t xml:space="preserve">Line 13. </w:t>
-      </w:r>
-      <w:r>
-        <w:rPr>
-          <w:b w:val="0"/>
-          <w:i w:val="0"/>
-        </w:rPr>
-        <w:t>The return type matches what the body returns.</w:t>
-      </w:r>
-    </w:p>
-    <w:p>
-      <w:r>
-        <w:rPr>
-          <w:b w:val="0"/>
-          <w:i w:val="0"/>
-        </w:rPr>
-        <w:t>The strong version tells mypy, the reviewer and the caller the same story. The weak version tells three different ones.</w:t>
+        <w:t xml:space="preserve">Line 7. </w:t>
+      </w:r>
+      <w:r>
+        <w:rPr>
+          <w:rFonts w:ascii="Consolas" w:hAnsi="Consolas" w:eastAsia="Consolas"/>
+          <w:b w:val="0"/>
+          <w:sz w:val="19"/>
+        </w:rPr>
+        <w:t>status</w:t>
+      </w:r>
+      <w:r>
+        <w:rPr>
+          <w:b w:val="0"/>
+          <w:i w:val="0"/>
+        </w:rPr>
+        <w:t xml:space="preserve"> accepts any string, so </w:t>
+      </w:r>
+      <w:r>
+        <w:rPr>
+          <w:rFonts w:ascii="Consolas" w:hAnsi="Consolas" w:eastAsia="Consolas"/>
+          <w:b w:val="0"/>
+          <w:sz w:val="19"/>
+        </w:rPr>
+        <w:t>"sucess"</w:t>
+      </w:r>
+      <w:r>
+        <w:rPr>
+          <w:b w:val="0"/>
+          <w:i w:val="0"/>
+        </w:rPr>
+        <w:t xml:space="preserve"> slips into the run log.</w:t>
       </w:r>
     </w:p>
     <w:p>
@@ -4708,268 +4161,7 @@
         <w:pStyle w:val="Heading4"/>
       </w:pPr>
       <w:r>
-        <w:t>Recap card</w:t>
-      </w:r>
-    </w:p>
-    <w:p>
-      <w:pPr>
-        <w:pStyle w:val="ListBullet"/>
-      </w:pPr>
-      <w:r>
-        <w:rPr>
-          <w:b/>
-          <w:i w:val="0"/>
-        </w:rPr>
-        <w:t>Optional parameter that defaults to None</w:t>
-      </w:r>
-      <w:r>
-        <w:rPr>
-          <w:b w:val="0"/>
-          <w:i w:val="0"/>
-        </w:rPr>
-        <w:t xml:space="preserve"> param: str | None = None. Never param: str = None.</w:t>
-      </w:r>
-    </w:p>
-    <w:p>
-      <w:pPr>
-        <w:pStyle w:val="ListBullet"/>
-      </w:pPr>
-      <w:r>
-        <w:rPr>
-          <w:b/>
-          <w:i w:val="0"/>
-        </w:rPr>
-        <w:t>A fixed set of string values</w:t>
-      </w:r>
-      <w:r>
-        <w:rPr>
-          <w:b w:val="0"/>
-          <w:i w:val="0"/>
-        </w:rPr>
-        <w:t xml:space="preserve"> Literal["PASS", "WARN", "FAIL"] from typing.</w:t>
-      </w:r>
-    </w:p>
-    <w:p>
-      <w:pPr>
-        <w:pStyle w:val="ListBullet"/>
-      </w:pPr>
-      <w:r>
-        <w:rPr>
-          <w:b/>
-          <w:i w:val="0"/>
-        </w:rPr>
-        <w:t>Google docstring sections</w:t>
-      </w:r>
-      <w:r>
-        <w:rPr>
-          <w:b w:val="0"/>
-          <w:i w:val="0"/>
-        </w:rPr>
-        <w:t xml:space="preserve"> One-line summary, then Args, Returns, Raises.</w:t>
-      </w:r>
-    </w:p>
-    <w:p>
-      <w:pPr>
-        <w:pStyle w:val="ListBullet"/>
-      </w:pPr>
-      <w:r>
-        <w:rPr>
-          <w:b/>
-          <w:i w:val="0"/>
-        </w:rPr>
-        <w:t>Why merge_keys: list[str] and not list?</w:t>
-      </w:r>
-      <w:r>
-        <w:rPr>
-          <w:b w:val="0"/>
-          <w:i w:val="0"/>
-        </w:rPr>
-        <w:t xml:space="preserve"> mypy then rejects a string, which Python would split into characters.</w:t>
-      </w:r>
-    </w:p>
-    <w:p>
-      <w:pPr>
-        <w:pStyle w:val="Heading4"/>
-      </w:pPr>
-      <w:r>
-        <w:t>Practice</w:t>
-      </w:r>
-    </w:p>
-    <w:p>
-      <w:pPr>
-        <w:pStyle w:val="Heading5"/>
-      </w:pPr>
-      <w:r>
-        <w:t>Exercise 1. Multiple choice (level 1)</w:t>
-      </w:r>
-    </w:p>
-    <w:p>
-      <w:r>
-        <w:rPr>
-          <w:b w:val="0"/>
-          <w:i w:val="0"/>
-        </w:rPr>
-        <w:t xml:space="preserve">A function takes an optional error message that defaults to </w:t>
-      </w:r>
-      <w:r>
-        <w:rPr>
-          <w:rFonts w:ascii="Consolas" w:hAnsi="Consolas" w:eastAsia="Consolas"/>
-          <w:b w:val="0"/>
-          <w:sz w:val="19"/>
-        </w:rPr>
-        <w:t>None</w:t>
-      </w:r>
-      <w:r>
-        <w:rPr>
-          <w:b w:val="0"/>
-          <w:i w:val="0"/>
-        </w:rPr>
-        <w:t xml:space="preserve">. Which signature is correct for Python 3.11 with </w:t>
-      </w:r>
-      <w:r>
-        <w:rPr>
-          <w:rFonts w:ascii="Consolas" w:hAnsi="Consolas" w:eastAsia="Consolas"/>
-          <w:b w:val="0"/>
-          <w:sz w:val="19"/>
-        </w:rPr>
-        <w:t>mypy --strict</w:t>
-      </w:r>
-      <w:r>
-        <w:rPr>
-          <w:b w:val="0"/>
-          <w:i w:val="0"/>
-        </w:rPr>
-        <w:t>?</w:t>
-      </w:r>
-    </w:p>
-    <w:p>
-      <w:pPr>
-        <w:pStyle w:val="ListBullet"/>
-      </w:pPr>
-      <w:r>
-        <w:rPr>
-          <w:b w:val="0"/>
-          <w:i w:val="0"/>
-        </w:rPr>
-        <w:t xml:space="preserve">a) </w:t>
-      </w:r>
-      <w:r>
-        <w:rPr>
-          <w:rFonts w:ascii="Consolas" w:hAnsi="Consolas" w:eastAsia="Consolas"/>
-          <w:b w:val="0"/>
-          <w:sz w:val="19"/>
-        </w:rPr>
-        <w:t>def log_run(error_message: str = None) -&gt; None:</w:t>
-      </w:r>
-    </w:p>
-    <w:p>
-      <w:pPr>
-        <w:pStyle w:val="ListBullet"/>
-      </w:pPr>
-      <w:r>
-        <w:rPr>
-          <w:b w:val="0"/>
-          <w:i w:val="0"/>
-        </w:rPr>
-        <w:t xml:space="preserve">b) </w:t>
-      </w:r>
-      <w:r>
-        <w:rPr>
-          <w:rFonts w:ascii="Consolas" w:hAnsi="Consolas" w:eastAsia="Consolas"/>
-          <w:b w:val="0"/>
-          <w:sz w:val="19"/>
-        </w:rPr>
-        <w:t>def log_run(error_message: str | None = None) -&gt; None:</w:t>
-      </w:r>
-    </w:p>
-    <w:p>
-      <w:pPr>
-        <w:pStyle w:val="ListBullet"/>
-      </w:pPr>
-      <w:r>
-        <w:rPr>
-          <w:b w:val="0"/>
-          <w:i w:val="0"/>
-        </w:rPr>
-        <w:t xml:space="preserve">c) </w:t>
-      </w:r>
-      <w:r>
-        <w:rPr>
-          <w:rFonts w:ascii="Consolas" w:hAnsi="Consolas" w:eastAsia="Consolas"/>
-          <w:b w:val="0"/>
-          <w:sz w:val="19"/>
-        </w:rPr>
-        <w:t>def log_run(error_message=None) -&gt; None:</w:t>
-      </w:r>
-    </w:p>
-    <w:p>
-      <w:pPr>
-        <w:pStyle w:val="ListBullet"/>
-      </w:pPr>
-      <w:r>
-        <w:rPr>
-          <w:b w:val="0"/>
-          <w:i w:val="0"/>
-        </w:rPr>
-        <w:t xml:space="preserve">d) </w:t>
-      </w:r>
-      <w:r>
-        <w:rPr>
-          <w:rFonts w:ascii="Consolas" w:hAnsi="Consolas" w:eastAsia="Consolas"/>
-          <w:b w:val="0"/>
-          <w:sz w:val="19"/>
-        </w:rPr>
-        <w:t>def log_run(error_message: None = str) -&gt; None:</w:t>
-      </w:r>
-    </w:p>
-    <w:p>
-      <w:r>
-        <w:rPr>
-          <w:b/>
-          <w:i w:val="0"/>
-        </w:rPr>
-        <w:t>Why?</w:t>
-      </w:r>
-    </w:p>
-    <w:p>
-      <w:pPr>
-        <w:pStyle w:val="ListBullet"/>
-      </w:pPr>
-      <w:r>
-        <w:rPr>
-          <w:b w:val="0"/>
-          <w:i w:val="0"/>
-        </w:rPr>
-        <w:t>r1) The hint must include None, because None is a value the parameter takes.</w:t>
-      </w:r>
-    </w:p>
-    <w:p>
-      <w:pPr>
-        <w:pStyle w:val="ListBullet"/>
-      </w:pPr>
-      <w:r>
-        <w:rPr>
-          <w:b w:val="0"/>
-          <w:i w:val="0"/>
-        </w:rPr>
-        <w:t>r2) Type hints change how Python runs the function.</w:t>
-      </w:r>
-    </w:p>
-    <w:p>
-      <w:pPr>
-        <w:pStyle w:val="Heading5"/>
-      </w:pPr>
-      <w:r>
-        <w:t>Exercise 2. Predict the output (level 2)</w:t>
-      </w:r>
-    </w:p>
-    <w:p>
-      <w:r>
-        <w:rPr>
-          <w:b w:val="0"/>
-          <w:i w:val="0"/>
-        </w:rPr>
-        <w:t>The reference code builds a MERGE condition like this. A caller passes a string instead of a list. What does this print?</w:t>
+        <w:t>Worked example: strong code</w:t>
       </w:r>
     </w:p>
     <w:tbl>
@@ -5007,7 +4199,7 @@
                 <w:b w:val="0"/>
                 <w:sz w:val="16"/>
               </w:rPr>
-              <w:t>merge_keys = "id"</w:t>
+              <w:t>from typing import Literal</w:t>
             </w:r>
           </w:p>
           <w:p>
@@ -5030,7 +4222,7 @@
                 <w:b w:val="0"/>
                 <w:sz w:val="16"/>
               </w:rPr>
-              <w:t>condition = " AND ".join(f"t.{k} = s.{k}" for k in merge_keys)</w:t>
+              <w:t xml:space="preserve"> </w:t>
             </w:r>
           </w:p>
           <w:p>
@@ -5041,31 +4233,870 @@
             <w:r>
               <w:rPr>
                 <w:rFonts w:ascii="Consolas" w:hAnsi="Consolas" w:eastAsia="Consolas"/>
-                <w:b w:val="0"/>
+                <w:b/>
                 <w:color w:val="5B6875"/>
                 <w:sz w:val="16"/>
               </w:rPr>
-              <w:t xml:space="preserve">   3  </w:t>
-            </w:r>
-            <w:r>
-              <w:rPr>
-                <w:rFonts w:ascii="Consolas" w:hAnsi="Consolas" w:eastAsia="Consolas"/>
-                <w:b w:val="0"/>
-                <w:sz w:val="16"/>
-              </w:rPr>
-              <w:t>print(condition)</w:t>
+              <w:t xml:space="preserve"> [1]  </w:t>
+            </w:r>
+            <w:r>
+              <w:rPr>
+                <w:rFonts w:ascii="Consolas" w:hAnsi="Consolas" w:eastAsia="Consolas"/>
+                <w:b w:val="0"/>
+                <w:sz w:val="16"/>
+              </w:rPr>
+              <w:t>RunStatus = Literal["SUCCESS", "FAILED"]</w:t>
+            </w:r>
+          </w:p>
+          <w:p>
+            <w:pPr>
+              <w:spacing w:before="0" w:after="0" w:line="240" w:lineRule="auto"/>
+              <w:ind w:left="567" w:hanging="567"/>
+            </w:pPr>
+            <w:r>
+              <w:rPr>
+                <w:rFonts w:ascii="Consolas" w:hAnsi="Consolas" w:eastAsia="Consolas"/>
+                <w:b w:val="0"/>
+                <w:color w:val="5B6875"/>
+                <w:sz w:val="16"/>
+              </w:rPr>
+              <w:t xml:space="preserve">   4  </w:t>
+            </w:r>
+            <w:r>
+              <w:rPr>
+                <w:rFonts w:ascii="Consolas" w:hAnsi="Consolas" w:eastAsia="Consolas"/>
+                <w:b w:val="0"/>
+                <w:sz w:val="16"/>
+              </w:rPr>
+              <w:t>Layer = Literal["bronze", "silver", "gold"]</w:t>
+            </w:r>
+          </w:p>
+          <w:p>
+            <w:pPr>
+              <w:spacing w:before="0" w:after="0" w:line="240" w:lineRule="auto"/>
+              <w:ind w:left="567" w:hanging="567"/>
+            </w:pPr>
+            <w:r>
+              <w:rPr>
+                <w:rFonts w:ascii="Consolas" w:hAnsi="Consolas" w:eastAsia="Consolas"/>
+                <w:b w:val="0"/>
+                <w:color w:val="5B6875"/>
+                <w:sz w:val="16"/>
+              </w:rPr>
+              <w:t xml:space="preserve">   5  </w:t>
+            </w:r>
+            <w:r>
+              <w:rPr>
+                <w:rFonts w:ascii="Consolas" w:hAnsi="Consolas" w:eastAsia="Consolas"/>
+                <w:b w:val="0"/>
+                <w:sz w:val="16"/>
+              </w:rPr>
+              <w:t xml:space="preserve"> </w:t>
+            </w:r>
+          </w:p>
+          <w:p>
+            <w:pPr>
+              <w:spacing w:before="0" w:after="0" w:line="240" w:lineRule="auto"/>
+              <w:ind w:left="567" w:hanging="567"/>
+            </w:pPr>
+            <w:r>
+              <w:rPr>
+                <w:rFonts w:ascii="Consolas" w:hAnsi="Consolas" w:eastAsia="Consolas"/>
+                <w:b w:val="0"/>
+                <w:color w:val="5B6875"/>
+                <w:sz w:val="16"/>
+              </w:rPr>
+              <w:t xml:space="preserve">   6  </w:t>
+            </w:r>
+            <w:r>
+              <w:rPr>
+                <w:rFonts w:ascii="Consolas" w:hAnsi="Consolas" w:eastAsia="Consolas"/>
+                <w:b w:val="0"/>
+                <w:sz w:val="16"/>
+              </w:rPr>
+              <w:t xml:space="preserve"> </w:t>
+            </w:r>
+          </w:p>
+          <w:p>
+            <w:pPr>
+              <w:spacing w:before="0" w:after="0" w:line="240" w:lineRule="auto"/>
+              <w:ind w:left="567" w:hanging="567"/>
+            </w:pPr>
+            <w:r>
+              <w:rPr>
+                <w:rFonts w:ascii="Consolas" w:hAnsi="Consolas" w:eastAsia="Consolas"/>
+                <w:b/>
+                <w:color w:val="5B6875"/>
+                <w:sz w:val="16"/>
+              </w:rPr>
+              <w:t xml:space="preserve"> [2]  </w:t>
+            </w:r>
+            <w:r>
+              <w:rPr>
+                <w:rFonts w:ascii="Consolas" w:hAnsi="Consolas" w:eastAsia="Consolas"/>
+                <w:b w:val="0"/>
+                <w:sz w:val="16"/>
+              </w:rPr>
+              <w:t>def build_run_record(</w:t>
+            </w:r>
+          </w:p>
+          <w:p>
+            <w:pPr>
+              <w:spacing w:before="0" w:after="0" w:line="240" w:lineRule="auto"/>
+              <w:ind w:left="567" w:hanging="567"/>
+            </w:pPr>
+            <w:r>
+              <w:rPr>
+                <w:rFonts w:ascii="Consolas" w:hAnsi="Consolas" w:eastAsia="Consolas"/>
+                <w:b w:val="0"/>
+                <w:color w:val="5B6875"/>
+                <w:sz w:val="16"/>
+              </w:rPr>
+              <w:t xml:space="preserve">   8  </w:t>
+            </w:r>
+            <w:r>
+              <w:rPr>
+                <w:rFonts w:ascii="Consolas" w:hAnsi="Consolas" w:eastAsia="Consolas"/>
+                <w:b w:val="0"/>
+                <w:sz w:val="16"/>
+              </w:rPr>
+              <w:t xml:space="preserve">    pipeline_name: str,</w:t>
+            </w:r>
+          </w:p>
+          <w:p>
+            <w:pPr>
+              <w:spacing w:before="0" w:after="0" w:line="240" w:lineRule="auto"/>
+              <w:ind w:left="567" w:hanging="567"/>
+            </w:pPr>
+            <w:r>
+              <w:rPr>
+                <w:rFonts w:ascii="Consolas" w:hAnsi="Consolas" w:eastAsia="Consolas"/>
+                <w:b w:val="0"/>
+                <w:color w:val="5B6875"/>
+                <w:sz w:val="16"/>
+              </w:rPr>
+              <w:t xml:space="preserve">   9  </w:t>
+            </w:r>
+            <w:r>
+              <w:rPr>
+                <w:rFonts w:ascii="Consolas" w:hAnsi="Consolas" w:eastAsia="Consolas"/>
+                <w:b w:val="0"/>
+                <w:sz w:val="16"/>
+              </w:rPr>
+              <w:t xml:space="preserve">    layer: Layer,</w:t>
+            </w:r>
+          </w:p>
+          <w:p>
+            <w:pPr>
+              <w:spacing w:before="0" w:after="0" w:line="240" w:lineRule="auto"/>
+              <w:ind w:left="567" w:hanging="567"/>
+            </w:pPr>
+            <w:r>
+              <w:rPr>
+                <w:rFonts w:ascii="Consolas" w:hAnsi="Consolas" w:eastAsia="Consolas"/>
+                <w:b w:val="0"/>
+                <w:color w:val="5B6875"/>
+                <w:sz w:val="16"/>
+              </w:rPr>
+              <w:t xml:space="preserve">  10  </w:t>
+            </w:r>
+            <w:r>
+              <w:rPr>
+                <w:rFonts w:ascii="Consolas" w:hAnsi="Consolas" w:eastAsia="Consolas"/>
+                <w:b w:val="0"/>
+                <w:sz w:val="16"/>
+              </w:rPr>
+              <w:t xml:space="preserve">    rows_processed: int,</w:t>
+            </w:r>
+          </w:p>
+          <w:p>
+            <w:pPr>
+              <w:spacing w:before="0" w:after="0" w:line="240" w:lineRule="auto"/>
+              <w:ind w:left="567" w:hanging="567"/>
+            </w:pPr>
+            <w:r>
+              <w:rPr>
+                <w:rFonts w:ascii="Consolas" w:hAnsi="Consolas" w:eastAsia="Consolas"/>
+                <w:b w:val="0"/>
+                <w:color w:val="5B6875"/>
+                <w:sz w:val="16"/>
+              </w:rPr>
+              <w:t xml:space="preserve">  11  </w:t>
+            </w:r>
+            <w:r>
+              <w:rPr>
+                <w:rFonts w:ascii="Consolas" w:hAnsi="Consolas" w:eastAsia="Consolas"/>
+                <w:b w:val="0"/>
+                <w:sz w:val="16"/>
+              </w:rPr>
+              <w:t xml:space="preserve">    status: RunStatus,</w:t>
+            </w:r>
+          </w:p>
+          <w:p>
+            <w:pPr>
+              <w:spacing w:before="0" w:after="0" w:line="240" w:lineRule="auto"/>
+              <w:ind w:left="567" w:hanging="567"/>
+            </w:pPr>
+            <w:r>
+              <w:rPr>
+                <w:rFonts w:ascii="Consolas" w:hAnsi="Consolas" w:eastAsia="Consolas"/>
+                <w:b/>
+                <w:color w:val="5B6875"/>
+                <w:sz w:val="16"/>
+              </w:rPr>
+              <w:t xml:space="preserve"> [3]  </w:t>
+            </w:r>
+            <w:r>
+              <w:rPr>
+                <w:rFonts w:ascii="Consolas" w:hAnsi="Consolas" w:eastAsia="Consolas"/>
+                <w:b w:val="0"/>
+                <w:sz w:val="16"/>
+              </w:rPr>
+              <w:t xml:space="preserve">    error_message: str | None = None,</w:t>
+            </w:r>
+          </w:p>
+          <w:p>
+            <w:pPr>
+              <w:spacing w:before="0" w:after="0" w:line="240" w:lineRule="auto"/>
+              <w:ind w:left="567" w:hanging="567"/>
+            </w:pPr>
+            <w:r>
+              <w:rPr>
+                <w:rFonts w:ascii="Consolas" w:hAnsi="Consolas" w:eastAsia="Consolas"/>
+                <w:b/>
+                <w:color w:val="5B6875"/>
+                <w:sz w:val="16"/>
+              </w:rPr>
+              <w:t xml:space="preserve"> [4]  </w:t>
+            </w:r>
+            <w:r>
+              <w:rPr>
+                <w:rFonts w:ascii="Consolas" w:hAnsi="Consolas" w:eastAsia="Consolas"/>
+                <w:b w:val="0"/>
+                <w:sz w:val="16"/>
+              </w:rPr>
+              <w:t>) -&gt; dict[str, str | int | None]:</w:t>
+            </w:r>
+          </w:p>
+          <w:p>
+            <w:pPr>
+              <w:spacing w:before="0" w:after="0" w:line="240" w:lineRule="auto"/>
+              <w:ind w:left="567" w:hanging="567"/>
+            </w:pPr>
+            <w:r>
+              <w:rPr>
+                <w:rFonts w:ascii="Consolas" w:hAnsi="Consolas" w:eastAsia="Consolas"/>
+                <w:b w:val="0"/>
+                <w:color w:val="5B6875"/>
+                <w:sz w:val="16"/>
+              </w:rPr>
+              <w:t xml:space="preserve">  14  </w:t>
+            </w:r>
+            <w:r>
+              <w:rPr>
+                <w:rFonts w:ascii="Consolas" w:hAnsi="Consolas" w:eastAsia="Consolas"/>
+                <w:b w:val="0"/>
+                <w:sz w:val="16"/>
+              </w:rPr>
+              <w:t xml:space="preserve">    """Build one run log record.</w:t>
+            </w:r>
+          </w:p>
+          <w:p>
+            <w:pPr>
+              <w:spacing w:before="0" w:after="0" w:line="240" w:lineRule="auto"/>
+              <w:ind w:left="567" w:hanging="567"/>
+            </w:pPr>
+            <w:r>
+              <w:rPr>
+                <w:rFonts w:ascii="Consolas" w:hAnsi="Consolas" w:eastAsia="Consolas"/>
+                <w:b w:val="0"/>
+                <w:color w:val="5B6875"/>
+                <w:sz w:val="16"/>
+              </w:rPr>
+              <w:t xml:space="preserve">  15  </w:t>
+            </w:r>
+            <w:r>
+              <w:rPr>
+                <w:rFonts w:ascii="Consolas" w:hAnsi="Consolas" w:eastAsia="Consolas"/>
+                <w:b w:val="0"/>
+                <w:sz w:val="16"/>
+              </w:rPr>
+              <w:t xml:space="preserve"> </w:t>
+            </w:r>
+          </w:p>
+          <w:p>
+            <w:pPr>
+              <w:spacing w:before="0" w:after="0" w:line="240" w:lineRule="auto"/>
+              <w:ind w:left="567" w:hanging="567"/>
+            </w:pPr>
+            <w:r>
+              <w:rPr>
+                <w:rFonts w:ascii="Consolas" w:hAnsi="Consolas" w:eastAsia="Consolas"/>
+                <w:b w:val="0"/>
+                <w:color w:val="5B6875"/>
+                <w:sz w:val="16"/>
+              </w:rPr>
+              <w:t xml:space="preserve">  16  </w:t>
+            </w:r>
+            <w:r>
+              <w:rPr>
+                <w:rFonts w:ascii="Consolas" w:hAnsi="Consolas" w:eastAsia="Consolas"/>
+                <w:b w:val="0"/>
+                <w:sz w:val="16"/>
+              </w:rPr>
+              <w:t xml:space="preserve">    Args:</w:t>
+            </w:r>
+          </w:p>
+          <w:p>
+            <w:pPr>
+              <w:spacing w:before="0" w:after="0" w:line="240" w:lineRule="auto"/>
+              <w:ind w:left="567" w:hanging="567"/>
+            </w:pPr>
+            <w:r>
+              <w:rPr>
+                <w:rFonts w:ascii="Consolas" w:hAnsi="Consolas" w:eastAsia="Consolas"/>
+                <w:b w:val="0"/>
+                <w:color w:val="5B6875"/>
+                <w:sz w:val="16"/>
+              </w:rPr>
+              <w:t xml:space="preserve">  17  </w:t>
+            </w:r>
+            <w:r>
+              <w:rPr>
+                <w:rFonts w:ascii="Consolas" w:hAnsi="Consolas" w:eastAsia="Consolas"/>
+                <w:b w:val="0"/>
+                <w:sz w:val="16"/>
+              </w:rPr>
+              <w:t xml:space="preserve">        pipeline_name: Job name, for example nat_silver_pipeline.</w:t>
+            </w:r>
+          </w:p>
+          <w:p>
+            <w:pPr>
+              <w:spacing w:before="0" w:after="0" w:line="240" w:lineRule="auto"/>
+              <w:ind w:left="567" w:hanging="567"/>
+            </w:pPr>
+            <w:r>
+              <w:rPr>
+                <w:rFonts w:ascii="Consolas" w:hAnsi="Consolas" w:eastAsia="Consolas"/>
+                <w:b w:val="0"/>
+                <w:color w:val="5B6875"/>
+                <w:sz w:val="16"/>
+              </w:rPr>
+              <w:t xml:space="preserve">  18  </w:t>
+            </w:r>
+            <w:r>
+              <w:rPr>
+                <w:rFonts w:ascii="Consolas" w:hAnsi="Consolas" w:eastAsia="Consolas"/>
+                <w:b w:val="0"/>
+                <w:sz w:val="16"/>
+              </w:rPr>
+              <w:t xml:space="preserve">        layer: Medallion layer the run wrote to.</w:t>
+            </w:r>
+          </w:p>
+          <w:p>
+            <w:pPr>
+              <w:spacing w:before="0" w:after="0" w:line="240" w:lineRule="auto"/>
+              <w:ind w:left="567" w:hanging="567"/>
+            </w:pPr>
+            <w:r>
+              <w:rPr>
+                <w:rFonts w:ascii="Consolas" w:hAnsi="Consolas" w:eastAsia="Consolas"/>
+                <w:b w:val="0"/>
+                <w:color w:val="5B6875"/>
+                <w:sz w:val="16"/>
+              </w:rPr>
+              <w:t xml:space="preserve">  19  </w:t>
+            </w:r>
+            <w:r>
+              <w:rPr>
+                <w:rFonts w:ascii="Consolas" w:hAnsi="Consolas" w:eastAsia="Consolas"/>
+                <w:b w:val="0"/>
+                <w:sz w:val="16"/>
+              </w:rPr>
+              <w:t xml:space="preserve">        rows_processed: Rows written by the run.</w:t>
+            </w:r>
+          </w:p>
+          <w:p>
+            <w:pPr>
+              <w:spacing w:before="0" w:after="0" w:line="240" w:lineRule="auto"/>
+              <w:ind w:left="567" w:hanging="567"/>
+            </w:pPr>
+            <w:r>
+              <w:rPr>
+                <w:rFonts w:ascii="Consolas" w:hAnsi="Consolas" w:eastAsia="Consolas"/>
+                <w:b w:val="0"/>
+                <w:color w:val="5B6875"/>
+                <w:sz w:val="16"/>
+              </w:rPr>
+              <w:t xml:space="preserve">  20  </w:t>
+            </w:r>
+            <w:r>
+              <w:rPr>
+                <w:rFonts w:ascii="Consolas" w:hAnsi="Consolas" w:eastAsia="Consolas"/>
+                <w:b w:val="0"/>
+                <w:sz w:val="16"/>
+              </w:rPr>
+              <w:t xml:space="preserve">        status: Final status of the run.</w:t>
+            </w:r>
+          </w:p>
+          <w:p>
+            <w:pPr>
+              <w:spacing w:before="0" w:after="0" w:line="240" w:lineRule="auto"/>
+              <w:ind w:left="567" w:hanging="567"/>
+            </w:pPr>
+            <w:r>
+              <w:rPr>
+                <w:rFonts w:ascii="Consolas" w:hAnsi="Consolas" w:eastAsia="Consolas"/>
+                <w:b w:val="0"/>
+                <w:color w:val="5B6875"/>
+                <w:sz w:val="16"/>
+              </w:rPr>
+              <w:t xml:space="preserve">  21  </w:t>
+            </w:r>
+            <w:r>
+              <w:rPr>
+                <w:rFonts w:ascii="Consolas" w:hAnsi="Consolas" w:eastAsia="Consolas"/>
+                <w:b w:val="0"/>
+                <w:sz w:val="16"/>
+              </w:rPr>
+              <w:t xml:space="preserve">        error_message: Error text for a failed run, otherwise None.</w:t>
+            </w:r>
+          </w:p>
+          <w:p>
+            <w:pPr>
+              <w:spacing w:before="0" w:after="0" w:line="240" w:lineRule="auto"/>
+              <w:ind w:left="567" w:hanging="567"/>
+            </w:pPr>
+            <w:r>
+              <w:rPr>
+                <w:rFonts w:ascii="Consolas" w:hAnsi="Consolas" w:eastAsia="Consolas"/>
+                <w:b w:val="0"/>
+                <w:color w:val="5B6875"/>
+                <w:sz w:val="16"/>
+              </w:rPr>
+              <w:t xml:space="preserve">  22  </w:t>
+            </w:r>
+            <w:r>
+              <w:rPr>
+                <w:rFonts w:ascii="Consolas" w:hAnsi="Consolas" w:eastAsia="Consolas"/>
+                <w:b w:val="0"/>
+                <w:sz w:val="16"/>
+              </w:rPr>
+              <w:t xml:space="preserve"> </w:t>
+            </w:r>
+          </w:p>
+          <w:p>
+            <w:pPr>
+              <w:spacing w:before="0" w:after="0" w:line="240" w:lineRule="auto"/>
+              <w:ind w:left="567" w:hanging="567"/>
+            </w:pPr>
+            <w:r>
+              <w:rPr>
+                <w:rFonts w:ascii="Consolas" w:hAnsi="Consolas" w:eastAsia="Consolas"/>
+                <w:b w:val="0"/>
+                <w:color w:val="5B6875"/>
+                <w:sz w:val="16"/>
+              </w:rPr>
+              <w:t xml:space="preserve">  23  </w:t>
+            </w:r>
+            <w:r>
+              <w:rPr>
+                <w:rFonts w:ascii="Consolas" w:hAnsi="Consolas" w:eastAsia="Consolas"/>
+                <w:b w:val="0"/>
+                <w:sz w:val="16"/>
+              </w:rPr>
+              <w:t xml:space="preserve">    Returns:</w:t>
+            </w:r>
+          </w:p>
+          <w:p>
+            <w:pPr>
+              <w:spacing w:before="0" w:after="0" w:line="240" w:lineRule="auto"/>
+              <w:ind w:left="567" w:hanging="567"/>
+            </w:pPr>
+            <w:r>
+              <w:rPr>
+                <w:rFonts w:ascii="Consolas" w:hAnsi="Consolas" w:eastAsia="Consolas"/>
+                <w:b w:val="0"/>
+                <w:color w:val="5B6875"/>
+                <w:sz w:val="16"/>
+              </w:rPr>
+              <w:t xml:space="preserve">  24  </w:t>
+            </w:r>
+            <w:r>
+              <w:rPr>
+                <w:rFonts w:ascii="Consolas" w:hAnsi="Consolas" w:eastAsia="Consolas"/>
+                <w:b w:val="0"/>
+                <w:sz w:val="16"/>
+              </w:rPr>
+              <w:t xml:space="preserve">        A record ready to append to the run log table.</w:t>
+            </w:r>
+          </w:p>
+          <w:p>
+            <w:pPr>
+              <w:spacing w:before="0" w:after="0" w:line="240" w:lineRule="auto"/>
+              <w:ind w:left="567" w:hanging="567"/>
+            </w:pPr>
+            <w:r>
+              <w:rPr>
+                <w:rFonts w:ascii="Consolas" w:hAnsi="Consolas" w:eastAsia="Consolas"/>
+                <w:b w:val="0"/>
+                <w:color w:val="5B6875"/>
+                <w:sz w:val="16"/>
+              </w:rPr>
+              <w:t xml:space="preserve">  25  </w:t>
+            </w:r>
+            <w:r>
+              <w:rPr>
+                <w:rFonts w:ascii="Consolas" w:hAnsi="Consolas" w:eastAsia="Consolas"/>
+                <w:b w:val="0"/>
+                <w:sz w:val="16"/>
+              </w:rPr>
+              <w:t xml:space="preserve">    """</w:t>
+            </w:r>
+          </w:p>
+          <w:p>
+            <w:pPr>
+              <w:spacing w:before="0" w:after="0" w:line="240" w:lineRule="auto"/>
+              <w:ind w:left="567" w:hanging="567"/>
+            </w:pPr>
+            <w:r>
+              <w:rPr>
+                <w:rFonts w:ascii="Consolas" w:hAnsi="Consolas" w:eastAsia="Consolas"/>
+                <w:b w:val="0"/>
+                <w:color w:val="5B6875"/>
+                <w:sz w:val="16"/>
+              </w:rPr>
+              <w:t xml:space="preserve">  26  </w:t>
+            </w:r>
+            <w:r>
+              <w:rPr>
+                <w:rFonts w:ascii="Consolas" w:hAnsi="Consolas" w:eastAsia="Consolas"/>
+                <w:b w:val="0"/>
+                <w:sz w:val="16"/>
+              </w:rPr>
+              <w:t xml:space="preserve">    return {</w:t>
+            </w:r>
+          </w:p>
+          <w:p>
+            <w:pPr>
+              <w:spacing w:before="0" w:after="0" w:line="240" w:lineRule="auto"/>
+              <w:ind w:left="567" w:hanging="567"/>
+            </w:pPr>
+            <w:r>
+              <w:rPr>
+                <w:rFonts w:ascii="Consolas" w:hAnsi="Consolas" w:eastAsia="Consolas"/>
+                <w:b w:val="0"/>
+                <w:color w:val="5B6875"/>
+                <w:sz w:val="16"/>
+              </w:rPr>
+              <w:t xml:space="preserve">  27  </w:t>
+            </w:r>
+            <w:r>
+              <w:rPr>
+                <w:rFonts w:ascii="Consolas" w:hAnsi="Consolas" w:eastAsia="Consolas"/>
+                <w:b w:val="0"/>
+                <w:sz w:val="16"/>
+              </w:rPr>
+              <w:t xml:space="preserve">        "pipeline_name": pipeline_name,</w:t>
+            </w:r>
+          </w:p>
+          <w:p>
+            <w:pPr>
+              <w:spacing w:before="0" w:after="0" w:line="240" w:lineRule="auto"/>
+              <w:ind w:left="567" w:hanging="567"/>
+            </w:pPr>
+            <w:r>
+              <w:rPr>
+                <w:rFonts w:ascii="Consolas" w:hAnsi="Consolas" w:eastAsia="Consolas"/>
+                <w:b w:val="0"/>
+                <w:color w:val="5B6875"/>
+                <w:sz w:val="16"/>
+              </w:rPr>
+              <w:t xml:space="preserve">  28  </w:t>
+            </w:r>
+            <w:r>
+              <w:rPr>
+                <w:rFonts w:ascii="Consolas" w:hAnsi="Consolas" w:eastAsia="Consolas"/>
+                <w:b w:val="0"/>
+                <w:sz w:val="16"/>
+              </w:rPr>
+              <w:t xml:space="preserve">        "layer": layer,</w:t>
+            </w:r>
+          </w:p>
+          <w:p>
+            <w:pPr>
+              <w:spacing w:before="0" w:after="0" w:line="240" w:lineRule="auto"/>
+              <w:ind w:left="567" w:hanging="567"/>
+            </w:pPr>
+            <w:r>
+              <w:rPr>
+                <w:rFonts w:ascii="Consolas" w:hAnsi="Consolas" w:eastAsia="Consolas"/>
+                <w:b w:val="0"/>
+                <w:color w:val="5B6875"/>
+                <w:sz w:val="16"/>
+              </w:rPr>
+              <w:t xml:space="preserve">  29  </w:t>
+            </w:r>
+            <w:r>
+              <w:rPr>
+                <w:rFonts w:ascii="Consolas" w:hAnsi="Consolas" w:eastAsia="Consolas"/>
+                <w:b w:val="0"/>
+                <w:sz w:val="16"/>
+              </w:rPr>
+              <w:t xml:space="preserve">        "rows_processed": rows_processed,</w:t>
+            </w:r>
+          </w:p>
+          <w:p>
+            <w:pPr>
+              <w:spacing w:before="0" w:after="0" w:line="240" w:lineRule="auto"/>
+              <w:ind w:left="567" w:hanging="567"/>
+            </w:pPr>
+            <w:r>
+              <w:rPr>
+                <w:rFonts w:ascii="Consolas" w:hAnsi="Consolas" w:eastAsia="Consolas"/>
+                <w:b w:val="0"/>
+                <w:color w:val="5B6875"/>
+                <w:sz w:val="16"/>
+              </w:rPr>
+              <w:t xml:space="preserve">  30  </w:t>
+            </w:r>
+            <w:r>
+              <w:rPr>
+                <w:rFonts w:ascii="Consolas" w:hAnsi="Consolas" w:eastAsia="Consolas"/>
+                <w:b w:val="0"/>
+                <w:sz w:val="16"/>
+              </w:rPr>
+              <w:t xml:space="preserve">        "status": status,</w:t>
+            </w:r>
+          </w:p>
+          <w:p>
+            <w:pPr>
+              <w:spacing w:before="0" w:after="0" w:line="240" w:lineRule="auto"/>
+              <w:ind w:left="567" w:hanging="567"/>
+            </w:pPr>
+            <w:r>
+              <w:rPr>
+                <w:rFonts w:ascii="Consolas" w:hAnsi="Consolas" w:eastAsia="Consolas"/>
+                <w:b w:val="0"/>
+                <w:color w:val="5B6875"/>
+                <w:sz w:val="16"/>
+              </w:rPr>
+              <w:t xml:space="preserve">  31  </w:t>
+            </w:r>
+            <w:r>
+              <w:rPr>
+                <w:rFonts w:ascii="Consolas" w:hAnsi="Consolas" w:eastAsia="Consolas"/>
+                <w:b w:val="0"/>
+                <w:sz w:val="16"/>
+              </w:rPr>
+              <w:t xml:space="preserve">        "error_message": error_message,</w:t>
+            </w:r>
+          </w:p>
+          <w:p>
+            <w:pPr>
+              <w:spacing w:before="0" w:after="0" w:line="240" w:lineRule="auto"/>
+              <w:ind w:left="567" w:hanging="567"/>
+            </w:pPr>
+            <w:r>
+              <w:rPr>
+                <w:rFonts w:ascii="Consolas" w:hAnsi="Consolas" w:eastAsia="Consolas"/>
+                <w:b w:val="0"/>
+                <w:color w:val="5B6875"/>
+                <w:sz w:val="16"/>
+              </w:rPr>
+              <w:t xml:space="preserve">  32  </w:t>
+            </w:r>
+            <w:r>
+              <w:rPr>
+                <w:rFonts w:ascii="Consolas" w:hAnsi="Consolas" w:eastAsia="Consolas"/>
+                <w:b w:val="0"/>
+                <w:sz w:val="16"/>
+              </w:rPr>
+              <w:t xml:space="preserve">    }</w:t>
             </w:r>
           </w:p>
         </w:tc>
       </w:tr>
     </w:tbl>
-    <w:p/>
+    <w:p>
+      <w:pPr>
+        <w:pStyle w:val="ListNumber"/>
+      </w:pPr>
+      <w:r>
+        <w:rPr>
+          <w:b/>
+        </w:rPr>
+        <w:t xml:space="preserve">Line 3. </w:t>
+      </w:r>
+      <w:r>
+        <w:rPr>
+          <w:b w:val="0"/>
+          <w:i w:val="0"/>
+        </w:rPr>
+        <w:t>A named Literal type. mypy rejects any other string at every call site.</w:t>
+      </w:r>
+    </w:p>
+    <w:p>
+      <w:pPr>
+        <w:pStyle w:val="ListNumber"/>
+      </w:pPr>
+      <w:r>
+        <w:rPr>
+          <w:b/>
+        </w:rPr>
+        <w:t xml:space="preserve">Line 7. </w:t>
+      </w:r>
+      <w:r>
+        <w:rPr>
+          <w:b w:val="0"/>
+          <w:i w:val="0"/>
+        </w:rPr>
+        <w:t>The name now matches the job: it builds a record. Writing it is a separate function.</w:t>
+      </w:r>
+    </w:p>
+    <w:p>
+      <w:pPr>
+        <w:pStyle w:val="ListNumber"/>
+      </w:pPr>
+      <w:r>
+        <w:rPr>
+          <w:b/>
+        </w:rPr>
+        <w:t xml:space="preserve">Line 12. </w:t>
+      </w:r>
+      <w:r>
+        <w:rPr>
+          <w:b w:val="0"/>
+          <w:i w:val="0"/>
+        </w:rPr>
+        <w:t>Optional, stated honestly.</w:t>
+      </w:r>
+    </w:p>
+    <w:p>
+      <w:pPr>
+        <w:pStyle w:val="ListNumber"/>
+      </w:pPr>
+      <w:r>
+        <w:rPr>
+          <w:b/>
+        </w:rPr>
+        <w:t xml:space="preserve">Line 13. </w:t>
+      </w:r>
+      <w:r>
+        <w:rPr>
+          <w:b w:val="0"/>
+          <w:i w:val="0"/>
+        </w:rPr>
+        <w:t>The return type matches what the body returns.</w:t>
+      </w:r>
+    </w:p>
+    <w:p>
+      <w:r>
+        <w:rPr>
+          <w:b w:val="0"/>
+          <w:i w:val="0"/>
+        </w:rPr>
+        <w:t>The strong version tells mypy, the reviewer and the caller the same story. The weak version tells three different ones.</w:t>
+      </w:r>
+    </w:p>
+    <w:p>
+      <w:pPr>
+        <w:pStyle w:val="Heading4"/>
+      </w:pPr>
+      <w:r>
+        <w:t>Recap card</w:t>
+      </w:r>
+    </w:p>
+    <w:p>
+      <w:pPr>
+        <w:pStyle w:val="ListBullet"/>
+      </w:pPr>
+      <w:r>
+        <w:rPr>
+          <w:b/>
+          <w:i w:val="0"/>
+        </w:rPr>
+        <w:t>Optional parameter that defaults to None</w:t>
+      </w:r>
+      <w:r>
+        <w:rPr>
+          <w:b w:val="0"/>
+          <w:i w:val="0"/>
+        </w:rPr>
+        <w:t xml:space="preserve"> param: str | None = None. Never param: str = None.</w:t>
+      </w:r>
+    </w:p>
+    <w:p>
+      <w:pPr>
+        <w:pStyle w:val="ListBullet"/>
+      </w:pPr>
+      <w:r>
+        <w:rPr>
+          <w:b/>
+          <w:i w:val="0"/>
+        </w:rPr>
+        <w:t>A fixed set of string values</w:t>
+      </w:r>
+      <w:r>
+        <w:rPr>
+          <w:b w:val="0"/>
+          <w:i w:val="0"/>
+        </w:rPr>
+        <w:t xml:space="preserve"> Literal["PASS", "WARN", "FAIL"] from typing.</w:t>
+      </w:r>
+    </w:p>
+    <w:p>
+      <w:pPr>
+        <w:pStyle w:val="ListBullet"/>
+      </w:pPr>
+      <w:r>
+        <w:rPr>
+          <w:b/>
+          <w:i w:val="0"/>
+        </w:rPr>
+        <w:t>Google docstring sections</w:t>
+      </w:r>
+      <w:r>
+        <w:rPr>
+          <w:b w:val="0"/>
+          <w:i w:val="0"/>
+        </w:rPr>
+        <w:t xml:space="preserve"> One-line summary, then Args, Returns, Raises.</w:t>
+      </w:r>
+    </w:p>
+    <w:p>
+      <w:pPr>
+        <w:pStyle w:val="ListBullet"/>
+      </w:pPr>
+      <w:r>
+        <w:rPr>
+          <w:b/>
+          <w:i w:val="0"/>
+        </w:rPr>
+        <w:t>Why merge_keys: list[str] and not list?</w:t>
+      </w:r>
+      <w:r>
+        <w:rPr>
+          <w:b w:val="0"/>
+          <w:i w:val="0"/>
+        </w:rPr>
+        <w:t xml:space="preserve"> mypy then rejects a string, which Python would split into characters.</w:t>
+      </w:r>
+    </w:p>
+    <w:p>
+      <w:pPr>
+        <w:pStyle w:val="Heading4"/>
+      </w:pPr>
+      <w:r>
+        <w:t>Practice</w:t>
+      </w:r>
+    </w:p>
     <w:p>
       <w:pPr>
         <w:pStyle w:val="Heading5"/>
       </w:pPr>
       <w:r>
-        <w:t>Exercise 3. Fill the gap (level 2)</w:t>
+        <w:t>Exercise 1. Multiple choice (level 1)</w:t>
       </w:r>
     </w:p>
     <w:p>
@@ -5074,7 +5105,7 @@
           <w:b w:val="0"/>
           <w:i w:val="0"/>
         </w:rPr>
-        <w:t xml:space="preserve">Complete the signature. </w:t>
+        <w:t xml:space="preserve">A function takes an optional error message that defaults to </w:t>
       </w:r>
       <w:r>
         <w:rPr>
@@ -5082,14 +5113,14 @@
           <w:b w:val="0"/>
           <w:sz w:val="19"/>
         </w:rPr>
-        <w:t>status</w:t>
-      </w:r>
-      <w:r>
-        <w:rPr>
-          <w:b w:val="0"/>
-          <w:i w:val="0"/>
-        </w:rPr>
-        <w:t xml:space="preserve"> accepts only </w:t>
+        <w:t>None</w:t>
+      </w:r>
+      <w:r>
+        <w:rPr>
+          <w:b w:val="0"/>
+          <w:i w:val="0"/>
+        </w:rPr>
+        <w:t xml:space="preserve">. Which signature is correct for Python 3.11 with </w:t>
       </w:r>
       <w:r>
         <w:rPr>
@@ -5097,14 +5128,26 @@
           <w:b w:val="0"/>
           <w:sz w:val="19"/>
         </w:rPr>
-        <w:t>"PASS"</w:t>
-      </w:r>
-      <w:r>
-        <w:rPr>
-          <w:b w:val="0"/>
-          <w:i w:val="0"/>
-        </w:rPr>
-        <w:t xml:space="preserve">, </w:t>
+        <w:t>mypy --strict</w:t>
+      </w:r>
+      <w:r>
+        <w:rPr>
+          <w:b w:val="0"/>
+          <w:i w:val="0"/>
+        </w:rPr>
+        <w:t>?</w:t>
+      </w:r>
+    </w:p>
+    <w:p>
+      <w:pPr>
+        <w:pStyle w:val="ListBullet"/>
+      </w:pPr>
+      <w:r>
+        <w:rPr>
+          <w:b w:val="0"/>
+          <w:i w:val="0"/>
+        </w:rPr>
+        <w:t xml:space="preserve">a) </w:t>
       </w:r>
       <w:r>
         <w:rPr>
@@ -5112,14 +5155,19 @@
           <w:b w:val="0"/>
           <w:sz w:val="19"/>
         </w:rPr>
-        <w:t>"WARN"</w:t>
-      </w:r>
-      <w:r>
-        <w:rPr>
-          <w:b w:val="0"/>
-          <w:i w:val="0"/>
-        </w:rPr>
-        <w:t xml:space="preserve"> or </w:t>
+        <w:t>def log_run(error_message: str = None) -&gt; None:</w:t>
+      </w:r>
+    </w:p>
+    <w:p>
+      <w:pPr>
+        <w:pStyle w:val="ListBullet"/>
+      </w:pPr>
+      <w:r>
+        <w:rPr>
+          <w:b w:val="0"/>
+          <w:i w:val="0"/>
+        </w:rPr>
+        <w:t xml:space="preserve">b) </w:t>
       </w:r>
       <w:r>
         <w:rPr>
@@ -5127,14 +5175,97 @@
           <w:b w:val="0"/>
           <w:sz w:val="19"/>
         </w:rPr>
-        <w:t>"FAIL"</w:t>
-      </w:r>
-      <w:r>
-        <w:rPr>
-          <w:b w:val="0"/>
-          <w:i w:val="0"/>
-        </w:rPr>
-        <w:t>, and the function returns nothing.</w:t>
+        <w:t>def log_run(error_message: str | None = None) -&gt; None:</w:t>
+      </w:r>
+    </w:p>
+    <w:p>
+      <w:pPr>
+        <w:pStyle w:val="ListBullet"/>
+      </w:pPr>
+      <w:r>
+        <w:rPr>
+          <w:b w:val="0"/>
+          <w:i w:val="0"/>
+        </w:rPr>
+        <w:t xml:space="preserve">c) </w:t>
+      </w:r>
+      <w:r>
+        <w:rPr>
+          <w:rFonts w:ascii="Consolas" w:hAnsi="Consolas" w:eastAsia="Consolas"/>
+          <w:b w:val="0"/>
+          <w:sz w:val="19"/>
+        </w:rPr>
+        <w:t>def log_run(error_message=None) -&gt; None:</w:t>
+      </w:r>
+    </w:p>
+    <w:p>
+      <w:pPr>
+        <w:pStyle w:val="ListBullet"/>
+      </w:pPr>
+      <w:r>
+        <w:rPr>
+          <w:b w:val="0"/>
+          <w:i w:val="0"/>
+        </w:rPr>
+        <w:t xml:space="preserve">d) </w:t>
+      </w:r>
+      <w:r>
+        <w:rPr>
+          <w:rFonts w:ascii="Consolas" w:hAnsi="Consolas" w:eastAsia="Consolas"/>
+          <w:b w:val="0"/>
+          <w:sz w:val="19"/>
+        </w:rPr>
+        <w:t>def log_run(error_message: None = str) -&gt; None:</w:t>
+      </w:r>
+    </w:p>
+    <w:p>
+      <w:r>
+        <w:rPr>
+          <w:b/>
+          <w:i w:val="0"/>
+        </w:rPr>
+        <w:t>Why?</w:t>
+      </w:r>
+    </w:p>
+    <w:p>
+      <w:pPr>
+        <w:pStyle w:val="ListBullet"/>
+      </w:pPr>
+      <w:r>
+        <w:rPr>
+          <w:b w:val="0"/>
+          <w:i w:val="0"/>
+        </w:rPr>
+        <w:t>r1) The hint must include None, because None is a value the parameter takes.</w:t>
+      </w:r>
+    </w:p>
+    <w:p>
+      <w:pPr>
+        <w:pStyle w:val="ListBullet"/>
+      </w:pPr>
+      <w:r>
+        <w:rPr>
+          <w:b w:val="0"/>
+          <w:i w:val="0"/>
+        </w:rPr>
+        <w:t>r2) Type hints change how Python runs the function.</w:t>
+      </w:r>
+    </w:p>
+    <w:p>
+      <w:pPr>
+        <w:pStyle w:val="Heading5"/>
+      </w:pPr>
+      <w:r>
+        <w:t>Exercise 2. Predict the output (level 2)</w:t>
+      </w:r>
+    </w:p>
+    <w:p>
+      <w:r>
+        <w:rPr>
+          <w:b w:val="0"/>
+          <w:i w:val="0"/>
+        </w:rPr>
+        <w:t>The reference code builds a MERGE condition like this. A caller passes a string instead of a list. What does this print?</w:t>
       </w:r>
     </w:p>
     <w:tbl>
@@ -5172,7 +5303,7 @@
                 <w:b w:val="0"/>
                 <w:sz w:val="16"/>
               </w:rPr>
-              <w:t>from typing import _____(1)</w:t>
+              <w:t>merge_keys = "id"</w:t>
             </w:r>
           </w:p>
           <w:p>
@@ -5195,7 +5326,7 @@
                 <w:b w:val="0"/>
                 <w:sz w:val="16"/>
               </w:rPr>
-              <w:t xml:space="preserve"> </w:t>
+              <w:t>condition = " AND ".join(f"t.{k} = s.{k}" for k in merge_keys)</w:t>
             </w:r>
           </w:p>
           <w:p>
@@ -5218,30 +5349,7 @@
                 <w:b w:val="0"/>
                 <w:sz w:val="16"/>
               </w:rPr>
-              <w:t>def record_check(name: str, status: _____(2)["PASS", "WARN", "FAIL"]) -&gt; _____(3):</w:t>
-            </w:r>
-          </w:p>
-          <w:p>
-            <w:pPr>
-              <w:spacing w:before="0" w:after="0" w:line="240" w:lineRule="auto"/>
-              <w:ind w:left="567" w:hanging="567"/>
-            </w:pPr>
-            <w:r>
-              <w:rPr>
-                <w:rFonts w:ascii="Consolas" w:hAnsi="Consolas" w:eastAsia="Consolas"/>
-                <w:b w:val="0"/>
-                <w:color w:val="5B6875"/>
-                <w:sz w:val="16"/>
-              </w:rPr>
-              <w:t xml:space="preserve">   4  </w:t>
-            </w:r>
-            <w:r>
-              <w:rPr>
-                <w:rFonts w:ascii="Consolas" w:hAnsi="Consolas" w:eastAsia="Consolas"/>
-                <w:b w:val="0"/>
-                <w:sz w:val="16"/>
-              </w:rPr>
-              <w:t xml:space="preserve">    ...</w:t>
+              <w:t>print(condition)</w:t>
             </w:r>
           </w:p>
         </w:tc>
@@ -5253,7 +5361,7 @@
         <w:pStyle w:val="Heading5"/>
       </w:pPr>
       <w:r>
-        <w:t>Exercise 4. Write the function (level 3)</w:t>
+        <w:t>Exercise 3. Fill the gap (level 2)</w:t>
       </w:r>
     </w:p>
     <w:p>
@@ -5262,7 +5370,7 @@
           <w:b w:val="0"/>
           <w:i w:val="0"/>
         </w:rPr>
-        <w:t xml:space="preserve">Write </w:t>
+        <w:t xml:space="preserve">Complete the signature. </w:t>
       </w:r>
       <w:r>
         <w:rPr>
@@ -5270,14 +5378,14 @@
           <w:b w:val="0"/>
           <w:sz w:val="19"/>
         </w:rPr>
-        <w:t>build_merge_condition(keys, target="t", source="s")</w:t>
-      </w:r>
-      <w:r>
-        <w:rPr>
-          <w:b w:val="0"/>
-          <w:i w:val="0"/>
-        </w:rPr>
-        <w:t xml:space="preserve">. It returns a condition such as </w:t>
+        <w:t>status</w:t>
+      </w:r>
+      <w:r>
+        <w:rPr>
+          <w:b w:val="0"/>
+          <w:i w:val="0"/>
+        </w:rPr>
+        <w:t xml:space="preserve"> accepts only </w:t>
       </w:r>
       <w:r>
         <w:rPr>
@@ -5285,26 +5393,14 @@
           <w:b w:val="0"/>
           <w:sz w:val="19"/>
         </w:rPr>
-        <w:t>t.respondent_id = s.respondent_id AND t.wave_id = s.wave_id</w:t>
-      </w:r>
-      <w:r>
-        <w:rPr>
-          <w:b w:val="0"/>
-          <w:i w:val="0"/>
-        </w:rPr>
-        <w:t>.</w:t>
-      </w:r>
-    </w:p>
-    <w:p>
-      <w:pPr>
-        <w:pStyle w:val="ListBullet"/>
-      </w:pPr>
-      <w:r>
-        <w:rPr>
-          <w:b w:val="0"/>
-          <w:i w:val="0"/>
-        </w:rPr>
-        <w:t xml:space="preserve">Raise </w:t>
+        <w:t>"PASS"</w:t>
+      </w:r>
+      <w:r>
+        <w:rPr>
+          <w:b w:val="0"/>
+          <w:i w:val="0"/>
+        </w:rPr>
+        <w:t xml:space="preserve">, </w:t>
       </w:r>
       <w:r>
         <w:rPr>
@@ -5312,14 +5408,14 @@
           <w:b w:val="0"/>
           <w:sz w:val="19"/>
         </w:rPr>
-        <w:t>TypeError</w:t>
-      </w:r>
-      <w:r>
-        <w:rPr>
-          <w:b w:val="0"/>
-          <w:i w:val="0"/>
-        </w:rPr>
-        <w:t xml:space="preserve"> when </w:t>
+        <w:t>"WARN"</w:t>
+      </w:r>
+      <w:r>
+        <w:rPr>
+          <w:b w:val="0"/>
+          <w:i w:val="0"/>
+        </w:rPr>
+        <w:t xml:space="preserve"> or </w:t>
       </w:r>
       <w:r>
         <w:rPr>
@@ -5327,194 +5423,14 @@
           <w:b w:val="0"/>
           <w:sz w:val="19"/>
         </w:rPr>
-        <w:t>keys</w:t>
-      </w:r>
-      <w:r>
-        <w:rPr>
-          <w:b w:val="0"/>
-          <w:i w:val="0"/>
-        </w:rPr>
-        <w:t xml:space="preserve"> is a string, not a list.</w:t>
-      </w:r>
-    </w:p>
-    <w:p>
-      <w:pPr>
-        <w:pStyle w:val="ListBullet"/>
-      </w:pPr>
-      <w:r>
-        <w:rPr>
-          <w:b w:val="0"/>
-          <w:i w:val="0"/>
-        </w:rPr>
-        <w:t xml:space="preserve">Raise </w:t>
-      </w:r>
-      <w:r>
-        <w:rPr>
-          <w:rFonts w:ascii="Consolas" w:hAnsi="Consolas" w:eastAsia="Consolas"/>
-          <w:b w:val="0"/>
-          <w:sz w:val="19"/>
-        </w:rPr>
-        <w:t>ValueError</w:t>
-      </w:r>
-      <w:r>
-        <w:rPr>
-          <w:b w:val="0"/>
-          <w:i w:val="0"/>
-        </w:rPr>
-        <w:t xml:space="preserve"> when </w:t>
-      </w:r>
-      <w:r>
-        <w:rPr>
-          <w:rFonts w:ascii="Consolas" w:hAnsi="Consolas" w:eastAsia="Consolas"/>
-          <w:b w:val="0"/>
-          <w:sz w:val="19"/>
-        </w:rPr>
-        <w:t>keys</w:t>
-      </w:r>
-      <w:r>
-        <w:rPr>
-          <w:b w:val="0"/>
-          <w:i w:val="0"/>
-        </w:rPr>
-        <w:t xml:space="preserve"> is empty.</w:t>
-      </w:r>
-    </w:p>
-    <w:p>
-      <w:pPr>
-        <w:pStyle w:val="ListBullet"/>
-      </w:pPr>
-      <w:r>
-        <w:rPr>
-          <w:b w:val="0"/>
-          <w:i w:val="0"/>
-        </w:rPr>
-        <w:t>Add type hints and a Google-style docstring with Args, Returns and Raises.</w:t>
-      </w:r>
-    </w:p>
-    <w:p>
-      <w:r>
-        <w:rPr>
-          <w:b w:val="0"/>
-          <w:i w:val="0"/>
-        </w:rPr>
-        <w:t>Your code must pass these checks:</w:t>
-      </w:r>
-    </w:p>
-    <w:p>
-      <w:pPr>
-        <w:pStyle w:val="ListBullet"/>
-      </w:pPr>
-      <w:r>
-        <w:rPr>
-          <w:b w:val="0"/>
-          <w:i w:val="0"/>
-        </w:rPr>
-        <w:t xml:space="preserve">Join one </w:t>
-      </w:r>
-      <w:r>
-        <w:rPr>
-          <w:rFonts w:ascii="Consolas" w:hAnsi="Consolas" w:eastAsia="Consolas"/>
-          <w:b w:val="0"/>
-          <w:sz w:val="19"/>
-        </w:rPr>
-        <w:t>t.k = s.k</w:t>
-      </w:r>
-      <w:r>
-        <w:rPr>
-          <w:b w:val="0"/>
-          <w:i w:val="0"/>
-        </w:rPr>
-        <w:t xml:space="preserve"> clause per key with </w:t>
-      </w:r>
-      <w:r>
-        <w:rPr>
-          <w:rFonts w:ascii="Consolas" w:hAnsi="Consolas" w:eastAsia="Consolas"/>
-          <w:b w:val="0"/>
-          <w:sz w:val="19"/>
-        </w:rPr>
-        <w:t>AND</w:t>
-      </w:r>
-      <w:r>
-        <w:rPr>
-          <w:b w:val="0"/>
-          <w:i w:val="0"/>
-        </w:rPr>
-        <w:t>.</w:t>
-      </w:r>
-    </w:p>
-    <w:p>
-      <w:pPr>
-        <w:pStyle w:val="ListBullet"/>
-      </w:pPr>
-      <w:r>
-        <w:rPr>
-          <w:b w:val="0"/>
-          <w:i w:val="0"/>
-        </w:rPr>
-        <w:t xml:space="preserve">Use the </w:t>
-      </w:r>
-      <w:r>
-        <w:rPr>
-          <w:rFonts w:ascii="Consolas" w:hAnsi="Consolas" w:eastAsia="Consolas"/>
-          <w:b w:val="0"/>
-          <w:sz w:val="19"/>
-        </w:rPr>
-        <w:t>target</w:t>
-      </w:r>
-      <w:r>
-        <w:rPr>
-          <w:b w:val="0"/>
-          <w:i w:val="0"/>
-        </w:rPr>
-        <w:t xml:space="preserve"> and </w:t>
-      </w:r>
-      <w:r>
-        <w:rPr>
-          <w:rFonts w:ascii="Consolas" w:hAnsi="Consolas" w:eastAsia="Consolas"/>
-          <w:b w:val="0"/>
-          <w:sz w:val="19"/>
-        </w:rPr>
-        <w:t>source</w:t>
-      </w:r>
-      <w:r>
-        <w:rPr>
-          <w:b w:val="0"/>
-          <w:i w:val="0"/>
-        </w:rPr>
-        <w:t xml:space="preserve"> aliases you receive.</w:t>
-      </w:r>
-    </w:p>
-    <w:p>
-      <w:pPr>
-        <w:pStyle w:val="ListBullet"/>
-      </w:pPr>
-      <w:r>
-        <w:rPr>
-          <w:b w:val="0"/>
-          <w:i w:val="0"/>
-        </w:rPr>
-        <w:t>A string must raise TypeError. Otherwise it is split into characters.</w:t>
-      </w:r>
-    </w:p>
-    <w:p>
-      <w:pPr>
-        <w:pStyle w:val="ListBullet"/>
-      </w:pPr>
-      <w:r>
-        <w:rPr>
-          <w:b w:val="0"/>
-          <w:i w:val="0"/>
-        </w:rPr>
-        <w:t>An empty key list must raise ValueError. An empty condition matches nothing and inserts every row.</w:t>
-      </w:r>
-    </w:p>
-    <w:p>
-      <w:r>
-        <w:rPr>
-          <w:b w:val="0"/>
-          <w:i w:val="0"/>
-        </w:rPr>
-        <w:t>Shape of the answer. The reference solution defines these names. Write the bodies yourself.</w:t>
+        <w:t>"FAIL"</w:t>
+      </w:r>
+      <w:r>
+        <w:rPr>
+          <w:b w:val="0"/>
+          <w:i w:val="0"/>
+        </w:rPr>
+        <w:t>, and the function returns nothing.</w:t>
       </w:r>
     </w:p>
     <w:tbl>
@@ -5552,7 +5468,7 @@
                 <w:b w:val="0"/>
                 <w:sz w:val="16"/>
               </w:rPr>
-              <w:t># Build a MERGE ON condition that matches every key column.</w:t>
+              <w:t>from typing import _____(1)</w:t>
             </w:r>
           </w:p>
           <w:p>
@@ -5575,7 +5491,7 @@
                 <w:b w:val="0"/>
                 <w:sz w:val="16"/>
               </w:rPr>
-              <w:t>def build_merge_condition(</w:t>
+              <w:t xml:space="preserve"> </w:t>
             </w:r>
           </w:p>
           <w:p>
@@ -5598,7 +5514,7 @@
                 <w:b w:val="0"/>
                 <w:sz w:val="16"/>
               </w:rPr>
-              <w:t xml:space="preserve">    keys: list[str],</w:t>
+              <w:t>def record_check(name: str, status: _____(2)["PASS", "WARN", "FAIL"]) -&gt; _____(3):</w:t>
             </w:r>
           </w:p>
           <w:p>
@@ -5621,53 +5537,7 @@
                 <w:b w:val="0"/>
                 <w:sz w:val="16"/>
               </w:rPr>
-              <w:t xml:space="preserve">    target: str = 't',</w:t>
-            </w:r>
-          </w:p>
-          <w:p>
-            <w:pPr>
-              <w:spacing w:before="0" w:after="0" w:line="240" w:lineRule="auto"/>
-              <w:ind w:left="567" w:hanging="567"/>
-            </w:pPr>
-            <w:r>
-              <w:rPr>
-                <w:rFonts w:ascii="Consolas" w:hAnsi="Consolas" w:eastAsia="Consolas"/>
-                <w:b w:val="0"/>
-                <w:color w:val="5B6875"/>
-                <w:sz w:val="16"/>
-              </w:rPr>
-              <w:t xml:space="preserve">   5  </w:t>
-            </w:r>
-            <w:r>
-              <w:rPr>
-                <w:rFonts w:ascii="Consolas" w:hAnsi="Consolas" w:eastAsia="Consolas"/>
-                <w:b w:val="0"/>
-                <w:sz w:val="16"/>
-              </w:rPr>
-              <w:t xml:space="preserve">    source: str = 's',</w:t>
-            </w:r>
-          </w:p>
-          <w:p>
-            <w:pPr>
-              <w:spacing w:before="0" w:after="0" w:line="240" w:lineRule="auto"/>
-              <w:ind w:left="567" w:hanging="567"/>
-            </w:pPr>
-            <w:r>
-              <w:rPr>
-                <w:rFonts w:ascii="Consolas" w:hAnsi="Consolas" w:eastAsia="Consolas"/>
-                <w:b w:val="0"/>
-                <w:color w:val="5B6875"/>
-                <w:sz w:val="16"/>
-              </w:rPr>
-              <w:t xml:space="preserve">   6  </w:t>
-            </w:r>
-            <w:r>
-              <w:rPr>
-                <w:rFonts w:ascii="Consolas" w:hAnsi="Consolas" w:eastAsia="Consolas"/>
-                <w:b w:val="0"/>
-                <w:sz w:val="16"/>
-              </w:rPr>
-              <w:t>) -&gt; str: ...</w:t>
+              <w:t xml:space="preserve">    ...</w:t>
             </w:r>
           </w:p>
         </w:tc>
@@ -5675,12 +5545,272 @@
     </w:tbl>
     <w:p/>
     <w:p>
-      <w:r>
-        <w:rPr>
-          <w:b w:val="0"/>
-          <w:i w:val="0"/>
-        </w:rPr>
-        <w:t>Starter code:</w:t>
+      <w:pPr>
+        <w:pStyle w:val="Heading5"/>
+      </w:pPr>
+      <w:r>
+        <w:t>Exercise 4. Write the function (level 3)</w:t>
+      </w:r>
+    </w:p>
+    <w:p>
+      <w:r>
+        <w:rPr>
+          <w:b w:val="0"/>
+          <w:i w:val="0"/>
+        </w:rPr>
+        <w:t xml:space="preserve">Write </w:t>
+      </w:r>
+      <w:r>
+        <w:rPr>
+          <w:rFonts w:ascii="Consolas" w:hAnsi="Consolas" w:eastAsia="Consolas"/>
+          <w:b w:val="0"/>
+          <w:sz w:val="19"/>
+        </w:rPr>
+        <w:t>build_merge_condition(keys, target="t", source="s")</w:t>
+      </w:r>
+      <w:r>
+        <w:rPr>
+          <w:b w:val="0"/>
+          <w:i w:val="0"/>
+        </w:rPr>
+        <w:t xml:space="preserve">. It returns a condition such as </w:t>
+      </w:r>
+      <w:r>
+        <w:rPr>
+          <w:rFonts w:ascii="Consolas" w:hAnsi="Consolas" w:eastAsia="Consolas"/>
+          <w:b w:val="0"/>
+          <w:sz w:val="19"/>
+        </w:rPr>
+        <w:t>t.respondent_id = s.respondent_id AND t.wave_id = s.wave_id</w:t>
+      </w:r>
+      <w:r>
+        <w:rPr>
+          <w:b w:val="0"/>
+          <w:i w:val="0"/>
+        </w:rPr>
+        <w:t>.</w:t>
+      </w:r>
+    </w:p>
+    <w:p>
+      <w:pPr>
+        <w:pStyle w:val="ListBullet"/>
+      </w:pPr>
+      <w:r>
+        <w:rPr>
+          <w:b w:val="0"/>
+          <w:i w:val="0"/>
+        </w:rPr>
+        <w:t xml:space="preserve">Raise </w:t>
+      </w:r>
+      <w:r>
+        <w:rPr>
+          <w:rFonts w:ascii="Consolas" w:hAnsi="Consolas" w:eastAsia="Consolas"/>
+          <w:b w:val="0"/>
+          <w:sz w:val="19"/>
+        </w:rPr>
+        <w:t>TypeError</w:t>
+      </w:r>
+      <w:r>
+        <w:rPr>
+          <w:b w:val="0"/>
+          <w:i w:val="0"/>
+        </w:rPr>
+        <w:t xml:space="preserve"> when </w:t>
+      </w:r>
+      <w:r>
+        <w:rPr>
+          <w:rFonts w:ascii="Consolas" w:hAnsi="Consolas" w:eastAsia="Consolas"/>
+          <w:b w:val="0"/>
+          <w:sz w:val="19"/>
+        </w:rPr>
+        <w:t>keys</w:t>
+      </w:r>
+      <w:r>
+        <w:rPr>
+          <w:b w:val="0"/>
+          <w:i w:val="0"/>
+        </w:rPr>
+        <w:t xml:space="preserve"> is a string, not a list.</w:t>
+      </w:r>
+    </w:p>
+    <w:p>
+      <w:pPr>
+        <w:pStyle w:val="ListBullet"/>
+      </w:pPr>
+      <w:r>
+        <w:rPr>
+          <w:b w:val="0"/>
+          <w:i w:val="0"/>
+        </w:rPr>
+        <w:t xml:space="preserve">Raise </w:t>
+      </w:r>
+      <w:r>
+        <w:rPr>
+          <w:rFonts w:ascii="Consolas" w:hAnsi="Consolas" w:eastAsia="Consolas"/>
+          <w:b w:val="0"/>
+          <w:sz w:val="19"/>
+        </w:rPr>
+        <w:t>ValueError</w:t>
+      </w:r>
+      <w:r>
+        <w:rPr>
+          <w:b w:val="0"/>
+          <w:i w:val="0"/>
+        </w:rPr>
+        <w:t xml:space="preserve"> when </w:t>
+      </w:r>
+      <w:r>
+        <w:rPr>
+          <w:rFonts w:ascii="Consolas" w:hAnsi="Consolas" w:eastAsia="Consolas"/>
+          <w:b w:val="0"/>
+          <w:sz w:val="19"/>
+        </w:rPr>
+        <w:t>keys</w:t>
+      </w:r>
+      <w:r>
+        <w:rPr>
+          <w:b w:val="0"/>
+          <w:i w:val="0"/>
+        </w:rPr>
+        <w:t xml:space="preserve"> is empty.</w:t>
+      </w:r>
+    </w:p>
+    <w:p>
+      <w:pPr>
+        <w:pStyle w:val="ListBullet"/>
+      </w:pPr>
+      <w:r>
+        <w:rPr>
+          <w:b w:val="0"/>
+          <w:i w:val="0"/>
+        </w:rPr>
+        <w:t>Add type hints and a Google-style docstring with Args, Returns and Raises.</w:t>
+      </w:r>
+    </w:p>
+    <w:p>
+      <w:r>
+        <w:rPr>
+          <w:b w:val="0"/>
+          <w:i w:val="0"/>
+        </w:rPr>
+        <w:t>Your code must pass these checks:</w:t>
+      </w:r>
+    </w:p>
+    <w:p>
+      <w:pPr>
+        <w:pStyle w:val="ListBullet"/>
+      </w:pPr>
+      <w:r>
+        <w:rPr>
+          <w:b w:val="0"/>
+          <w:i w:val="0"/>
+        </w:rPr>
+        <w:t xml:space="preserve">Join one </w:t>
+      </w:r>
+      <w:r>
+        <w:rPr>
+          <w:rFonts w:ascii="Consolas" w:hAnsi="Consolas" w:eastAsia="Consolas"/>
+          <w:b w:val="0"/>
+          <w:sz w:val="19"/>
+        </w:rPr>
+        <w:t>t.k = s.k</w:t>
+      </w:r>
+      <w:r>
+        <w:rPr>
+          <w:b w:val="0"/>
+          <w:i w:val="0"/>
+        </w:rPr>
+        <w:t xml:space="preserve"> clause per key with </w:t>
+      </w:r>
+      <w:r>
+        <w:rPr>
+          <w:rFonts w:ascii="Consolas" w:hAnsi="Consolas" w:eastAsia="Consolas"/>
+          <w:b w:val="0"/>
+          <w:sz w:val="19"/>
+        </w:rPr>
+        <w:t>AND</w:t>
+      </w:r>
+      <w:r>
+        <w:rPr>
+          <w:b w:val="0"/>
+          <w:i w:val="0"/>
+        </w:rPr>
+        <w:t>.</w:t>
+      </w:r>
+    </w:p>
+    <w:p>
+      <w:pPr>
+        <w:pStyle w:val="ListBullet"/>
+      </w:pPr>
+      <w:r>
+        <w:rPr>
+          <w:b w:val="0"/>
+          <w:i w:val="0"/>
+        </w:rPr>
+        <w:t xml:space="preserve">Use the </w:t>
+      </w:r>
+      <w:r>
+        <w:rPr>
+          <w:rFonts w:ascii="Consolas" w:hAnsi="Consolas" w:eastAsia="Consolas"/>
+          <w:b w:val="0"/>
+          <w:sz w:val="19"/>
+        </w:rPr>
+        <w:t>target</w:t>
+      </w:r>
+      <w:r>
+        <w:rPr>
+          <w:b w:val="0"/>
+          <w:i w:val="0"/>
+        </w:rPr>
+        <w:t xml:space="preserve"> and </w:t>
+      </w:r>
+      <w:r>
+        <w:rPr>
+          <w:rFonts w:ascii="Consolas" w:hAnsi="Consolas" w:eastAsia="Consolas"/>
+          <w:b w:val="0"/>
+          <w:sz w:val="19"/>
+        </w:rPr>
+        <w:t>source</w:t>
+      </w:r>
+      <w:r>
+        <w:rPr>
+          <w:b w:val="0"/>
+          <w:i w:val="0"/>
+        </w:rPr>
+        <w:t xml:space="preserve"> aliases you receive.</w:t>
+      </w:r>
+    </w:p>
+    <w:p>
+      <w:pPr>
+        <w:pStyle w:val="ListBullet"/>
+      </w:pPr>
+      <w:r>
+        <w:rPr>
+          <w:b w:val="0"/>
+          <w:i w:val="0"/>
+        </w:rPr>
+        <w:t>A string must raise TypeError. Otherwise it is split into characters.</w:t>
+      </w:r>
+    </w:p>
+    <w:p>
+      <w:pPr>
+        <w:pStyle w:val="ListBullet"/>
+      </w:pPr>
+      <w:r>
+        <w:rPr>
+          <w:b w:val="0"/>
+          <w:i w:val="0"/>
+        </w:rPr>
+        <w:t>An empty key list must raise ValueError. An empty condition matches nothing and inserts every row.</w:t>
+      </w:r>
+    </w:p>
+    <w:p>
+      <w:r>
+        <w:rPr>
+          <w:b w:val="0"/>
+          <w:i w:val="0"/>
+        </w:rPr>
+        <w:t>Shape of the answer. The reference solution defines these names. Write the bodies yourself.</w:t>
       </w:r>
     </w:p>
     <w:tbl>
@@ -5718,7 +5848,7 @@
                 <w:b w:val="0"/>
                 <w:sz w:val="16"/>
               </w:rPr>
-              <w:t>def build_merge_condition(keys, target="t", source="s"):</w:t>
+              <w:t># Build a MERGE ON condition that matches every key column.</w:t>
             </w:r>
           </w:p>
           <w:p>
@@ -5741,7 +5871,99 @@
                 <w:b w:val="0"/>
                 <w:sz w:val="16"/>
               </w:rPr>
-              <w:t xml:space="preserve">    ...</w:t>
+              <w:t>def build_merge_condition(</w:t>
+            </w:r>
+          </w:p>
+          <w:p>
+            <w:pPr>
+              <w:spacing w:before="0" w:after="0" w:line="240" w:lineRule="auto"/>
+              <w:ind w:left="567" w:hanging="567"/>
+            </w:pPr>
+            <w:r>
+              <w:rPr>
+                <w:rFonts w:ascii="Consolas" w:hAnsi="Consolas" w:eastAsia="Consolas"/>
+                <w:b w:val="0"/>
+                <w:color w:val="5B6875"/>
+                <w:sz w:val="16"/>
+              </w:rPr>
+              <w:t xml:space="preserve">   3  </w:t>
+            </w:r>
+            <w:r>
+              <w:rPr>
+                <w:rFonts w:ascii="Consolas" w:hAnsi="Consolas" w:eastAsia="Consolas"/>
+                <w:b w:val="0"/>
+                <w:sz w:val="16"/>
+              </w:rPr>
+              <w:t xml:space="preserve">    keys: list[str],</w:t>
+            </w:r>
+          </w:p>
+          <w:p>
+            <w:pPr>
+              <w:spacing w:before="0" w:after="0" w:line="240" w:lineRule="auto"/>
+              <w:ind w:left="567" w:hanging="567"/>
+            </w:pPr>
+            <w:r>
+              <w:rPr>
+                <w:rFonts w:ascii="Consolas" w:hAnsi="Consolas" w:eastAsia="Consolas"/>
+                <w:b w:val="0"/>
+                <w:color w:val="5B6875"/>
+                <w:sz w:val="16"/>
+              </w:rPr>
+              <w:t xml:space="preserve">   4  </w:t>
+            </w:r>
+            <w:r>
+              <w:rPr>
+                <w:rFonts w:ascii="Consolas" w:hAnsi="Consolas" w:eastAsia="Consolas"/>
+                <w:b w:val="0"/>
+                <w:sz w:val="16"/>
+              </w:rPr>
+              <w:t xml:space="preserve">    target: str = 't',</w:t>
+            </w:r>
+          </w:p>
+          <w:p>
+            <w:pPr>
+              <w:spacing w:before="0" w:after="0" w:line="240" w:lineRule="auto"/>
+              <w:ind w:left="567" w:hanging="567"/>
+            </w:pPr>
+            <w:r>
+              <w:rPr>
+                <w:rFonts w:ascii="Consolas" w:hAnsi="Consolas" w:eastAsia="Consolas"/>
+                <w:b w:val="0"/>
+                <w:color w:val="5B6875"/>
+                <w:sz w:val="16"/>
+              </w:rPr>
+              <w:t xml:space="preserve">   5  </w:t>
+            </w:r>
+            <w:r>
+              <w:rPr>
+                <w:rFonts w:ascii="Consolas" w:hAnsi="Consolas" w:eastAsia="Consolas"/>
+                <w:b w:val="0"/>
+                <w:sz w:val="16"/>
+              </w:rPr>
+              <w:t xml:space="preserve">    source: str = 's',</w:t>
+            </w:r>
+          </w:p>
+          <w:p>
+            <w:pPr>
+              <w:spacing w:before="0" w:after="0" w:line="240" w:lineRule="auto"/>
+              <w:ind w:left="567" w:hanging="567"/>
+            </w:pPr>
+            <w:r>
+              <w:rPr>
+                <w:rFonts w:ascii="Consolas" w:hAnsi="Consolas" w:eastAsia="Consolas"/>
+                <w:b w:val="0"/>
+                <w:color w:val="5B6875"/>
+                <w:sz w:val="16"/>
+              </w:rPr>
+              <w:t xml:space="preserve">   6  </w:t>
+            </w:r>
+            <w:r>
+              <w:rPr>
+                <w:rFonts w:ascii="Consolas" w:hAnsi="Consolas" w:eastAsia="Consolas"/>
+                <w:b w:val="0"/>
+                <w:sz w:val="16"/>
+              </w:rPr>
+              <w:t>) -&gt; str: ...</w:t>
             </w:r>
           </w:p>
         </w:tc>
@@ -5749,125 +5971,12 @@
     </w:tbl>
     <w:p/>
     <w:p>
-      <w:pPr>
-        <w:pStyle w:val="Heading5"/>
-      </w:pPr>
-      <w:r>
-        <w:t>Exercise 5. Refactor (level 4)</w:t>
-      </w:r>
-    </w:p>
-    <w:p>
-      <w:r>
-        <w:rPr>
-          <w:b w:val="0"/>
-          <w:i w:val="0"/>
-        </w:rPr>
-        <w:t xml:space="preserve">Type this function. Return one of </w:t>
-      </w:r>
-      <w:r>
-        <w:rPr>
-          <w:rFonts w:ascii="Consolas" w:hAnsi="Consolas" w:eastAsia="Consolas"/>
-          <w:b w:val="0"/>
-          <w:sz w:val="19"/>
-        </w:rPr>
-        <w:t>"SKIP"</w:t>
-      </w:r>
-      <w:r>
-        <w:rPr>
-          <w:b w:val="0"/>
-          <w:i w:val="0"/>
-        </w:rPr>
-        <w:t xml:space="preserve">, </w:t>
-      </w:r>
-      <w:r>
-        <w:rPr>
-          <w:rFonts w:ascii="Consolas" w:hAnsi="Consolas" w:eastAsia="Consolas"/>
-          <w:b w:val="0"/>
-          <w:sz w:val="19"/>
-        </w:rPr>
-        <w:t>"WARN"</w:t>
-      </w:r>
-      <w:r>
-        <w:rPr>
-          <w:b w:val="0"/>
-          <w:i w:val="0"/>
-        </w:rPr>
-        <w:t xml:space="preserve"> or </w:t>
-      </w:r>
-      <w:r>
-        <w:rPr>
-          <w:rFonts w:ascii="Consolas" w:hAnsi="Consolas" w:eastAsia="Consolas"/>
-          <w:b w:val="0"/>
-          <w:sz w:val="19"/>
-        </w:rPr>
-        <w:t>"PASS"</w:t>
-      </w:r>
-      <w:r>
-        <w:rPr>
-          <w:b w:val="0"/>
-          <w:i w:val="0"/>
-        </w:rPr>
-        <w:t xml:space="preserve"> as a </w:t>
-      </w:r>
-      <w:r>
-        <w:rPr>
-          <w:rFonts w:ascii="Consolas" w:hAnsi="Consolas" w:eastAsia="Consolas"/>
-          <w:b w:val="0"/>
-          <w:sz w:val="19"/>
-        </w:rPr>
-        <w:t>Literal</w:t>
-      </w:r>
-      <w:r>
-        <w:rPr>
-          <w:b w:val="0"/>
-          <w:i w:val="0"/>
-        </w:rPr>
-        <w:t xml:space="preserve">, accept a missing </w:t>
-      </w:r>
-      <w:r>
-        <w:rPr>
-          <w:rFonts w:ascii="Consolas" w:hAnsi="Consolas" w:eastAsia="Consolas"/>
-          <w:b w:val="0"/>
-          <w:sz w:val="19"/>
-        </w:rPr>
-        <w:t>change</w:t>
-      </w:r>
-      <w:r>
-        <w:rPr>
-          <w:b w:val="0"/>
-          <w:i w:val="0"/>
-        </w:rPr>
-        <w:t>, and add a Google-style docstring. Keep the behaviour.</w:t>
-      </w:r>
-    </w:p>
-    <w:p>
-      <w:r>
-        <w:rPr>
-          <w:b w:val="0"/>
-          <w:i w:val="0"/>
-        </w:rPr>
-        <w:t>Your code must pass these checks:</w:t>
-      </w:r>
-    </w:p>
-    <w:p>
-      <w:pPr>
-        <w:pStyle w:val="ListBullet"/>
-      </w:pPr>
-      <w:r>
-        <w:rPr>
-          <w:b w:val="0"/>
-          <w:i w:val="0"/>
-        </w:rPr>
-        <w:t>The behaviour changed. None gives SKIP, above tolerance gives WARN, otherwise PASS.</w:t>
-      </w:r>
-    </w:p>
-    <w:p>
-      <w:r>
-        <w:rPr>
-          <w:b w:val="0"/>
-          <w:i w:val="0"/>
-        </w:rPr>
-        <w:t>Shape of the answer. The reference solution defines these names. Write the bodies yourself.</w:t>
+      <w:r>
+        <w:rPr>
+          <w:b w:val="0"/>
+          <w:i w:val="0"/>
+        </w:rPr>
+        <w:t>Starter code:</w:t>
       </w:r>
     </w:p>
     <w:tbl>
@@ -5905,7 +6014,7 @@
                 <w:b w:val="0"/>
                 <w:sz w:val="16"/>
               </w:rPr>
-              <w:t># Classify a wave-over-wave change in a share.</w:t>
+              <w:t>def build_merge_condition(keys, target="t", source="s"):</w:t>
             </w:r>
           </w:p>
           <w:p>
@@ -5928,76 +6037,7 @@
                 <w:b w:val="0"/>
                 <w:sz w:val="16"/>
               </w:rPr>
-              <w:t>def classify_change(</w:t>
-            </w:r>
-          </w:p>
-          <w:p>
-            <w:pPr>
-              <w:spacing w:before="0" w:after="0" w:line="240" w:lineRule="auto"/>
-              <w:ind w:left="567" w:hanging="567"/>
-            </w:pPr>
-            <w:r>
-              <w:rPr>
-                <w:rFonts w:ascii="Consolas" w:hAnsi="Consolas" w:eastAsia="Consolas"/>
-                <w:b w:val="0"/>
-                <w:color w:val="5B6875"/>
-                <w:sz w:val="16"/>
-              </w:rPr>
-              <w:t xml:space="preserve">   3  </w:t>
-            </w:r>
-            <w:r>
-              <w:rPr>
-                <w:rFonts w:ascii="Consolas" w:hAnsi="Consolas" w:eastAsia="Consolas"/>
-                <w:b w:val="0"/>
-                <w:sz w:val="16"/>
-              </w:rPr>
-              <w:t xml:space="preserve">    change: float | None,</w:t>
-            </w:r>
-          </w:p>
-          <w:p>
-            <w:pPr>
-              <w:spacing w:before="0" w:after="0" w:line="240" w:lineRule="auto"/>
-              <w:ind w:left="567" w:hanging="567"/>
-            </w:pPr>
-            <w:r>
-              <w:rPr>
-                <w:rFonts w:ascii="Consolas" w:hAnsi="Consolas" w:eastAsia="Consolas"/>
-                <w:b w:val="0"/>
-                <w:color w:val="5B6875"/>
-                <w:sz w:val="16"/>
-              </w:rPr>
-              <w:t xml:space="preserve">   4  </w:t>
-            </w:r>
-            <w:r>
-              <w:rPr>
-                <w:rFonts w:ascii="Consolas" w:hAnsi="Consolas" w:eastAsia="Consolas"/>
-                <w:b w:val="0"/>
-                <w:sz w:val="16"/>
-              </w:rPr>
-              <w:t xml:space="preserve">    tolerance: float = 0.1,</w:t>
-            </w:r>
-          </w:p>
-          <w:p>
-            <w:pPr>
-              <w:spacing w:before="0" w:after="0" w:line="240" w:lineRule="auto"/>
-              <w:ind w:left="567" w:hanging="567"/>
-            </w:pPr>
-            <w:r>
-              <w:rPr>
-                <w:rFonts w:ascii="Consolas" w:hAnsi="Consolas" w:eastAsia="Consolas"/>
-                <w:b w:val="0"/>
-                <w:color w:val="5B6875"/>
-                <w:sz w:val="16"/>
-              </w:rPr>
-              <w:t xml:space="preserve">   5  </w:t>
-            </w:r>
-            <w:r>
-              <w:rPr>
-                <w:rFonts w:ascii="Consolas" w:hAnsi="Consolas" w:eastAsia="Consolas"/>
-                <w:b w:val="0"/>
-                <w:sz w:val="16"/>
-              </w:rPr>
-              <w:t>) -&gt; ChangeStatus: ...</w:t>
+              <w:t xml:space="preserve">    ...</w:t>
             </w:r>
           </w:p>
         </w:tc>
@@ -6005,12 +6045,125 @@
     </w:tbl>
     <w:p/>
     <w:p>
-      <w:r>
-        <w:rPr>
-          <w:b w:val="0"/>
-          <w:i w:val="0"/>
-        </w:rPr>
-        <w:t>Starter code:</w:t>
+      <w:pPr>
+        <w:pStyle w:val="Heading5"/>
+      </w:pPr>
+      <w:r>
+        <w:t>Exercise 5. Refactor (level 4)</w:t>
+      </w:r>
+    </w:p>
+    <w:p>
+      <w:r>
+        <w:rPr>
+          <w:b w:val="0"/>
+          <w:i w:val="0"/>
+        </w:rPr>
+        <w:t xml:space="preserve">Type this function. Return one of </w:t>
+      </w:r>
+      <w:r>
+        <w:rPr>
+          <w:rFonts w:ascii="Consolas" w:hAnsi="Consolas" w:eastAsia="Consolas"/>
+          <w:b w:val="0"/>
+          <w:sz w:val="19"/>
+        </w:rPr>
+        <w:t>"SKIP"</w:t>
+      </w:r>
+      <w:r>
+        <w:rPr>
+          <w:b w:val="0"/>
+          <w:i w:val="0"/>
+        </w:rPr>
+        <w:t xml:space="preserve">, </w:t>
+      </w:r>
+      <w:r>
+        <w:rPr>
+          <w:rFonts w:ascii="Consolas" w:hAnsi="Consolas" w:eastAsia="Consolas"/>
+          <w:b w:val="0"/>
+          <w:sz w:val="19"/>
+        </w:rPr>
+        <w:t>"WARN"</w:t>
+      </w:r>
+      <w:r>
+        <w:rPr>
+          <w:b w:val="0"/>
+          <w:i w:val="0"/>
+        </w:rPr>
+        <w:t xml:space="preserve"> or </w:t>
+      </w:r>
+      <w:r>
+        <w:rPr>
+          <w:rFonts w:ascii="Consolas" w:hAnsi="Consolas" w:eastAsia="Consolas"/>
+          <w:b w:val="0"/>
+          <w:sz w:val="19"/>
+        </w:rPr>
+        <w:t>"PASS"</w:t>
+      </w:r>
+      <w:r>
+        <w:rPr>
+          <w:b w:val="0"/>
+          <w:i w:val="0"/>
+        </w:rPr>
+        <w:t xml:space="preserve"> as a </w:t>
+      </w:r>
+      <w:r>
+        <w:rPr>
+          <w:rFonts w:ascii="Consolas" w:hAnsi="Consolas" w:eastAsia="Consolas"/>
+          <w:b w:val="0"/>
+          <w:sz w:val="19"/>
+        </w:rPr>
+        <w:t>Literal</w:t>
+      </w:r>
+      <w:r>
+        <w:rPr>
+          <w:b w:val="0"/>
+          <w:i w:val="0"/>
+        </w:rPr>
+        <w:t xml:space="preserve">, accept a missing </w:t>
+      </w:r>
+      <w:r>
+        <w:rPr>
+          <w:rFonts w:ascii="Consolas" w:hAnsi="Consolas" w:eastAsia="Consolas"/>
+          <w:b w:val="0"/>
+          <w:sz w:val="19"/>
+        </w:rPr>
+        <w:t>change</w:t>
+      </w:r>
+      <w:r>
+        <w:rPr>
+          <w:b w:val="0"/>
+          <w:i w:val="0"/>
+        </w:rPr>
+        <w:t>, and add a Google-style docstring. Keep the behaviour.</w:t>
+      </w:r>
+    </w:p>
+    <w:p>
+      <w:r>
+        <w:rPr>
+          <w:b w:val="0"/>
+          <w:i w:val="0"/>
+        </w:rPr>
+        <w:t>Your code must pass these checks:</w:t>
+      </w:r>
+    </w:p>
+    <w:p>
+      <w:pPr>
+        <w:pStyle w:val="ListBullet"/>
+      </w:pPr>
+      <w:r>
+        <w:rPr>
+          <w:b w:val="0"/>
+          <w:i w:val="0"/>
+        </w:rPr>
+        <w:t>The behaviour changed. None gives SKIP, above tolerance gives WARN, otherwise PASS.</w:t>
+      </w:r>
+    </w:p>
+    <w:p>
+      <w:r>
+        <w:rPr>
+          <w:b w:val="0"/>
+          <w:i w:val="0"/>
+        </w:rPr>
+        <w:t>Shape of the answer. The reference solution defines these names. Write the bodies yourself.</w:t>
       </w:r>
     </w:p>
     <w:tbl>
@@ -6048,7 +6201,7 @@
                 <w:b w:val="0"/>
                 <w:sz w:val="16"/>
               </w:rPr>
-              <w:t>def classify_change(change, tolerance=0.10):</w:t>
+              <w:t># Classify a wave-over-wave change in a share.</w:t>
             </w:r>
           </w:p>
           <w:p>
@@ -6071,7 +6224,7 @@
                 <w:b w:val="0"/>
                 <w:sz w:val="16"/>
               </w:rPr>
-              <w:t xml:space="preserve">    if change is None:</w:t>
+              <w:t>def classify_change(</w:t>
             </w:r>
           </w:p>
           <w:p>
@@ -6094,7 +6247,7 @@
                 <w:b w:val="0"/>
                 <w:sz w:val="16"/>
               </w:rPr>
-              <w:t xml:space="preserve">        return "SKIP"</w:t>
+              <w:t xml:space="preserve">    change: float | None,</w:t>
             </w:r>
           </w:p>
           <w:p>
@@ -6117,7 +6270,30 @@
                 <w:b w:val="0"/>
                 <w:sz w:val="16"/>
               </w:rPr>
-              <w:t xml:space="preserve">    return "WARN" if change &gt; tolerance else "PASS"</w:t>
+              <w:t xml:space="preserve">    tolerance: float = 0.1,</w:t>
+            </w:r>
+          </w:p>
+          <w:p>
+            <w:pPr>
+              <w:spacing w:before="0" w:after="0" w:line="240" w:lineRule="auto"/>
+              <w:ind w:left="567" w:hanging="567"/>
+            </w:pPr>
+            <w:r>
+              <w:rPr>
+                <w:rFonts w:ascii="Consolas" w:hAnsi="Consolas" w:eastAsia="Consolas"/>
+                <w:b w:val="0"/>
+                <w:color w:val="5B6875"/>
+                <w:sz w:val="16"/>
+              </w:rPr>
+              <w:t xml:space="preserve">   5  </w:t>
+            </w:r>
+            <w:r>
+              <w:rPr>
+                <w:rFonts w:ascii="Consolas" w:hAnsi="Consolas" w:eastAsia="Consolas"/>
+                <w:b w:val="0"/>
+                <w:sz w:val="16"/>
+              </w:rPr>
+              <w:t>) -&gt; ChangeStatus: ...</w:t>
             </w:r>
           </w:p>
         </w:tc>
@@ -6125,376 +6301,12 @@
     </w:tbl>
     <w:p/>
     <w:p>
-      <w:pPr>
-        <w:pStyle w:val="Heading4"/>
-      </w:pPr>
-      <w:r>
-        <w:t>Sources</w:t>
-      </w:r>
-    </w:p>
-    <w:p>
-      <w:pPr>
-        <w:pStyle w:val="ListBullet"/>
-      </w:pPr>
-      <w:r>
-        <w:rPr>
-          <w:b w:val="0"/>
-          <w:i w:val="0"/>
-        </w:rPr>
-        <w:t>Iterating a string in a join builds one clause per character. (verified: Run in Python 3.11 in this repository.)</w:t>
-      </w:r>
-    </w:p>
-    <w:p>
-      <w:pPr>
-        <w:pStyle w:val="ListBullet"/>
-      </w:pPr>
-      <w:r>
-        <w:rPr>
-          <w:b w:val="0"/>
-          <w:i w:val="0"/>
-        </w:rPr>
-        <w:t>The X | Y union syntax works in annotations from Python 3.10. (verified: Python 3.10 release notes (PEP 604); used throughout this repository on Python 3.11.)</w:t>
-      </w:r>
-    </w:p>
-    <w:p>
-      <w:pPr>
-        <w:pStyle w:val="Heading3"/>
-      </w:pPr>
-      <w:r>
-        <w:t>A1-L3 Config over hardcoded values, and PEP 8 with ruff</w:t>
-      </w:r>
-    </w:p>
-    <w:p>
-      <w:pPr>
-        <w:pStyle w:val="Heading4"/>
-      </w:pPr>
-      <w:r>
-        <w:t>Concept</w:t>
-      </w:r>
-    </w:p>
-    <w:p>
-      <w:r>
-        <w:rPr>
-          <w:b w:val="0"/>
-          <w:i w:val="0"/>
-        </w:rPr>
-        <w:t>Pipeline code should contain logic. Everything that changes between environments, trackers or contract versions belongs in configuration:</w:t>
-      </w:r>
-    </w:p>
-    <w:p>
-      <w:pPr>
-        <w:pStyle w:val="ListBullet"/>
-      </w:pPr>
-      <w:r>
-        <w:rPr>
-          <w:b w:val="0"/>
-          <w:i w:val="0"/>
-        </w:rPr>
-        <w:t>catalog, schema and table names</w:t>
-      </w:r>
-    </w:p>
-    <w:p>
-      <w:pPr>
-        <w:pStyle w:val="ListBullet"/>
-      </w:pPr>
-      <w:r>
-        <w:rPr>
-          <w:b w:val="0"/>
-          <w:i w:val="0"/>
-        </w:rPr>
-        <w:t>column maps and type maps</w:t>
-      </w:r>
-    </w:p>
-    <w:p>
-      <w:pPr>
-        <w:pStyle w:val="ListBullet"/>
-      </w:pPr>
-      <w:r>
-        <w:rPr>
-          <w:b w:val="0"/>
-          <w:i w:val="0"/>
-        </w:rPr>
-        <w:t xml:space="preserve">thresholds, such as </w:t>
-      </w:r>
-      <w:r>
-        <w:rPr>
-          <w:rFonts w:ascii="Consolas" w:hAnsi="Consolas" w:eastAsia="Consolas"/>
-          <w:b w:val="0"/>
-          <w:sz w:val="19"/>
-        </w:rPr>
-        <w:t>weight_sum_min</w:t>
-      </w:r>
-      <w:r>
-        <w:rPr>
-          <w:b w:val="0"/>
-          <w:i w:val="0"/>
-        </w:rPr>
-        <w:t xml:space="preserve"> or a stability tolerance</w:t>
-      </w:r>
-    </w:p>
-    <w:p>
-      <w:pPr>
-        <w:pStyle w:val="ListBullet"/>
-      </w:pPr>
-      <w:r>
-        <w:rPr>
-          <w:b w:val="0"/>
-          <w:i w:val="0"/>
-        </w:rPr>
-        <w:t>contract rules and their severity</w:t>
-      </w:r>
-    </w:p>
-    <w:p>
-      <w:r>
-        <w:rPr>
-          <w:b w:val="0"/>
-          <w:i w:val="0"/>
-        </w:rPr>
-        <w:t>Keep configuration in one of two places. Versioned JSON or YAML files in the repository suit values that change with a code release. Registry tables in Unity Catalog suit values that analysts maintain, such as the Variable Registry column map.</w:t>
-      </w:r>
-    </w:p>
-    <w:p>
-      <w:r>
-        <w:rPr>
-          <w:b w:val="0"/>
-          <w:i w:val="0"/>
-        </w:rPr>
-        <w:t xml:space="preserve">Load configuration once, at the start of the run, into a typed object. A frozen dataclass or a pydantic model works. Validate on load: every required key present, </w:t>
-      </w:r>
-      <w:r>
-        <w:rPr>
-          <w:rFonts w:ascii="Consolas" w:hAnsi="Consolas" w:eastAsia="Consolas"/>
-          <w:b w:val="0"/>
-          <w:sz w:val="19"/>
-        </w:rPr>
-        <w:t>weight_sum_min</w:t>
-      </w:r>
-      <w:r>
-        <w:rPr>
-          <w:b w:val="0"/>
-          <w:i w:val="0"/>
-        </w:rPr>
-        <w:t xml:space="preserve"> below </w:t>
-      </w:r>
-      <w:r>
-        <w:rPr>
-          <w:rFonts w:ascii="Consolas" w:hAnsi="Consolas" w:eastAsia="Consolas"/>
-          <w:b w:val="0"/>
-          <w:sz w:val="19"/>
-        </w:rPr>
-        <w:t>weight_sum_max</w:t>
-      </w:r>
-      <w:r>
-        <w:rPr>
-          <w:b w:val="0"/>
-          <w:i w:val="0"/>
-        </w:rPr>
-        <w:t>, names non-empty. Fail at 00:01 with "missing key: silver_table", not at 02:47 with a KeyError deep in a transform.</w:t>
-      </w:r>
-    </w:p>
-    <w:p>
-      <w:r>
-        <w:rPr>
-          <w:b w:val="0"/>
-          <w:i w:val="0"/>
-        </w:rPr>
-        <w:t>Then pass the object, or the values from it, into your functions. A function that reads a global config dictionary is as hard to test as one with hardcoded strings.</w:t>
-      </w:r>
-    </w:p>
-    <w:p>
-      <w:r>
-        <w:rPr>
-          <w:b w:val="0"/>
-          <w:i w:val="0"/>
-        </w:rPr>
-        <w:t xml:space="preserve">Style is part of the same discipline. PEP 8 is the Python style guide. </w:t>
-      </w:r>
-      <w:r>
-        <w:rPr>
-          <w:b/>
-          <w:i w:val="0"/>
-        </w:rPr>
-        <w:t>ruff</w:t>
-      </w:r>
-      <w:r>
-        <w:rPr>
-          <w:b w:val="0"/>
-          <w:i w:val="0"/>
-        </w:rPr>
-        <w:t xml:space="preserve"> checks it and formats code in one fast tool:</w:t>
-      </w:r>
-    </w:p>
-    <w:p>
-      <w:pPr>
-        <w:pStyle w:val="ListBullet"/>
-      </w:pPr>
-      <w:r>
-        <w:rPr>
-          <w:rFonts w:ascii="Consolas" w:hAnsi="Consolas" w:eastAsia="Consolas"/>
-          <w:b w:val="0"/>
-          <w:sz w:val="19"/>
-        </w:rPr>
-        <w:t>ruff check .</w:t>
-      </w:r>
-      <w:r>
-        <w:rPr>
-          <w:b w:val="0"/>
-          <w:i w:val="0"/>
-        </w:rPr>
-        <w:t xml:space="preserve"> finds errors and style problems, such as undefined names (F821) or </w:t>
-      </w:r>
-      <w:r>
-        <w:rPr>
-          <w:rFonts w:ascii="Consolas" w:hAnsi="Consolas" w:eastAsia="Consolas"/>
-          <w:b w:val="0"/>
-          <w:sz w:val="19"/>
-        </w:rPr>
-        <w:t>== True</w:t>
-      </w:r>
-      <w:r>
-        <w:rPr>
-          <w:b w:val="0"/>
-          <w:i w:val="0"/>
-        </w:rPr>
-        <w:t xml:space="preserve"> (E712).</w:t>
-      </w:r>
-    </w:p>
-    <w:p>
-      <w:pPr>
-        <w:pStyle w:val="ListBullet"/>
-      </w:pPr>
-      <w:r>
-        <w:rPr>
-          <w:rFonts w:ascii="Consolas" w:hAnsi="Consolas" w:eastAsia="Consolas"/>
-          <w:b w:val="0"/>
-          <w:sz w:val="19"/>
-        </w:rPr>
-        <w:t>ruff format .</w:t>
-      </w:r>
-      <w:r>
-        <w:rPr>
-          <w:b w:val="0"/>
-          <w:i w:val="0"/>
-        </w:rPr>
-        <w:t xml:space="preserve"> rewrites layout consistently. </w:t>
-      </w:r>
-      <w:r>
-        <w:rPr>
-          <w:rFonts w:ascii="Consolas" w:hAnsi="Consolas" w:eastAsia="Consolas"/>
-          <w:b w:val="0"/>
-          <w:sz w:val="19"/>
-        </w:rPr>
-        <w:t>ruff format --check .</w:t>
-      </w:r>
-      <w:r>
-        <w:rPr>
-          <w:b w:val="0"/>
-          <w:i w:val="0"/>
-        </w:rPr>
-        <w:t xml:space="preserve"> fails CI when a file needs formatting.</w:t>
-      </w:r>
-    </w:p>
-    <w:p>
-      <w:r>
-        <w:rPr>
-          <w:b w:val="0"/>
-          <w:i w:val="0"/>
-        </w:rPr>
-        <w:t xml:space="preserve">Settle the rules once in </w:t>
-      </w:r>
-      <w:r>
-        <w:rPr>
-          <w:rFonts w:ascii="Consolas" w:hAnsi="Consolas" w:eastAsia="Consolas"/>
-          <w:b w:val="0"/>
-          <w:sz w:val="19"/>
-        </w:rPr>
-        <w:t>pyproject.toml</w:t>
-      </w:r>
-      <w:r>
-        <w:rPr>
-          <w:b w:val="0"/>
-          <w:i w:val="0"/>
-        </w:rPr>
-        <w:t xml:space="preserve"> under </w:t>
-      </w:r>
-      <w:r>
-        <w:rPr>
-          <w:rFonts w:ascii="Consolas" w:hAnsi="Consolas" w:eastAsia="Consolas"/>
-          <w:b w:val="0"/>
-          <w:sz w:val="19"/>
-        </w:rPr>
-        <w:t>[tool.ruff]</w:t>
-      </w:r>
-      <w:r>
-        <w:rPr>
-          <w:b w:val="0"/>
-          <w:i w:val="0"/>
-        </w:rPr>
-        <w:t>, run both commands in CI, and stop debating layout in reviews.</w:t>
-      </w:r>
-    </w:p>
-    <w:p>
-      <w:pPr>
-        <w:pStyle w:val="Heading4"/>
-      </w:pPr>
-      <w:r>
-        <w:t>Why it matters</w:t>
-      </w:r>
-    </w:p>
-    <w:p>
-      <w:r>
-        <w:rPr>
-          <w:b w:val="0"/>
-          <w:i w:val="0"/>
-        </w:rPr>
-        <w:t xml:space="preserve">A developer copies the production silver notebook to test a change in the dev workspace. The notebook hardcodes </w:t>
-      </w:r>
-      <w:r>
-        <w:rPr>
-          <w:rFonts w:ascii="Consolas" w:hAnsi="Consolas" w:eastAsia="Consolas"/>
-          <w:b w:val="0"/>
-          <w:sz w:val="19"/>
-        </w:rPr>
-        <w:t>research_prod.research_silver.nat_respondents</w:t>
-      </w:r>
-      <w:r>
-        <w:rPr>
-          <w:b w:val="0"/>
-          <w:i w:val="0"/>
-        </w:rPr>
-        <w:t>. The dev run MERGEs half-finished test data into the production table. The morning report shows impossible reach figures, and the team restores the table from Delta history.</w:t>
-      </w:r>
-    </w:p>
-    <w:p>
-      <w:r>
-        <w:rPr>
-          <w:b w:val="0"/>
-          <w:i w:val="0"/>
-        </w:rPr>
-        <w:t xml:space="preserve">With the catalog in a config file per environment, the dev run writes to </w:t>
-      </w:r>
-      <w:r>
-        <w:rPr>
-          <w:rFonts w:ascii="Consolas" w:hAnsi="Consolas" w:eastAsia="Consolas"/>
-          <w:b w:val="0"/>
-          <w:sz w:val="19"/>
-        </w:rPr>
-        <w:t>research_dev</w:t>
-      </w:r>
-      <w:r>
-        <w:rPr>
-          <w:b w:val="0"/>
-          <w:i w:val="0"/>
-        </w:rPr>
-        <w:t>. The same code runs in both places, and only the config changes.</w:t>
-      </w:r>
-    </w:p>
-    <w:p>
-      <w:pPr>
-        <w:pStyle w:val="Heading4"/>
-      </w:pPr>
-      <w:r>
-        <w:t>Worked example: weak code</w:t>
+      <w:r>
+        <w:rPr>
+          <w:b w:val="0"/>
+          <w:i w:val="0"/>
+        </w:rPr>
+        <w:t>Starter code:</w:t>
       </w:r>
     </w:p>
     <w:tbl>
@@ -6532,7 +6344,7 @@
                 <w:b w:val="0"/>
                 <w:sz w:val="16"/>
               </w:rPr>
-              <w:t>def check_weight_sum(spark, wave_id):</w:t>
+              <w:t>def classify_change(change, tolerance=0.10):</w:t>
             </w:r>
           </w:p>
           <w:p>
@@ -6555,7 +6367,7 @@
                 <w:b w:val="0"/>
                 <w:sz w:val="16"/>
               </w:rPr>
-              <w:t xml:space="preserve">    total = (</w:t>
+              <w:t xml:space="preserve">    if change is None:</w:t>
             </w:r>
           </w:p>
           <w:p>
@@ -6566,19 +6378,19 @@
             <w:r>
               <w:rPr>
                 <w:rFonts w:ascii="Consolas" w:hAnsi="Consolas" w:eastAsia="Consolas"/>
-                <w:b/>
+                <w:b w:val="0"/>
                 <w:color w:val="5B6875"/>
                 <w:sz w:val="16"/>
               </w:rPr>
-              <w:t xml:space="preserve"> [1]  </w:t>
-            </w:r>
-            <w:r>
-              <w:rPr>
-                <w:rFonts w:ascii="Consolas" w:hAnsi="Consolas" w:eastAsia="Consolas"/>
-                <w:b w:val="0"/>
-                <w:sz w:val="16"/>
-              </w:rPr>
-              <w:t xml:space="preserve">        spark.table("research_prod.research_silver.nat_respondents")</w:t>
+              <w:t xml:space="preserve">   3  </w:t>
+            </w:r>
+            <w:r>
+              <w:rPr>
+                <w:rFonts w:ascii="Consolas" w:hAnsi="Consolas" w:eastAsia="Consolas"/>
+                <w:b w:val="0"/>
+                <w:sz w:val="16"/>
+              </w:rPr>
+              <w:t xml:space="preserve">        return "SKIP"</w:t>
             </w:r>
           </w:p>
           <w:p>
@@ -6601,156 +6413,51 @@
                 <w:b w:val="0"/>
                 <w:sz w:val="16"/>
               </w:rPr>
-              <w:t xml:space="preserve">        .filter(F.col("wave_id") == wave_id)</w:t>
-            </w:r>
-          </w:p>
-          <w:p>
-            <w:pPr>
-              <w:spacing w:before="0" w:after="0" w:line="240" w:lineRule="auto"/>
-              <w:ind w:left="567" w:hanging="567"/>
-            </w:pPr>
-            <w:r>
-              <w:rPr>
-                <w:rFonts w:ascii="Consolas" w:hAnsi="Consolas" w:eastAsia="Consolas"/>
-                <w:b w:val="0"/>
-                <w:color w:val="5B6875"/>
-                <w:sz w:val="16"/>
-              </w:rPr>
-              <w:t xml:space="preserve">   5  </w:t>
-            </w:r>
-            <w:r>
-              <w:rPr>
-                <w:rFonts w:ascii="Consolas" w:hAnsi="Consolas" w:eastAsia="Consolas"/>
-                <w:b w:val="0"/>
-                <w:sz w:val="16"/>
-              </w:rPr>
-              <w:t xml:space="preserve">        .agg(F.sum("final_weight")).collect()[0][0]</w:t>
-            </w:r>
-          </w:p>
-          <w:p>
-            <w:pPr>
-              <w:spacing w:before="0" w:after="0" w:line="240" w:lineRule="auto"/>
-              <w:ind w:left="567" w:hanging="567"/>
-            </w:pPr>
-            <w:r>
-              <w:rPr>
-                <w:rFonts w:ascii="Consolas" w:hAnsi="Consolas" w:eastAsia="Consolas"/>
-                <w:b w:val="0"/>
-                <w:color w:val="5B6875"/>
-                <w:sz w:val="16"/>
-              </w:rPr>
-              <w:t xml:space="preserve">   6  </w:t>
-            </w:r>
-            <w:r>
-              <w:rPr>
-                <w:rFonts w:ascii="Consolas" w:hAnsi="Consolas" w:eastAsia="Consolas"/>
-                <w:b w:val="0"/>
-                <w:sz w:val="16"/>
-              </w:rPr>
-              <w:t xml:space="preserve">    )</w:t>
-            </w:r>
-          </w:p>
-          <w:p>
-            <w:pPr>
-              <w:spacing w:before="0" w:after="0" w:line="240" w:lineRule="auto"/>
-              <w:ind w:left="567" w:hanging="567"/>
-            </w:pPr>
-            <w:r>
-              <w:rPr>
-                <w:rFonts w:ascii="Consolas" w:hAnsi="Consolas" w:eastAsia="Consolas"/>
-                <w:b/>
-                <w:color w:val="5B6875"/>
-                <w:sz w:val="16"/>
-              </w:rPr>
-              <w:t xml:space="preserve"> [2]  </w:t>
-            </w:r>
-            <w:r>
-              <w:rPr>
-                <w:rFonts w:ascii="Consolas" w:hAnsi="Consolas" w:eastAsia="Consolas"/>
-                <w:b w:val="0"/>
-                <w:sz w:val="16"/>
-              </w:rPr>
-              <w:t xml:space="preserve">    if total &lt; 45000000 or total &gt; 55000000:</w:t>
-            </w:r>
-          </w:p>
-          <w:p>
-            <w:pPr>
-              <w:spacing w:before="0" w:after="0" w:line="240" w:lineRule="auto"/>
-              <w:ind w:left="567" w:hanging="567"/>
-            </w:pPr>
-            <w:r>
-              <w:rPr>
-                <w:rFonts w:ascii="Consolas" w:hAnsi="Consolas" w:eastAsia="Consolas"/>
-                <w:b/>
-                <w:color w:val="5B6875"/>
-                <w:sz w:val="16"/>
-              </w:rPr>
-              <w:t xml:space="preserve"> [3]  </w:t>
-            </w:r>
-            <w:r>
-              <w:rPr>
-                <w:rFonts w:ascii="Consolas" w:hAnsi="Consolas" w:eastAsia="Consolas"/>
-                <w:b w:val="0"/>
-                <w:sz w:val="16"/>
-              </w:rPr>
-              <w:t xml:space="preserve">        raise ValueError("weight sum out of range")</w:t>
+              <w:t xml:space="preserve">    return "WARN" if change &gt; tolerance else "PASS"</w:t>
             </w:r>
           </w:p>
         </w:tc>
       </w:tr>
     </w:tbl>
+    <w:p/>
     <w:p>
       <w:pPr>
-        <w:pStyle w:val="ListNumber"/>
+        <w:pStyle w:val="Heading4"/>
       </w:pPr>
       <w:r>
-        <w:rPr>
-          <w:b/>
-        </w:rPr>
-        <w:t xml:space="preserve">Line 3. </w:t>
-      </w:r>
-      <w:r>
-        <w:rPr>
-          <w:b w:val="0"/>
-          <w:i w:val="0"/>
-        </w:rPr>
-        <w:t>The production table is typed into the function. A dev run writes, or here reads, production.</w:t>
+        <w:t>Sources</w:t>
       </w:r>
     </w:p>
     <w:p>
       <w:pPr>
-        <w:pStyle w:val="ListNumber"/>
+        <w:pStyle w:val="ListBullet"/>
       </w:pPr>
       <w:r>
         <w:rPr>
-          <w:b/>
-        </w:rPr>
-        <w:t xml:space="preserve">Line 7. </w:t>
-      </w:r>
-      <w:r>
-        <w:rPr>
-          <w:b w:val="0"/>
-          <w:i w:val="0"/>
-        </w:rPr>
-        <w:t>Contract thresholds are buried in code. A new contract version needs a code change in every notebook that repeats them.</w:t>
+          <w:b w:val="0"/>
+          <w:i w:val="0"/>
+        </w:rPr>
+        <w:t>Iterating a string in a join builds one clause per character. (verified: Run in Python 3.11 in this repository.)</w:t>
       </w:r>
     </w:p>
     <w:p>
       <w:pPr>
-        <w:pStyle w:val="ListNumber"/>
+        <w:pStyle w:val="ListBullet"/>
       </w:pPr>
       <w:r>
         <w:rPr>
-          <w:b/>
-        </w:rPr>
-        <w:t xml:space="preserve">Line 8. </w:t>
-      </w:r>
-      <w:r>
-        <w:rPr>
-          <w:b w:val="0"/>
-          <w:i w:val="0"/>
-        </w:rPr>
-        <w:t>The error hides the numbers. You cannot tell how far out of range the total is.</w:t>
+          <w:b w:val="0"/>
+          <w:i w:val="0"/>
+        </w:rPr>
+        <w:t>The X | Y union syntax works in annotations from Python 3.10. (verified: Python 3.10 release notes (PEP 604); used throughout this repository on Python 3.11.)</w:t>
+      </w:r>
+    </w:p>
+    <w:p>
+      <w:pPr>
+        <w:pStyle w:val="Heading3"/>
+      </w:pPr>
+      <w:r>
+        <w:t>A1-L3 Config over hardcoded values, and PEP 8 with ruff</w:t>
       </w:r>
     </w:p>
     <w:p>
@@ -6758,7 +6465,332 @@
         <w:pStyle w:val="Heading4"/>
       </w:pPr>
       <w:r>
-        <w:t>Worked example: strong code</w:t>
+        <w:t>Concept</w:t>
+      </w:r>
+    </w:p>
+    <w:p>
+      <w:r>
+        <w:rPr>
+          <w:b w:val="0"/>
+          <w:i w:val="0"/>
+        </w:rPr>
+        <w:t>Pipeline code should contain logic. Everything that changes between environments, trackers or contract versions belongs in configuration:</w:t>
+      </w:r>
+    </w:p>
+    <w:p>
+      <w:pPr>
+        <w:pStyle w:val="ListBullet"/>
+      </w:pPr>
+      <w:r>
+        <w:rPr>
+          <w:b w:val="0"/>
+          <w:i w:val="0"/>
+        </w:rPr>
+        <w:t>catalog, schema and table names</w:t>
+      </w:r>
+    </w:p>
+    <w:p>
+      <w:pPr>
+        <w:pStyle w:val="ListBullet"/>
+      </w:pPr>
+      <w:r>
+        <w:rPr>
+          <w:b w:val="0"/>
+          <w:i w:val="0"/>
+        </w:rPr>
+        <w:t>column maps and type maps</w:t>
+      </w:r>
+    </w:p>
+    <w:p>
+      <w:pPr>
+        <w:pStyle w:val="ListBullet"/>
+      </w:pPr>
+      <w:r>
+        <w:rPr>
+          <w:b w:val="0"/>
+          <w:i w:val="0"/>
+        </w:rPr>
+        <w:t xml:space="preserve">thresholds, such as </w:t>
+      </w:r>
+      <w:r>
+        <w:rPr>
+          <w:rFonts w:ascii="Consolas" w:hAnsi="Consolas" w:eastAsia="Consolas"/>
+          <w:b w:val="0"/>
+          <w:sz w:val="19"/>
+        </w:rPr>
+        <w:t>weight_sum_min</w:t>
+      </w:r>
+      <w:r>
+        <w:rPr>
+          <w:b w:val="0"/>
+          <w:i w:val="0"/>
+        </w:rPr>
+        <w:t xml:space="preserve"> or a stability tolerance</w:t>
+      </w:r>
+    </w:p>
+    <w:p>
+      <w:pPr>
+        <w:pStyle w:val="ListBullet"/>
+      </w:pPr>
+      <w:r>
+        <w:rPr>
+          <w:b w:val="0"/>
+          <w:i w:val="0"/>
+        </w:rPr>
+        <w:t>contract rules and their severity</w:t>
+      </w:r>
+    </w:p>
+    <w:p>
+      <w:r>
+        <w:rPr>
+          <w:b w:val="0"/>
+          <w:i w:val="0"/>
+        </w:rPr>
+        <w:t>Keep configuration in one of two places. Versioned JSON or YAML files in the repository suit values that change with a code release. Registry tables in Unity Catalog suit values that analysts maintain, such as the Variable Registry column map.</w:t>
+      </w:r>
+    </w:p>
+    <w:p>
+      <w:r>
+        <w:rPr>
+          <w:b w:val="0"/>
+          <w:i w:val="0"/>
+        </w:rPr>
+        <w:t xml:space="preserve">Load configuration once, at the start of the run, into a typed object. A frozen dataclass or a pydantic model works. Validate on load: every required key present, </w:t>
+      </w:r>
+      <w:r>
+        <w:rPr>
+          <w:rFonts w:ascii="Consolas" w:hAnsi="Consolas" w:eastAsia="Consolas"/>
+          <w:b w:val="0"/>
+          <w:sz w:val="19"/>
+        </w:rPr>
+        <w:t>weight_sum_min</w:t>
+      </w:r>
+      <w:r>
+        <w:rPr>
+          <w:b w:val="0"/>
+          <w:i w:val="0"/>
+        </w:rPr>
+        <w:t xml:space="preserve"> below </w:t>
+      </w:r>
+      <w:r>
+        <w:rPr>
+          <w:rFonts w:ascii="Consolas" w:hAnsi="Consolas" w:eastAsia="Consolas"/>
+          <w:b w:val="0"/>
+          <w:sz w:val="19"/>
+        </w:rPr>
+        <w:t>weight_sum_max</w:t>
+      </w:r>
+      <w:r>
+        <w:rPr>
+          <w:b w:val="0"/>
+          <w:i w:val="0"/>
+        </w:rPr>
+        <w:t>, names non-empty. Fail at 00:01 with "missing key: silver_table", not at 02:47 with a KeyError deep in a transform.</w:t>
+      </w:r>
+    </w:p>
+    <w:p>
+      <w:r>
+        <w:rPr>
+          <w:b w:val="0"/>
+          <w:i w:val="0"/>
+        </w:rPr>
+        <w:t>Then pass the object, or the values from it, into your functions. A function that reads a global config dictionary is as hard to test as one with hardcoded strings.</w:t>
+      </w:r>
+    </w:p>
+    <w:p>
+      <w:r>
+        <w:rPr>
+          <w:b w:val="0"/>
+          <w:i w:val="0"/>
+        </w:rPr>
+        <w:t xml:space="preserve">Style is part of the same discipline. PEP 8 is the Python style guide. </w:t>
+      </w:r>
+      <w:r>
+        <w:rPr>
+          <w:b/>
+          <w:i w:val="0"/>
+        </w:rPr>
+        <w:t>ruff</w:t>
+      </w:r>
+      <w:r>
+        <w:rPr>
+          <w:b w:val="0"/>
+          <w:i w:val="0"/>
+        </w:rPr>
+        <w:t xml:space="preserve"> checks it and formats code in one fast tool:</w:t>
+      </w:r>
+    </w:p>
+    <w:p>
+      <w:pPr>
+        <w:pStyle w:val="ListBullet"/>
+      </w:pPr>
+      <w:r>
+        <w:rPr>
+          <w:rFonts w:ascii="Consolas" w:hAnsi="Consolas" w:eastAsia="Consolas"/>
+          <w:b w:val="0"/>
+          <w:sz w:val="19"/>
+        </w:rPr>
+        <w:t>ruff check .</w:t>
+      </w:r>
+      <w:r>
+        <w:rPr>
+          <w:b w:val="0"/>
+          <w:i w:val="0"/>
+        </w:rPr>
+        <w:t xml:space="preserve"> finds errors and style problems, such as undefined names (F821) or </w:t>
+      </w:r>
+      <w:r>
+        <w:rPr>
+          <w:rFonts w:ascii="Consolas" w:hAnsi="Consolas" w:eastAsia="Consolas"/>
+          <w:b w:val="0"/>
+          <w:sz w:val="19"/>
+        </w:rPr>
+        <w:t>== True</w:t>
+      </w:r>
+      <w:r>
+        <w:rPr>
+          <w:b w:val="0"/>
+          <w:i w:val="0"/>
+        </w:rPr>
+        <w:t xml:space="preserve"> (E712).</w:t>
+      </w:r>
+    </w:p>
+    <w:p>
+      <w:pPr>
+        <w:pStyle w:val="ListBullet"/>
+      </w:pPr>
+      <w:r>
+        <w:rPr>
+          <w:rFonts w:ascii="Consolas" w:hAnsi="Consolas" w:eastAsia="Consolas"/>
+          <w:b w:val="0"/>
+          <w:sz w:val="19"/>
+        </w:rPr>
+        <w:t>ruff format .</w:t>
+      </w:r>
+      <w:r>
+        <w:rPr>
+          <w:b w:val="0"/>
+          <w:i w:val="0"/>
+        </w:rPr>
+        <w:t xml:space="preserve"> rewrites layout consistently. </w:t>
+      </w:r>
+      <w:r>
+        <w:rPr>
+          <w:rFonts w:ascii="Consolas" w:hAnsi="Consolas" w:eastAsia="Consolas"/>
+          <w:b w:val="0"/>
+          <w:sz w:val="19"/>
+        </w:rPr>
+        <w:t>ruff format --check .</w:t>
+      </w:r>
+      <w:r>
+        <w:rPr>
+          <w:b w:val="0"/>
+          <w:i w:val="0"/>
+        </w:rPr>
+        <w:t xml:space="preserve"> fails CI when a file needs formatting.</w:t>
+      </w:r>
+    </w:p>
+    <w:p>
+      <w:r>
+        <w:rPr>
+          <w:b w:val="0"/>
+          <w:i w:val="0"/>
+        </w:rPr>
+        <w:t xml:space="preserve">Settle the rules once in </w:t>
+      </w:r>
+      <w:r>
+        <w:rPr>
+          <w:rFonts w:ascii="Consolas" w:hAnsi="Consolas" w:eastAsia="Consolas"/>
+          <w:b w:val="0"/>
+          <w:sz w:val="19"/>
+        </w:rPr>
+        <w:t>pyproject.toml</w:t>
+      </w:r>
+      <w:r>
+        <w:rPr>
+          <w:b w:val="0"/>
+          <w:i w:val="0"/>
+        </w:rPr>
+        <w:t xml:space="preserve"> under </w:t>
+      </w:r>
+      <w:r>
+        <w:rPr>
+          <w:rFonts w:ascii="Consolas" w:hAnsi="Consolas" w:eastAsia="Consolas"/>
+          <w:b w:val="0"/>
+          <w:sz w:val="19"/>
+        </w:rPr>
+        <w:t>[tool.ruff]</w:t>
+      </w:r>
+      <w:r>
+        <w:rPr>
+          <w:b w:val="0"/>
+          <w:i w:val="0"/>
+        </w:rPr>
+        <w:t>, run both commands in CI, and stop debating layout in reviews.</w:t>
+      </w:r>
+    </w:p>
+    <w:p>
+      <w:pPr>
+        <w:pStyle w:val="Heading4"/>
+      </w:pPr>
+      <w:r>
+        <w:t>Why it matters</w:t>
+      </w:r>
+    </w:p>
+    <w:p>
+      <w:r>
+        <w:rPr>
+          <w:b w:val="0"/>
+          <w:i w:val="0"/>
+        </w:rPr>
+        <w:t xml:space="preserve">A developer copies the production silver notebook to test a change in the dev workspace. The notebook hardcodes </w:t>
+      </w:r>
+      <w:r>
+        <w:rPr>
+          <w:rFonts w:ascii="Consolas" w:hAnsi="Consolas" w:eastAsia="Consolas"/>
+          <w:b w:val="0"/>
+          <w:sz w:val="19"/>
+        </w:rPr>
+        <w:t>research_prod.research_silver.nat_respondents</w:t>
+      </w:r>
+      <w:r>
+        <w:rPr>
+          <w:b w:val="0"/>
+          <w:i w:val="0"/>
+        </w:rPr>
+        <w:t>. The dev run MERGEs half-finished test data into the production table. The morning report shows impossible reach figures, and the team restores the table from Delta history.</w:t>
+      </w:r>
+    </w:p>
+    <w:p>
+      <w:r>
+        <w:rPr>
+          <w:b w:val="0"/>
+          <w:i w:val="0"/>
+        </w:rPr>
+        <w:t xml:space="preserve">With the catalog in a config file per environment, the dev run writes to </w:t>
+      </w:r>
+      <w:r>
+        <w:rPr>
+          <w:rFonts w:ascii="Consolas" w:hAnsi="Consolas" w:eastAsia="Consolas"/>
+          <w:b w:val="0"/>
+          <w:sz w:val="19"/>
+        </w:rPr>
+        <w:t>research_dev</w:t>
+      </w:r>
+      <w:r>
+        <w:rPr>
+          <w:b w:val="0"/>
+          <w:i w:val="0"/>
+        </w:rPr>
+        <w:t>. The same code runs in both places, and only the config changes.</w:t>
+      </w:r>
+    </w:p>
+    <w:p>
+      <w:pPr>
+        <w:pStyle w:val="Heading4"/>
+      </w:pPr>
+      <w:r>
+        <w:t>Worked example: weak code</w:t>
       </w:r>
     </w:p>
     <w:tbl>
@@ -6796,7 +6828,7 @@
                 <w:b w:val="0"/>
                 <w:sz w:val="16"/>
               </w:rPr>
-              <w:t>import json</w:t>
+              <w:t>def check_weight_sum(spark, wave_id):</w:t>
             </w:r>
           </w:p>
           <w:p>
@@ -6819,7 +6851,7 @@
                 <w:b w:val="0"/>
                 <w:sz w:val="16"/>
               </w:rPr>
-              <w:t>from dataclasses import dataclass</w:t>
+              <w:t xml:space="preserve">    total = (</w:t>
             </w:r>
           </w:p>
           <w:p>
@@ -6830,19 +6862,19 @@
             <w:r>
               <w:rPr>
                 <w:rFonts w:ascii="Consolas" w:hAnsi="Consolas" w:eastAsia="Consolas"/>
-                <w:b w:val="0"/>
+                <w:b/>
                 <w:color w:val="5B6875"/>
                 <w:sz w:val="16"/>
               </w:rPr>
-              <w:t xml:space="preserve">   3  </w:t>
-            </w:r>
-            <w:r>
-              <w:rPr>
-                <w:rFonts w:ascii="Consolas" w:hAnsi="Consolas" w:eastAsia="Consolas"/>
-                <w:b w:val="0"/>
-                <w:sz w:val="16"/>
-              </w:rPr>
-              <w:t>from pathlib import Path</w:t>
+              <w:t xml:space="preserve"> [1]  </w:t>
+            </w:r>
+            <w:r>
+              <w:rPr>
+                <w:rFonts w:ascii="Consolas" w:hAnsi="Consolas" w:eastAsia="Consolas"/>
+                <w:b w:val="0"/>
+                <w:sz w:val="16"/>
+              </w:rPr>
+              <w:t xml:space="preserve">        spark.table("research_prod.research_silver.nat_respondents")</w:t>
             </w:r>
           </w:p>
           <w:p>
@@ -6865,7 +6897,7 @@
                 <w:b w:val="0"/>
                 <w:sz w:val="16"/>
               </w:rPr>
-              <w:t xml:space="preserve"> </w:t>
+              <w:t xml:space="preserve">        .filter(F.col("wave_id") == wave_id)</w:t>
             </w:r>
           </w:p>
           <w:p>
@@ -6888,7 +6920,7 @@
                 <w:b w:val="0"/>
                 <w:sz w:val="16"/>
               </w:rPr>
-              <w:t xml:space="preserve"> </w:t>
+              <w:t xml:space="preserve">        .agg(F.sum("final_weight")).collect()[0][0]</w:t>
             </w:r>
           </w:p>
           <w:p>
@@ -6899,19 +6931,19 @@
             <w:r>
               <w:rPr>
                 <w:rFonts w:ascii="Consolas" w:hAnsi="Consolas" w:eastAsia="Consolas"/>
-                <w:b/>
+                <w:b w:val="0"/>
                 <w:color w:val="5B6875"/>
                 <w:sz w:val="16"/>
               </w:rPr>
-              <w:t xml:space="preserve"> [1]  </w:t>
-            </w:r>
-            <w:r>
-              <w:rPr>
-                <w:rFonts w:ascii="Consolas" w:hAnsi="Consolas" w:eastAsia="Consolas"/>
-                <w:b w:val="0"/>
-                <w:sz w:val="16"/>
-              </w:rPr>
-              <w:t>@dataclass(frozen=True)</w:t>
+              <w:t xml:space="preserve">   6  </w:t>
+            </w:r>
+            <w:r>
+              <w:rPr>
+                <w:rFonts w:ascii="Consolas" w:hAnsi="Consolas" w:eastAsia="Consolas"/>
+                <w:b w:val="0"/>
+                <w:sz w:val="16"/>
+              </w:rPr>
+              <w:t xml:space="preserve">    )</w:t>
             </w:r>
           </w:p>
           <w:p>
@@ -6922,19 +6954,19 @@
             <w:r>
               <w:rPr>
                 <w:rFonts w:ascii="Consolas" w:hAnsi="Consolas" w:eastAsia="Consolas"/>
-                <w:b w:val="0"/>
+                <w:b/>
                 <w:color w:val="5B6875"/>
                 <w:sz w:val="16"/>
               </w:rPr>
-              <w:t xml:space="preserve">   7  </w:t>
-            </w:r>
-            <w:r>
-              <w:rPr>
-                <w:rFonts w:ascii="Consolas" w:hAnsi="Consolas" w:eastAsia="Consolas"/>
-                <w:b w:val="0"/>
-                <w:sz w:val="16"/>
-              </w:rPr>
-              <w:t>class WeightContract:</w:t>
+              <w:t xml:space="preserve"> [2]  </w:t>
+            </w:r>
+            <w:r>
+              <w:rPr>
+                <w:rFonts w:ascii="Consolas" w:hAnsi="Consolas" w:eastAsia="Consolas"/>
+                <w:b w:val="0"/>
+                <w:sz w:val="16"/>
+              </w:rPr>
+              <w:t xml:space="preserve">    if total &lt; 45000000 or total &gt; 55000000:</w:t>
             </w:r>
           </w:p>
           <w:p>
@@ -6945,355 +6977,10 @@
             <w:r>
               <w:rPr>
                 <w:rFonts w:ascii="Consolas" w:hAnsi="Consolas" w:eastAsia="Consolas"/>
-                <w:b w:val="0"/>
-                <w:color w:val="5B6875"/>
-                <w:sz w:val="16"/>
-              </w:rPr>
-              <w:t xml:space="preserve">   8  </w:t>
-            </w:r>
-            <w:r>
-              <w:rPr>
-                <w:rFonts w:ascii="Consolas" w:hAnsi="Consolas" w:eastAsia="Consolas"/>
-                <w:b w:val="0"/>
-                <w:sz w:val="16"/>
-              </w:rPr>
-              <w:t xml:space="preserve">    """Weight total limits from the data contract."""</w:t>
-            </w:r>
-          </w:p>
-          <w:p>
-            <w:pPr>
-              <w:spacing w:before="0" w:after="0" w:line="240" w:lineRule="auto"/>
-              <w:ind w:left="567" w:hanging="567"/>
-            </w:pPr>
-            <w:r>
-              <w:rPr>
-                <w:rFonts w:ascii="Consolas" w:hAnsi="Consolas" w:eastAsia="Consolas"/>
-                <w:b w:val="0"/>
-                <w:color w:val="5B6875"/>
-                <w:sz w:val="16"/>
-              </w:rPr>
-              <w:t xml:space="preserve">   9  </w:t>
-            </w:r>
-            <w:r>
-              <w:rPr>
-                <w:rFonts w:ascii="Consolas" w:hAnsi="Consolas" w:eastAsia="Consolas"/>
-                <w:b w:val="0"/>
-                <w:sz w:val="16"/>
-              </w:rPr>
-              <w:t xml:space="preserve"> </w:t>
-            </w:r>
-          </w:p>
-          <w:p>
-            <w:pPr>
-              <w:spacing w:before="0" w:after="0" w:line="240" w:lineRule="auto"/>
-              <w:ind w:left="567" w:hanging="567"/>
-            </w:pPr>
-            <w:r>
-              <w:rPr>
-                <w:rFonts w:ascii="Consolas" w:hAnsi="Consolas" w:eastAsia="Consolas"/>
-                <w:b w:val="0"/>
-                <w:color w:val="5B6875"/>
-                <w:sz w:val="16"/>
-              </w:rPr>
-              <w:t xml:space="preserve">  10  </w:t>
-            </w:r>
-            <w:r>
-              <w:rPr>
-                <w:rFonts w:ascii="Consolas" w:hAnsi="Consolas" w:eastAsia="Consolas"/>
-                <w:b w:val="0"/>
-                <w:sz w:val="16"/>
-              </w:rPr>
-              <w:t xml:space="preserve">    silver_table: str</w:t>
-            </w:r>
-          </w:p>
-          <w:p>
-            <w:pPr>
-              <w:spacing w:before="0" w:after="0" w:line="240" w:lineRule="auto"/>
-              <w:ind w:left="567" w:hanging="567"/>
-            </w:pPr>
-            <w:r>
-              <w:rPr>
-                <w:rFonts w:ascii="Consolas" w:hAnsi="Consolas" w:eastAsia="Consolas"/>
-                <w:b w:val="0"/>
-                <w:color w:val="5B6875"/>
-                <w:sz w:val="16"/>
-              </w:rPr>
-              <w:t xml:space="preserve">  11  </w:t>
-            </w:r>
-            <w:r>
-              <w:rPr>
-                <w:rFonts w:ascii="Consolas" w:hAnsi="Consolas" w:eastAsia="Consolas"/>
-                <w:b w:val="0"/>
-                <w:sz w:val="16"/>
-              </w:rPr>
-              <w:t xml:space="preserve">    weight_sum_min: float</w:t>
-            </w:r>
-          </w:p>
-          <w:p>
-            <w:pPr>
-              <w:spacing w:before="0" w:after="0" w:line="240" w:lineRule="auto"/>
-              <w:ind w:left="567" w:hanging="567"/>
-            </w:pPr>
-            <w:r>
-              <w:rPr>
-                <w:rFonts w:ascii="Consolas" w:hAnsi="Consolas" w:eastAsia="Consolas"/>
-                <w:b w:val="0"/>
-                <w:color w:val="5B6875"/>
-                <w:sz w:val="16"/>
-              </w:rPr>
-              <w:t xml:space="preserve">  12  </w:t>
-            </w:r>
-            <w:r>
-              <w:rPr>
-                <w:rFonts w:ascii="Consolas" w:hAnsi="Consolas" w:eastAsia="Consolas"/>
-                <w:b w:val="0"/>
-                <w:sz w:val="16"/>
-              </w:rPr>
-              <w:t xml:space="preserve">    weight_sum_max: float</w:t>
-            </w:r>
-          </w:p>
-          <w:p>
-            <w:pPr>
-              <w:spacing w:before="0" w:after="0" w:line="240" w:lineRule="auto"/>
-              <w:ind w:left="567" w:hanging="567"/>
-            </w:pPr>
-            <w:r>
-              <w:rPr>
-                <w:rFonts w:ascii="Consolas" w:hAnsi="Consolas" w:eastAsia="Consolas"/>
-                <w:b w:val="0"/>
-                <w:color w:val="5B6875"/>
-                <w:sz w:val="16"/>
-              </w:rPr>
-              <w:t xml:space="preserve">  13  </w:t>
-            </w:r>
-            <w:r>
-              <w:rPr>
-                <w:rFonts w:ascii="Consolas" w:hAnsi="Consolas" w:eastAsia="Consolas"/>
-                <w:b w:val="0"/>
-                <w:sz w:val="16"/>
-              </w:rPr>
-              <w:t xml:space="preserve"> </w:t>
-            </w:r>
-          </w:p>
-          <w:p>
-            <w:pPr>
-              <w:spacing w:before="0" w:after="0" w:line="240" w:lineRule="auto"/>
-              <w:ind w:left="567" w:hanging="567"/>
-            </w:pPr>
-            <w:r>
-              <w:rPr>
-                <w:rFonts w:ascii="Consolas" w:hAnsi="Consolas" w:eastAsia="Consolas"/>
                 <w:b/>
                 <w:color w:val="5B6875"/>
                 <w:sz w:val="16"/>
               </w:rPr>
-              <w:t xml:space="preserve"> [2]  </w:t>
-            </w:r>
-            <w:r>
-              <w:rPr>
-                <w:rFonts w:ascii="Consolas" w:hAnsi="Consolas" w:eastAsia="Consolas"/>
-                <w:b w:val="0"/>
-                <w:sz w:val="16"/>
-              </w:rPr>
-              <w:t xml:space="preserve">    def __post_init__(self) -&gt; None:</w:t>
-            </w:r>
-          </w:p>
-          <w:p>
-            <w:pPr>
-              <w:spacing w:before="0" w:after="0" w:line="240" w:lineRule="auto"/>
-              <w:ind w:left="567" w:hanging="567"/>
-            </w:pPr>
-            <w:r>
-              <w:rPr>
-                <w:rFonts w:ascii="Consolas" w:hAnsi="Consolas" w:eastAsia="Consolas"/>
-                <w:b w:val="0"/>
-                <w:color w:val="5B6875"/>
-                <w:sz w:val="16"/>
-              </w:rPr>
-              <w:t xml:space="preserve">  15  </w:t>
-            </w:r>
-            <w:r>
-              <w:rPr>
-                <w:rFonts w:ascii="Consolas" w:hAnsi="Consolas" w:eastAsia="Consolas"/>
-                <w:b w:val="0"/>
-                <w:sz w:val="16"/>
-              </w:rPr>
-              <w:t xml:space="preserve">        if self.weight_sum_min &gt;= self.weight_sum_max:</w:t>
-            </w:r>
-          </w:p>
-          <w:p>
-            <w:pPr>
-              <w:spacing w:before="0" w:after="0" w:line="240" w:lineRule="auto"/>
-              <w:ind w:left="567" w:hanging="567"/>
-            </w:pPr>
-            <w:r>
-              <w:rPr>
-                <w:rFonts w:ascii="Consolas" w:hAnsi="Consolas" w:eastAsia="Consolas"/>
-                <w:b w:val="0"/>
-                <w:color w:val="5B6875"/>
-                <w:sz w:val="16"/>
-              </w:rPr>
-              <w:t xml:space="preserve">  16  </w:t>
-            </w:r>
-            <w:r>
-              <w:rPr>
-                <w:rFonts w:ascii="Consolas" w:hAnsi="Consolas" w:eastAsia="Consolas"/>
-                <w:b w:val="0"/>
-                <w:sz w:val="16"/>
-              </w:rPr>
-              <w:t xml:space="preserve">            raise ValueError("weight_sum_min must be below weight_sum_max")</w:t>
-            </w:r>
-          </w:p>
-          <w:p>
-            <w:pPr>
-              <w:spacing w:before="0" w:after="0" w:line="240" w:lineRule="auto"/>
-              <w:ind w:left="567" w:hanging="567"/>
-            </w:pPr>
-            <w:r>
-              <w:rPr>
-                <w:rFonts w:ascii="Consolas" w:hAnsi="Consolas" w:eastAsia="Consolas"/>
-                <w:b w:val="0"/>
-                <w:color w:val="5B6875"/>
-                <w:sz w:val="16"/>
-              </w:rPr>
-              <w:t xml:space="preserve">  17  </w:t>
-            </w:r>
-            <w:r>
-              <w:rPr>
-                <w:rFonts w:ascii="Consolas" w:hAnsi="Consolas" w:eastAsia="Consolas"/>
-                <w:b w:val="0"/>
-                <w:sz w:val="16"/>
-              </w:rPr>
-              <w:t xml:space="preserve"> </w:t>
-            </w:r>
-          </w:p>
-          <w:p>
-            <w:pPr>
-              <w:spacing w:before="0" w:after="0" w:line="240" w:lineRule="auto"/>
-              <w:ind w:left="567" w:hanging="567"/>
-            </w:pPr>
-            <w:r>
-              <w:rPr>
-                <w:rFonts w:ascii="Consolas" w:hAnsi="Consolas" w:eastAsia="Consolas"/>
-                <w:b w:val="0"/>
-                <w:color w:val="5B6875"/>
-                <w:sz w:val="16"/>
-              </w:rPr>
-              <w:t xml:space="preserve">  18  </w:t>
-            </w:r>
-            <w:r>
-              <w:rPr>
-                <w:rFonts w:ascii="Consolas" w:hAnsi="Consolas" w:eastAsia="Consolas"/>
-                <w:b w:val="0"/>
-                <w:sz w:val="16"/>
-              </w:rPr>
-              <w:t xml:space="preserve"> </w:t>
-            </w:r>
-          </w:p>
-          <w:p>
-            <w:pPr>
-              <w:spacing w:before="0" w:after="0" w:line="240" w:lineRule="auto"/>
-              <w:ind w:left="567" w:hanging="567"/>
-            </w:pPr>
-            <w:r>
-              <w:rPr>
-                <w:rFonts w:ascii="Consolas" w:hAnsi="Consolas" w:eastAsia="Consolas"/>
-                <w:b w:val="0"/>
-                <w:color w:val="5B6875"/>
-                <w:sz w:val="16"/>
-              </w:rPr>
-              <w:t xml:space="preserve">  19  </w:t>
-            </w:r>
-            <w:r>
-              <w:rPr>
-                <w:rFonts w:ascii="Consolas" w:hAnsi="Consolas" w:eastAsia="Consolas"/>
-                <w:b w:val="0"/>
-                <w:sz w:val="16"/>
-              </w:rPr>
-              <w:t>def load_contract(path: Path) -&gt; WeightContract:</w:t>
-            </w:r>
-          </w:p>
-          <w:p>
-            <w:pPr>
-              <w:spacing w:before="0" w:after="0" w:line="240" w:lineRule="auto"/>
-              <w:ind w:left="567" w:hanging="567"/>
-            </w:pPr>
-            <w:r>
-              <w:rPr>
-                <w:rFonts w:ascii="Consolas" w:hAnsi="Consolas" w:eastAsia="Consolas"/>
-                <w:b w:val="0"/>
-                <w:color w:val="5B6875"/>
-                <w:sz w:val="16"/>
-              </w:rPr>
-              <w:t xml:space="preserve">  20  </w:t>
-            </w:r>
-            <w:r>
-              <w:rPr>
-                <w:rFonts w:ascii="Consolas" w:hAnsi="Consolas" w:eastAsia="Consolas"/>
-                <w:b w:val="0"/>
-                <w:sz w:val="16"/>
-              </w:rPr>
-              <w:t xml:space="preserve">    """Load and validate the contract file. Fails fast on a missing key."""</w:t>
-            </w:r>
-          </w:p>
-          <w:p>
-            <w:pPr>
-              <w:spacing w:before="0" w:after="0" w:line="240" w:lineRule="auto"/>
-              <w:ind w:left="567" w:hanging="567"/>
-            </w:pPr>
-            <w:r>
-              <w:rPr>
-                <w:rFonts w:ascii="Consolas" w:hAnsi="Consolas" w:eastAsia="Consolas"/>
-                <w:b w:val="0"/>
-                <w:color w:val="5B6875"/>
-                <w:sz w:val="16"/>
-              </w:rPr>
-              <w:t xml:space="preserve">  21  </w:t>
-            </w:r>
-            <w:r>
-              <w:rPr>
-                <w:rFonts w:ascii="Consolas" w:hAnsi="Consolas" w:eastAsia="Consolas"/>
-                <w:b w:val="0"/>
-                <w:sz w:val="16"/>
-              </w:rPr>
-              <w:t xml:space="preserve">    raw = json.loads(path.read_text())</w:t>
-            </w:r>
-          </w:p>
-          <w:p>
-            <w:pPr>
-              <w:spacing w:before="0" w:after="0" w:line="240" w:lineRule="auto"/>
-              <w:ind w:left="567" w:hanging="567"/>
-            </w:pPr>
-            <w:r>
-              <w:rPr>
-                <w:rFonts w:ascii="Consolas" w:hAnsi="Consolas" w:eastAsia="Consolas"/>
-                <w:b w:val="0"/>
-                <w:color w:val="5B6875"/>
-                <w:sz w:val="16"/>
-              </w:rPr>
-              <w:t xml:space="preserve">  22  </w:t>
-            </w:r>
-            <w:r>
-              <w:rPr>
-                <w:rFonts w:ascii="Consolas" w:hAnsi="Consolas" w:eastAsia="Consolas"/>
-                <w:b w:val="0"/>
-                <w:sz w:val="16"/>
-              </w:rPr>
-              <w:t xml:space="preserve">    return WeightContract(</w:t>
-            </w:r>
-          </w:p>
-          <w:p>
-            <w:pPr>
-              <w:spacing w:before="0" w:after="0" w:line="240" w:lineRule="auto"/>
-              <w:ind w:left="567" w:hanging="567"/>
-            </w:pPr>
-            <w:r>
-              <w:rPr>
-                <w:rFonts w:ascii="Consolas" w:hAnsi="Consolas" w:eastAsia="Consolas"/>
-                <w:b/>
-                <w:color w:val="5B6875"/>
-                <w:sz w:val="16"/>
-              </w:rPr>
               <w:t xml:space="preserve"> [3]  </w:t>
             </w:r>
             <w:r>
@@ -7302,191 +6989,7 @@
                 <w:b w:val="0"/>
                 <w:sz w:val="16"/>
               </w:rPr>
-              <w:t xml:space="preserve">        silver_table=raw["silver_table"],</w:t>
-            </w:r>
-          </w:p>
-          <w:p>
-            <w:pPr>
-              <w:spacing w:before="0" w:after="0" w:line="240" w:lineRule="auto"/>
-              <w:ind w:left="567" w:hanging="567"/>
-            </w:pPr>
-            <w:r>
-              <w:rPr>
-                <w:rFonts w:ascii="Consolas" w:hAnsi="Consolas" w:eastAsia="Consolas"/>
-                <w:b w:val="0"/>
-                <w:color w:val="5B6875"/>
-                <w:sz w:val="16"/>
-              </w:rPr>
-              <w:t xml:space="preserve">  24  </w:t>
-            </w:r>
-            <w:r>
-              <w:rPr>
-                <w:rFonts w:ascii="Consolas" w:hAnsi="Consolas" w:eastAsia="Consolas"/>
-                <w:b w:val="0"/>
-                <w:sz w:val="16"/>
-              </w:rPr>
-              <w:t xml:space="preserve">        weight_sum_min=float(raw["weight_sum_min"]),</w:t>
-            </w:r>
-          </w:p>
-          <w:p>
-            <w:pPr>
-              <w:spacing w:before="0" w:after="0" w:line="240" w:lineRule="auto"/>
-              <w:ind w:left="567" w:hanging="567"/>
-            </w:pPr>
-            <w:r>
-              <w:rPr>
-                <w:rFonts w:ascii="Consolas" w:hAnsi="Consolas" w:eastAsia="Consolas"/>
-                <w:b w:val="0"/>
-                <w:color w:val="5B6875"/>
-                <w:sz w:val="16"/>
-              </w:rPr>
-              <w:t xml:space="preserve">  25  </w:t>
-            </w:r>
-            <w:r>
-              <w:rPr>
-                <w:rFonts w:ascii="Consolas" w:hAnsi="Consolas" w:eastAsia="Consolas"/>
-                <w:b w:val="0"/>
-                <w:sz w:val="16"/>
-              </w:rPr>
-              <w:t xml:space="preserve">        weight_sum_max=float(raw["weight_sum_max"]),</w:t>
-            </w:r>
-          </w:p>
-          <w:p>
-            <w:pPr>
-              <w:spacing w:before="0" w:after="0" w:line="240" w:lineRule="auto"/>
-              <w:ind w:left="567" w:hanging="567"/>
-            </w:pPr>
-            <w:r>
-              <w:rPr>
-                <w:rFonts w:ascii="Consolas" w:hAnsi="Consolas" w:eastAsia="Consolas"/>
-                <w:b w:val="0"/>
-                <w:color w:val="5B6875"/>
-                <w:sz w:val="16"/>
-              </w:rPr>
-              <w:t xml:space="preserve">  26  </w:t>
-            </w:r>
-            <w:r>
-              <w:rPr>
-                <w:rFonts w:ascii="Consolas" w:hAnsi="Consolas" w:eastAsia="Consolas"/>
-                <w:b w:val="0"/>
-                <w:sz w:val="16"/>
-              </w:rPr>
-              <w:t xml:space="preserve">    )</w:t>
-            </w:r>
-          </w:p>
-          <w:p>
-            <w:pPr>
-              <w:spacing w:before="0" w:after="0" w:line="240" w:lineRule="auto"/>
-              <w:ind w:left="567" w:hanging="567"/>
-            </w:pPr>
-            <w:r>
-              <w:rPr>
-                <w:rFonts w:ascii="Consolas" w:hAnsi="Consolas" w:eastAsia="Consolas"/>
-                <w:b w:val="0"/>
-                <w:color w:val="5B6875"/>
-                <w:sz w:val="16"/>
-              </w:rPr>
-              <w:t xml:space="preserve">  27  </w:t>
-            </w:r>
-            <w:r>
-              <w:rPr>
-                <w:rFonts w:ascii="Consolas" w:hAnsi="Consolas" w:eastAsia="Consolas"/>
-                <w:b w:val="0"/>
-                <w:sz w:val="16"/>
-              </w:rPr>
-              <w:t xml:space="preserve"> </w:t>
-            </w:r>
-          </w:p>
-          <w:p>
-            <w:pPr>
-              <w:spacing w:before="0" w:after="0" w:line="240" w:lineRule="auto"/>
-              <w:ind w:left="567" w:hanging="567"/>
-            </w:pPr>
-            <w:r>
-              <w:rPr>
-                <w:rFonts w:ascii="Consolas" w:hAnsi="Consolas" w:eastAsia="Consolas"/>
-                <w:b w:val="0"/>
-                <w:color w:val="5B6875"/>
-                <w:sz w:val="16"/>
-              </w:rPr>
-              <w:t xml:space="preserve">  28  </w:t>
-            </w:r>
-            <w:r>
-              <w:rPr>
-                <w:rFonts w:ascii="Consolas" w:hAnsi="Consolas" w:eastAsia="Consolas"/>
-                <w:b w:val="0"/>
-                <w:sz w:val="16"/>
-              </w:rPr>
-              <w:t xml:space="preserve"> </w:t>
-            </w:r>
-          </w:p>
-          <w:p>
-            <w:pPr>
-              <w:spacing w:before="0" w:after="0" w:line="240" w:lineRule="auto"/>
-              <w:ind w:left="567" w:hanging="567"/>
-            </w:pPr>
-            <w:r>
-              <w:rPr>
-                <w:rFonts w:ascii="Consolas" w:hAnsi="Consolas" w:eastAsia="Consolas"/>
-                <w:b/>
-                <w:color w:val="5B6875"/>
-                <w:sz w:val="16"/>
-              </w:rPr>
-              <w:t xml:space="preserve"> [4]  </w:t>
-            </w:r>
-            <w:r>
-              <w:rPr>
-                <w:rFonts w:ascii="Consolas" w:hAnsi="Consolas" w:eastAsia="Consolas"/>
-                <w:b w:val="0"/>
-                <w:sz w:val="16"/>
-              </w:rPr>
-              <w:t>def weight_sum_in_range(total: float, contract: WeightContract) -&gt; bool:</w:t>
-            </w:r>
-          </w:p>
-          <w:p>
-            <w:pPr>
-              <w:spacing w:before="0" w:after="0" w:line="240" w:lineRule="auto"/>
-              <w:ind w:left="567" w:hanging="567"/>
-            </w:pPr>
-            <w:r>
-              <w:rPr>
-                <w:rFonts w:ascii="Consolas" w:hAnsi="Consolas" w:eastAsia="Consolas"/>
-                <w:b w:val="0"/>
-                <w:color w:val="5B6875"/>
-                <w:sz w:val="16"/>
-              </w:rPr>
-              <w:t xml:space="preserve">  30  </w:t>
-            </w:r>
-            <w:r>
-              <w:rPr>
-                <w:rFonts w:ascii="Consolas" w:hAnsi="Consolas" w:eastAsia="Consolas"/>
-                <w:b w:val="0"/>
-                <w:sz w:val="16"/>
-              </w:rPr>
-              <w:t xml:space="preserve">    """True when the weight total is inside the contract limits."""</w:t>
-            </w:r>
-          </w:p>
-          <w:p>
-            <w:pPr>
-              <w:spacing w:before="0" w:after="0" w:line="240" w:lineRule="auto"/>
-              <w:ind w:left="567" w:hanging="567"/>
-            </w:pPr>
-            <w:r>
-              <w:rPr>
-                <w:rFonts w:ascii="Consolas" w:hAnsi="Consolas" w:eastAsia="Consolas"/>
-                <w:b w:val="0"/>
-                <w:color w:val="5B6875"/>
-                <w:sz w:val="16"/>
-              </w:rPr>
-              <w:t xml:space="preserve">  31  </w:t>
-            </w:r>
-            <w:r>
-              <w:rPr>
-                <w:rFonts w:ascii="Consolas" w:hAnsi="Consolas" w:eastAsia="Consolas"/>
-                <w:b w:val="0"/>
-                <w:sz w:val="16"/>
-              </w:rPr>
-              <w:t xml:space="preserve">    return contract.weight_sum_min &lt;= total &lt;= contract.weight_sum_max</w:t>
+              <w:t xml:space="preserve">        raise ValueError("weight sum out of range")</w:t>
             </w:r>
           </w:p>
         </w:tc>
@@ -7500,14 +7003,14 @@
         <w:rPr>
           <w:b/>
         </w:rPr>
-        <w:t xml:space="preserve">Line 6. </w:t>
-      </w:r>
-      <w:r>
-        <w:rPr>
-          <w:b w:val="0"/>
-          <w:i w:val="0"/>
-        </w:rPr>
-        <w:t>Frozen: no code can change a limit halfway through a run.</w:t>
+        <w:t xml:space="preserve">Line 3. </w:t>
+      </w:r>
+      <w:r>
+        <w:rPr>
+          <w:b w:val="0"/>
+          <w:i w:val="0"/>
+        </w:rPr>
+        <w:t>The production table is typed into the function. A dev run writes, or here reads, production.</w:t>
       </w:r>
     </w:p>
     <w:p>
@@ -7518,14 +7021,14 @@
         <w:rPr>
           <w:b/>
         </w:rPr>
-        <w:t xml:space="preserve">Line 14. </w:t>
-      </w:r>
-      <w:r>
-        <w:rPr>
-          <w:b w:val="0"/>
-          <w:i w:val="0"/>
-        </w:rPr>
-        <w:t>Validation on load. An impossible contract fails before any data moves.</w:t>
+        <w:t xml:space="preserve">Line 7. </w:t>
+      </w:r>
+      <w:r>
+        <w:rPr>
+          <w:b w:val="0"/>
+          <w:i w:val="0"/>
+        </w:rPr>
+        <w:t>Contract thresholds are buried in code. A new contract version needs a code change in every notebook that repeats them.</w:t>
       </w:r>
     </w:p>
     <w:p>
@@ -7536,14 +7039,771 @@
         <w:rPr>
           <w:b/>
         </w:rPr>
-        <w:t xml:space="preserve">Line 23. </w:t>
-      </w:r>
-      <w:r>
-        <w:rPr>
-          <w:b w:val="0"/>
-          <w:i w:val="0"/>
-        </w:rPr>
-        <w:t>A missing key raises KeyError here, at load, with the key's name.</w:t>
+        <w:t xml:space="preserve">Line 8. </w:t>
+      </w:r>
+      <w:r>
+        <w:rPr>
+          <w:b w:val="0"/>
+          <w:i w:val="0"/>
+        </w:rPr>
+        <w:t>The error hides the numbers. You cannot tell how far out of range the total is.</w:t>
+      </w:r>
+    </w:p>
+    <w:p>
+      <w:pPr>
+        <w:pStyle w:val="Heading4"/>
+      </w:pPr>
+      <w:r>
+        <w:t>Worked example: strong code</w:t>
+      </w:r>
+    </w:p>
+    <w:tbl>
+      <w:tblPr>
+        <w:tblW w:type="auto" w:w="0"/>
+        <w:jc w:val="left"/>
+        <w:tblLook w:firstColumn="1" w:firstRow="1" w:lastColumn="0" w:lastRow="0" w:noHBand="0" w:noVBand="1" w:val="04A0"/>
+      </w:tblPr>
+      <w:tblGrid>
+        <w:gridCol w:w="8221"/>
+      </w:tblGrid>
+      <w:tr>
+        <w:tc>
+          <w:tcPr>
+            <w:tcW w:type="dxa" w:w="8221"/>
+            <w:shd w:val="clear" w:color="auto" w:fill="F2F4F7"/>
+          </w:tcPr>
+          <w:p>
+            <w:pPr>
+              <w:spacing w:before="0" w:after="0" w:line="240" w:lineRule="auto"/>
+              <w:ind w:left="567" w:hanging="567"/>
+            </w:pPr>
+            <w:r>
+              <w:rPr>
+                <w:rFonts w:ascii="Consolas" w:hAnsi="Consolas" w:eastAsia="Consolas"/>
+                <w:b w:val="0"/>
+                <w:color w:val="5B6875"/>
+                <w:sz w:val="16"/>
+              </w:rPr>
+              <w:t xml:space="preserve">   1  </w:t>
+            </w:r>
+            <w:r>
+              <w:rPr>
+                <w:rFonts w:ascii="Consolas" w:hAnsi="Consolas" w:eastAsia="Consolas"/>
+                <w:b w:val="0"/>
+                <w:sz w:val="16"/>
+              </w:rPr>
+              <w:t>import json</w:t>
+            </w:r>
+          </w:p>
+          <w:p>
+            <w:pPr>
+              <w:spacing w:before="0" w:after="0" w:line="240" w:lineRule="auto"/>
+              <w:ind w:left="567" w:hanging="567"/>
+            </w:pPr>
+            <w:r>
+              <w:rPr>
+                <w:rFonts w:ascii="Consolas" w:hAnsi="Consolas" w:eastAsia="Consolas"/>
+                <w:b w:val="0"/>
+                <w:color w:val="5B6875"/>
+                <w:sz w:val="16"/>
+              </w:rPr>
+              <w:t xml:space="preserve">   2  </w:t>
+            </w:r>
+            <w:r>
+              <w:rPr>
+                <w:rFonts w:ascii="Consolas" w:hAnsi="Consolas" w:eastAsia="Consolas"/>
+                <w:b w:val="0"/>
+                <w:sz w:val="16"/>
+              </w:rPr>
+              <w:t>from dataclasses import dataclass</w:t>
+            </w:r>
+          </w:p>
+          <w:p>
+            <w:pPr>
+              <w:spacing w:before="0" w:after="0" w:line="240" w:lineRule="auto"/>
+              <w:ind w:left="567" w:hanging="567"/>
+            </w:pPr>
+            <w:r>
+              <w:rPr>
+                <w:rFonts w:ascii="Consolas" w:hAnsi="Consolas" w:eastAsia="Consolas"/>
+                <w:b w:val="0"/>
+                <w:color w:val="5B6875"/>
+                <w:sz w:val="16"/>
+              </w:rPr>
+              <w:t xml:space="preserve">   3  </w:t>
+            </w:r>
+            <w:r>
+              <w:rPr>
+                <w:rFonts w:ascii="Consolas" w:hAnsi="Consolas" w:eastAsia="Consolas"/>
+                <w:b w:val="0"/>
+                <w:sz w:val="16"/>
+              </w:rPr>
+              <w:t>from pathlib import Path</w:t>
+            </w:r>
+          </w:p>
+          <w:p>
+            <w:pPr>
+              <w:spacing w:before="0" w:after="0" w:line="240" w:lineRule="auto"/>
+              <w:ind w:left="567" w:hanging="567"/>
+            </w:pPr>
+            <w:r>
+              <w:rPr>
+                <w:rFonts w:ascii="Consolas" w:hAnsi="Consolas" w:eastAsia="Consolas"/>
+                <w:b w:val="0"/>
+                <w:color w:val="5B6875"/>
+                <w:sz w:val="16"/>
+              </w:rPr>
+              <w:t xml:space="preserve">   4  </w:t>
+            </w:r>
+            <w:r>
+              <w:rPr>
+                <w:rFonts w:ascii="Consolas" w:hAnsi="Consolas" w:eastAsia="Consolas"/>
+                <w:b w:val="0"/>
+                <w:sz w:val="16"/>
+              </w:rPr>
+              <w:t xml:space="preserve"> </w:t>
+            </w:r>
+          </w:p>
+          <w:p>
+            <w:pPr>
+              <w:spacing w:before="0" w:after="0" w:line="240" w:lineRule="auto"/>
+              <w:ind w:left="567" w:hanging="567"/>
+            </w:pPr>
+            <w:r>
+              <w:rPr>
+                <w:rFonts w:ascii="Consolas" w:hAnsi="Consolas" w:eastAsia="Consolas"/>
+                <w:b w:val="0"/>
+                <w:color w:val="5B6875"/>
+                <w:sz w:val="16"/>
+              </w:rPr>
+              <w:t xml:space="preserve">   5  </w:t>
+            </w:r>
+            <w:r>
+              <w:rPr>
+                <w:rFonts w:ascii="Consolas" w:hAnsi="Consolas" w:eastAsia="Consolas"/>
+                <w:b w:val="0"/>
+                <w:sz w:val="16"/>
+              </w:rPr>
+              <w:t xml:space="preserve"> </w:t>
+            </w:r>
+          </w:p>
+          <w:p>
+            <w:pPr>
+              <w:spacing w:before="0" w:after="0" w:line="240" w:lineRule="auto"/>
+              <w:ind w:left="567" w:hanging="567"/>
+            </w:pPr>
+            <w:r>
+              <w:rPr>
+                <w:rFonts w:ascii="Consolas" w:hAnsi="Consolas" w:eastAsia="Consolas"/>
+                <w:b/>
+                <w:color w:val="5B6875"/>
+                <w:sz w:val="16"/>
+              </w:rPr>
+              <w:t xml:space="preserve"> [1]  </w:t>
+            </w:r>
+            <w:r>
+              <w:rPr>
+                <w:rFonts w:ascii="Consolas" w:hAnsi="Consolas" w:eastAsia="Consolas"/>
+                <w:b w:val="0"/>
+                <w:sz w:val="16"/>
+              </w:rPr>
+              <w:t>@dataclass(frozen=True)</w:t>
+            </w:r>
+          </w:p>
+          <w:p>
+            <w:pPr>
+              <w:spacing w:before="0" w:after="0" w:line="240" w:lineRule="auto"/>
+              <w:ind w:left="567" w:hanging="567"/>
+            </w:pPr>
+            <w:r>
+              <w:rPr>
+                <w:rFonts w:ascii="Consolas" w:hAnsi="Consolas" w:eastAsia="Consolas"/>
+                <w:b w:val="0"/>
+                <w:color w:val="5B6875"/>
+                <w:sz w:val="16"/>
+              </w:rPr>
+              <w:t xml:space="preserve">   7  </w:t>
+            </w:r>
+            <w:r>
+              <w:rPr>
+                <w:rFonts w:ascii="Consolas" w:hAnsi="Consolas" w:eastAsia="Consolas"/>
+                <w:b w:val="0"/>
+                <w:sz w:val="16"/>
+              </w:rPr>
+              <w:t>class WeightContract:</w:t>
+            </w:r>
+          </w:p>
+          <w:p>
+            <w:pPr>
+              <w:spacing w:before="0" w:after="0" w:line="240" w:lineRule="auto"/>
+              <w:ind w:left="567" w:hanging="567"/>
+            </w:pPr>
+            <w:r>
+              <w:rPr>
+                <w:rFonts w:ascii="Consolas" w:hAnsi="Consolas" w:eastAsia="Consolas"/>
+                <w:b w:val="0"/>
+                <w:color w:val="5B6875"/>
+                <w:sz w:val="16"/>
+              </w:rPr>
+              <w:t xml:space="preserve">   8  </w:t>
+            </w:r>
+            <w:r>
+              <w:rPr>
+                <w:rFonts w:ascii="Consolas" w:hAnsi="Consolas" w:eastAsia="Consolas"/>
+                <w:b w:val="0"/>
+                <w:sz w:val="16"/>
+              </w:rPr>
+              <w:t xml:space="preserve">    """Weight total limits from the data contract."""</w:t>
+            </w:r>
+          </w:p>
+          <w:p>
+            <w:pPr>
+              <w:spacing w:before="0" w:after="0" w:line="240" w:lineRule="auto"/>
+              <w:ind w:left="567" w:hanging="567"/>
+            </w:pPr>
+            <w:r>
+              <w:rPr>
+                <w:rFonts w:ascii="Consolas" w:hAnsi="Consolas" w:eastAsia="Consolas"/>
+                <w:b w:val="0"/>
+                <w:color w:val="5B6875"/>
+                <w:sz w:val="16"/>
+              </w:rPr>
+              <w:t xml:space="preserve">   9  </w:t>
+            </w:r>
+            <w:r>
+              <w:rPr>
+                <w:rFonts w:ascii="Consolas" w:hAnsi="Consolas" w:eastAsia="Consolas"/>
+                <w:b w:val="0"/>
+                <w:sz w:val="16"/>
+              </w:rPr>
+              <w:t xml:space="preserve"> </w:t>
+            </w:r>
+          </w:p>
+          <w:p>
+            <w:pPr>
+              <w:spacing w:before="0" w:after="0" w:line="240" w:lineRule="auto"/>
+              <w:ind w:left="567" w:hanging="567"/>
+            </w:pPr>
+            <w:r>
+              <w:rPr>
+                <w:rFonts w:ascii="Consolas" w:hAnsi="Consolas" w:eastAsia="Consolas"/>
+                <w:b w:val="0"/>
+                <w:color w:val="5B6875"/>
+                <w:sz w:val="16"/>
+              </w:rPr>
+              <w:t xml:space="preserve">  10  </w:t>
+            </w:r>
+            <w:r>
+              <w:rPr>
+                <w:rFonts w:ascii="Consolas" w:hAnsi="Consolas" w:eastAsia="Consolas"/>
+                <w:b w:val="0"/>
+                <w:sz w:val="16"/>
+              </w:rPr>
+              <w:t xml:space="preserve">    silver_table: str</w:t>
+            </w:r>
+          </w:p>
+          <w:p>
+            <w:pPr>
+              <w:spacing w:before="0" w:after="0" w:line="240" w:lineRule="auto"/>
+              <w:ind w:left="567" w:hanging="567"/>
+            </w:pPr>
+            <w:r>
+              <w:rPr>
+                <w:rFonts w:ascii="Consolas" w:hAnsi="Consolas" w:eastAsia="Consolas"/>
+                <w:b w:val="0"/>
+                <w:color w:val="5B6875"/>
+                <w:sz w:val="16"/>
+              </w:rPr>
+              <w:t xml:space="preserve">  11  </w:t>
+            </w:r>
+            <w:r>
+              <w:rPr>
+                <w:rFonts w:ascii="Consolas" w:hAnsi="Consolas" w:eastAsia="Consolas"/>
+                <w:b w:val="0"/>
+                <w:sz w:val="16"/>
+              </w:rPr>
+              <w:t xml:space="preserve">    weight_sum_min: float</w:t>
+            </w:r>
+          </w:p>
+          <w:p>
+            <w:pPr>
+              <w:spacing w:before="0" w:after="0" w:line="240" w:lineRule="auto"/>
+              <w:ind w:left="567" w:hanging="567"/>
+            </w:pPr>
+            <w:r>
+              <w:rPr>
+                <w:rFonts w:ascii="Consolas" w:hAnsi="Consolas" w:eastAsia="Consolas"/>
+                <w:b w:val="0"/>
+                <w:color w:val="5B6875"/>
+                <w:sz w:val="16"/>
+              </w:rPr>
+              <w:t xml:space="preserve">  12  </w:t>
+            </w:r>
+            <w:r>
+              <w:rPr>
+                <w:rFonts w:ascii="Consolas" w:hAnsi="Consolas" w:eastAsia="Consolas"/>
+                <w:b w:val="0"/>
+                <w:sz w:val="16"/>
+              </w:rPr>
+              <w:t xml:space="preserve">    weight_sum_max: float</w:t>
+            </w:r>
+          </w:p>
+          <w:p>
+            <w:pPr>
+              <w:spacing w:before="0" w:after="0" w:line="240" w:lineRule="auto"/>
+              <w:ind w:left="567" w:hanging="567"/>
+            </w:pPr>
+            <w:r>
+              <w:rPr>
+                <w:rFonts w:ascii="Consolas" w:hAnsi="Consolas" w:eastAsia="Consolas"/>
+                <w:b w:val="0"/>
+                <w:color w:val="5B6875"/>
+                <w:sz w:val="16"/>
+              </w:rPr>
+              <w:t xml:space="preserve">  13  </w:t>
+            </w:r>
+            <w:r>
+              <w:rPr>
+                <w:rFonts w:ascii="Consolas" w:hAnsi="Consolas" w:eastAsia="Consolas"/>
+                <w:b w:val="0"/>
+                <w:sz w:val="16"/>
+              </w:rPr>
+              <w:t xml:space="preserve"> </w:t>
+            </w:r>
+          </w:p>
+          <w:p>
+            <w:pPr>
+              <w:spacing w:before="0" w:after="0" w:line="240" w:lineRule="auto"/>
+              <w:ind w:left="567" w:hanging="567"/>
+            </w:pPr>
+            <w:r>
+              <w:rPr>
+                <w:rFonts w:ascii="Consolas" w:hAnsi="Consolas" w:eastAsia="Consolas"/>
+                <w:b/>
+                <w:color w:val="5B6875"/>
+                <w:sz w:val="16"/>
+              </w:rPr>
+              <w:t xml:space="preserve"> [2]  </w:t>
+            </w:r>
+            <w:r>
+              <w:rPr>
+                <w:rFonts w:ascii="Consolas" w:hAnsi="Consolas" w:eastAsia="Consolas"/>
+                <w:b w:val="0"/>
+                <w:sz w:val="16"/>
+              </w:rPr>
+              <w:t xml:space="preserve">    def __post_init__(self) -&gt; None:</w:t>
+            </w:r>
+          </w:p>
+          <w:p>
+            <w:pPr>
+              <w:spacing w:before="0" w:after="0" w:line="240" w:lineRule="auto"/>
+              <w:ind w:left="567" w:hanging="567"/>
+            </w:pPr>
+            <w:r>
+              <w:rPr>
+                <w:rFonts w:ascii="Consolas" w:hAnsi="Consolas" w:eastAsia="Consolas"/>
+                <w:b w:val="0"/>
+                <w:color w:val="5B6875"/>
+                <w:sz w:val="16"/>
+              </w:rPr>
+              <w:t xml:space="preserve">  15  </w:t>
+            </w:r>
+            <w:r>
+              <w:rPr>
+                <w:rFonts w:ascii="Consolas" w:hAnsi="Consolas" w:eastAsia="Consolas"/>
+                <w:b w:val="0"/>
+                <w:sz w:val="16"/>
+              </w:rPr>
+              <w:t xml:space="preserve">        if self.weight_sum_min &gt;= self.weight_sum_max:</w:t>
+            </w:r>
+          </w:p>
+          <w:p>
+            <w:pPr>
+              <w:spacing w:before="0" w:after="0" w:line="240" w:lineRule="auto"/>
+              <w:ind w:left="567" w:hanging="567"/>
+            </w:pPr>
+            <w:r>
+              <w:rPr>
+                <w:rFonts w:ascii="Consolas" w:hAnsi="Consolas" w:eastAsia="Consolas"/>
+                <w:b w:val="0"/>
+                <w:color w:val="5B6875"/>
+                <w:sz w:val="16"/>
+              </w:rPr>
+              <w:t xml:space="preserve">  16  </w:t>
+            </w:r>
+            <w:r>
+              <w:rPr>
+                <w:rFonts w:ascii="Consolas" w:hAnsi="Consolas" w:eastAsia="Consolas"/>
+                <w:b w:val="0"/>
+                <w:sz w:val="16"/>
+              </w:rPr>
+              <w:t xml:space="preserve">            raise ValueError("weight_sum_min must be below weight_sum_max")</w:t>
+            </w:r>
+          </w:p>
+          <w:p>
+            <w:pPr>
+              <w:spacing w:before="0" w:after="0" w:line="240" w:lineRule="auto"/>
+              <w:ind w:left="567" w:hanging="567"/>
+            </w:pPr>
+            <w:r>
+              <w:rPr>
+                <w:rFonts w:ascii="Consolas" w:hAnsi="Consolas" w:eastAsia="Consolas"/>
+                <w:b w:val="0"/>
+                <w:color w:val="5B6875"/>
+                <w:sz w:val="16"/>
+              </w:rPr>
+              <w:t xml:space="preserve">  17  </w:t>
+            </w:r>
+            <w:r>
+              <w:rPr>
+                <w:rFonts w:ascii="Consolas" w:hAnsi="Consolas" w:eastAsia="Consolas"/>
+                <w:b w:val="0"/>
+                <w:sz w:val="16"/>
+              </w:rPr>
+              <w:t xml:space="preserve"> </w:t>
+            </w:r>
+          </w:p>
+          <w:p>
+            <w:pPr>
+              <w:spacing w:before="0" w:after="0" w:line="240" w:lineRule="auto"/>
+              <w:ind w:left="567" w:hanging="567"/>
+            </w:pPr>
+            <w:r>
+              <w:rPr>
+                <w:rFonts w:ascii="Consolas" w:hAnsi="Consolas" w:eastAsia="Consolas"/>
+                <w:b w:val="0"/>
+                <w:color w:val="5B6875"/>
+                <w:sz w:val="16"/>
+              </w:rPr>
+              <w:t xml:space="preserve">  18  </w:t>
+            </w:r>
+            <w:r>
+              <w:rPr>
+                <w:rFonts w:ascii="Consolas" w:hAnsi="Consolas" w:eastAsia="Consolas"/>
+                <w:b w:val="0"/>
+                <w:sz w:val="16"/>
+              </w:rPr>
+              <w:t xml:space="preserve"> </w:t>
+            </w:r>
+          </w:p>
+          <w:p>
+            <w:pPr>
+              <w:spacing w:before="0" w:after="0" w:line="240" w:lineRule="auto"/>
+              <w:ind w:left="567" w:hanging="567"/>
+            </w:pPr>
+            <w:r>
+              <w:rPr>
+                <w:rFonts w:ascii="Consolas" w:hAnsi="Consolas" w:eastAsia="Consolas"/>
+                <w:b w:val="0"/>
+                <w:color w:val="5B6875"/>
+                <w:sz w:val="16"/>
+              </w:rPr>
+              <w:t xml:space="preserve">  19  </w:t>
+            </w:r>
+            <w:r>
+              <w:rPr>
+                <w:rFonts w:ascii="Consolas" w:hAnsi="Consolas" w:eastAsia="Consolas"/>
+                <w:b w:val="0"/>
+                <w:sz w:val="16"/>
+              </w:rPr>
+              <w:t>def load_contract(path: Path) -&gt; WeightContract:</w:t>
+            </w:r>
+          </w:p>
+          <w:p>
+            <w:pPr>
+              <w:spacing w:before="0" w:after="0" w:line="240" w:lineRule="auto"/>
+              <w:ind w:left="567" w:hanging="567"/>
+            </w:pPr>
+            <w:r>
+              <w:rPr>
+                <w:rFonts w:ascii="Consolas" w:hAnsi="Consolas" w:eastAsia="Consolas"/>
+                <w:b w:val="0"/>
+                <w:color w:val="5B6875"/>
+                <w:sz w:val="16"/>
+              </w:rPr>
+              <w:t xml:space="preserve">  20  </w:t>
+            </w:r>
+            <w:r>
+              <w:rPr>
+                <w:rFonts w:ascii="Consolas" w:hAnsi="Consolas" w:eastAsia="Consolas"/>
+                <w:b w:val="0"/>
+                <w:sz w:val="16"/>
+              </w:rPr>
+              <w:t xml:space="preserve">    """Load and validate the contract file. Fails fast on a missing key."""</w:t>
+            </w:r>
+          </w:p>
+          <w:p>
+            <w:pPr>
+              <w:spacing w:before="0" w:after="0" w:line="240" w:lineRule="auto"/>
+              <w:ind w:left="567" w:hanging="567"/>
+            </w:pPr>
+            <w:r>
+              <w:rPr>
+                <w:rFonts w:ascii="Consolas" w:hAnsi="Consolas" w:eastAsia="Consolas"/>
+                <w:b w:val="0"/>
+                <w:color w:val="5B6875"/>
+                <w:sz w:val="16"/>
+              </w:rPr>
+              <w:t xml:space="preserve">  21  </w:t>
+            </w:r>
+            <w:r>
+              <w:rPr>
+                <w:rFonts w:ascii="Consolas" w:hAnsi="Consolas" w:eastAsia="Consolas"/>
+                <w:b w:val="0"/>
+                <w:sz w:val="16"/>
+              </w:rPr>
+              <w:t xml:space="preserve">    raw = json.loads(path.read_text())</w:t>
+            </w:r>
+          </w:p>
+          <w:p>
+            <w:pPr>
+              <w:spacing w:before="0" w:after="0" w:line="240" w:lineRule="auto"/>
+              <w:ind w:left="567" w:hanging="567"/>
+            </w:pPr>
+            <w:r>
+              <w:rPr>
+                <w:rFonts w:ascii="Consolas" w:hAnsi="Consolas" w:eastAsia="Consolas"/>
+                <w:b w:val="0"/>
+                <w:color w:val="5B6875"/>
+                <w:sz w:val="16"/>
+              </w:rPr>
+              <w:t xml:space="preserve">  22  </w:t>
+            </w:r>
+            <w:r>
+              <w:rPr>
+                <w:rFonts w:ascii="Consolas" w:hAnsi="Consolas" w:eastAsia="Consolas"/>
+                <w:b w:val="0"/>
+                <w:sz w:val="16"/>
+              </w:rPr>
+              <w:t xml:space="preserve">    return WeightContract(</w:t>
+            </w:r>
+          </w:p>
+          <w:p>
+            <w:pPr>
+              <w:spacing w:before="0" w:after="0" w:line="240" w:lineRule="auto"/>
+              <w:ind w:left="567" w:hanging="567"/>
+            </w:pPr>
+            <w:r>
+              <w:rPr>
+                <w:rFonts w:ascii="Consolas" w:hAnsi="Consolas" w:eastAsia="Consolas"/>
+                <w:b/>
+                <w:color w:val="5B6875"/>
+                <w:sz w:val="16"/>
+              </w:rPr>
+              <w:t xml:space="preserve"> [3]  </w:t>
+            </w:r>
+            <w:r>
+              <w:rPr>
+                <w:rFonts w:ascii="Consolas" w:hAnsi="Consolas" w:eastAsia="Consolas"/>
+                <w:b w:val="0"/>
+                <w:sz w:val="16"/>
+              </w:rPr>
+              <w:t xml:space="preserve">        silver_table=raw["silver_table"],</w:t>
+            </w:r>
+          </w:p>
+          <w:p>
+            <w:pPr>
+              <w:spacing w:before="0" w:after="0" w:line="240" w:lineRule="auto"/>
+              <w:ind w:left="567" w:hanging="567"/>
+            </w:pPr>
+            <w:r>
+              <w:rPr>
+                <w:rFonts w:ascii="Consolas" w:hAnsi="Consolas" w:eastAsia="Consolas"/>
+                <w:b w:val="0"/>
+                <w:color w:val="5B6875"/>
+                <w:sz w:val="16"/>
+              </w:rPr>
+              <w:t xml:space="preserve">  24  </w:t>
+            </w:r>
+            <w:r>
+              <w:rPr>
+                <w:rFonts w:ascii="Consolas" w:hAnsi="Consolas" w:eastAsia="Consolas"/>
+                <w:b w:val="0"/>
+                <w:sz w:val="16"/>
+              </w:rPr>
+              <w:t xml:space="preserve">        weight_sum_min=float(raw["weight_sum_min"]),</w:t>
+            </w:r>
+          </w:p>
+          <w:p>
+            <w:pPr>
+              <w:spacing w:before="0" w:after="0" w:line="240" w:lineRule="auto"/>
+              <w:ind w:left="567" w:hanging="567"/>
+            </w:pPr>
+            <w:r>
+              <w:rPr>
+                <w:rFonts w:ascii="Consolas" w:hAnsi="Consolas" w:eastAsia="Consolas"/>
+                <w:b w:val="0"/>
+                <w:color w:val="5B6875"/>
+                <w:sz w:val="16"/>
+              </w:rPr>
+              <w:t xml:space="preserve">  25  </w:t>
+            </w:r>
+            <w:r>
+              <w:rPr>
+                <w:rFonts w:ascii="Consolas" w:hAnsi="Consolas" w:eastAsia="Consolas"/>
+                <w:b w:val="0"/>
+                <w:sz w:val="16"/>
+              </w:rPr>
+              <w:t xml:space="preserve">        weight_sum_max=float(raw["weight_sum_max"]),</w:t>
+            </w:r>
+          </w:p>
+          <w:p>
+            <w:pPr>
+              <w:spacing w:before="0" w:after="0" w:line="240" w:lineRule="auto"/>
+              <w:ind w:left="567" w:hanging="567"/>
+            </w:pPr>
+            <w:r>
+              <w:rPr>
+                <w:rFonts w:ascii="Consolas" w:hAnsi="Consolas" w:eastAsia="Consolas"/>
+                <w:b w:val="0"/>
+                <w:color w:val="5B6875"/>
+                <w:sz w:val="16"/>
+              </w:rPr>
+              <w:t xml:space="preserve">  26  </w:t>
+            </w:r>
+            <w:r>
+              <w:rPr>
+                <w:rFonts w:ascii="Consolas" w:hAnsi="Consolas" w:eastAsia="Consolas"/>
+                <w:b w:val="0"/>
+                <w:sz w:val="16"/>
+              </w:rPr>
+              <w:t xml:space="preserve">    )</w:t>
+            </w:r>
+          </w:p>
+          <w:p>
+            <w:pPr>
+              <w:spacing w:before="0" w:after="0" w:line="240" w:lineRule="auto"/>
+              <w:ind w:left="567" w:hanging="567"/>
+            </w:pPr>
+            <w:r>
+              <w:rPr>
+                <w:rFonts w:ascii="Consolas" w:hAnsi="Consolas" w:eastAsia="Consolas"/>
+                <w:b w:val="0"/>
+                <w:color w:val="5B6875"/>
+                <w:sz w:val="16"/>
+              </w:rPr>
+              <w:t xml:space="preserve">  27  </w:t>
+            </w:r>
+            <w:r>
+              <w:rPr>
+                <w:rFonts w:ascii="Consolas" w:hAnsi="Consolas" w:eastAsia="Consolas"/>
+                <w:b w:val="0"/>
+                <w:sz w:val="16"/>
+              </w:rPr>
+              <w:t xml:space="preserve"> </w:t>
+            </w:r>
+          </w:p>
+          <w:p>
+            <w:pPr>
+              <w:spacing w:before="0" w:after="0" w:line="240" w:lineRule="auto"/>
+              <w:ind w:left="567" w:hanging="567"/>
+            </w:pPr>
+            <w:r>
+              <w:rPr>
+                <w:rFonts w:ascii="Consolas" w:hAnsi="Consolas" w:eastAsia="Consolas"/>
+                <w:b w:val="0"/>
+                <w:color w:val="5B6875"/>
+                <w:sz w:val="16"/>
+              </w:rPr>
+              <w:t xml:space="preserve">  28  </w:t>
+            </w:r>
+            <w:r>
+              <w:rPr>
+                <w:rFonts w:ascii="Consolas" w:hAnsi="Consolas" w:eastAsia="Consolas"/>
+                <w:b w:val="0"/>
+                <w:sz w:val="16"/>
+              </w:rPr>
+              <w:t xml:space="preserve"> </w:t>
+            </w:r>
+          </w:p>
+          <w:p>
+            <w:pPr>
+              <w:spacing w:before="0" w:after="0" w:line="240" w:lineRule="auto"/>
+              <w:ind w:left="567" w:hanging="567"/>
+            </w:pPr>
+            <w:r>
+              <w:rPr>
+                <w:rFonts w:ascii="Consolas" w:hAnsi="Consolas" w:eastAsia="Consolas"/>
+                <w:b/>
+                <w:color w:val="5B6875"/>
+                <w:sz w:val="16"/>
+              </w:rPr>
+              <w:t xml:space="preserve"> [4]  </w:t>
+            </w:r>
+            <w:r>
+              <w:rPr>
+                <w:rFonts w:ascii="Consolas" w:hAnsi="Consolas" w:eastAsia="Consolas"/>
+                <w:b w:val="0"/>
+                <w:sz w:val="16"/>
+              </w:rPr>
+              <w:t>def weight_sum_in_range(total: float, contract: WeightContract) -&gt; bool:</w:t>
+            </w:r>
+          </w:p>
+          <w:p>
+            <w:pPr>
+              <w:spacing w:before="0" w:after="0" w:line="240" w:lineRule="auto"/>
+              <w:ind w:left="567" w:hanging="567"/>
+            </w:pPr>
+            <w:r>
+              <w:rPr>
+                <w:rFonts w:ascii="Consolas" w:hAnsi="Consolas" w:eastAsia="Consolas"/>
+                <w:b w:val="0"/>
+                <w:color w:val="5B6875"/>
+                <w:sz w:val="16"/>
+              </w:rPr>
+              <w:t xml:space="preserve">  30  </w:t>
+            </w:r>
+            <w:r>
+              <w:rPr>
+                <w:rFonts w:ascii="Consolas" w:hAnsi="Consolas" w:eastAsia="Consolas"/>
+                <w:b w:val="0"/>
+                <w:sz w:val="16"/>
+              </w:rPr>
+              <w:t xml:space="preserve">    """True when the weight total is inside the contract limits."""</w:t>
+            </w:r>
+          </w:p>
+          <w:p>
+            <w:pPr>
+              <w:spacing w:before="0" w:after="0" w:line="240" w:lineRule="auto"/>
+              <w:ind w:left="567" w:hanging="567"/>
+            </w:pPr>
+            <w:r>
+              <w:rPr>
+                <w:rFonts w:ascii="Consolas" w:hAnsi="Consolas" w:eastAsia="Consolas"/>
+                <w:b w:val="0"/>
+                <w:color w:val="5B6875"/>
+                <w:sz w:val="16"/>
+              </w:rPr>
+              <w:t xml:space="preserve">  31  </w:t>
+            </w:r>
+            <w:r>
+              <w:rPr>
+                <w:rFonts w:ascii="Consolas" w:hAnsi="Consolas" w:eastAsia="Consolas"/>
+                <w:b w:val="0"/>
+                <w:sz w:val="16"/>
+              </w:rPr>
+              <w:t xml:space="preserve">    return contract.weight_sum_min &lt;= total &lt;= contract.weight_sum_max</w:t>
+            </w:r>
+          </w:p>
+        </w:tc>
+      </w:tr>
+    </w:tbl>
+    <w:p>
+      <w:pPr>
+        <w:pStyle w:val="ListNumber"/>
+      </w:pPr>
+      <w:r>
+        <w:rPr>
+          <w:b/>
+        </w:rPr>
+        <w:t xml:space="preserve">Line 6. </w:t>
+      </w:r>
+      <w:r>
+        <w:rPr>
+          <w:b w:val="0"/>
+          <w:i w:val="0"/>
+        </w:rPr>
+        <w:t>Frozen: no code can change a limit halfway through a run.</w:t>
       </w:r>
     </w:p>
     <w:p>
@@ -7554,6 +7814,42 @@
         <w:rPr>
           <w:b/>
         </w:rPr>
+        <w:t xml:space="preserve">Line 14. </w:t>
+      </w:r>
+      <w:r>
+        <w:rPr>
+          <w:b w:val="0"/>
+          <w:i w:val="0"/>
+        </w:rPr>
+        <w:t>Validation on load. An impossible contract fails before any data moves.</w:t>
+      </w:r>
+    </w:p>
+    <w:p>
+      <w:pPr>
+        <w:pStyle w:val="ListNumber"/>
+      </w:pPr>
+      <w:r>
+        <w:rPr>
+          <w:b/>
+        </w:rPr>
+        <w:t xml:space="preserve">Line 23. </w:t>
+      </w:r>
+      <w:r>
+        <w:rPr>
+          <w:b w:val="0"/>
+          <w:i w:val="0"/>
+        </w:rPr>
+        <w:t>A missing key raises KeyError here, at load, with the key's name.</w:t>
+      </w:r>
+    </w:p>
+    <w:p>
+      <w:pPr>
+        <w:pStyle w:val="ListNumber"/>
+      </w:pPr>
+      <w:r>
+        <w:rPr>
+          <w:b/>
+        </w:rPr>
         <w:t xml:space="preserve">Line 29. </w:t>
       </w:r>
       <w:r>
@@ -7803,6 +8099,366 @@
         <w:t>What does this print?</w:t>
       </w:r>
     </w:p>
+    <w:p>
+      <w:r>
+        <w:rPr>
+          <w:b/>
+          <w:i w:val="0"/>
+        </w:rPr>
+        <w:t>What you need to know.</w:t>
+      </w:r>
+    </w:p>
+    <w:p>
+      <w:r>
+        <w:rPr>
+          <w:rFonts w:ascii="Consolas" w:hAnsi="Consolas" w:eastAsia="Consolas"/>
+          <w:b w:val="0"/>
+          <w:sz w:val="19"/>
+        </w:rPr>
+        <w:t>@dataclass(frozen=True)</w:t>
+      </w:r>
+      <w:r>
+        <w:rPr>
+          <w:b w:val="0"/>
+          <w:i w:val="0"/>
+        </w:rPr>
+        <w:t xml:space="preserve"> makes every instance read-only. Assigning to a field after the object exists raises </w:t>
+      </w:r>
+      <w:r>
+        <w:rPr>
+          <w:rFonts w:ascii="Consolas" w:hAnsi="Consolas" w:eastAsia="Consolas"/>
+          <w:b w:val="0"/>
+          <w:sz w:val="19"/>
+        </w:rPr>
+        <w:t>dataclasses.FrozenInstanceError</w:t>
+      </w:r>
+      <w:r>
+        <w:rPr>
+          <w:b w:val="0"/>
+          <w:i w:val="0"/>
+        </w:rPr>
+        <w:t>, and the field keeps its old value.</w:t>
+      </w:r>
+    </w:p>
+    <w:p>
+      <w:r>
+        <w:rPr>
+          <w:rFonts w:ascii="Consolas" w:hAnsi="Consolas" w:eastAsia="Consolas"/>
+          <w:b w:val="0"/>
+          <w:sz w:val="19"/>
+        </w:rPr>
+        <w:t>try</w:t>
+      </w:r>
+      <w:r>
+        <w:rPr>
+          <w:b w:val="0"/>
+          <w:i w:val="0"/>
+        </w:rPr>
+        <w:t xml:space="preserve"> runs a block. When the block raises an exception named in </w:t>
+      </w:r>
+      <w:r>
+        <w:rPr>
+          <w:rFonts w:ascii="Consolas" w:hAnsi="Consolas" w:eastAsia="Consolas"/>
+          <w:b w:val="0"/>
+          <w:sz w:val="19"/>
+        </w:rPr>
+        <w:t>except</w:t>
+      </w:r>
+      <w:r>
+        <w:rPr>
+          <w:b w:val="0"/>
+          <w:i w:val="0"/>
+        </w:rPr>
+        <w:t xml:space="preserve">, Python runs the </w:t>
+      </w:r>
+      <w:r>
+        <w:rPr>
+          <w:rFonts w:ascii="Consolas" w:hAnsi="Consolas" w:eastAsia="Consolas"/>
+          <w:b w:val="0"/>
+          <w:sz w:val="19"/>
+        </w:rPr>
+        <w:t>except</w:t>
+      </w:r>
+      <w:r>
+        <w:rPr>
+          <w:b w:val="0"/>
+          <w:i w:val="0"/>
+        </w:rPr>
+        <w:t xml:space="preserve"> block instead of stopping, then carries on after it.</w:t>
+      </w:r>
+    </w:p>
+    <w:tbl>
+      <w:tblPr>
+        <w:tblW w:type="auto" w:w="0"/>
+        <w:jc w:val="left"/>
+        <w:tblLook w:firstColumn="1" w:firstRow="1" w:lastColumn="0" w:lastRow="0" w:noHBand="0" w:noVBand="1" w:val="04A0"/>
+      </w:tblPr>
+      <w:tblGrid>
+        <w:gridCol w:w="8221"/>
+      </w:tblGrid>
+      <w:tr>
+        <w:tc>
+          <w:tcPr>
+            <w:tcW w:type="dxa" w:w="8221"/>
+            <w:shd w:val="clear" w:color="auto" w:fill="F2F4F7"/>
+          </w:tcPr>
+          <w:p>
+            <w:pPr>
+              <w:spacing w:before="0" w:after="0" w:line="240" w:lineRule="auto"/>
+              <w:ind w:left="567" w:hanging="567"/>
+            </w:pPr>
+            <w:r>
+              <w:rPr>
+                <w:rFonts w:ascii="Consolas" w:hAnsi="Consolas" w:eastAsia="Consolas"/>
+                <w:b w:val="0"/>
+                <w:color w:val="5B6875"/>
+                <w:sz w:val="16"/>
+              </w:rPr>
+              <w:t xml:space="preserve">   1  </w:t>
+            </w:r>
+            <w:r>
+              <w:rPr>
+                <w:rFonts w:ascii="Consolas" w:hAnsi="Consolas" w:eastAsia="Consolas"/>
+                <w:b w:val="0"/>
+                <w:sz w:val="16"/>
+              </w:rPr>
+              <w:t>from dataclasses import FrozenInstanceError, dataclass</w:t>
+            </w:r>
+          </w:p>
+          <w:p>
+            <w:pPr>
+              <w:spacing w:before="0" w:after="0" w:line="240" w:lineRule="auto"/>
+              <w:ind w:left="567" w:hanging="567"/>
+            </w:pPr>
+            <w:r>
+              <w:rPr>
+                <w:rFonts w:ascii="Consolas" w:hAnsi="Consolas" w:eastAsia="Consolas"/>
+                <w:b w:val="0"/>
+                <w:color w:val="5B6875"/>
+                <w:sz w:val="16"/>
+              </w:rPr>
+              <w:t xml:space="preserve">   2  </w:t>
+            </w:r>
+            <w:r>
+              <w:rPr>
+                <w:rFonts w:ascii="Consolas" w:hAnsi="Consolas" w:eastAsia="Consolas"/>
+                <w:b w:val="0"/>
+                <w:sz w:val="16"/>
+              </w:rPr>
+              <w:t xml:space="preserve"> </w:t>
+            </w:r>
+          </w:p>
+          <w:p>
+            <w:pPr>
+              <w:spacing w:before="0" w:after="0" w:line="240" w:lineRule="auto"/>
+              <w:ind w:left="567" w:hanging="567"/>
+            </w:pPr>
+            <w:r>
+              <w:rPr>
+                <w:rFonts w:ascii="Consolas" w:hAnsi="Consolas" w:eastAsia="Consolas"/>
+                <w:b w:val="0"/>
+                <w:color w:val="5B6875"/>
+                <w:sz w:val="16"/>
+              </w:rPr>
+              <w:t xml:space="preserve">   3  </w:t>
+            </w:r>
+            <w:r>
+              <w:rPr>
+                <w:rFonts w:ascii="Consolas" w:hAnsi="Consolas" w:eastAsia="Consolas"/>
+                <w:b w:val="0"/>
+                <w:sz w:val="16"/>
+              </w:rPr>
+              <w:t>@dataclass(frozen=True)</w:t>
+            </w:r>
+          </w:p>
+          <w:p>
+            <w:pPr>
+              <w:spacing w:before="0" w:after="0" w:line="240" w:lineRule="auto"/>
+              <w:ind w:left="567" w:hanging="567"/>
+            </w:pPr>
+            <w:r>
+              <w:rPr>
+                <w:rFonts w:ascii="Consolas" w:hAnsi="Consolas" w:eastAsia="Consolas"/>
+                <w:b w:val="0"/>
+                <w:color w:val="5B6875"/>
+                <w:sz w:val="16"/>
+              </w:rPr>
+              <w:t xml:space="preserve">   4  </w:t>
+            </w:r>
+            <w:r>
+              <w:rPr>
+                <w:rFonts w:ascii="Consolas" w:hAnsi="Consolas" w:eastAsia="Consolas"/>
+                <w:b w:val="0"/>
+                <w:sz w:val="16"/>
+              </w:rPr>
+              <w:t>class Limit:</w:t>
+            </w:r>
+          </w:p>
+          <w:p>
+            <w:pPr>
+              <w:spacing w:before="0" w:after="0" w:line="240" w:lineRule="auto"/>
+              <w:ind w:left="567" w:hanging="567"/>
+            </w:pPr>
+            <w:r>
+              <w:rPr>
+                <w:rFonts w:ascii="Consolas" w:hAnsi="Consolas" w:eastAsia="Consolas"/>
+                <w:b w:val="0"/>
+                <w:color w:val="5B6875"/>
+                <w:sz w:val="16"/>
+              </w:rPr>
+              <w:t xml:space="preserve">   5  </w:t>
+            </w:r>
+            <w:r>
+              <w:rPr>
+                <w:rFonts w:ascii="Consolas" w:hAnsi="Consolas" w:eastAsia="Consolas"/>
+                <w:b w:val="0"/>
+                <w:sz w:val="16"/>
+              </w:rPr>
+              <w:t xml:space="preserve">    value: int</w:t>
+            </w:r>
+          </w:p>
+          <w:p>
+            <w:pPr>
+              <w:spacing w:before="0" w:after="0" w:line="240" w:lineRule="auto"/>
+              <w:ind w:left="567" w:hanging="567"/>
+            </w:pPr>
+            <w:r>
+              <w:rPr>
+                <w:rFonts w:ascii="Consolas" w:hAnsi="Consolas" w:eastAsia="Consolas"/>
+                <w:b w:val="0"/>
+                <w:color w:val="5B6875"/>
+                <w:sz w:val="16"/>
+              </w:rPr>
+              <w:t xml:space="preserve">   6  </w:t>
+            </w:r>
+            <w:r>
+              <w:rPr>
+                <w:rFonts w:ascii="Consolas" w:hAnsi="Consolas" w:eastAsia="Consolas"/>
+                <w:b w:val="0"/>
+                <w:sz w:val="16"/>
+              </w:rPr>
+              <w:t xml:space="preserve"> </w:t>
+            </w:r>
+          </w:p>
+          <w:p>
+            <w:pPr>
+              <w:spacing w:before="0" w:after="0" w:line="240" w:lineRule="auto"/>
+              <w:ind w:left="567" w:hanging="567"/>
+            </w:pPr>
+            <w:r>
+              <w:rPr>
+                <w:rFonts w:ascii="Consolas" w:hAnsi="Consolas" w:eastAsia="Consolas"/>
+                <w:b w:val="0"/>
+                <w:color w:val="5B6875"/>
+                <w:sz w:val="16"/>
+              </w:rPr>
+              <w:t xml:space="preserve">   7  </w:t>
+            </w:r>
+            <w:r>
+              <w:rPr>
+                <w:rFonts w:ascii="Consolas" w:hAnsi="Consolas" w:eastAsia="Consolas"/>
+                <w:b w:val="0"/>
+                <w:sz w:val="16"/>
+              </w:rPr>
+              <w:t>limit = Limit(5)</w:t>
+            </w:r>
+          </w:p>
+          <w:p>
+            <w:pPr>
+              <w:spacing w:before="0" w:after="0" w:line="240" w:lineRule="auto"/>
+              <w:ind w:left="567" w:hanging="567"/>
+            </w:pPr>
+            <w:r>
+              <w:rPr>
+                <w:rFonts w:ascii="Consolas" w:hAnsi="Consolas" w:eastAsia="Consolas"/>
+                <w:b w:val="0"/>
+                <w:color w:val="5B6875"/>
+                <w:sz w:val="16"/>
+              </w:rPr>
+              <w:t xml:space="preserve">   8  </w:t>
+            </w:r>
+            <w:r>
+              <w:rPr>
+                <w:rFonts w:ascii="Consolas" w:hAnsi="Consolas" w:eastAsia="Consolas"/>
+                <w:b w:val="0"/>
+                <w:sz w:val="16"/>
+              </w:rPr>
+              <w:t>try:</w:t>
+            </w:r>
+          </w:p>
+          <w:p>
+            <w:pPr>
+              <w:spacing w:before="0" w:after="0" w:line="240" w:lineRule="auto"/>
+              <w:ind w:left="567" w:hanging="567"/>
+            </w:pPr>
+            <w:r>
+              <w:rPr>
+                <w:rFonts w:ascii="Consolas" w:hAnsi="Consolas" w:eastAsia="Consolas"/>
+                <w:b w:val="0"/>
+                <w:color w:val="5B6875"/>
+                <w:sz w:val="16"/>
+              </w:rPr>
+              <w:t xml:space="preserve">   9  </w:t>
+            </w:r>
+            <w:r>
+              <w:rPr>
+                <w:rFonts w:ascii="Consolas" w:hAnsi="Consolas" w:eastAsia="Consolas"/>
+                <w:b w:val="0"/>
+                <w:sz w:val="16"/>
+              </w:rPr>
+              <w:t xml:space="preserve">    limit.value = 9</w:t>
+            </w:r>
+          </w:p>
+          <w:p>
+            <w:pPr>
+              <w:spacing w:before="0" w:after="0" w:line="240" w:lineRule="auto"/>
+              <w:ind w:left="567" w:hanging="567"/>
+            </w:pPr>
+            <w:r>
+              <w:rPr>
+                <w:rFonts w:ascii="Consolas" w:hAnsi="Consolas" w:eastAsia="Consolas"/>
+                <w:b w:val="0"/>
+                <w:color w:val="5B6875"/>
+                <w:sz w:val="16"/>
+              </w:rPr>
+              <w:t xml:space="preserve">  10  </w:t>
+            </w:r>
+            <w:r>
+              <w:rPr>
+                <w:rFonts w:ascii="Consolas" w:hAnsi="Consolas" w:eastAsia="Consolas"/>
+                <w:b w:val="0"/>
+                <w:sz w:val="16"/>
+              </w:rPr>
+              <w:t>except FrozenInstanceError:</w:t>
+            </w:r>
+          </w:p>
+          <w:p>
+            <w:pPr>
+              <w:spacing w:before="0" w:after="0" w:line="240" w:lineRule="auto"/>
+              <w:ind w:left="567" w:hanging="567"/>
+            </w:pPr>
+            <w:r>
+              <w:rPr>
+                <w:rFonts w:ascii="Consolas" w:hAnsi="Consolas" w:eastAsia="Consolas"/>
+                <w:b w:val="0"/>
+                <w:color w:val="5B6875"/>
+                <w:sz w:val="16"/>
+              </w:rPr>
+              <w:t xml:space="preserve">  11  </w:t>
+            </w:r>
+            <w:r>
+              <w:rPr>
+                <w:rFonts w:ascii="Consolas" w:hAnsi="Consolas" w:eastAsia="Consolas"/>
+                <w:b w:val="0"/>
+                <w:sz w:val="16"/>
+              </w:rPr>
+              <w:t xml:space="preserve">    print("read-only")</w:t>
+            </w:r>
+          </w:p>
+        </w:tc>
+      </w:tr>
+    </w:tbl>
+    <w:p/>
     <w:tbl>
       <w:tblPr>
         <w:tblW w:type="auto" w:w="0"/>
